--- a/Resume-LoganMancuso-DevOpsEng.docx
+++ b/Resume-LoganMancuso-DevOpsEng.docx
@@ -624,55 +624,7 @@
           <w:sz w:val="22"/>
           <w:szCs w:val="22"/>
         </w:rPr>
-        <w:t xml:space="preserve">Team </w:t>
-      </w:r>
-      <w:r>
-        <w:rPr>
-          <w:rFonts w:cs="Arial" w:ascii="Calibri" w:hAnsi="Calibri" w:asciiTheme="minorHAnsi" w:hAnsiTheme="minorHAnsi"/>
-          <w:sz w:val="22"/>
-          <w:szCs w:val="22"/>
-        </w:rPr>
-        <w:t>b</w:t>
-      </w:r>
-      <w:r>
-        <w:rPr>
-          <w:rFonts w:cs="Arial" w:ascii="Calibri" w:hAnsi="Calibri" w:asciiTheme="minorHAnsi" w:hAnsiTheme="minorHAnsi"/>
-          <w:sz w:val="22"/>
-          <w:szCs w:val="22"/>
-        </w:rPr>
-        <w:t xml:space="preserve">uilding, </w:t>
-      </w:r>
-      <w:r>
-        <w:rPr>
-          <w:rFonts w:cs="Arial" w:ascii="Calibri" w:hAnsi="Calibri" w:asciiTheme="minorHAnsi" w:hAnsiTheme="minorHAnsi"/>
-          <w:sz w:val="22"/>
-          <w:szCs w:val="22"/>
-        </w:rPr>
-        <w:t>t</w:t>
-      </w:r>
-      <w:r>
-        <w:rPr>
-          <w:rFonts w:cs="Arial" w:ascii="Calibri" w:hAnsi="Calibri" w:asciiTheme="minorHAnsi" w:hAnsiTheme="minorHAnsi"/>
-          <w:sz w:val="22"/>
-          <w:szCs w:val="22"/>
-        </w:rPr>
-        <w:t xml:space="preserve">echnical </w:t>
-      </w:r>
-      <w:r>
-        <w:rPr>
-          <w:rFonts w:cs="Arial" w:ascii="Calibri" w:hAnsi="Calibri" w:asciiTheme="minorHAnsi" w:hAnsiTheme="minorHAnsi"/>
-          <w:sz w:val="22"/>
-          <w:szCs w:val="22"/>
-        </w:rPr>
-        <w:t>a</w:t>
-      </w:r>
-      <w:r>
-        <w:rPr>
-          <w:rFonts w:cs="Arial" w:ascii="Calibri" w:hAnsi="Calibri" w:asciiTheme="minorHAnsi" w:hAnsiTheme="minorHAnsi"/>
-          <w:sz w:val="22"/>
-          <w:szCs w:val="22"/>
-        </w:rPr>
-        <w:t>rchitect, live troubleshooting, and client communication skills.</w:t>
+        <w:t>Team building, technical architect, live troubleshooting, and client communication skills.</w:t>
       </w:r>
     </w:p>
     <w:p>
@@ -728,7 +680,7 @@
           <w:sz w:val="22"/>
           <w:szCs w:val="22"/>
         </w:rPr>
-        <w:t>Dot Net 3.5, 4.6 and 6, Python, Java, JavaScript, C++, C</w:t>
+        <w:t>Dot Net 3.5, 4.6 and 6, Python, Java, JavaScript, C++,  C</w:t>
       </w:r>
     </w:p>
     <w:p>
@@ -760,7 +712,15 @@
           <w:sz w:val="22"/>
           <w:szCs w:val="22"/>
         </w:rPr>
-        <w:t xml:space="preserve"> Microsoft SQL, MySQL\MariaDB\PostgreSQL</w:t>
+        <w:t xml:space="preserve"> Microsoft SQL, MySQL, MariaDB, Postgre</w:t>
+      </w:r>
+      <w:r>
+        <w:rPr>
+          <w:rFonts w:ascii="Calibri" w:hAnsi="Calibri" w:asciiTheme="minorHAnsi" w:hAnsiTheme="minorHAnsi"/>
+          <w:sz w:val="22"/>
+          <w:szCs w:val="22"/>
+        </w:rPr>
+        <w:t>s</w:t>
       </w:r>
     </w:p>
     <w:p>
@@ -1173,8 +1133,8 @@
       </w:tblPr>
       <w:tblGrid>
         <w:gridCol w:w="445"/>
-        <w:gridCol w:w="1977"/>
-        <w:gridCol w:w="7648"/>
+        <w:gridCol w:w="1976"/>
+        <w:gridCol w:w="7649"/>
       </w:tblGrid>
       <w:tr>
         <w:trPr/>
@@ -1232,7 +1192,7 @@
         </w:tc>
         <w:tc>
           <w:tcPr>
-            <w:tcW w:w="1977" w:type="dxa"/>
+            <w:tcW w:w="1976" w:type="dxa"/>
             <w:tcBorders>
               <w:top w:val="nil"/>
               <w:left w:val="nil"/>
@@ -1287,7 +1247,7 @@
         </w:tc>
         <w:tc>
           <w:tcPr>
-            <w:tcW w:w="7648" w:type="dxa"/>
+            <w:tcW w:w="7649" w:type="dxa"/>
             <w:tcBorders>
               <w:top w:val="nil"/>
               <w:left w:val="nil"/>
@@ -1362,7 +1322,7 @@
         </w:tc>
         <w:tc>
           <w:tcPr>
-            <w:tcW w:w="1977" w:type="dxa"/>
+            <w:tcW w:w="1976" w:type="dxa"/>
             <w:tcBorders>
               <w:top w:val="nil"/>
               <w:left w:val="nil"/>
@@ -1404,7 +1364,7 @@
         </w:tc>
         <w:tc>
           <w:tcPr>
-            <w:tcW w:w="7648" w:type="dxa"/>
+            <w:tcW w:w="7649" w:type="dxa"/>
             <w:tcBorders>
               <w:top w:val="nil"/>
               <w:left w:val="nil"/>
@@ -1484,7 +1444,7 @@
         </w:tc>
         <w:tc>
           <w:tcPr>
-            <w:tcW w:w="1977" w:type="dxa"/>
+            <w:tcW w:w="1976" w:type="dxa"/>
             <w:tcBorders>
               <w:top w:val="nil"/>
               <w:left w:val="nil"/>
@@ -1526,7 +1486,7 @@
         </w:tc>
         <w:tc>
           <w:tcPr>
-            <w:tcW w:w="7648" w:type="dxa"/>
+            <w:tcW w:w="7649" w:type="dxa"/>
             <w:tcBorders>
               <w:top w:val="nil"/>
               <w:left w:val="nil"/>
@@ -1635,7 +1595,7 @@
         </w:tc>
         <w:tc>
           <w:tcPr>
-            <w:tcW w:w="1977" w:type="dxa"/>
+            <w:tcW w:w="1976" w:type="dxa"/>
             <w:tcBorders>
               <w:top w:val="nil"/>
               <w:left w:val="nil"/>
@@ -1677,7 +1637,7 @@
         </w:tc>
         <w:tc>
           <w:tcPr>
-            <w:tcW w:w="7648" w:type="dxa"/>
+            <w:tcW w:w="7649" w:type="dxa"/>
             <w:tcBorders>
               <w:top w:val="nil"/>
               <w:left w:val="nil"/>
@@ -1757,7 +1717,7 @@
         </w:tc>
         <w:tc>
           <w:tcPr>
-            <w:tcW w:w="1977" w:type="dxa"/>
+            <w:tcW w:w="1976" w:type="dxa"/>
             <w:tcBorders>
               <w:top w:val="nil"/>
               <w:left w:val="nil"/>
@@ -1804,7 +1764,7 @@
         </w:tc>
         <w:tc>
           <w:tcPr>
-            <w:tcW w:w="7648" w:type="dxa"/>
+            <w:tcW w:w="7649" w:type="dxa"/>
             <w:tcBorders>
               <w:top w:val="nil"/>
               <w:left w:val="nil"/>
@@ -1990,7 +1950,7 @@
         </w:tc>
         <w:tc>
           <w:tcPr>
-            <w:tcW w:w="1977" w:type="dxa"/>
+            <w:tcW w:w="1976" w:type="dxa"/>
             <w:tcBorders>
               <w:top w:val="nil"/>
               <w:left w:val="nil"/>
@@ -2032,7 +1992,7 @@
         </w:tc>
         <w:tc>
           <w:tcPr>
-            <w:tcW w:w="7648" w:type="dxa"/>
+            <w:tcW w:w="7649" w:type="dxa"/>
             <w:tcBorders>
               <w:top w:val="nil"/>
               <w:left w:val="nil"/>
@@ -2112,7 +2072,7 @@
         </w:tc>
         <w:tc>
           <w:tcPr>
-            <w:tcW w:w="1977" w:type="dxa"/>
+            <w:tcW w:w="1976" w:type="dxa"/>
             <w:tcBorders>
               <w:top w:val="nil"/>
               <w:left w:val="nil"/>
@@ -2155,7 +2115,7 @@
         </w:tc>
         <w:tc>
           <w:tcPr>
-            <w:tcW w:w="7648" w:type="dxa"/>
+            <w:tcW w:w="7649" w:type="dxa"/>
             <w:tcBorders>
               <w:top w:val="nil"/>
               <w:left w:val="nil"/>
@@ -2235,7 +2195,7 @@
         </w:tc>
         <w:tc>
           <w:tcPr>
-            <w:tcW w:w="1977" w:type="dxa"/>
+            <w:tcW w:w="1976" w:type="dxa"/>
             <w:tcBorders>
               <w:top w:val="nil"/>
               <w:left w:val="nil"/>
@@ -2278,7 +2238,7 @@
         </w:tc>
         <w:tc>
           <w:tcPr>
-            <w:tcW w:w="7648" w:type="dxa"/>
+            <w:tcW w:w="7649" w:type="dxa"/>
             <w:tcBorders>
               <w:top w:val="nil"/>
               <w:left w:val="nil"/>
@@ -2509,8 +2469,8 @@
       </w:tblPr>
       <w:tblGrid>
         <w:gridCol w:w="445"/>
-        <w:gridCol w:w="1977"/>
-        <w:gridCol w:w="7648"/>
+        <w:gridCol w:w="1976"/>
+        <w:gridCol w:w="7649"/>
       </w:tblGrid>
       <w:tr>
         <w:trPr/>
@@ -2568,7 +2528,7 @@
         </w:tc>
         <w:tc>
           <w:tcPr>
-            <w:tcW w:w="1977" w:type="dxa"/>
+            <w:tcW w:w="1976" w:type="dxa"/>
             <w:tcBorders>
               <w:top w:val="nil"/>
               <w:left w:val="nil"/>
@@ -2623,7 +2583,7 @@
         </w:tc>
         <w:tc>
           <w:tcPr>
-            <w:tcW w:w="7648" w:type="dxa"/>
+            <w:tcW w:w="7649" w:type="dxa"/>
             <w:tcBorders>
               <w:top w:val="nil"/>
               <w:left w:val="nil"/>
@@ -2698,7 +2658,7 @@
         </w:tc>
         <w:tc>
           <w:tcPr>
-            <w:tcW w:w="1977" w:type="dxa"/>
+            <w:tcW w:w="1976" w:type="dxa"/>
             <w:tcBorders>
               <w:top w:val="nil"/>
               <w:left w:val="nil"/>
@@ -2740,7 +2700,7 @@
         </w:tc>
         <w:tc>
           <w:tcPr>
-            <w:tcW w:w="7648" w:type="dxa"/>
+            <w:tcW w:w="7649" w:type="dxa"/>
             <w:tcBorders>
               <w:top w:val="nil"/>
               <w:left w:val="nil"/>
@@ -2820,7 +2780,7 @@
         </w:tc>
         <w:tc>
           <w:tcPr>
-            <w:tcW w:w="1977" w:type="dxa"/>
+            <w:tcW w:w="1976" w:type="dxa"/>
             <w:tcBorders>
               <w:top w:val="nil"/>
               <w:left w:val="nil"/>
@@ -2862,7 +2822,7 @@
         </w:tc>
         <w:tc>
           <w:tcPr>
-            <w:tcW w:w="7648" w:type="dxa"/>
+            <w:tcW w:w="7649" w:type="dxa"/>
             <w:tcBorders>
               <w:top w:val="nil"/>
               <w:left w:val="nil"/>
@@ -2942,7 +2902,7 @@
         </w:tc>
         <w:tc>
           <w:tcPr>
-            <w:tcW w:w="1977" w:type="dxa"/>
+            <w:tcW w:w="1976" w:type="dxa"/>
             <w:tcBorders>
               <w:top w:val="nil"/>
               <w:left w:val="nil"/>
@@ -2984,7 +2944,7 @@
         </w:tc>
         <w:tc>
           <w:tcPr>
-            <w:tcW w:w="7648" w:type="dxa"/>
+            <w:tcW w:w="7649" w:type="dxa"/>
             <w:tcBorders>
               <w:top w:val="nil"/>
               <w:left w:val="nil"/>
@@ -3064,7 +3024,7 @@
         </w:tc>
         <w:tc>
           <w:tcPr>
-            <w:tcW w:w="1977" w:type="dxa"/>
+            <w:tcW w:w="1976" w:type="dxa"/>
             <w:tcBorders>
               <w:top w:val="nil"/>
               <w:left w:val="nil"/>
@@ -3111,7 +3071,7 @@
         </w:tc>
         <w:tc>
           <w:tcPr>
-            <w:tcW w:w="7648" w:type="dxa"/>
+            <w:tcW w:w="7649" w:type="dxa"/>
             <w:tcBorders>
               <w:top w:val="nil"/>
               <w:left w:val="nil"/>
@@ -3216,7 +3176,7 @@
         </w:tc>
         <w:tc>
           <w:tcPr>
-            <w:tcW w:w="1977" w:type="dxa"/>
+            <w:tcW w:w="1976" w:type="dxa"/>
             <w:tcBorders>
               <w:top w:val="nil"/>
               <w:left w:val="nil"/>
@@ -3258,7 +3218,7 @@
         </w:tc>
         <w:tc>
           <w:tcPr>
-            <w:tcW w:w="7648" w:type="dxa"/>
+            <w:tcW w:w="7649" w:type="dxa"/>
             <w:tcBorders>
               <w:top w:val="nil"/>
               <w:left w:val="nil"/>
@@ -3338,7 +3298,7 @@
         </w:tc>
         <w:tc>
           <w:tcPr>
-            <w:tcW w:w="1977" w:type="dxa"/>
+            <w:tcW w:w="1976" w:type="dxa"/>
             <w:tcBorders>
               <w:top w:val="nil"/>
               <w:left w:val="nil"/>
@@ -3381,7 +3341,7 @@
         </w:tc>
         <w:tc>
           <w:tcPr>
-            <w:tcW w:w="7648" w:type="dxa"/>
+            <w:tcW w:w="7649" w:type="dxa"/>
             <w:tcBorders>
               <w:top w:val="nil"/>
               <w:left w:val="nil"/>
@@ -3461,7 +3421,7 @@
         </w:tc>
         <w:tc>
           <w:tcPr>
-            <w:tcW w:w="1977" w:type="dxa"/>
+            <w:tcW w:w="1976" w:type="dxa"/>
             <w:tcBorders>
               <w:top w:val="nil"/>
               <w:left w:val="nil"/>
@@ -3504,7 +3464,7 @@
         </w:tc>
         <w:tc>
           <w:tcPr>
-            <w:tcW w:w="7648" w:type="dxa"/>
+            <w:tcW w:w="7649" w:type="dxa"/>
             <w:tcBorders>
               <w:top w:val="nil"/>
               <w:left w:val="nil"/>
@@ -3665,8 +3625,8 @@
       </w:tblPr>
       <w:tblGrid>
         <w:gridCol w:w="445"/>
-        <w:gridCol w:w="1977"/>
-        <w:gridCol w:w="7648"/>
+        <w:gridCol w:w="1976"/>
+        <w:gridCol w:w="7649"/>
       </w:tblGrid>
       <w:tr>
         <w:trPr/>
@@ -3710,7 +3670,7 @@
         </w:tc>
         <w:tc>
           <w:tcPr>
-            <w:tcW w:w="1977" w:type="dxa"/>
+            <w:tcW w:w="1976" w:type="dxa"/>
             <w:tcBorders>
               <w:top w:val="nil"/>
               <w:left w:val="nil"/>
@@ -3752,7 +3712,7 @@
         </w:tc>
         <w:tc>
           <w:tcPr>
-            <w:tcW w:w="7648" w:type="dxa"/>
+            <w:tcW w:w="7649" w:type="dxa"/>
             <w:tcBorders>
               <w:top w:val="nil"/>
               <w:left w:val="nil"/>
@@ -3834,7 +3794,7 @@
         </w:tc>
         <w:tc>
           <w:tcPr>
-            <w:tcW w:w="1977" w:type="dxa"/>
+            <w:tcW w:w="1976" w:type="dxa"/>
             <w:tcBorders>
               <w:top w:val="nil"/>
               <w:left w:val="nil"/>
@@ -3876,7 +3836,7 @@
         </w:tc>
         <w:tc>
           <w:tcPr>
-            <w:tcW w:w="7648" w:type="dxa"/>
+            <w:tcW w:w="7649" w:type="dxa"/>
             <w:tcBorders>
               <w:top w:val="nil"/>
               <w:left w:val="nil"/>
@@ -3958,7 +3918,7 @@
         </w:tc>
         <w:tc>
           <w:tcPr>
-            <w:tcW w:w="1977" w:type="dxa"/>
+            <w:tcW w:w="1976" w:type="dxa"/>
             <w:tcBorders>
               <w:top w:val="nil"/>
               <w:left w:val="nil"/>
@@ -4000,7 +3960,7 @@
         </w:tc>
         <w:tc>
           <w:tcPr>
-            <w:tcW w:w="7648" w:type="dxa"/>
+            <w:tcW w:w="7649" w:type="dxa"/>
             <w:tcBorders>
               <w:top w:val="nil"/>
               <w:left w:val="nil"/>
@@ -4082,7 +4042,7 @@
         </w:tc>
         <w:tc>
           <w:tcPr>
-            <w:tcW w:w="1977" w:type="dxa"/>
+            <w:tcW w:w="1976" w:type="dxa"/>
             <w:tcBorders>
               <w:top w:val="nil"/>
               <w:left w:val="nil"/>
@@ -4130,7 +4090,7 @@
         </w:tc>
         <w:tc>
           <w:tcPr>
-            <w:tcW w:w="7648" w:type="dxa"/>
+            <w:tcW w:w="7649" w:type="dxa"/>
             <w:tcBorders>
               <w:top w:val="nil"/>
               <w:left w:val="nil"/>
@@ -4430,7 +4390,7 @@
         </w:tc>
         <w:tc>
           <w:tcPr>
-            <w:tcW w:w="1977" w:type="dxa"/>
+            <w:tcW w:w="1976" w:type="dxa"/>
             <w:tcBorders>
               <w:top w:val="nil"/>
               <w:left w:val="nil"/>
@@ -4472,7 +4432,7 @@
         </w:tc>
         <w:tc>
           <w:tcPr>
-            <w:tcW w:w="7648" w:type="dxa"/>
+            <w:tcW w:w="7649" w:type="dxa"/>
             <w:tcBorders>
               <w:top w:val="nil"/>
               <w:left w:val="nil"/>
@@ -4554,7 +4514,7 @@
         </w:tc>
         <w:tc>
           <w:tcPr>
-            <w:tcW w:w="1977" w:type="dxa"/>
+            <w:tcW w:w="1976" w:type="dxa"/>
             <w:tcBorders>
               <w:top w:val="nil"/>
               <w:left w:val="nil"/>
@@ -4598,7 +4558,7 @@
         </w:tc>
         <w:tc>
           <w:tcPr>
-            <w:tcW w:w="7648" w:type="dxa"/>
+            <w:tcW w:w="7649" w:type="dxa"/>
             <w:tcBorders>
               <w:top w:val="nil"/>
               <w:left w:val="nil"/>
@@ -4680,7 +4640,7 @@
         </w:tc>
         <w:tc>
           <w:tcPr>
-            <w:tcW w:w="1977" w:type="dxa"/>
+            <w:tcW w:w="1976" w:type="dxa"/>
             <w:tcBorders>
               <w:top w:val="nil"/>
               <w:left w:val="nil"/>
@@ -4724,7 +4684,7 @@
         </w:tc>
         <w:tc>
           <w:tcPr>
-            <w:tcW w:w="7648" w:type="dxa"/>
+            <w:tcW w:w="7649" w:type="dxa"/>
             <w:tcBorders>
               <w:top w:val="nil"/>
               <w:left w:val="nil"/>

--- a/Resume-LoganMancuso-DevOpsEng.docx
+++ b/Resume-LoganMancuso-DevOpsEng.docx
@@ -5,6 +5,10 @@
     <w:p>
       <w:pPr>
         <w:pStyle w:val="Normal"/>
+        <w:tabs>
+          <w:tab w:val="clear" w:pos="720"/>
+          <w:tab w:val="left" w:pos="7560" w:leader="none"/>
+        </w:tabs>
         <w:rPr>
           <w:rFonts w:ascii="Calibri" w:hAnsi="Calibri" w:cs="Calibri"/>
           <w:bCs/>
@@ -20,7 +24,6 @@
           <w:szCs w:val="36"/>
         </w:rPr>
         <w:t>Logan Mancuso</w:t>
-        <w:tab/>
         <w:tab/>
       </w:r>
       <w:hyperlink r:id="rId2">
@@ -312,12 +315,22 @@
             </w:hyperlink>
             <w:r>
               <w:rPr>
+                <w:rStyle w:val="InternetLink"/>
                 <w:rFonts w:eastAsia="Times New Roman" w:cs="Times New Roman" w:ascii="Calibri" w:hAnsi="Calibri"/>
                 <w:kern w:val="0"/>
                 <w:szCs w:val="22"/>
                 <w:lang w:val="en-US" w:eastAsia="en-US" w:bidi="ar-SA"/>
               </w:rPr>
-              <w:t xml:space="preserve">  (803) 470-3985</w:t>
+              <w:t xml:space="preserve">                                                 </w:t>
+            </w:r>
+            <w:r>
+              <w:rPr>
+                <w:rFonts w:eastAsia="Times New Roman" w:cs="Times New Roman" w:ascii="Calibri" w:hAnsi="Calibri"/>
+                <w:kern w:val="0"/>
+                <w:szCs w:val="22"/>
+                <w:lang w:val="en-US" w:eastAsia="en-US" w:bidi="ar-SA"/>
+              </w:rPr>
+              <w:t>(803) 470-3985</w:t>
             </w:r>
           </w:p>
         </w:tc>
@@ -680,7 +693,7 @@
           <w:sz w:val="22"/>
           <w:szCs w:val="22"/>
         </w:rPr>
-        <w:t>Dot Net 3.5, 4.6 and 6, Python, Java, JavaScript, C++,  C</w:t>
+        <w:t>Dot Net 3.5, 4.6 and 6, Python, Java, JavaScript, C++, C</w:t>
       </w:r>
     </w:p>
     <w:p>
@@ -712,15 +725,7 @@
           <w:sz w:val="22"/>
           <w:szCs w:val="22"/>
         </w:rPr>
-        <w:t xml:space="preserve"> Microsoft SQL, MySQL, MariaDB, Postgre</w:t>
-      </w:r>
-      <w:r>
-        <w:rPr>
-          <w:rFonts w:ascii="Calibri" w:hAnsi="Calibri" w:asciiTheme="minorHAnsi" w:hAnsiTheme="minorHAnsi"/>
-          <w:sz w:val="22"/>
-          <w:szCs w:val="22"/>
-        </w:rPr>
-        <w:t>s</w:t>
+        <w:t xml:space="preserve"> Microsoft SQL, MySQL, MariaDB, Postgres</w:t>
       </w:r>
     </w:p>
     <w:p>
@@ -1133,8 +1138,8 @@
       </w:tblPr>
       <w:tblGrid>
         <w:gridCol w:w="445"/>
-        <w:gridCol w:w="1976"/>
-        <w:gridCol w:w="7649"/>
+        <w:gridCol w:w="1975"/>
+        <w:gridCol w:w="7650"/>
       </w:tblGrid>
       <w:tr>
         <w:trPr/>
@@ -1192,7 +1197,7 @@
         </w:tc>
         <w:tc>
           <w:tcPr>
-            <w:tcW w:w="1976" w:type="dxa"/>
+            <w:tcW w:w="1975" w:type="dxa"/>
             <w:tcBorders>
               <w:top w:val="nil"/>
               <w:left w:val="nil"/>
@@ -1247,7 +1252,7 @@
         </w:tc>
         <w:tc>
           <w:tcPr>
-            <w:tcW w:w="7649" w:type="dxa"/>
+            <w:tcW w:w="7650" w:type="dxa"/>
             <w:tcBorders>
               <w:top w:val="nil"/>
               <w:left w:val="nil"/>
@@ -1276,7 +1281,7 @@
                 <w:szCs w:val="22"/>
                 <w:lang w:val="en-US" w:eastAsia="en-US" w:bidi="ar-SA"/>
               </w:rPr>
-              <w:t xml:space="preserve">On-Premise (air-gaped secure environment)  </w:t>
+              <w:t>Azure Government Cloud</w:t>
             </w:r>
           </w:p>
         </w:tc>
@@ -1322,7 +1327,7 @@
         </w:tc>
         <w:tc>
           <w:tcPr>
-            <w:tcW w:w="1976" w:type="dxa"/>
+            <w:tcW w:w="1975" w:type="dxa"/>
             <w:tcBorders>
               <w:top w:val="nil"/>
               <w:left w:val="nil"/>
@@ -1364,7 +1369,7 @@
         </w:tc>
         <w:tc>
           <w:tcPr>
-            <w:tcW w:w="7649" w:type="dxa"/>
+            <w:tcW w:w="7650" w:type="dxa"/>
             <w:tcBorders>
               <w:top w:val="nil"/>
               <w:left w:val="nil"/>
@@ -1395,10 +1400,10 @@
                 <w:rFonts w:eastAsia="Times New Roman" w:cs="Times New Roman" w:ascii="Calibri" w:hAnsi="Calibri"/>
                 <w:kern w:val="0"/>
                 <w:sz w:val="22"/>
-                <w:szCs w:val="22"/>
-                <w:lang w:val="en-US" w:eastAsia="en-US" w:bidi="ar-SA"/>
-              </w:rPr>
-              <w:t>Idemia Driver 360</w:t>
+                <w:szCs w:val="20"/>
+                <w:lang w:val="en-US" w:eastAsia="en-US" w:bidi="ar-SA"/>
+              </w:rPr>
+              <w:t xml:space="preserve">Multi-Biometric Identification Software (MBIS) Proprietary software developed by Idemia for identification and classification of soft and hard bio-markers. </w:t>
             </w:r>
           </w:p>
         </w:tc>
@@ -1444,7 +1449,7 @@
         </w:tc>
         <w:tc>
           <w:tcPr>
-            <w:tcW w:w="1976" w:type="dxa"/>
+            <w:tcW w:w="1975" w:type="dxa"/>
             <w:tcBorders>
               <w:top w:val="nil"/>
               <w:left w:val="nil"/>
@@ -1486,7 +1491,7 @@
         </w:tc>
         <w:tc>
           <w:tcPr>
-            <w:tcW w:w="7649" w:type="dxa"/>
+            <w:tcW w:w="7650" w:type="dxa"/>
             <w:tcBorders>
               <w:top w:val="nil"/>
               <w:left w:val="nil"/>
@@ -1520,9 +1525,23 @@
                 <w:szCs w:val="22"/>
                 <w:lang w:val="en-US" w:eastAsia="en-US" w:bidi="ar-SA"/>
               </w:rPr>
-              <w:t xml:space="preserve">Lead DevOps Engineer, Systems Administrator, Lead Tier 3 Support </w:t>
-            </w:r>
-          </w:p>
+              <w:t xml:space="preserve">Lead DevOps Engineer (lead a team of 3 engineers deploying across many states) </w:t>
+            </w:r>
+          </w:p>
+        </w:tc>
+      </w:tr>
+      <w:tr>
+        <w:trPr/>
+        <w:tc>
+          <w:tcPr>
+            <w:tcW w:w="445" w:type="dxa"/>
+            <w:tcBorders>
+              <w:top w:val="nil"/>
+              <w:left w:val="nil"/>
+              <w:bottom w:val="nil"/>
+              <w:right w:val="nil"/>
+            </w:tcBorders>
+          </w:tcPr>
           <w:p>
             <w:pPr>
               <w:pStyle w:val="Normal"/>
@@ -1543,22 +1562,58 @@
             </w:pPr>
             <w:r>
               <w:rPr>
-                <w:rFonts w:eastAsia="Times New Roman" w:cs="Times New Roman" w:ascii="Calibri" w:hAnsi="Calibri"/>
-                <w:kern w:val="0"/>
-                <w:sz w:val="22"/>
-                <w:szCs w:val="22"/>
-                <w:lang w:val="en-US" w:eastAsia="en-US" w:bidi="ar-SA"/>
-              </w:rPr>
-              <w:t xml:space="preserve">(lead a team of 4 engineers to deploy out to Oklahoma environments) </w:t>
-            </w:r>
-          </w:p>
-        </w:tc>
-      </w:tr>
-      <w:tr>
-        <w:trPr/>
-        <w:tc>
-          <w:tcPr>
-            <w:tcW w:w="445" w:type="dxa"/>
+                <w:rFonts w:ascii="Calibri" w:hAnsi="Calibri"/>
+                <w:sz w:val="22"/>
+                <w:szCs w:val="22"/>
+              </w:rPr>
+            </w:r>
+          </w:p>
+        </w:tc>
+        <w:tc>
+          <w:tcPr>
+            <w:tcW w:w="1975" w:type="dxa"/>
+            <w:tcBorders>
+              <w:top w:val="nil"/>
+              <w:left w:val="nil"/>
+              <w:bottom w:val="nil"/>
+              <w:right w:val="nil"/>
+            </w:tcBorders>
+          </w:tcPr>
+          <w:p>
+            <w:pPr>
+              <w:pStyle w:val="Normal"/>
+              <w:widowControl w:val="false"/>
+              <w:suppressAutoHyphens w:val="true"/>
+              <w:spacing w:before="0" w:after="0"/>
+              <w:jc w:val="left"/>
+              <w:rPr>
+                <w:rFonts w:ascii="Calibri" w:hAnsi="Calibri" w:cs="Calibri"/>
+                <w:b/>
+                <w:b/>
+                <w:bCs/>
+                <w:iCs/>
+                <w:sz w:val="22"/>
+                <w:szCs w:val="22"/>
+              </w:rPr>
+            </w:pPr>
+            <w:r>
+              <w:rPr>
+                <w:rFonts w:eastAsia="Times New Roman" w:cs="Calibri" w:ascii="Calibri" w:hAnsi="Calibri"/>
+                <w:b/>
+                <w:bCs/>
+                <w:iCs/>
+                <w:kern w:val="0"/>
+                <w:sz w:val="22"/>
+                <w:szCs w:val="22"/>
+                <w:lang w:val="en-US" w:eastAsia="en-US" w:bidi="ar-SA"/>
+              </w:rPr>
+              <w:t>Project Duration:</w:t>
+            </w:r>
+          </w:p>
+        </w:tc>
+        <w:tc>
+          <w:tcPr>
+            <w:tcW w:w="7650" w:type="dxa"/>
             <w:tcBorders>
               <w:top w:val="nil"/>
               <w:left w:val="nil"/>
@@ -1586,16 +1641,22 @@
             </w:pPr>
             <w:r>
               <w:rPr>
-                <w:rFonts w:ascii="Calibri" w:hAnsi="Calibri"/>
-                <w:sz w:val="22"/>
-                <w:szCs w:val="22"/>
-              </w:rPr>
-            </w:r>
-          </w:p>
-        </w:tc>
-        <w:tc>
-          <w:tcPr>
-            <w:tcW w:w="1976" w:type="dxa"/>
+                <w:rFonts w:eastAsia="Times New Roman" w:cs="Times New Roman" w:ascii="Calibri" w:hAnsi="Calibri"/>
+                <w:kern w:val="0"/>
+                <w:sz w:val="22"/>
+                <w:szCs w:val="22"/>
+                <w:lang w:val="en-US" w:eastAsia="en-US" w:bidi="ar-SA"/>
+              </w:rPr>
+              <w:t>5 Months</w:t>
+            </w:r>
+          </w:p>
+        </w:tc>
+      </w:tr>
+      <w:tr>
+        <w:trPr/>
+        <w:tc>
+          <w:tcPr>
+            <w:tcW w:w="445" w:type="dxa"/>
             <w:tcBorders>
               <w:top w:val="nil"/>
               <w:left w:val="nil"/>
@@ -1607,8 +1668,50 @@
             <w:pPr>
               <w:pStyle w:val="Normal"/>
               <w:widowControl w:val="false"/>
-              <w:suppressAutoHyphens w:val="true"/>
-              <w:spacing w:before="0" w:after="0"/>
+              <w:tabs>
+                <w:tab w:val="clear" w:pos="720"/>
+                <w:tab w:val="right" w:pos="2646" w:leader="none"/>
+                <w:tab w:val="right" w:pos="9180" w:leader="none"/>
+              </w:tabs>
+              <w:suppressAutoHyphens w:val="true"/>
+              <w:spacing w:lineRule="atLeast" w:line="260" w:before="0" w:after="120"/>
+              <w:jc w:val="left"/>
+              <w:rPr>
+                <w:rFonts w:ascii="Calibri" w:hAnsi="Calibri"/>
+                <w:sz w:val="22"/>
+                <w:szCs w:val="22"/>
+              </w:rPr>
+            </w:pPr>
+            <w:r>
+              <w:rPr>
+                <w:rFonts w:ascii="Calibri" w:hAnsi="Calibri"/>
+                <w:sz w:val="22"/>
+                <w:szCs w:val="22"/>
+              </w:rPr>
+            </w:r>
+          </w:p>
+        </w:tc>
+        <w:tc>
+          <w:tcPr>
+            <w:tcW w:w="1975" w:type="dxa"/>
+            <w:tcBorders>
+              <w:top w:val="nil"/>
+              <w:left w:val="nil"/>
+              <w:bottom w:val="nil"/>
+              <w:right w:val="nil"/>
+            </w:tcBorders>
+          </w:tcPr>
+          <w:p>
+            <w:pPr>
+              <w:pStyle w:val="Normal"/>
+              <w:widowControl w:val="false"/>
+              <w:tabs>
+                <w:tab w:val="clear" w:pos="720"/>
+                <w:tab w:val="right" w:pos="2646" w:leader="none"/>
+                <w:tab w:val="right" w:pos="9180" w:leader="none"/>
+              </w:tabs>
+              <w:suppressAutoHyphens w:val="true"/>
+              <w:spacing w:lineRule="atLeast" w:line="260" w:before="0" w:after="120"/>
               <w:jc w:val="left"/>
               <w:rPr>
                 <w:rFonts w:ascii="Calibri" w:hAnsi="Calibri" w:cs="Calibri"/>
@@ -1631,13 +1734,81 @@
                 <w:szCs w:val="22"/>
                 <w:lang w:val="en-US" w:eastAsia="en-US" w:bidi="ar-SA"/>
               </w:rPr>
-              <w:t>Project Duration:</w:t>
-            </w:r>
-          </w:p>
-        </w:tc>
-        <w:tc>
-          <w:tcPr>
-            <w:tcW w:w="7649" w:type="dxa"/>
+              <w:t>Responsibilities:</w:t>
+            </w:r>
+          </w:p>
+        </w:tc>
+        <w:tc>
+          <w:tcPr>
+            <w:tcW w:w="7650" w:type="dxa"/>
+            <w:tcBorders>
+              <w:top w:val="nil"/>
+              <w:left w:val="nil"/>
+              <w:bottom w:val="nil"/>
+              <w:right w:val="nil"/>
+            </w:tcBorders>
+          </w:tcPr>
+          <w:p>
+            <w:pPr>
+              <w:pStyle w:val="Normal"/>
+              <w:widowControl w:val="false"/>
+              <w:numPr>
+                <w:ilvl w:val="0"/>
+                <w:numId w:val="2"/>
+              </w:numPr>
+              <w:suppressAutoHyphens w:val="true"/>
+              <w:spacing w:before="60" w:after="0"/>
+              <w:jc w:val="left"/>
+              <w:rPr>
+                <w:rFonts w:ascii="Calibri" w:hAnsi="Calibri" w:cs="Calibri"/>
+                <w:sz w:val="22"/>
+              </w:rPr>
+            </w:pPr>
+            <w:r>
+              <w:rPr>
+                <w:rFonts w:eastAsia="Times New Roman" w:cs="Calibri" w:ascii="Calibri" w:hAnsi="Calibri"/>
+                <w:kern w:val="0"/>
+                <w:sz w:val="22"/>
+                <w:szCs w:val="20"/>
+                <w:lang w:val="en-US" w:eastAsia="en-US" w:bidi="ar-SA"/>
+              </w:rPr>
+              <w:t xml:space="preserve">Deployment of Ansible Scripts to install custom RPM packages to deployed RHEL servers. </w:t>
+            </w:r>
+          </w:p>
+          <w:p>
+            <w:pPr>
+              <w:pStyle w:val="Normal"/>
+              <w:widowControl w:val="false"/>
+              <w:numPr>
+                <w:ilvl w:val="0"/>
+                <w:numId w:val="2"/>
+              </w:numPr>
+              <w:suppressAutoHyphens w:val="true"/>
+              <w:spacing w:before="60" w:after="0"/>
+              <w:jc w:val="left"/>
+              <w:rPr>
+                <w:rFonts w:ascii="Calibri" w:hAnsi="Calibri" w:cs="Calibri"/>
+                <w:sz w:val="22"/>
+              </w:rPr>
+            </w:pPr>
+            <w:r>
+              <w:rPr>
+                <w:rFonts w:eastAsia="Times New Roman" w:cs="Calibri" w:ascii="Calibri" w:hAnsi="Calibri"/>
+                <w:kern w:val="0"/>
+                <w:sz w:val="22"/>
+                <w:szCs w:val="20"/>
+                <w:lang w:val="en-US" w:eastAsia="en-US" w:bidi="ar-SA"/>
+              </w:rPr>
+              <w:t xml:space="preserve">Create and edit Ansible scripts to continue development of the pipeline.  </w:t>
+            </w:r>
+          </w:p>
+        </w:tc>
+      </w:tr>
+      <w:tr>
+        <w:trPr/>
+        <w:tc>
+          <w:tcPr>
+            <w:tcW w:w="445" w:type="dxa"/>
             <w:tcBorders>
               <w:top w:val="nil"/>
               <w:left w:val="nil"/>
@@ -1665,22 +1836,58 @@
             </w:pPr>
             <w:r>
               <w:rPr>
-                <w:rFonts w:eastAsia="Times New Roman" w:cs="Times New Roman" w:ascii="Calibri" w:hAnsi="Calibri"/>
-                <w:kern w:val="0"/>
-                <w:sz w:val="22"/>
-                <w:szCs w:val="22"/>
-                <w:lang w:val="en-US" w:eastAsia="en-US" w:bidi="ar-SA"/>
-              </w:rPr>
-              <w:t>2 years 6 Months</w:t>
-            </w:r>
-          </w:p>
-        </w:tc>
-      </w:tr>
-      <w:tr>
-        <w:trPr/>
-        <w:tc>
-          <w:tcPr>
-            <w:tcW w:w="445" w:type="dxa"/>
+                <w:rFonts w:ascii="Calibri" w:hAnsi="Calibri"/>
+                <w:sz w:val="22"/>
+                <w:szCs w:val="22"/>
+              </w:rPr>
+            </w:r>
+          </w:p>
+        </w:tc>
+        <w:tc>
+          <w:tcPr>
+            <w:tcW w:w="1975" w:type="dxa"/>
+            <w:tcBorders>
+              <w:top w:val="nil"/>
+              <w:left w:val="nil"/>
+              <w:bottom w:val="nil"/>
+              <w:right w:val="nil"/>
+            </w:tcBorders>
+          </w:tcPr>
+          <w:p>
+            <w:pPr>
+              <w:pStyle w:val="Normal"/>
+              <w:widowControl w:val="false"/>
+              <w:suppressAutoHyphens w:val="true"/>
+              <w:spacing w:before="0" w:after="0"/>
+              <w:jc w:val="left"/>
+              <w:rPr>
+                <w:rFonts w:ascii="Calibri" w:hAnsi="Calibri" w:cs="Calibri"/>
+                <w:b/>
+                <w:b/>
+                <w:bCs/>
+                <w:iCs/>
+                <w:sz w:val="22"/>
+                <w:szCs w:val="22"/>
+              </w:rPr>
+            </w:pPr>
+            <w:r>
+              <w:rPr>
+                <w:rFonts w:eastAsia="Times New Roman" w:cs="Calibri" w:ascii="Calibri" w:hAnsi="Calibri"/>
+                <w:b/>
+                <w:bCs/>
+                <w:iCs/>
+                <w:kern w:val="0"/>
+                <w:sz w:val="22"/>
+                <w:szCs w:val="22"/>
+                <w:lang w:val="en-US" w:eastAsia="en-US" w:bidi="ar-SA"/>
+              </w:rPr>
+              <w:t>Operating Systems:</w:t>
+            </w:r>
+          </w:p>
+        </w:tc>
+        <w:tc>
+          <w:tcPr>
+            <w:tcW w:w="7650" w:type="dxa"/>
             <w:tcBorders>
               <w:top w:val="nil"/>
               <w:left w:val="nil"/>
@@ -1708,16 +1915,22 @@
             </w:pPr>
             <w:r>
               <w:rPr>
-                <w:rFonts w:ascii="Calibri" w:hAnsi="Calibri"/>
-                <w:sz w:val="22"/>
-                <w:szCs w:val="22"/>
-              </w:rPr>
-            </w:r>
-          </w:p>
-        </w:tc>
-        <w:tc>
-          <w:tcPr>
-            <w:tcW w:w="1976" w:type="dxa"/>
+                <w:rFonts w:eastAsia="Times New Roman" w:cs="Times New Roman" w:ascii="Calibri" w:hAnsi="Calibri"/>
+                <w:kern w:val="0"/>
+                <w:sz w:val="22"/>
+                <w:szCs w:val="22"/>
+                <w:lang w:val="en-US" w:eastAsia="en-US" w:bidi="ar-SA"/>
+              </w:rPr>
+              <w:t xml:space="preserve">RHEL, CentOS 8 - Kernel 4.18 </w:t>
+            </w:r>
+          </w:p>
+        </w:tc>
+      </w:tr>
+      <w:tr>
+        <w:trPr/>
+        <w:tc>
+          <w:tcPr>
+            <w:tcW w:w="445" w:type="dxa"/>
             <w:tcBorders>
               <w:top w:val="nil"/>
               <w:left w:val="nil"/>
@@ -1738,182 +1951,23 @@
               <w:spacing w:lineRule="atLeast" w:line="260" w:before="0" w:after="120"/>
               <w:jc w:val="left"/>
               <w:rPr>
-                <w:rFonts w:ascii="Calibri" w:hAnsi="Calibri" w:cs="Calibri"/>
-                <w:b/>
-                <w:b/>
-                <w:bCs/>
-                <w:iCs/>
-                <w:sz w:val="22"/>
-                <w:szCs w:val="22"/>
-              </w:rPr>
-            </w:pPr>
-            <w:r>
-              <w:rPr>
-                <w:rFonts w:eastAsia="Times New Roman" w:cs="Calibri" w:ascii="Calibri" w:hAnsi="Calibri"/>
-                <w:b/>
-                <w:bCs/>
-                <w:iCs/>
-                <w:kern w:val="0"/>
-                <w:sz w:val="22"/>
-                <w:szCs w:val="22"/>
-                <w:lang w:val="en-US" w:eastAsia="en-US" w:bidi="ar-SA"/>
-              </w:rPr>
-              <w:t>Responsibilities:</w:t>
-            </w:r>
-          </w:p>
-        </w:tc>
-        <w:tc>
-          <w:tcPr>
-            <w:tcW w:w="7649" w:type="dxa"/>
-            <w:tcBorders>
-              <w:top w:val="nil"/>
-              <w:left w:val="nil"/>
-              <w:bottom w:val="nil"/>
-              <w:right w:val="nil"/>
-            </w:tcBorders>
-          </w:tcPr>
-          <w:p>
-            <w:pPr>
-              <w:pStyle w:val="Normal"/>
-              <w:widowControl w:val="false"/>
-              <w:numPr>
-                <w:ilvl w:val="0"/>
-                <w:numId w:val="2"/>
-              </w:numPr>
-              <w:suppressAutoHyphens w:val="true"/>
-              <w:spacing w:before="60" w:after="0"/>
-              <w:jc w:val="left"/>
-              <w:rPr>
-                <w:rFonts w:ascii="Calibri" w:hAnsi="Calibri" w:cs="Calibri"/>
-                <w:sz w:val="22"/>
-              </w:rPr>
-            </w:pPr>
-            <w:r>
-              <w:rPr>
-                <w:rFonts w:eastAsia="Times New Roman" w:cs="Calibri" w:ascii="Calibri" w:hAnsi="Calibri"/>
-                <w:kern w:val="0"/>
-                <w:sz w:val="22"/>
-                <w:szCs w:val="20"/>
-                <w:lang w:val="en-US" w:eastAsia="en-US" w:bidi="ar-SA"/>
-              </w:rPr>
-              <w:t>Develop Pipeline and entire CI/CD process for promotion of Back-Office code to Production Systems</w:t>
-            </w:r>
-          </w:p>
-          <w:p>
-            <w:pPr>
-              <w:pStyle w:val="Normal"/>
-              <w:widowControl w:val="false"/>
-              <w:numPr>
-                <w:ilvl w:val="0"/>
-                <w:numId w:val="2"/>
-              </w:numPr>
-              <w:suppressAutoHyphens w:val="true"/>
-              <w:spacing w:before="60" w:after="0"/>
-              <w:jc w:val="left"/>
-              <w:rPr>
-                <w:rFonts w:ascii="Calibri" w:hAnsi="Calibri" w:cs="Calibri"/>
-                <w:sz w:val="22"/>
-              </w:rPr>
-            </w:pPr>
-            <w:r>
-              <w:rPr>
-                <w:rFonts w:eastAsia="Times New Roman" w:cs="Calibri" w:ascii="Calibri" w:hAnsi="Calibri"/>
-                <w:kern w:val="0"/>
-                <w:sz w:val="22"/>
-                <w:szCs w:val="20"/>
-                <w:lang w:val="en-US" w:eastAsia="en-US" w:bidi="ar-SA"/>
-              </w:rPr>
-              <w:t>Manage MoveIT, Pentaho, and External Interface connectivity to subsidiary systems</w:t>
-            </w:r>
-          </w:p>
-          <w:p>
-            <w:pPr>
-              <w:pStyle w:val="Normal"/>
-              <w:widowControl w:val="false"/>
-              <w:numPr>
-                <w:ilvl w:val="0"/>
-                <w:numId w:val="2"/>
-              </w:numPr>
-              <w:suppressAutoHyphens w:val="true"/>
-              <w:spacing w:before="60" w:after="0"/>
-              <w:jc w:val="left"/>
-              <w:rPr>
-                <w:rFonts w:ascii="Calibri" w:hAnsi="Calibri" w:cs="Calibri"/>
-                <w:sz w:val="22"/>
-              </w:rPr>
-            </w:pPr>
-            <w:r>
-              <w:rPr>
-                <w:rFonts w:eastAsia="Times New Roman" w:cs="Calibri" w:ascii="Calibri" w:hAnsi="Calibri"/>
-                <w:kern w:val="0"/>
-                <w:sz w:val="22"/>
-                <w:szCs w:val="20"/>
-                <w:lang w:val="en-US" w:eastAsia="en-US" w:bidi="ar-SA"/>
-              </w:rPr>
-              <w:t>Deployment of all code and validation of deployment process</w:t>
-            </w:r>
-          </w:p>
-          <w:p>
-            <w:pPr>
-              <w:pStyle w:val="Normal"/>
-              <w:widowControl w:val="false"/>
-              <w:numPr>
-                <w:ilvl w:val="0"/>
-                <w:numId w:val="2"/>
-              </w:numPr>
-              <w:suppressAutoHyphens w:val="true"/>
-              <w:spacing w:before="60" w:after="0"/>
-              <w:jc w:val="left"/>
-              <w:rPr>
-                <w:rFonts w:ascii="Calibri" w:hAnsi="Calibri" w:cs="Calibri"/>
-                <w:sz w:val="22"/>
-              </w:rPr>
-            </w:pPr>
-            <w:r>
-              <w:rPr>
-                <w:rFonts w:eastAsia="Times New Roman" w:cs="Calibri" w:ascii="Calibri" w:hAnsi="Calibri"/>
-                <w:kern w:val="0"/>
-                <w:sz w:val="22"/>
-                <w:szCs w:val="20"/>
-                <w:lang w:val="en-US" w:eastAsia="en-US" w:bidi="ar-SA"/>
-              </w:rPr>
-              <w:t>Lead deployment of new environments and maintain the infrastructure of existing environments.</w:t>
-            </w:r>
-          </w:p>
-          <w:p>
-            <w:pPr>
-              <w:pStyle w:val="Normal"/>
-              <w:widowControl w:val="false"/>
-              <w:numPr>
-                <w:ilvl w:val="0"/>
-                <w:numId w:val="2"/>
-              </w:numPr>
-              <w:suppressAutoHyphens w:val="true"/>
-              <w:spacing w:before="60" w:after="0"/>
-              <w:jc w:val="left"/>
-              <w:rPr>
-                <w:rFonts w:ascii="Calibri" w:hAnsi="Calibri" w:cs="Calibri"/>
-                <w:sz w:val="22"/>
-              </w:rPr>
-            </w:pPr>
-            <w:r>
-              <w:rPr>
-                <w:rFonts w:eastAsia="Times New Roman" w:cs="Calibri" w:ascii="Calibri" w:hAnsi="Calibri"/>
-                <w:kern w:val="0"/>
-                <w:sz w:val="22"/>
-                <w:szCs w:val="20"/>
-                <w:lang w:val="en-US" w:eastAsia="en-US" w:bidi="ar-SA"/>
-              </w:rPr>
-              <w:t xml:space="preserve">Lead for security and auditing of the systems in production. Control over all user accounts and maintenance and updates to systems. </w:t>
-            </w:r>
-          </w:p>
-        </w:tc>
-      </w:tr>
-      <w:tr>
-        <w:trPr/>
-        <w:tc>
-          <w:tcPr>
-            <w:tcW w:w="445" w:type="dxa"/>
+                <w:rFonts w:ascii="Calibri" w:hAnsi="Calibri"/>
+                <w:sz w:val="22"/>
+                <w:szCs w:val="22"/>
+              </w:rPr>
+            </w:pPr>
+            <w:r>
+              <w:rPr>
+                <w:rFonts w:ascii="Calibri" w:hAnsi="Calibri"/>
+                <w:sz w:val="22"/>
+                <w:szCs w:val="22"/>
+              </w:rPr>
+            </w:r>
+          </w:p>
+        </w:tc>
+        <w:tc>
+          <w:tcPr>
+            <w:tcW w:w="1975" w:type="dxa"/>
             <w:tcBorders>
               <w:top w:val="nil"/>
               <w:left w:val="nil"/>
@@ -1941,42 +1995,6 @@
             </w:pPr>
             <w:r>
               <w:rPr>
-                <w:rFonts w:ascii="Calibri" w:hAnsi="Calibri"/>
-                <w:sz w:val="22"/>
-                <w:szCs w:val="22"/>
-              </w:rPr>
-            </w:r>
-          </w:p>
-        </w:tc>
-        <w:tc>
-          <w:tcPr>
-            <w:tcW w:w="1976" w:type="dxa"/>
-            <w:tcBorders>
-              <w:top w:val="nil"/>
-              <w:left w:val="nil"/>
-              <w:bottom w:val="nil"/>
-              <w:right w:val="nil"/>
-            </w:tcBorders>
-          </w:tcPr>
-          <w:p>
-            <w:pPr>
-              <w:pStyle w:val="Normal"/>
-              <w:widowControl w:val="false"/>
-              <w:suppressAutoHyphens w:val="true"/>
-              <w:spacing w:before="0" w:after="0"/>
-              <w:jc w:val="left"/>
-              <w:rPr>
-                <w:rFonts w:ascii="Calibri" w:hAnsi="Calibri" w:cs="Calibri"/>
-                <w:b/>
-                <w:b/>
-                <w:bCs/>
-                <w:iCs/>
-                <w:sz w:val="22"/>
-                <w:szCs w:val="22"/>
-              </w:rPr>
-            </w:pPr>
-            <w:r>
-              <w:rPr>
                 <w:rFonts w:eastAsia="Times New Roman" w:cs="Calibri" w:ascii="Calibri" w:hAnsi="Calibri"/>
                 <w:b/>
                 <w:bCs/>
@@ -1986,13 +2004,13 @@
                 <w:szCs w:val="22"/>
                 <w:lang w:val="en-US" w:eastAsia="en-US" w:bidi="ar-SA"/>
               </w:rPr>
-              <w:t>Operating Systems:</w:t>
-            </w:r>
-          </w:p>
-        </w:tc>
-        <w:tc>
-          <w:tcPr>
-            <w:tcW w:w="7649" w:type="dxa"/>
+              <w:t>Software / Languages:</w:t>
+            </w:r>
+          </w:p>
+        </w:tc>
+        <w:tc>
+          <w:tcPr>
+            <w:tcW w:w="7650" w:type="dxa"/>
             <w:tcBorders>
               <w:top w:val="nil"/>
               <w:left w:val="nil"/>
@@ -2026,7 +2044,7 @@
                 <w:szCs w:val="22"/>
                 <w:lang w:val="en-US" w:eastAsia="en-US" w:bidi="ar-SA"/>
               </w:rPr>
-              <w:t>Windows Server 2016 (Release 1607 10.0.14393.5066)</w:t>
+              <w:t>Ansible, BASH Scripting</w:t>
             </w:r>
           </w:p>
         </w:tc>
@@ -2072,7 +2090,7 @@
         </w:tc>
         <w:tc>
           <w:tcPr>
-            <w:tcW w:w="1976" w:type="dxa"/>
+            <w:tcW w:w="1975" w:type="dxa"/>
             <w:tcBorders>
               <w:top w:val="nil"/>
               <w:left w:val="nil"/>
@@ -2109,13 +2127,13 @@
                 <w:szCs w:val="22"/>
                 <w:lang w:val="en-US" w:eastAsia="en-US" w:bidi="ar-SA"/>
               </w:rPr>
-              <w:t>Software / Languages:</w:t>
-            </w:r>
-          </w:p>
-        </w:tc>
-        <w:tc>
-          <w:tcPr>
-            <w:tcW w:w="7649" w:type="dxa"/>
+              <w:t>Special Tools:</w:t>
+            </w:r>
+          </w:p>
+        </w:tc>
+        <w:tc>
+          <w:tcPr>
+            <w:tcW w:w="7650" w:type="dxa"/>
             <w:tcBorders>
               <w:top w:val="nil"/>
               <w:left w:val="nil"/>
@@ -2149,292 +2167,29 @@
                 <w:szCs w:val="22"/>
                 <w:lang w:val="en-US" w:eastAsia="en-US" w:bidi="ar-SA"/>
               </w:rPr>
-              <w:t xml:space="preserve">.NET 4.6.2, PowerShell, JavaScript, Microsoft SQL </w:t>
-            </w:r>
-          </w:p>
-        </w:tc>
-      </w:tr>
-      <w:tr>
-        <w:trPr/>
-        <w:tc>
-          <w:tcPr>
-            <w:tcW w:w="445" w:type="dxa"/>
-            <w:tcBorders>
-              <w:top w:val="nil"/>
-              <w:left w:val="nil"/>
-              <w:bottom w:val="nil"/>
-              <w:right w:val="nil"/>
-            </w:tcBorders>
-          </w:tcPr>
-          <w:p>
-            <w:pPr>
-              <w:pStyle w:val="Normal"/>
-              <w:widowControl w:val="false"/>
-              <w:tabs>
-                <w:tab w:val="clear" w:pos="720"/>
-                <w:tab w:val="right" w:pos="2646" w:leader="none"/>
-                <w:tab w:val="right" w:pos="9180" w:leader="none"/>
-              </w:tabs>
-              <w:suppressAutoHyphens w:val="true"/>
-              <w:spacing w:lineRule="atLeast" w:line="260" w:before="0" w:after="120"/>
-              <w:jc w:val="left"/>
-              <w:rPr>
-                <w:rFonts w:ascii="Calibri" w:hAnsi="Calibri"/>
-                <w:sz w:val="22"/>
-                <w:szCs w:val="22"/>
-              </w:rPr>
-            </w:pPr>
-            <w:r>
-              <w:rPr>
-                <w:rFonts w:ascii="Calibri" w:hAnsi="Calibri"/>
-                <w:sz w:val="22"/>
-                <w:szCs w:val="22"/>
-              </w:rPr>
-            </w:r>
-          </w:p>
-        </w:tc>
-        <w:tc>
-          <w:tcPr>
-            <w:tcW w:w="1976" w:type="dxa"/>
-            <w:tcBorders>
-              <w:top w:val="nil"/>
-              <w:left w:val="nil"/>
-              <w:bottom w:val="nil"/>
-              <w:right w:val="nil"/>
-            </w:tcBorders>
-          </w:tcPr>
-          <w:p>
-            <w:pPr>
-              <w:pStyle w:val="Normal"/>
-              <w:widowControl w:val="false"/>
-              <w:tabs>
-                <w:tab w:val="clear" w:pos="720"/>
-                <w:tab w:val="right" w:pos="2646" w:leader="none"/>
-                <w:tab w:val="right" w:pos="9180" w:leader="none"/>
-              </w:tabs>
-              <w:suppressAutoHyphens w:val="true"/>
-              <w:spacing w:lineRule="atLeast" w:line="260" w:before="0" w:after="120"/>
-              <w:jc w:val="left"/>
-              <w:rPr>
-                <w:rFonts w:ascii="Calibri" w:hAnsi="Calibri"/>
-                <w:sz w:val="22"/>
-                <w:szCs w:val="22"/>
-              </w:rPr>
-            </w:pPr>
-            <w:r>
-              <w:rPr>
-                <w:rFonts w:eastAsia="Times New Roman" w:cs="Calibri" w:ascii="Calibri" w:hAnsi="Calibri"/>
-                <w:b/>
-                <w:bCs/>
-                <w:iCs/>
-                <w:kern w:val="0"/>
-                <w:sz w:val="22"/>
-                <w:szCs w:val="22"/>
-                <w:lang w:val="en-US" w:eastAsia="en-US" w:bidi="ar-SA"/>
-              </w:rPr>
-              <w:t>Special Tools:</w:t>
-            </w:r>
-          </w:p>
-        </w:tc>
-        <w:tc>
-          <w:tcPr>
-            <w:tcW w:w="7649" w:type="dxa"/>
-            <w:tcBorders>
-              <w:top w:val="nil"/>
-              <w:left w:val="nil"/>
-              <w:bottom w:val="nil"/>
-              <w:right w:val="nil"/>
-            </w:tcBorders>
-          </w:tcPr>
-          <w:p>
-            <w:pPr>
-              <w:pStyle w:val="Normal"/>
-              <w:widowControl w:val="false"/>
-              <w:tabs>
-                <w:tab w:val="clear" w:pos="720"/>
-                <w:tab w:val="right" w:pos="2646" w:leader="none"/>
-                <w:tab w:val="right" w:pos="9180" w:leader="none"/>
-              </w:tabs>
-              <w:suppressAutoHyphens w:val="true"/>
-              <w:spacing w:lineRule="atLeast" w:line="260" w:before="0" w:after="120"/>
-              <w:jc w:val="left"/>
-              <w:rPr>
-                <w:rFonts w:ascii="Calibri" w:hAnsi="Calibri"/>
-                <w:sz w:val="22"/>
-                <w:szCs w:val="22"/>
-              </w:rPr>
-            </w:pPr>
-            <w:hyperlink r:id="rId13">
-              <w:r>
-                <w:rPr>
-                  <w:rStyle w:val="InternetLink"/>
-                  <w:rFonts w:eastAsia="Times New Roman" w:cs="Times New Roman" w:ascii="Calibri" w:hAnsi="Calibri"/>
-                  <w:kern w:val="0"/>
-                  <w:sz w:val="22"/>
-                  <w:szCs w:val="22"/>
-                  <w:lang w:val="en-US" w:eastAsia="en-US" w:bidi="ar-SA"/>
-                </w:rPr>
-                <w:t>Octopus</w:t>
-              </w:r>
-            </w:hyperlink>
-            <w:r>
-              <w:rPr>
-                <w:rFonts w:eastAsia="Times New Roman" w:cs="Times New Roman" w:ascii="Calibri" w:hAnsi="Calibri"/>
-                <w:kern w:val="0"/>
-                <w:sz w:val="22"/>
-                <w:szCs w:val="22"/>
-                <w:lang w:val="en-US" w:eastAsia="en-US" w:bidi="ar-SA"/>
-              </w:rPr>
-              <w:t xml:space="preserve">, Jenkins, </w:t>
-            </w:r>
-            <w:hyperlink r:id="rId14">
-              <w:r>
-                <w:rPr>
-                  <w:rStyle w:val="InternetLink"/>
-                  <w:rFonts w:eastAsia="Times New Roman" w:cs="Times New Roman" w:ascii="Calibri" w:hAnsi="Calibri"/>
-                  <w:kern w:val="0"/>
-                  <w:sz w:val="22"/>
-                  <w:szCs w:val="22"/>
-                  <w:lang w:val="en-US" w:eastAsia="en-US" w:bidi="ar-SA"/>
-                </w:rPr>
-                <w:t>MoveIT</w:t>
-              </w:r>
-            </w:hyperlink>
-            <w:r>
-              <w:rPr>
-                <w:rFonts w:eastAsia="Times New Roman" w:cs="Times New Roman" w:ascii="Calibri" w:hAnsi="Calibri"/>
-                <w:kern w:val="0"/>
-                <w:sz w:val="22"/>
-                <w:szCs w:val="22"/>
-                <w:lang w:val="en-US" w:eastAsia="en-US" w:bidi="ar-SA"/>
-              </w:rPr>
-              <w:t xml:space="preserve">, </w:t>
-            </w:r>
-            <w:hyperlink r:id="rId15">
-              <w:r>
-                <w:rPr>
-                  <w:rStyle w:val="InternetLink"/>
-                  <w:rFonts w:eastAsia="Times New Roman" w:cs="Times New Roman" w:ascii="Calibri" w:hAnsi="Calibri"/>
-                  <w:kern w:val="0"/>
-                  <w:sz w:val="22"/>
-                  <w:szCs w:val="22"/>
-                  <w:lang w:val="en-US" w:eastAsia="en-US" w:bidi="ar-SA"/>
-                </w:rPr>
-                <w:t>Pentaho</w:t>
-              </w:r>
-            </w:hyperlink>
-            <w:r>
-              <w:rPr>
-                <w:rFonts w:eastAsia="Times New Roman" w:cs="Times New Roman" w:ascii="Calibri" w:hAnsi="Calibri"/>
-                <w:kern w:val="0"/>
-                <w:sz w:val="22"/>
-                <w:szCs w:val="22"/>
-                <w:lang w:val="en-US" w:eastAsia="en-US" w:bidi="ar-SA"/>
-              </w:rPr>
-              <w:t xml:space="preserve">, </w:t>
-            </w:r>
-            <w:hyperlink r:id="rId16">
-              <w:r>
-                <w:rPr>
-                  <w:rStyle w:val="InternetLink"/>
-                  <w:rFonts w:eastAsia="Times New Roman" w:cs="Times New Roman" w:ascii="Calibri" w:hAnsi="Calibri"/>
-                  <w:kern w:val="0"/>
-                  <w:sz w:val="22"/>
-                  <w:szCs w:val="22"/>
-                  <w:lang w:val="en-US" w:eastAsia="en-US" w:bidi="ar-SA"/>
-                </w:rPr>
-                <w:t>MSCRM</w:t>
-              </w:r>
-            </w:hyperlink>
-            <w:r>
-              <w:rPr>
-                <w:rFonts w:eastAsia="Times New Roman" w:cs="Times New Roman" w:ascii="Calibri" w:hAnsi="Calibri"/>
-                <w:kern w:val="0"/>
-                <w:sz w:val="22"/>
-                <w:szCs w:val="22"/>
-                <w:lang w:val="en-US" w:eastAsia="en-US" w:bidi="ar-SA"/>
-              </w:rPr>
-              <w:t xml:space="preserve">, ZScaler, </w:t>
-            </w:r>
-            <w:hyperlink r:id="rId17">
-              <w:r>
-                <w:rPr>
-                  <w:rStyle w:val="InternetLink"/>
-                  <w:rFonts w:eastAsia="Times New Roman" w:cs="Times New Roman" w:ascii="Calibri" w:hAnsi="Calibri"/>
-                  <w:kern w:val="0"/>
-                  <w:sz w:val="22"/>
-                  <w:szCs w:val="22"/>
-                  <w:lang w:val="en-US" w:eastAsia="en-US" w:bidi="ar-SA"/>
-                </w:rPr>
-                <w:t>F5</w:t>
-              </w:r>
-            </w:hyperlink>
-            <w:r>
-              <w:rPr>
-                <w:rFonts w:eastAsia="Times New Roman" w:cs="Times New Roman" w:ascii="Calibri" w:hAnsi="Calibri"/>
-                <w:kern w:val="0"/>
-                <w:sz w:val="22"/>
-                <w:szCs w:val="22"/>
-                <w:lang w:val="en-US" w:eastAsia="en-US" w:bidi="ar-SA"/>
-              </w:rPr>
-              <w:t xml:space="preserve">, IIS. </w:t>
-            </w:r>
-          </w:p>
-          <w:p>
-            <w:pPr>
-              <w:pStyle w:val="Normal"/>
-              <w:widowControl w:val="false"/>
-              <w:tabs>
-                <w:tab w:val="clear" w:pos="720"/>
-                <w:tab w:val="right" w:pos="2646" w:leader="none"/>
-                <w:tab w:val="right" w:pos="9180" w:leader="none"/>
-              </w:tabs>
-              <w:suppressAutoHyphens w:val="true"/>
-              <w:spacing w:lineRule="atLeast" w:line="260" w:before="0" w:after="120"/>
-              <w:jc w:val="left"/>
-              <w:rPr>
-                <w:rFonts w:ascii="Calibri" w:hAnsi="Calibri"/>
-                <w:sz w:val="22"/>
-                <w:szCs w:val="22"/>
-              </w:rPr>
-            </w:pPr>
-            <w:r>
-              <w:rPr>
-                <w:rFonts w:eastAsia="Times New Roman" w:cs="Times New Roman" w:ascii="Calibri" w:hAnsi="Calibri"/>
-                <w:kern w:val="0"/>
-                <w:sz w:val="22"/>
-                <w:szCs w:val="22"/>
-                <w:lang w:val="en-US" w:eastAsia="en-US" w:bidi="ar-SA"/>
-              </w:rPr>
-              <w:t xml:space="preserve">Domain Tools: SCCM, SCOM, LDAP, </w:t>
-            </w:r>
-            <w:hyperlink r:id="rId18">
-              <w:r>
-                <w:rPr>
-                  <w:rStyle w:val="InternetLink"/>
-                  <w:rFonts w:eastAsia="Times New Roman" w:cs="Times New Roman" w:ascii="Calibri" w:hAnsi="Calibri"/>
-                  <w:kern w:val="0"/>
-                  <w:sz w:val="22"/>
-                  <w:szCs w:val="22"/>
-                  <w:lang w:val="en-US" w:eastAsia="en-US" w:bidi="ar-SA"/>
-                </w:rPr>
-                <w:t>Dynatrace</w:t>
-              </w:r>
-            </w:hyperlink>
-            <w:r>
-              <w:rPr>
-                <w:rFonts w:eastAsia="Times New Roman" w:cs="Times New Roman" w:ascii="Calibri" w:hAnsi="Calibri"/>
-                <w:kern w:val="0"/>
-                <w:sz w:val="22"/>
-                <w:szCs w:val="22"/>
-                <w:lang w:val="en-US" w:eastAsia="en-US" w:bidi="ar-SA"/>
-              </w:rPr>
-              <w:t>, Microsoft DNS, DFS FileShare, MS Certificate Store.</w:t>
+              <w:t xml:space="preserve">Ansible, Azure DevOps </w:t>
             </w:r>
           </w:p>
         </w:tc>
       </w:tr>
     </w:tbl>
+    <w:p>
+      <w:pPr>
+        <w:pStyle w:val="Normal"/>
+        <w:rPr>
+          <w:rFonts w:ascii="Calibri" w:hAnsi="Calibri"/>
+          <w:sz w:val="22"/>
+          <w:szCs w:val="22"/>
+        </w:rPr>
+      </w:pPr>
+      <w:r>
+        <w:rPr>
+          <w:rFonts w:ascii="Calibri" w:hAnsi="Calibri"/>
+          <w:sz w:val="22"/>
+          <w:szCs w:val="22"/>
+        </w:rPr>
+      </w:r>
+    </w:p>
     <w:p>
       <w:pPr>
         <w:pStyle w:val="Normal"/>
@@ -2469,8 +2224,8 @@
       </w:tblPr>
       <w:tblGrid>
         <w:gridCol w:w="445"/>
-        <w:gridCol w:w="1976"/>
-        <w:gridCol w:w="7649"/>
+        <w:gridCol w:w="1975"/>
+        <w:gridCol w:w="7650"/>
       </w:tblGrid>
       <w:tr>
         <w:trPr/>
@@ -2528,7 +2283,7 @@
         </w:tc>
         <w:tc>
           <w:tcPr>
-            <w:tcW w:w="1976" w:type="dxa"/>
+            <w:tcW w:w="1975" w:type="dxa"/>
             <w:tcBorders>
               <w:top w:val="nil"/>
               <w:left w:val="nil"/>
@@ -2583,7 +2338,7 @@
         </w:tc>
         <w:tc>
           <w:tcPr>
-            <w:tcW w:w="7649" w:type="dxa"/>
+            <w:tcW w:w="7650" w:type="dxa"/>
             <w:tcBorders>
               <w:top w:val="nil"/>
               <w:left w:val="nil"/>
@@ -2612,7 +2367,7 @@
                 <w:szCs w:val="22"/>
                 <w:lang w:val="en-US" w:eastAsia="en-US" w:bidi="ar-SA"/>
               </w:rPr>
-              <w:t>Azure Government Cloud</w:t>
+              <w:t xml:space="preserve">On-Premise (air-gaped secure environment)  </w:t>
             </w:r>
           </w:p>
         </w:tc>
@@ -2658,7 +2413,7 @@
         </w:tc>
         <w:tc>
           <w:tcPr>
-            <w:tcW w:w="1976" w:type="dxa"/>
+            <w:tcW w:w="1975" w:type="dxa"/>
             <w:tcBorders>
               <w:top w:val="nil"/>
               <w:left w:val="nil"/>
@@ -2700,7 +2455,7 @@
         </w:tc>
         <w:tc>
           <w:tcPr>
-            <w:tcW w:w="7649" w:type="dxa"/>
+            <w:tcW w:w="7650" w:type="dxa"/>
             <w:tcBorders>
               <w:top w:val="nil"/>
               <w:left w:val="nil"/>
@@ -2731,10 +2486,10 @@
                 <w:rFonts w:eastAsia="Times New Roman" w:cs="Times New Roman" w:ascii="Calibri" w:hAnsi="Calibri"/>
                 <w:kern w:val="0"/>
                 <w:sz w:val="22"/>
-                <w:szCs w:val="20"/>
-                <w:lang w:val="en-US" w:eastAsia="en-US" w:bidi="ar-SA"/>
-              </w:rPr>
-              <w:t xml:space="preserve">Multi-Biometric Identification Software (MBIS) Proprietary software developed by Idemia for identification and classification of soft and hard bio-markers. </w:t>
+                <w:szCs w:val="22"/>
+                <w:lang w:val="en-US" w:eastAsia="en-US" w:bidi="ar-SA"/>
+              </w:rPr>
+              <w:t>Idemia Driver 360</w:t>
             </w:r>
           </w:p>
         </w:tc>
@@ -2780,7 +2535,7 @@
         </w:tc>
         <w:tc>
           <w:tcPr>
-            <w:tcW w:w="1976" w:type="dxa"/>
+            <w:tcW w:w="1975" w:type="dxa"/>
             <w:tcBorders>
               <w:top w:val="nil"/>
               <w:left w:val="nil"/>
@@ -2822,7 +2577,7 @@
         </w:tc>
         <w:tc>
           <w:tcPr>
-            <w:tcW w:w="7649" w:type="dxa"/>
+            <w:tcW w:w="7650" w:type="dxa"/>
             <w:tcBorders>
               <w:top w:val="nil"/>
               <w:left w:val="nil"/>
@@ -2856,23 +2611,9 @@
                 <w:szCs w:val="22"/>
                 <w:lang w:val="en-US" w:eastAsia="en-US" w:bidi="ar-SA"/>
               </w:rPr>
-              <w:t xml:space="preserve">Lead DevOps Engineer (lead a team of 3 engineers deploying across many states) </w:t>
-            </w:r>
-          </w:p>
-        </w:tc>
-      </w:tr>
-      <w:tr>
-        <w:trPr/>
-        <w:tc>
-          <w:tcPr>
-            <w:tcW w:w="445" w:type="dxa"/>
-            <w:tcBorders>
-              <w:top w:val="nil"/>
-              <w:left w:val="nil"/>
-              <w:bottom w:val="nil"/>
-              <w:right w:val="nil"/>
-            </w:tcBorders>
-          </w:tcPr>
+              <w:t xml:space="preserve">Lead DevOps Engineer, Systems Administrator, Lead Tier 3 Support </w:t>
+            </w:r>
+          </w:p>
           <w:p>
             <w:pPr>
               <w:pStyle w:val="Normal"/>
@@ -2893,16 +2634,59 @@
             </w:pPr>
             <w:r>
               <w:rPr>
-                <w:rFonts w:ascii="Calibri" w:hAnsi="Calibri"/>
-                <w:sz w:val="22"/>
-                <w:szCs w:val="22"/>
-              </w:rPr>
-            </w:r>
-          </w:p>
-        </w:tc>
-        <w:tc>
-          <w:tcPr>
-            <w:tcW w:w="1976" w:type="dxa"/>
+                <w:rFonts w:eastAsia="Times New Roman" w:cs="Times New Roman" w:ascii="Calibri" w:hAnsi="Calibri"/>
+                <w:kern w:val="0"/>
+                <w:sz w:val="22"/>
+                <w:szCs w:val="22"/>
+                <w:lang w:val="en-US" w:eastAsia="en-US" w:bidi="ar-SA"/>
+              </w:rPr>
+              <w:t xml:space="preserve">(lead a team of 4 engineers to deploy out to Oklahoma environments) </w:t>
+            </w:r>
+          </w:p>
+        </w:tc>
+      </w:tr>
+      <w:tr>
+        <w:trPr/>
+        <w:tc>
+          <w:tcPr>
+            <w:tcW w:w="445" w:type="dxa"/>
+            <w:tcBorders>
+              <w:top w:val="nil"/>
+              <w:left w:val="nil"/>
+              <w:bottom w:val="nil"/>
+              <w:right w:val="nil"/>
+            </w:tcBorders>
+          </w:tcPr>
+          <w:p>
+            <w:pPr>
+              <w:pStyle w:val="Normal"/>
+              <w:widowControl w:val="false"/>
+              <w:tabs>
+                <w:tab w:val="clear" w:pos="720"/>
+                <w:tab w:val="right" w:pos="2646" w:leader="none"/>
+                <w:tab w:val="right" w:pos="9180" w:leader="none"/>
+              </w:tabs>
+              <w:suppressAutoHyphens w:val="true"/>
+              <w:spacing w:lineRule="atLeast" w:line="260" w:before="0" w:after="120"/>
+              <w:jc w:val="left"/>
+              <w:rPr>
+                <w:rFonts w:ascii="Calibri" w:hAnsi="Calibri"/>
+                <w:sz w:val="22"/>
+                <w:szCs w:val="22"/>
+              </w:rPr>
+            </w:pPr>
+            <w:r>
+              <w:rPr>
+                <w:rFonts w:ascii="Calibri" w:hAnsi="Calibri"/>
+                <w:sz w:val="22"/>
+                <w:szCs w:val="22"/>
+              </w:rPr>
+            </w:r>
+          </w:p>
+        </w:tc>
+        <w:tc>
+          <w:tcPr>
+            <w:tcW w:w="1975" w:type="dxa"/>
             <w:tcBorders>
               <w:top w:val="nil"/>
               <w:left w:val="nil"/>
@@ -2944,7 +2728,7 @@
         </w:tc>
         <w:tc>
           <w:tcPr>
-            <w:tcW w:w="7649" w:type="dxa"/>
+            <w:tcW w:w="7650" w:type="dxa"/>
             <w:tcBorders>
               <w:top w:val="nil"/>
               <w:left w:val="nil"/>
@@ -2978,7 +2762,7 @@
                 <w:szCs w:val="22"/>
                 <w:lang w:val="en-US" w:eastAsia="en-US" w:bidi="ar-SA"/>
               </w:rPr>
-              <w:t>5 Months</w:t>
+              <w:t>2 years 6 Months</w:t>
             </w:r>
           </w:p>
         </w:tc>
@@ -3024,7 +2808,7 @@
         </w:tc>
         <w:tc>
           <w:tcPr>
-            <w:tcW w:w="1976" w:type="dxa"/>
+            <w:tcW w:w="1975" w:type="dxa"/>
             <w:tcBorders>
               <w:top w:val="nil"/>
               <w:left w:val="nil"/>
@@ -3071,7 +2855,7 @@
         </w:tc>
         <w:tc>
           <w:tcPr>
-            <w:tcW w:w="7649" w:type="dxa"/>
+            <w:tcW w:w="7650" w:type="dxa"/>
             <w:tcBorders>
               <w:top w:val="nil"/>
               <w:left w:val="nil"/>
@@ -3103,7 +2887,7 @@
                 <w:szCs w:val="20"/>
                 <w:lang w:val="en-US" w:eastAsia="en-US" w:bidi="ar-SA"/>
               </w:rPr>
-              <w:t xml:space="preserve">Deployment of Ansible Scripts to install custom RPM packages to deployed RHEL servers. </w:t>
+              <w:t>Develop Pipeline and entire CI/CD process for promotion of Back-Office code to Production Systems</w:t>
             </w:r>
           </w:p>
           <w:p>
@@ -3130,7 +2914,88 @@
                 <w:szCs w:val="20"/>
                 <w:lang w:val="en-US" w:eastAsia="en-US" w:bidi="ar-SA"/>
               </w:rPr>
-              <w:t xml:space="preserve">Create and edit Ansible scripts to continue development of the pipeline.  </w:t>
+              <w:t>Manage MoveIT, Pentaho, and External Interface connectivity to subsidiary systems</w:t>
+            </w:r>
+          </w:p>
+          <w:p>
+            <w:pPr>
+              <w:pStyle w:val="Normal"/>
+              <w:widowControl w:val="false"/>
+              <w:numPr>
+                <w:ilvl w:val="0"/>
+                <w:numId w:val="2"/>
+              </w:numPr>
+              <w:suppressAutoHyphens w:val="true"/>
+              <w:spacing w:before="60" w:after="0"/>
+              <w:jc w:val="left"/>
+              <w:rPr>
+                <w:rFonts w:ascii="Calibri" w:hAnsi="Calibri" w:cs="Calibri"/>
+                <w:sz w:val="22"/>
+              </w:rPr>
+            </w:pPr>
+            <w:r>
+              <w:rPr>
+                <w:rFonts w:eastAsia="Times New Roman" w:cs="Calibri" w:ascii="Calibri" w:hAnsi="Calibri"/>
+                <w:kern w:val="0"/>
+                <w:sz w:val="22"/>
+                <w:szCs w:val="20"/>
+                <w:lang w:val="en-US" w:eastAsia="en-US" w:bidi="ar-SA"/>
+              </w:rPr>
+              <w:t>Deployment of all code and validation of deployment process</w:t>
+            </w:r>
+          </w:p>
+          <w:p>
+            <w:pPr>
+              <w:pStyle w:val="Normal"/>
+              <w:widowControl w:val="false"/>
+              <w:numPr>
+                <w:ilvl w:val="0"/>
+                <w:numId w:val="2"/>
+              </w:numPr>
+              <w:suppressAutoHyphens w:val="true"/>
+              <w:spacing w:before="60" w:after="0"/>
+              <w:jc w:val="left"/>
+              <w:rPr>
+                <w:rFonts w:ascii="Calibri" w:hAnsi="Calibri" w:cs="Calibri"/>
+                <w:sz w:val="22"/>
+              </w:rPr>
+            </w:pPr>
+            <w:r>
+              <w:rPr>
+                <w:rFonts w:eastAsia="Times New Roman" w:cs="Calibri" w:ascii="Calibri" w:hAnsi="Calibri"/>
+                <w:kern w:val="0"/>
+                <w:sz w:val="22"/>
+                <w:szCs w:val="20"/>
+                <w:lang w:val="en-US" w:eastAsia="en-US" w:bidi="ar-SA"/>
+              </w:rPr>
+              <w:t>Lead deployment of new environments and maintain the infrastructure of existing environments.</w:t>
+            </w:r>
+          </w:p>
+          <w:p>
+            <w:pPr>
+              <w:pStyle w:val="Normal"/>
+              <w:widowControl w:val="false"/>
+              <w:numPr>
+                <w:ilvl w:val="0"/>
+                <w:numId w:val="2"/>
+              </w:numPr>
+              <w:suppressAutoHyphens w:val="true"/>
+              <w:spacing w:before="60" w:after="0"/>
+              <w:jc w:val="left"/>
+              <w:rPr>
+                <w:rFonts w:ascii="Calibri" w:hAnsi="Calibri" w:cs="Calibri"/>
+                <w:sz w:val="22"/>
+              </w:rPr>
+            </w:pPr>
+            <w:r>
+              <w:rPr>
+                <w:rFonts w:eastAsia="Times New Roman" w:cs="Calibri" w:ascii="Calibri" w:hAnsi="Calibri"/>
+                <w:kern w:val="0"/>
+                <w:sz w:val="22"/>
+                <w:szCs w:val="20"/>
+                <w:lang w:val="en-US" w:eastAsia="en-US" w:bidi="ar-SA"/>
+              </w:rPr>
+              <w:t xml:space="preserve">Lead for security and auditing of the systems in production. Control over all user accounts and maintenance and updates to systems. </w:t>
             </w:r>
           </w:p>
         </w:tc>
@@ -3176,7 +3041,7 @@
         </w:tc>
         <w:tc>
           <w:tcPr>
-            <w:tcW w:w="1976" w:type="dxa"/>
+            <w:tcW w:w="1975" w:type="dxa"/>
             <w:tcBorders>
               <w:top w:val="nil"/>
               <w:left w:val="nil"/>
@@ -3218,7 +3083,7 @@
         </w:tc>
         <w:tc>
           <w:tcPr>
-            <w:tcW w:w="7649" w:type="dxa"/>
+            <w:tcW w:w="7650" w:type="dxa"/>
             <w:tcBorders>
               <w:top w:val="nil"/>
               <w:left w:val="nil"/>
@@ -3252,7 +3117,7 @@
                 <w:szCs w:val="22"/>
                 <w:lang w:val="en-US" w:eastAsia="en-US" w:bidi="ar-SA"/>
               </w:rPr>
-              <w:t xml:space="preserve">RHEL, Centos 8 - Kernel 4.18 </w:t>
+              <w:t>Windows Server 2016 (Release 1607 10.0.14393.5066)</w:t>
             </w:r>
           </w:p>
         </w:tc>
@@ -3298,7 +3163,7 @@
         </w:tc>
         <w:tc>
           <w:tcPr>
-            <w:tcW w:w="1976" w:type="dxa"/>
+            <w:tcW w:w="1975" w:type="dxa"/>
             <w:tcBorders>
               <w:top w:val="nil"/>
               <w:left w:val="nil"/>
@@ -3341,7 +3206,7 @@
         </w:tc>
         <w:tc>
           <w:tcPr>
-            <w:tcW w:w="7649" w:type="dxa"/>
+            <w:tcW w:w="7650" w:type="dxa"/>
             <w:tcBorders>
               <w:top w:val="nil"/>
               <w:left w:val="nil"/>
@@ -3375,13 +3240,15 @@
                 <w:szCs w:val="22"/>
                 <w:lang w:val="en-US" w:eastAsia="en-US" w:bidi="ar-SA"/>
               </w:rPr>
-              <w:t>Ansible, BASH Scripting</w:t>
+              <w:t xml:space="preserve">.NET 4.6.2, PowerShell, JavaScript, Microsoft SQL </w:t>
             </w:r>
           </w:p>
         </w:tc>
       </w:tr>
       <w:tr>
-        <w:trPr/>
+        <w:trPr>
+          <w:trHeight w:val="1129" w:hRule="atLeast"/>
+        </w:trPr>
         <w:tc>
           <w:tcPr>
             <w:tcW w:w="445" w:type="dxa"/>
@@ -3421,7 +3288,7 @@
         </w:tc>
         <w:tc>
           <w:tcPr>
-            <w:tcW w:w="1976" w:type="dxa"/>
+            <w:tcW w:w="1975" w:type="dxa"/>
             <w:tcBorders>
               <w:top w:val="nil"/>
               <w:left w:val="nil"/>
@@ -3464,7 +3331,7 @@
         </w:tc>
         <w:tc>
           <w:tcPr>
-            <w:tcW w:w="7649" w:type="dxa"/>
+            <w:tcW w:w="7650" w:type="dxa"/>
             <w:tcBorders>
               <w:top w:val="nil"/>
               <w:left w:val="nil"/>
@@ -3490,6 +3357,19 @@
                 <w:szCs w:val="22"/>
               </w:rPr>
             </w:pPr>
+            <w:hyperlink r:id="rId13">
+              <w:r>
+                <w:rPr>
+                  <w:rStyle w:val="InternetLink"/>
+                  <w:rFonts w:eastAsia="Times New Roman" w:cs="Times New Roman" w:ascii="Calibri" w:hAnsi="Calibri"/>
+                  <w:kern w:val="0"/>
+                  <w:sz w:val="22"/>
+                  <w:szCs w:val="22"/>
+                  <w:lang w:val="en-US" w:eastAsia="en-US" w:bidi="ar-SA"/>
+                </w:rPr>
+                <w:t>Octopus</w:t>
+              </w:r>
+            </w:hyperlink>
             <w:r>
               <w:rPr>
                 <w:rFonts w:eastAsia="Times New Roman" w:cs="Times New Roman" w:ascii="Calibri" w:hAnsi="Calibri"/>
@@ -3498,7 +3378,151 @@
                 <w:szCs w:val="22"/>
                 <w:lang w:val="en-US" w:eastAsia="en-US" w:bidi="ar-SA"/>
               </w:rPr>
-              <w:t xml:space="preserve">Ansible, Azure DevOps </w:t>
+              <w:t xml:space="preserve">, Jenkins, </w:t>
+            </w:r>
+            <w:hyperlink r:id="rId14">
+              <w:r>
+                <w:rPr>
+                  <w:rStyle w:val="InternetLink"/>
+                  <w:rFonts w:eastAsia="Times New Roman" w:cs="Times New Roman" w:ascii="Calibri" w:hAnsi="Calibri"/>
+                  <w:kern w:val="0"/>
+                  <w:sz w:val="22"/>
+                  <w:szCs w:val="22"/>
+                  <w:lang w:val="en-US" w:eastAsia="en-US" w:bidi="ar-SA"/>
+                </w:rPr>
+                <w:t>MoveIT</w:t>
+              </w:r>
+            </w:hyperlink>
+            <w:r>
+              <w:rPr>
+                <w:rFonts w:eastAsia="Times New Roman" w:cs="Times New Roman" w:ascii="Calibri" w:hAnsi="Calibri"/>
+                <w:kern w:val="0"/>
+                <w:sz w:val="22"/>
+                <w:szCs w:val="22"/>
+                <w:lang w:val="en-US" w:eastAsia="en-US" w:bidi="ar-SA"/>
+              </w:rPr>
+              <w:t xml:space="preserve">, </w:t>
+            </w:r>
+            <w:hyperlink r:id="rId15">
+              <w:r>
+                <w:rPr>
+                  <w:rStyle w:val="InternetLink"/>
+                  <w:rFonts w:eastAsia="Times New Roman" w:cs="Times New Roman" w:ascii="Calibri" w:hAnsi="Calibri"/>
+                  <w:kern w:val="0"/>
+                  <w:sz w:val="22"/>
+                  <w:szCs w:val="22"/>
+                  <w:lang w:val="en-US" w:eastAsia="en-US" w:bidi="ar-SA"/>
+                </w:rPr>
+                <w:t>Pentaho</w:t>
+              </w:r>
+            </w:hyperlink>
+            <w:r>
+              <w:rPr>
+                <w:rFonts w:eastAsia="Times New Roman" w:cs="Times New Roman" w:ascii="Calibri" w:hAnsi="Calibri"/>
+                <w:kern w:val="0"/>
+                <w:sz w:val="22"/>
+                <w:szCs w:val="22"/>
+                <w:lang w:val="en-US" w:eastAsia="en-US" w:bidi="ar-SA"/>
+              </w:rPr>
+              <w:t xml:space="preserve">, </w:t>
+            </w:r>
+            <w:hyperlink r:id="rId16">
+              <w:r>
+                <w:rPr>
+                  <w:rStyle w:val="InternetLink"/>
+                  <w:rFonts w:eastAsia="Times New Roman" w:cs="Times New Roman" w:ascii="Calibri" w:hAnsi="Calibri"/>
+                  <w:kern w:val="0"/>
+                  <w:sz w:val="22"/>
+                  <w:szCs w:val="22"/>
+                  <w:lang w:val="en-US" w:eastAsia="en-US" w:bidi="ar-SA"/>
+                </w:rPr>
+                <w:t>MSCRM</w:t>
+              </w:r>
+            </w:hyperlink>
+            <w:r>
+              <w:rPr>
+                <w:rFonts w:eastAsia="Times New Roman" w:cs="Times New Roman" w:ascii="Calibri" w:hAnsi="Calibri"/>
+                <w:kern w:val="0"/>
+                <w:sz w:val="22"/>
+                <w:szCs w:val="22"/>
+                <w:lang w:val="en-US" w:eastAsia="en-US" w:bidi="ar-SA"/>
+              </w:rPr>
+              <w:t xml:space="preserve">, ZScaler, </w:t>
+            </w:r>
+            <w:hyperlink r:id="rId17">
+              <w:r>
+                <w:rPr>
+                  <w:rStyle w:val="InternetLink"/>
+                  <w:rFonts w:eastAsia="Times New Roman" w:cs="Times New Roman" w:ascii="Calibri" w:hAnsi="Calibri"/>
+                  <w:kern w:val="0"/>
+                  <w:sz w:val="22"/>
+                  <w:szCs w:val="22"/>
+                  <w:lang w:val="en-US" w:eastAsia="en-US" w:bidi="ar-SA"/>
+                </w:rPr>
+                <w:t>F5</w:t>
+              </w:r>
+            </w:hyperlink>
+            <w:r>
+              <w:rPr>
+                <w:rFonts w:eastAsia="Times New Roman" w:cs="Times New Roman" w:ascii="Calibri" w:hAnsi="Calibri"/>
+                <w:kern w:val="0"/>
+                <w:sz w:val="22"/>
+                <w:szCs w:val="22"/>
+                <w:lang w:val="en-US" w:eastAsia="en-US" w:bidi="ar-SA"/>
+              </w:rPr>
+              <w:t xml:space="preserve">, IIS. </w:t>
+            </w:r>
+          </w:p>
+          <w:p>
+            <w:pPr>
+              <w:pStyle w:val="Normal"/>
+              <w:widowControl w:val="false"/>
+              <w:tabs>
+                <w:tab w:val="clear" w:pos="720"/>
+                <w:tab w:val="right" w:pos="2646" w:leader="none"/>
+                <w:tab w:val="right" w:pos="9180" w:leader="none"/>
+              </w:tabs>
+              <w:suppressAutoHyphens w:val="true"/>
+              <w:spacing w:lineRule="atLeast" w:line="260" w:before="0" w:after="120"/>
+              <w:jc w:val="left"/>
+              <w:rPr>
+                <w:rFonts w:ascii="Calibri" w:hAnsi="Calibri"/>
+                <w:sz w:val="22"/>
+                <w:szCs w:val="22"/>
+              </w:rPr>
+            </w:pPr>
+            <w:r>
+              <w:rPr>
+                <w:rFonts w:eastAsia="Times New Roman" w:cs="Times New Roman" w:ascii="Calibri" w:hAnsi="Calibri"/>
+                <w:kern w:val="0"/>
+                <w:sz w:val="22"/>
+                <w:szCs w:val="22"/>
+                <w:lang w:val="en-US" w:eastAsia="en-US" w:bidi="ar-SA"/>
+              </w:rPr>
+              <w:t xml:space="preserve">Domain Tools: SCCM, SCOM, LDAP, </w:t>
+            </w:r>
+            <w:hyperlink r:id="rId18">
+              <w:r>
+                <w:rPr>
+                  <w:rStyle w:val="InternetLink"/>
+                  <w:rFonts w:eastAsia="Times New Roman" w:cs="Times New Roman" w:ascii="Calibri" w:hAnsi="Calibri"/>
+                  <w:kern w:val="0"/>
+                  <w:sz w:val="22"/>
+                  <w:szCs w:val="22"/>
+                  <w:lang w:val="en-US" w:eastAsia="en-US" w:bidi="ar-SA"/>
+                </w:rPr>
+                <w:t>Dynatrace</w:t>
+              </w:r>
+            </w:hyperlink>
+            <w:r>
+              <w:rPr>
+                <w:rFonts w:eastAsia="Times New Roman" w:cs="Times New Roman" w:ascii="Calibri" w:hAnsi="Calibri"/>
+                <w:kern w:val="0"/>
+                <w:sz w:val="22"/>
+                <w:szCs w:val="22"/>
+                <w:lang w:val="en-US" w:eastAsia="en-US" w:bidi="ar-SA"/>
+              </w:rPr>
+              <w:t>, Microsoft DNS, DFS FileShare, MS Certificate Store.</w:t>
             </w:r>
           </w:p>
         </w:tc>
@@ -3520,76 +3544,8 @@
           <w:szCs w:val="22"/>
         </w:rPr>
       </w:r>
-    </w:p>
-    <w:p>
-      <w:pPr>
-        <w:pStyle w:val="Normal"/>
-        <w:rPr>
-          <w:rFonts w:ascii="Calibri" w:hAnsi="Calibri"/>
-          <w:sz w:val="22"/>
-          <w:szCs w:val="22"/>
-        </w:rPr>
-      </w:pPr>
-      <w:r>
-        <w:rPr>
-          <w:rFonts w:ascii="Calibri" w:hAnsi="Calibri"/>
-          <w:sz w:val="22"/>
-          <w:szCs w:val="22"/>
-        </w:rPr>
-      </w:r>
-    </w:p>
-    <w:p>
-      <w:pPr>
-        <w:pStyle w:val="Normal"/>
-        <w:rPr>
-          <w:rFonts w:ascii="Calibri" w:hAnsi="Calibri"/>
-          <w:sz w:val="22"/>
-          <w:szCs w:val="22"/>
-        </w:rPr>
-      </w:pPr>
-      <w:r>
-        <w:rPr>
-          <w:rFonts w:ascii="Calibri" w:hAnsi="Calibri"/>
-          <w:sz w:val="22"/>
-          <w:szCs w:val="22"/>
-        </w:rPr>
-      </w:r>
-    </w:p>
-    <w:p>
-      <w:pPr>
-        <w:pStyle w:val="Normal"/>
-        <w:rPr>
-          <w:rFonts w:ascii="Calibri" w:hAnsi="Calibri"/>
-          <w:sz w:val="22"/>
-          <w:szCs w:val="22"/>
-        </w:rPr>
-      </w:pPr>
-      <w:r>
-        <w:rPr>
-          <w:rFonts w:ascii="Calibri" w:hAnsi="Calibri"/>
-          <w:sz w:val="22"/>
-          <w:szCs w:val="22"/>
-        </w:rPr>
-      </w:r>
       <w:r>
         <w:br w:type="page"/>
-      </w:r>
-    </w:p>
-    <w:p>
-      <w:pPr>
-        <w:pStyle w:val="Normal"/>
-        <w:rPr>
-          <w:rFonts w:ascii="Calibri" w:hAnsi="Calibri"/>
-          <w:sz w:val="22"/>
-          <w:szCs w:val="22"/>
-        </w:rPr>
-      </w:pPr>
-      <w:r>
-        <w:rPr>
-          <w:rFonts w:ascii="Calibri" w:hAnsi="Calibri"/>
-          <w:sz w:val="22"/>
-          <w:szCs w:val="22"/>
-        </w:rPr>
       </w:r>
     </w:p>
     <w:p>
@@ -3625,8 +3581,8 @@
       </w:tblPr>
       <w:tblGrid>
         <w:gridCol w:w="445"/>
-        <w:gridCol w:w="1976"/>
-        <w:gridCol w:w="7649"/>
+        <w:gridCol w:w="1975"/>
+        <w:gridCol w:w="7650"/>
       </w:tblGrid>
       <w:tr>
         <w:trPr/>
@@ -3670,7 +3626,7 @@
         </w:tc>
         <w:tc>
           <w:tcPr>
-            <w:tcW w:w="1976" w:type="dxa"/>
+            <w:tcW w:w="1975" w:type="dxa"/>
             <w:tcBorders>
               <w:top w:val="nil"/>
               <w:left w:val="nil"/>
@@ -3712,7 +3668,7 @@
         </w:tc>
         <w:tc>
           <w:tcPr>
-            <w:tcW w:w="7649" w:type="dxa"/>
+            <w:tcW w:w="7650" w:type="dxa"/>
             <w:tcBorders>
               <w:top w:val="nil"/>
               <w:left w:val="nil"/>
@@ -3794,7 +3750,7 @@
         </w:tc>
         <w:tc>
           <w:tcPr>
-            <w:tcW w:w="1976" w:type="dxa"/>
+            <w:tcW w:w="1975" w:type="dxa"/>
             <w:tcBorders>
               <w:top w:val="nil"/>
               <w:left w:val="nil"/>
@@ -3836,7 +3792,7 @@
         </w:tc>
         <w:tc>
           <w:tcPr>
-            <w:tcW w:w="7649" w:type="dxa"/>
+            <w:tcW w:w="7650" w:type="dxa"/>
             <w:tcBorders>
               <w:top w:val="nil"/>
               <w:left w:val="nil"/>
@@ -3918,7 +3874,7 @@
         </w:tc>
         <w:tc>
           <w:tcPr>
-            <w:tcW w:w="1976" w:type="dxa"/>
+            <w:tcW w:w="1975" w:type="dxa"/>
             <w:tcBorders>
               <w:top w:val="nil"/>
               <w:left w:val="nil"/>
@@ -3960,7 +3916,7 @@
         </w:tc>
         <w:tc>
           <w:tcPr>
-            <w:tcW w:w="7649" w:type="dxa"/>
+            <w:tcW w:w="7650" w:type="dxa"/>
             <w:tcBorders>
               <w:top w:val="nil"/>
               <w:left w:val="nil"/>
@@ -4042,7 +3998,7 @@
         </w:tc>
         <w:tc>
           <w:tcPr>
-            <w:tcW w:w="1976" w:type="dxa"/>
+            <w:tcW w:w="1975" w:type="dxa"/>
             <w:tcBorders>
               <w:top w:val="nil"/>
               <w:left w:val="nil"/>
@@ -4090,7 +4046,7 @@
         </w:tc>
         <w:tc>
           <w:tcPr>
-            <w:tcW w:w="7649" w:type="dxa"/>
+            <w:tcW w:w="7650" w:type="dxa"/>
             <w:tcBorders>
               <w:top w:val="nil"/>
               <w:left w:val="nil"/>
@@ -4390,7 +4346,7 @@
         </w:tc>
         <w:tc>
           <w:tcPr>
-            <w:tcW w:w="1976" w:type="dxa"/>
+            <w:tcW w:w="1975" w:type="dxa"/>
             <w:tcBorders>
               <w:top w:val="nil"/>
               <w:left w:val="nil"/>
@@ -4432,7 +4388,7 @@
         </w:tc>
         <w:tc>
           <w:tcPr>
-            <w:tcW w:w="7649" w:type="dxa"/>
+            <w:tcW w:w="7650" w:type="dxa"/>
             <w:tcBorders>
               <w:top w:val="nil"/>
               <w:left w:val="nil"/>
@@ -4514,7 +4470,7 @@
         </w:tc>
         <w:tc>
           <w:tcPr>
-            <w:tcW w:w="1976" w:type="dxa"/>
+            <w:tcW w:w="1975" w:type="dxa"/>
             <w:tcBorders>
               <w:top w:val="nil"/>
               <w:left w:val="nil"/>
@@ -4558,7 +4514,7 @@
         </w:tc>
         <w:tc>
           <w:tcPr>
-            <w:tcW w:w="7649" w:type="dxa"/>
+            <w:tcW w:w="7650" w:type="dxa"/>
             <w:tcBorders>
               <w:top w:val="nil"/>
               <w:left w:val="nil"/>
@@ -4640,7 +4596,7 @@
         </w:tc>
         <w:tc>
           <w:tcPr>
-            <w:tcW w:w="1976" w:type="dxa"/>
+            <w:tcW w:w="1975" w:type="dxa"/>
             <w:tcBorders>
               <w:top w:val="nil"/>
               <w:left w:val="nil"/>
@@ -4684,7 +4640,7 @@
         </w:tc>
         <w:tc>
           <w:tcPr>
-            <w:tcW w:w="7649" w:type="dxa"/>
+            <w:tcW w:w="7650" w:type="dxa"/>
             <w:tcBorders>
               <w:top w:val="nil"/>
               <w:left w:val="nil"/>
@@ -4904,7 +4860,7 @@
         <w:szCs w:val="18"/>
         <w:rFonts w:cs="Arial" w:ascii="Calibri" w:hAnsi="Calibri"/>
       </w:rPr>
-      <w:t>3</w:t>
+      <w:t>2</w:t>
     </w:r>
     <w:r>
       <w:rPr>

--- a/Resume-LoganMancuso-DevOpsEng.docx
+++ b/Resume-LoganMancuso-DevOpsEng.docx
@@ -1,13 +1,11 @@
 
 <file path=word/document.xml><?xml version="1.0" encoding="utf-8"?>
-<w:document xmlns:o="urn:schemas-microsoft-com:office:office" xmlns:r="http://schemas.openxmlformats.org/officeDocument/2006/relationships" xmlns:v="urn:schemas-microsoft-com:vml" xmlns:w="http://schemas.openxmlformats.org/wordprocessingml/2006/main" xmlns:w10="urn:schemas-microsoft-com:office:word" xmlns:wp="http://schemas.openxmlformats.org/drawingml/2006/wordprocessingDrawing" xmlns:wps="http://schemas.microsoft.com/office/word/2010/wordprocessingShape" xmlns:wpg="http://schemas.microsoft.com/office/word/2010/wordprocessingGroup" xmlns:mc="http://schemas.openxmlformats.org/markup-compatibility/2006" xmlns:wp14="http://schemas.microsoft.com/office/word/2010/wordprocessingDrawing" xmlns:w14="http://schemas.microsoft.com/office/word/2010/wordml" xmlns:w15="http://schemas.microsoft.com/office/word/2012/wordml" mc:Ignorable="w14 wp14 w15">
+<w:document xmlns:wpc="http://schemas.microsoft.com/office/word/2010/wordprocessingCanvas" xmlns:cx="http://schemas.microsoft.com/office/drawing/2014/chartex" xmlns:cx1="http://schemas.microsoft.com/office/drawing/2015/9/8/chartex" xmlns:cx2="http://schemas.microsoft.com/office/drawing/2015/10/21/chartex" xmlns:cx3="http://schemas.microsoft.com/office/drawing/2016/5/9/chartex" xmlns:cx4="http://schemas.microsoft.com/office/drawing/2016/5/10/chartex" xmlns:cx5="http://schemas.microsoft.com/office/drawing/2016/5/11/chartex" xmlns:cx6="http://schemas.microsoft.com/office/drawing/2016/5/12/chartex" xmlns:cx7="http://schemas.microsoft.com/office/drawing/2016/5/13/chartex" xmlns:cx8="http://schemas.microsoft.com/office/drawing/2016/5/14/chartex" xmlns:mc="http://schemas.openxmlformats.org/markup-compatibility/2006" xmlns:aink="http://schemas.microsoft.com/office/drawing/2016/ink" xmlns:am3d="http://schemas.microsoft.com/office/drawing/2017/model3d" xmlns:o="urn:schemas-microsoft-com:office:office" xmlns:oel="http://schemas.microsoft.com/office/2019/extlst" xmlns:r="http://schemas.openxmlformats.org/officeDocument/2006/relationships" xmlns:m="http://schemas.openxmlformats.org/officeDocument/2006/math" xmlns:v="urn:schemas-microsoft-com:vml" xmlns:wp14="http://schemas.microsoft.com/office/word/2010/wordprocessingDrawing" xmlns:wp="http://schemas.openxmlformats.org/drawingml/2006/wordprocessingDrawing" xmlns:w10="urn:schemas-microsoft-com:office:word" xmlns:w="http://schemas.openxmlformats.org/wordprocessingml/2006/main" xmlns:w14="http://schemas.microsoft.com/office/word/2010/wordml" xmlns:w15="http://schemas.microsoft.com/office/word/2012/wordml" xmlns:w16cex="http://schemas.microsoft.com/office/word/2018/wordml/cex" xmlns:w16cid="http://schemas.microsoft.com/office/word/2016/wordml/cid" xmlns:w16="http://schemas.microsoft.com/office/word/2018/wordml" xmlns:w16sdtdh="http://schemas.microsoft.com/office/word/2020/wordml/sdtdatahash" xmlns:w16se="http://schemas.microsoft.com/office/word/2015/wordml/symex" xmlns:wpg="http://schemas.microsoft.com/office/word/2010/wordprocessingGroup" xmlns:wpi="http://schemas.microsoft.com/office/word/2010/wordprocessingInk" xmlns:wne="http://schemas.microsoft.com/office/word/2006/wordml" xmlns:wps="http://schemas.microsoft.com/office/word/2010/wordprocessingShape" mc:Ignorable="w14 w15 w16se w16cid w16 w16cex w16sdtdh wp14">
   <w:body>
     <w:p>
       <w:pPr>
-        <w:pStyle w:val="Normal"/>
         <w:tabs>
-          <w:tab w:val="clear" w:pos="720"/>
-          <w:tab w:val="left" w:pos="7560" w:leader="none"/>
+          <w:tab w:val="left" w:pos="7560"/>
         </w:tabs>
         <w:rPr>
           <w:rFonts w:ascii="Calibri" w:hAnsi="Calibri" w:cs="Calibri"/>
@@ -18,19 +16,27 @@
       </w:pPr>
       <w:r>
         <w:rPr>
-          <w:rFonts w:cs="Calibri" w:ascii="Calibri" w:hAnsi="Calibri"/>
+          <w:rFonts w:ascii="Calibri" w:hAnsi="Calibri" w:cs="Calibri"/>
           <w:b/>
           <w:sz w:val="36"/>
           <w:szCs w:val="36"/>
         </w:rPr>
         <w:t>Logan Mancuso</w:t>
+      </w:r>
+      <w:r>
+        <w:rPr>
+          <w:rFonts w:ascii="Calibri" w:hAnsi="Calibri" w:cs="Calibri"/>
+          <w:b/>
+          <w:sz w:val="36"/>
+          <w:szCs w:val="36"/>
+        </w:rPr>
         <w:tab/>
       </w:r>
-      <w:hyperlink r:id="rId2">
+      <w:hyperlink r:id="rId11">
         <w:r>
           <w:rPr>
-            <w:rStyle w:val="InternetLink"/>
-            <w:rFonts w:cs="Calibri" w:ascii="Calibri" w:hAnsi="Calibri"/>
+            <w:rStyle w:val="Hyperlink"/>
+            <w:rFonts w:ascii="Calibri" w:hAnsi="Calibri" w:cs="Calibri"/>
             <w:bCs/>
             <w:sz w:val="22"/>
             <w:szCs w:val="22"/>
@@ -40,7 +46,7 @@
       </w:hyperlink>
       <w:r>
         <w:rPr>
-          <w:rFonts w:cs="Calibri" w:ascii="Calibri" w:hAnsi="Calibri"/>
+          <w:rFonts w:ascii="Calibri" w:hAnsi="Calibri" w:cs="Calibri"/>
           <w:bCs/>
           <w:sz w:val="22"/>
           <w:szCs w:val="22"/>
@@ -52,24 +58,17 @@
       <w:tblPr>
         <w:tblStyle w:val="TableGrid"/>
         <w:tblW w:w="8147" w:type="dxa"/>
-        <w:jc w:val="left"/>
         <w:tblInd w:w="-113" w:type="dxa"/>
         <w:tblLayout w:type="fixed"/>
-        <w:tblCellMar>
-          <w:top w:w="0" w:type="dxa"/>
-          <w:left w:w="108" w:type="dxa"/>
-          <w:bottom w:w="0" w:type="dxa"/>
-          <w:right w:w="108" w:type="dxa"/>
-        </w:tblCellMar>
-        <w:tblLook w:val="04a0" w:noHBand="0" w:noVBand="1" w:firstColumn="1" w:lastRow="0" w:lastColumn="0" w:firstRow="1"/>
+        <w:tblLook w:val="04A0" w:firstRow="1" w:lastRow="0" w:firstColumn="1" w:lastColumn="0" w:noHBand="0" w:noVBand="1"/>
       </w:tblPr>
       <w:tblGrid>
         <w:gridCol w:w="1886"/>
-        <w:gridCol w:w="6260"/>
+        <w:gridCol w:w="6261"/>
       </w:tblGrid>
       <w:tr>
         <w:trPr>
-          <w:trHeight w:val="392" w:hRule="atLeast"/>
+          <w:trHeight w:val="392"/>
         </w:trPr>
         <w:tc>
           <w:tcPr>
@@ -83,27 +82,21 @@
           </w:tcPr>
           <w:p>
             <w:pPr>
-              <w:pStyle w:val="Normal"/>
-              <w:widowControl w:val="false"/>
-              <w:tabs>
-                <w:tab w:val="clear" w:pos="720"/>
-                <w:tab w:val="left" w:pos="1620" w:leader="none"/>
-              </w:tabs>
-              <w:suppressAutoHyphens w:val="true"/>
-              <w:spacing w:before="120" w:after="0"/>
-              <w:jc w:val="left"/>
-              <w:rPr>
-                <w:rFonts w:ascii="Calibri" w:hAnsi="Calibri"/>
-                <w:szCs w:val="22"/>
-              </w:rPr>
-            </w:pPr>
-            <w:r>
-              <w:rPr>
-                <w:rFonts w:eastAsia="Times New Roman" w:cs="Times New Roman" w:ascii="Calibri" w:hAnsi="Calibri"/>
+              <w:widowControl w:val="0"/>
+              <w:tabs>
+                <w:tab w:val="left" w:pos="1620"/>
+              </w:tabs>
+              <w:spacing w:before="120"/>
+              <w:rPr>
+                <w:rFonts w:ascii="Calibri" w:hAnsi="Calibri"/>
+                <w:szCs w:val="22"/>
+              </w:rPr>
+            </w:pPr>
+            <w:r>
+              <w:rPr>
+                <w:rFonts w:ascii="Calibri" w:hAnsi="Calibri"/>
                 <w:b/>
-                <w:kern w:val="0"/>
-                <w:szCs w:val="22"/>
-                <w:lang w:val="en-US" w:eastAsia="en-US" w:bidi="ar-SA"/>
+                <w:szCs w:val="22"/>
               </w:rPr>
               <w:t>Title:</w:t>
             </w:r>
@@ -121,36 +114,40 @@
           </w:tcPr>
           <w:p>
             <w:pPr>
-              <w:pStyle w:val="Normal"/>
-              <w:widowControl w:val="false"/>
-              <w:tabs>
-                <w:tab w:val="clear" w:pos="720"/>
-                <w:tab w:val="left" w:pos="1620" w:leader="none"/>
-              </w:tabs>
-              <w:suppressAutoHyphens w:val="true"/>
-              <w:spacing w:before="120" w:after="0"/>
-              <w:jc w:val="left"/>
-              <w:rPr>
-                <w:rFonts w:ascii="Calibri" w:hAnsi="Calibri"/>
-                <w:szCs w:val="22"/>
-              </w:rPr>
-            </w:pPr>
-            <w:r>
-              <w:rPr>
-                <w:rFonts w:eastAsia="Times New Roman" w:cs="Times New Roman" w:ascii="Calibri" w:hAnsi="Calibri"/>
+              <w:widowControl w:val="0"/>
+              <w:tabs>
+                <w:tab w:val="left" w:pos="1620"/>
+              </w:tabs>
+              <w:spacing w:before="120"/>
+              <w:rPr>
+                <w:rFonts w:ascii="Calibri" w:hAnsi="Calibri"/>
+                <w:szCs w:val="22"/>
+              </w:rPr>
+            </w:pPr>
+            <w:proofErr w:type="spellStart"/>
+            <w:r>
+              <w:rPr>
+                <w:rFonts w:ascii="Calibri" w:hAnsi="Calibri"/>
                 <w:b/>
-                <w:kern w:val="0"/>
-                <w:szCs w:val="22"/>
-                <w:lang w:val="en-US" w:eastAsia="en-US" w:bidi="ar-SA"/>
-              </w:rPr>
-              <w:t>DevSecOps Engineer, Software Engineer</w:t>
+                <w:szCs w:val="22"/>
+              </w:rPr>
+              <w:t>DevSecOps</w:t>
+            </w:r>
+            <w:proofErr w:type="spellEnd"/>
+            <w:r>
+              <w:rPr>
+                <w:rFonts w:ascii="Calibri" w:hAnsi="Calibri"/>
+                <w:b/>
+                <w:szCs w:val="22"/>
+              </w:rPr>
+              <w:t xml:space="preserve"> Engineer, Software Engineer</w:t>
             </w:r>
           </w:p>
         </w:tc>
       </w:tr>
       <w:tr>
         <w:trPr>
-          <w:trHeight w:val="392" w:hRule="atLeast"/>
+          <w:trHeight w:val="392"/>
         </w:trPr>
         <w:tc>
           <w:tcPr>
@@ -164,27 +161,21 @@
           </w:tcPr>
           <w:p>
             <w:pPr>
-              <w:pStyle w:val="Normal"/>
-              <w:widowControl w:val="false"/>
-              <w:tabs>
-                <w:tab w:val="clear" w:pos="720"/>
-                <w:tab w:val="left" w:pos="1620" w:leader="none"/>
-              </w:tabs>
-              <w:suppressAutoHyphens w:val="true"/>
-              <w:spacing w:before="120" w:after="0"/>
-              <w:jc w:val="left"/>
-              <w:rPr>
-                <w:rFonts w:ascii="Calibri" w:hAnsi="Calibri"/>
-                <w:szCs w:val="22"/>
-              </w:rPr>
-            </w:pPr>
-            <w:r>
-              <w:rPr>
-                <w:rFonts w:eastAsia="Times New Roman" w:cs="Times New Roman" w:ascii="Calibri" w:hAnsi="Calibri"/>
+              <w:widowControl w:val="0"/>
+              <w:tabs>
+                <w:tab w:val="left" w:pos="1620"/>
+              </w:tabs>
+              <w:spacing w:before="120"/>
+              <w:rPr>
+                <w:rFonts w:ascii="Calibri" w:hAnsi="Calibri"/>
+                <w:szCs w:val="22"/>
+              </w:rPr>
+            </w:pPr>
+            <w:r>
+              <w:rPr>
+                <w:rFonts w:ascii="Calibri" w:hAnsi="Calibri"/>
                 <w:b/>
-                <w:kern w:val="0"/>
-                <w:szCs w:val="22"/>
-                <w:lang w:val="en-US" w:eastAsia="en-US" w:bidi="ar-SA"/>
+                <w:szCs w:val="22"/>
               </w:rPr>
               <w:t>Location:</w:t>
             </w:r>
@@ -202,30 +193,23 @@
           </w:tcPr>
           <w:p>
             <w:pPr>
-              <w:pStyle w:val="Normal"/>
-              <w:widowControl w:val="false"/>
-              <w:tabs>
-                <w:tab w:val="clear" w:pos="720"/>
-                <w:tab w:val="left" w:pos="1620" w:leader="none"/>
-              </w:tabs>
-              <w:suppressAutoHyphens w:val="true"/>
-              <w:spacing w:before="120" w:after="0"/>
+              <w:widowControl w:val="0"/>
+              <w:tabs>
+                <w:tab w:val="left" w:pos="1620"/>
+              </w:tabs>
+              <w:spacing w:before="120"/>
               <w:ind w:left="1620" w:hanging="1620"/>
-              <w:jc w:val="left"/>
               <w:rPr>
                 <w:rFonts w:ascii="Calibri" w:hAnsi="Calibri"/>
                 <w:b/>
+                <w:szCs w:val="22"/>
+              </w:rPr>
+            </w:pPr>
+            <w:r>
+              <w:rPr>
+                <w:rFonts w:ascii="Calibri" w:hAnsi="Calibri"/>
                 <w:b/>
                 <w:szCs w:val="22"/>
-              </w:rPr>
-            </w:pPr>
-            <w:r>
-              <w:rPr>
-                <w:rFonts w:eastAsia="Times New Roman" w:cs="Times New Roman" w:ascii="Calibri" w:hAnsi="Calibri"/>
-                <w:b/>
-                <w:kern w:val="0"/>
-                <w:szCs w:val="22"/>
-                <w:lang w:val="en-US" w:eastAsia="en-US" w:bidi="ar-SA"/>
               </w:rPr>
               <w:t>Columbia, South Carolina</w:t>
             </w:r>
@@ -234,7 +218,7 @@
       </w:tr>
       <w:tr>
         <w:trPr>
-          <w:trHeight w:val="380" w:hRule="atLeast"/>
+          <w:trHeight w:val="380"/>
         </w:trPr>
         <w:tc>
           <w:tcPr>
@@ -248,27 +232,21 @@
           </w:tcPr>
           <w:p>
             <w:pPr>
-              <w:pStyle w:val="Normal"/>
-              <w:widowControl w:val="false"/>
-              <w:tabs>
-                <w:tab w:val="clear" w:pos="720"/>
-                <w:tab w:val="left" w:pos="1620" w:leader="none"/>
-              </w:tabs>
-              <w:suppressAutoHyphens w:val="true"/>
-              <w:spacing w:before="120" w:after="0"/>
-              <w:jc w:val="left"/>
-              <w:rPr>
-                <w:rFonts w:ascii="Calibri" w:hAnsi="Calibri"/>
-                <w:szCs w:val="22"/>
-              </w:rPr>
-            </w:pPr>
-            <w:r>
-              <w:rPr>
-                <w:rFonts w:eastAsia="Times New Roman" w:cs="Times New Roman" w:ascii="Calibri" w:hAnsi="Calibri"/>
+              <w:widowControl w:val="0"/>
+              <w:tabs>
+                <w:tab w:val="left" w:pos="1620"/>
+              </w:tabs>
+              <w:spacing w:before="120"/>
+              <w:rPr>
+                <w:rFonts w:ascii="Calibri" w:hAnsi="Calibri"/>
+                <w:szCs w:val="22"/>
+              </w:rPr>
+            </w:pPr>
+            <w:r>
+              <w:rPr>
+                <w:rFonts w:ascii="Calibri" w:hAnsi="Calibri"/>
                 <w:b/>
-                <w:kern w:val="0"/>
-                <w:szCs w:val="22"/>
-                <w:lang w:val="en-US" w:eastAsia="en-US" w:bidi="ar-SA"/>
+                <w:szCs w:val="22"/>
               </w:rPr>
               <w:t>Contact:</w:t>
             </w:r>
@@ -286,51 +264,61 @@
           </w:tcPr>
           <w:p>
             <w:pPr>
-              <w:pStyle w:val="Normal"/>
-              <w:widowControl w:val="false"/>
-              <w:tabs>
-                <w:tab w:val="clear" w:pos="720"/>
-                <w:tab w:val="left" w:pos="1620" w:leader="none"/>
-              </w:tabs>
-              <w:suppressAutoHyphens w:val="true"/>
-              <w:spacing w:before="120" w:after="0"/>
+              <w:widowControl w:val="0"/>
+              <w:tabs>
+                <w:tab w:val="left" w:pos="1620"/>
+              </w:tabs>
+              <w:spacing w:before="120"/>
               <w:ind w:left="1620" w:hanging="1620"/>
-              <w:jc w:val="left"/>
-              <w:rPr>
-                <w:rFonts w:ascii="Calibri" w:hAnsi="Calibri"/>
-                <w:szCs w:val="22"/>
-              </w:rPr>
-            </w:pPr>
-            <w:hyperlink r:id="rId3">
+              <w:rPr>
+                <w:rFonts w:ascii="Calibri" w:hAnsi="Calibri"/>
+                <w:szCs w:val="22"/>
+              </w:rPr>
+            </w:pPr>
+            <w:hyperlink r:id="rId12">
               <w:r>
                 <w:rPr>
-                  <w:rStyle w:val="InternetLink"/>
-                  <w:rFonts w:eastAsia="Times New Roman" w:cs="Times New Roman" w:ascii="Calibri" w:hAnsi="Calibri"/>
-                  <w:kern w:val="0"/>
+                  <w:rStyle w:val="Hyperlink"/>
+                  <w:rFonts w:ascii="Calibri" w:hAnsi="Calibri"/>
                   <w:szCs w:val="22"/>
-                  <w:lang w:val="en-US" w:eastAsia="en-US" w:bidi="ar-SA"/>
+                  <w:u w:val="none"/>
                 </w:rPr>
                 <w:t>logan@mancuso.in</w:t>
               </w:r>
             </w:hyperlink>
             <w:r>
               <w:rPr>
-                <w:rStyle w:val="InternetLink"/>
-                <w:rFonts w:eastAsia="Times New Roman" w:cs="Times New Roman" w:ascii="Calibri" w:hAnsi="Calibri"/>
-                <w:kern w:val="0"/>
-                <w:szCs w:val="22"/>
-                <w:lang w:val="en-US" w:eastAsia="en-US" w:bidi="ar-SA"/>
-              </w:rPr>
-              <w:t xml:space="preserve">                                                 </w:t>
-            </w:r>
-            <w:r>
-              <w:rPr>
-                <w:rFonts w:eastAsia="Times New Roman" w:cs="Times New Roman" w:ascii="Calibri" w:hAnsi="Calibri"/>
-                <w:kern w:val="0"/>
-                <w:szCs w:val="22"/>
-                <w:lang w:val="en-US" w:eastAsia="en-US" w:bidi="ar-SA"/>
-              </w:rPr>
-              <w:t>(803) 470-3985</w:t>
+                <w:rStyle w:val="Hyperlink"/>
+                <w:rFonts w:ascii="Calibri" w:hAnsi="Calibri"/>
+                <w:szCs w:val="22"/>
+                <w:u w:val="none"/>
+              </w:rPr>
+              <w:t xml:space="preserve"> </w:t>
+            </w:r>
+            <w:proofErr w:type="gramStart"/>
+            <w:r>
+              <w:rPr>
+                <w:rStyle w:val="Hyperlink"/>
+                <w:rFonts w:ascii="Calibri" w:hAnsi="Calibri"/>
+                <w:szCs w:val="22"/>
+                <w:u w:val="none"/>
+              </w:rPr>
+              <w:t xml:space="preserve">   </w:t>
+            </w:r>
+            <w:r>
+              <w:rPr>
+                <w:rFonts w:ascii="Calibri" w:hAnsi="Calibri"/>
+                <w:szCs w:val="22"/>
+              </w:rPr>
+              <w:t>(</w:t>
+            </w:r>
+            <w:proofErr w:type="gramEnd"/>
+            <w:r>
+              <w:rPr>
+                <w:rFonts w:ascii="Calibri" w:hAnsi="Calibri"/>
+                <w:szCs w:val="22"/>
+              </w:rPr>
+              <w:t>803) 470-3985</w:t>
             </w:r>
           </w:p>
         </w:tc>
@@ -343,16 +331,13 @@
           <w:bottom w:val="single" w:sz="4" w:space="0" w:color="808080"/>
         </w:pBdr>
         <w:tabs>
-          <w:tab w:val="clear" w:pos="720"/>
-          <w:tab w:val="left" w:pos="6480" w:leader="none"/>
+          <w:tab w:val="left" w:pos="6480"/>
         </w:tabs>
-        <w:spacing w:lineRule="auto" w:line="276"/>
+        <w:spacing w:line="276" w:lineRule="auto"/>
         <w:rPr>
           <w:rFonts w:ascii="Calibri" w:hAnsi="Calibri"/>
-          <w:b w:val="false"/>
-          <w:b w:val="false"/>
-          <w:i w:val="false"/>
-          <w:i w:val="false"/>
+          <w:b w:val="0"/>
+          <w:i w:val="0"/>
           <w:color w:val="2E74B5"/>
           <w:sz w:val="28"/>
           <w:szCs w:val="28"/>
@@ -361,8 +346,8 @@
       <w:r>
         <w:rPr>
           <w:rFonts w:ascii="Calibri" w:hAnsi="Calibri"/>
-          <w:b w:val="false"/>
-          <w:i w:val="false"/>
+          <w:b w:val="0"/>
+          <w:i w:val="0"/>
           <w:color w:val="2E74B5"/>
           <w:sz w:val="28"/>
           <w:szCs w:val="28"/>
@@ -372,7 +357,6 @@
     </w:p>
     <w:p>
       <w:pPr>
-        <w:pStyle w:val="Normal"/>
         <w:spacing w:beforeAutospacing="1" w:afterAutospacing="1"/>
         <w:rPr>
           <w:rFonts w:ascii="Calibri" w:hAnsi="Calibri"/>
@@ -386,18 +370,33 @@
           <w:sz w:val="22"/>
           <w:szCs w:val="22"/>
         </w:rPr>
-        <w:t xml:space="preserve">His work in DevSecOps focuses primarily on infrastructure as code, maintaining and constructing CI/CD pipelines for the rapid deployment of code to both on-premises and cloud-based services. </w:t>
+        <w:t xml:space="preserve">His work in </w:t>
+      </w:r>
+      <w:proofErr w:type="spellStart"/>
+      <w:r>
+        <w:rPr>
+          <w:rFonts w:ascii="Calibri" w:hAnsi="Calibri"/>
+          <w:sz w:val="22"/>
+          <w:szCs w:val="22"/>
+        </w:rPr>
+        <w:t>DevSecOps</w:t>
+      </w:r>
+      <w:proofErr w:type="spellEnd"/>
+      <w:r>
+        <w:rPr>
+          <w:rFonts w:ascii="Calibri" w:hAnsi="Calibri"/>
+          <w:sz w:val="22"/>
+          <w:szCs w:val="22"/>
+        </w:rPr>
+        <w:t xml:space="preserve"> focuses primarily on infrastructure as code, maintaining and constructing CI/CD pipelines for the rapid deployment of code to both on-premises and cloud-based services. </w:t>
       </w:r>
     </w:p>
     <w:p>
       <w:pPr>
-        <w:pStyle w:val="Normal"/>
         <w:spacing w:beforeAutospacing="1" w:afterAutospacing="1"/>
         <w:rPr>
           <w:rFonts w:ascii="Calibri" w:hAnsi="Calibri"/>
           <w:b/>
-          <w:b/>
-          <w:i/>
           <w:i/>
           <w:color w:val="2E74B5"/>
           <w:sz w:val="28"/>
@@ -421,7 +420,7 @@
           <w:ilvl w:val="0"/>
           <w:numId w:val="2"/>
         </w:numPr>
-        <w:spacing w:before="0" w:after="120"/>
+        <w:spacing w:after="120"/>
         <w:rPr>
           <w:rFonts w:ascii="Calibri" w:hAnsi="Calibri" w:cs="Calibri"/>
           <w:sz w:val="22"/>
@@ -429,7 +428,7 @@
       </w:pPr>
       <w:r>
         <w:rPr>
-          <w:rFonts w:cs="Calibri" w:ascii="Calibri" w:hAnsi="Calibri"/>
+          <w:rFonts w:ascii="Calibri" w:hAnsi="Calibri" w:cs="Calibri"/>
           <w:sz w:val="22"/>
         </w:rPr>
         <w:t>Capgemini: L0 Technical Architect</w:t>
@@ -442,7 +441,7 @@
           <w:ilvl w:val="0"/>
           <w:numId w:val="2"/>
         </w:numPr>
-        <w:spacing w:before="0" w:after="120"/>
+        <w:spacing w:after="120"/>
         <w:rPr>
           <w:rFonts w:ascii="Calibri" w:hAnsi="Calibri" w:cs="Calibri"/>
           <w:sz w:val="22"/>
@@ -450,7 +449,7 @@
       </w:pPr>
       <w:r>
         <w:rPr>
-          <w:rFonts w:cs="Calibri" w:ascii="Calibri" w:hAnsi="Calibri"/>
+          <w:rFonts w:ascii="Calibri" w:hAnsi="Calibri" w:cs="Calibri"/>
           <w:sz w:val="22"/>
         </w:rPr>
         <w:t>Google Cloud Platform: Apigee</w:t>
@@ -463,7 +462,7 @@
           <w:ilvl w:val="0"/>
           <w:numId w:val="2"/>
         </w:numPr>
-        <w:spacing w:before="0" w:after="120"/>
+        <w:spacing w:after="120"/>
         <w:rPr>
           <w:rFonts w:ascii="Calibri" w:hAnsi="Calibri" w:cs="Calibri"/>
           <w:sz w:val="22"/>
@@ -471,7 +470,7 @@
       </w:pPr>
       <w:r>
         <w:rPr>
-          <w:rFonts w:cs="Calibri" w:ascii="Calibri" w:hAnsi="Calibri"/>
+          <w:rFonts w:ascii="Calibri" w:hAnsi="Calibri" w:cs="Calibri"/>
           <w:sz w:val="22"/>
         </w:rPr>
         <w:t>Azure: AZ900, AZ104, AZ304, AZ400</w:t>
@@ -484,16 +483,13 @@
           <w:bottom w:val="single" w:sz="4" w:space="0" w:color="808080"/>
         </w:pBdr>
         <w:tabs>
-          <w:tab w:val="clear" w:pos="720"/>
-          <w:tab w:val="left" w:pos="6480" w:leader="none"/>
+          <w:tab w:val="left" w:pos="6480"/>
         </w:tabs>
-        <w:spacing w:lineRule="auto" w:line="276" w:before="540" w:after="200"/>
+        <w:spacing w:before="540" w:after="200" w:line="276" w:lineRule="auto"/>
         <w:rPr>
           <w:rFonts w:ascii="Calibri" w:hAnsi="Calibri"/>
-          <w:b w:val="false"/>
-          <w:b w:val="false"/>
-          <w:i w:val="false"/>
-          <w:i w:val="false"/>
+          <w:b w:val="0"/>
+          <w:i w:val="0"/>
           <w:color w:val="2E74B5"/>
           <w:sz w:val="28"/>
           <w:szCs w:val="28"/>
@@ -502,8 +498,8 @@
       <w:r>
         <w:rPr>
           <w:rFonts w:ascii="Calibri" w:hAnsi="Calibri"/>
-          <w:b w:val="false"/>
-          <w:i w:val="false"/>
+          <w:b w:val="0"/>
+          <w:i w:val="0"/>
           <w:color w:val="2E74B5"/>
           <w:sz w:val="28"/>
           <w:szCs w:val="28"/>
@@ -519,10 +515,9 @@
           <w:numId w:val="2"/>
         </w:numPr>
         <w:tabs>
-          <w:tab w:val="clear" w:pos="720"/>
-          <w:tab w:val="left" w:pos="10170" w:leader="none"/>
+          <w:tab w:val="left" w:pos="10170"/>
         </w:tabs>
-        <w:spacing w:before="0" w:after="120"/>
+        <w:spacing w:after="120"/>
         <w:rPr>
           <w:rFonts w:ascii="Calibri" w:hAnsi="Calibri" w:cs="Calibri"/>
           <w:sz w:val="22"/>
@@ -530,10 +525,16 @@
       </w:pPr>
       <w:r>
         <w:rPr>
-          <w:rFonts w:cs="Calibri" w:ascii="Calibri" w:hAnsi="Calibri"/>
+          <w:rFonts w:ascii="Calibri" w:hAnsi="Calibri" w:cs="Calibri"/>
           <w:sz w:val="22"/>
         </w:rPr>
         <w:t>University of South Carolina – Columbia – BS Computer Science</w:t>
+      </w:r>
+      <w:r>
+        <w:rPr>
+          <w:rFonts w:ascii="Calibri" w:hAnsi="Calibri" w:cs="Calibri"/>
+          <w:sz w:val="22"/>
+        </w:rPr>
         <w:tab/>
         <w:t>2019</w:t>
       </w:r>
@@ -545,7 +546,7 @@
           <w:ilvl w:val="1"/>
           <w:numId w:val="2"/>
         </w:numPr>
-        <w:spacing w:before="0" w:after="120"/>
+        <w:spacing w:after="120"/>
         <w:rPr>
           <w:rFonts w:ascii="Calibri" w:hAnsi="Calibri" w:cs="Calibri"/>
           <w:sz w:val="22"/>
@@ -553,7 +554,7 @@
       </w:pPr>
       <w:r>
         <w:rPr>
-          <w:rFonts w:cs="Calibri" w:ascii="Calibri" w:hAnsi="Calibri"/>
+          <w:rFonts w:ascii="Calibri" w:hAnsi="Calibri" w:cs="Calibri"/>
           <w:sz w:val="22"/>
         </w:rPr>
         <w:t>Concentration: Discrete Structures and Graph Theory</w:t>
@@ -566,7 +567,7 @@
           <w:ilvl w:val="1"/>
           <w:numId w:val="2"/>
         </w:numPr>
-        <w:spacing w:before="0" w:after="120"/>
+        <w:spacing w:after="120"/>
         <w:rPr>
           <w:rFonts w:ascii="Calibri" w:hAnsi="Calibri" w:cs="Calibri"/>
           <w:sz w:val="22"/>
@@ -574,7 +575,7 @@
       </w:pPr>
       <w:r>
         <w:rPr>
-          <w:rFonts w:cs="Calibri" w:ascii="Calibri" w:hAnsi="Calibri"/>
+          <w:rFonts w:ascii="Calibri" w:hAnsi="Calibri" w:cs="Calibri"/>
           <w:sz w:val="22"/>
         </w:rPr>
         <w:t>Minor in Mathematics - Concentration: Combinatorics and Number Theory</w:t>
@@ -582,17 +583,16 @@
     </w:p>
     <w:p>
       <w:pPr>
-        <w:pStyle w:val="Normal"/>
         <w:spacing w:beforeAutospacing="1" w:afterAutospacing="1"/>
         <w:rPr>
-          <w:rFonts w:ascii="Calibri" w:hAnsi="Calibri" w:cs="Arial" w:asciiTheme="minorHAnsi" w:hAnsiTheme="minorHAnsi"/>
+          <w:rFonts w:asciiTheme="minorHAnsi" w:hAnsiTheme="minorHAnsi" w:cs="Arial"/>
           <w:sz w:val="22"/>
           <w:szCs w:val="22"/>
         </w:rPr>
       </w:pPr>
       <w:r>
         <w:rPr>
-          <w:rFonts w:cs="Arial" w:ascii="Calibri" w:hAnsi="Calibri" w:asciiTheme="minorHAnsi" w:hAnsiTheme="minorHAnsi"/>
+          <w:rFonts w:asciiTheme="minorHAnsi" w:hAnsiTheme="minorHAnsi" w:cs="Arial"/>
           <w:b/>
           <w:sz w:val="22"/>
           <w:szCs w:val="22"/>
@@ -601,7 +601,7 @@
       </w:r>
       <w:r>
         <w:rPr>
-          <w:rFonts w:cs="Arial" w:ascii="Calibri" w:hAnsi="Calibri" w:asciiTheme="minorHAnsi" w:hAnsiTheme="minorHAnsi"/>
+          <w:rFonts w:asciiTheme="minorHAnsi" w:hAnsiTheme="minorHAnsi" w:cs="Arial"/>
           <w:sz w:val="22"/>
           <w:szCs w:val="22"/>
         </w:rPr>
@@ -610,21 +610,20 @@
     </w:p>
     <w:p>
       <w:pPr>
-        <w:pStyle w:val="Normal"/>
         <w:numPr>
           <w:ilvl w:val="0"/>
           <w:numId w:val="3"/>
         </w:numPr>
         <w:spacing w:beforeAutospacing="1" w:afterAutospacing="1"/>
         <w:rPr>
-          <w:rFonts w:ascii="Calibri" w:hAnsi="Calibri" w:cs="Arial" w:asciiTheme="minorHAnsi" w:hAnsiTheme="minorHAnsi"/>
+          <w:rFonts w:asciiTheme="minorHAnsi" w:hAnsiTheme="minorHAnsi" w:cs="Arial"/>
           <w:sz w:val="22"/>
           <w:szCs w:val="22"/>
         </w:rPr>
       </w:pPr>
       <w:r>
         <w:rPr>
-          <w:rFonts w:ascii="Calibri" w:hAnsi="Calibri" w:asciiTheme="minorHAnsi" w:hAnsiTheme="minorHAnsi"/>
+          <w:rFonts w:asciiTheme="minorHAnsi" w:hAnsiTheme="minorHAnsi"/>
           <w:b/>
           <w:sz w:val="22"/>
           <w:szCs w:val="22"/>
@@ -633,7 +632,7 @@
       </w:r>
       <w:r>
         <w:rPr>
-          <w:rFonts w:cs="Arial" w:ascii="Calibri" w:hAnsi="Calibri" w:asciiTheme="minorHAnsi" w:hAnsiTheme="minorHAnsi"/>
+          <w:rFonts w:asciiTheme="minorHAnsi" w:hAnsiTheme="minorHAnsi" w:cs="Arial"/>
           <w:sz w:val="22"/>
           <w:szCs w:val="22"/>
         </w:rPr>
@@ -647,21 +646,21 @@
           <w:ilvl w:val="0"/>
           <w:numId w:val="4"/>
         </w:numPr>
-        <w:spacing w:before="180" w:after="0"/>
-        <w:rPr>
-          <w:rFonts w:ascii="Calibri" w:hAnsi="Calibri" w:asciiTheme="minorHAnsi" w:hAnsiTheme="minorHAnsi"/>
+        <w:spacing w:before="180"/>
+        <w:rPr>
+          <w:rFonts w:asciiTheme="minorHAnsi" w:hAnsiTheme="minorHAnsi"/>
           <w:sz w:val="22"/>
           <w:szCs w:val="22"/>
         </w:rPr>
       </w:pPr>
       <w:r>
         <w:rPr>
-          <w:rFonts w:ascii="Calibri" w:hAnsi="Calibri" w:asciiTheme="minorHAnsi" w:hAnsiTheme="minorHAnsi"/>
+          <w:rFonts w:asciiTheme="minorHAnsi" w:hAnsiTheme="minorHAnsi"/>
           <w:b/>
           <w:sz w:val="22"/>
           <w:szCs w:val="22"/>
         </w:rPr>
-        <w:t xml:space="preserve">Technical: </w:t>
+        <w:t>Technical:</w:t>
       </w:r>
     </w:p>
     <w:p>
@@ -671,29 +670,59 @@
           <w:ilvl w:val="1"/>
           <w:numId w:val="4"/>
         </w:numPr>
-        <w:spacing w:before="180" w:after="0"/>
-        <w:rPr>
-          <w:rFonts w:ascii="Calibri" w:hAnsi="Calibri" w:asciiTheme="minorHAnsi" w:hAnsiTheme="minorHAnsi"/>
+        <w:spacing w:before="180"/>
+        <w:rPr>
+          <w:rFonts w:asciiTheme="minorHAnsi" w:hAnsiTheme="minorHAnsi"/>
           <w:sz w:val="22"/>
           <w:szCs w:val="22"/>
         </w:rPr>
       </w:pPr>
       <w:r>
         <w:rPr>
-          <w:rFonts w:ascii="Calibri" w:hAnsi="Calibri" w:asciiTheme="minorHAnsi" w:hAnsiTheme="minorHAnsi"/>
+          <w:rFonts w:asciiTheme="minorHAnsi" w:hAnsiTheme="minorHAnsi"/>
           <w:b/>
           <w:sz w:val="22"/>
           <w:szCs w:val="22"/>
         </w:rPr>
-        <w:t xml:space="preserve">Programming: </w:t>
+        <w:t>Infrastructure:</w:t>
       </w:r>
       <w:r>
         <w:rPr>
-          <w:rFonts w:ascii="Calibri" w:hAnsi="Calibri" w:asciiTheme="minorHAnsi" w:hAnsiTheme="minorHAnsi"/>
+          <w:rFonts w:asciiTheme="minorHAnsi" w:hAnsiTheme="minorHAnsi"/>
+          <w:bCs/>
           <w:sz w:val="22"/>
           <w:szCs w:val="22"/>
         </w:rPr>
-        <w:t>Dot Net 3.5, 4.6 and 6, Python, Java, JavaScript, C++, C</w:t>
+        <w:t xml:space="preserve"> </w:t>
+      </w:r>
+      <w:r>
+        <w:rPr>
+          <w:rFonts w:asciiTheme="minorHAnsi" w:hAnsiTheme="minorHAnsi"/>
+          <w:bCs/>
+          <w:sz w:val="22"/>
+          <w:szCs w:val="22"/>
+        </w:rPr>
+        <w:t xml:space="preserve">Terraform, Kubernetes, Docker, Ansible, </w:t>
+      </w:r>
+      <w:proofErr w:type="spellStart"/>
+      <w:r>
+        <w:rPr>
+          <w:rFonts w:asciiTheme="minorHAnsi" w:hAnsiTheme="minorHAnsi"/>
+          <w:bCs/>
+          <w:sz w:val="22"/>
+          <w:szCs w:val="22"/>
+        </w:rPr>
+        <w:t>Podman</w:t>
+      </w:r>
+      <w:proofErr w:type="spellEnd"/>
+      <w:r>
+        <w:rPr>
+          <w:rFonts w:asciiTheme="minorHAnsi" w:hAnsiTheme="minorHAnsi"/>
+          <w:bCs/>
+          <w:sz w:val="22"/>
+          <w:szCs w:val="22"/>
+        </w:rPr>
+        <w:t>, AWS cli, Azure cli</w:t>
       </w:r>
     </w:p>
     <w:p>
@@ -703,29 +732,40 @@
           <w:ilvl w:val="1"/>
           <w:numId w:val="4"/>
         </w:numPr>
-        <w:spacing w:before="180" w:after="0"/>
-        <w:rPr>
-          <w:rFonts w:ascii="Calibri" w:hAnsi="Calibri" w:asciiTheme="minorHAnsi" w:hAnsiTheme="minorHAnsi"/>
+        <w:spacing w:before="180"/>
+        <w:rPr>
+          <w:rFonts w:asciiTheme="minorHAnsi" w:hAnsiTheme="minorHAnsi"/>
           <w:sz w:val="22"/>
           <w:szCs w:val="22"/>
         </w:rPr>
       </w:pPr>
       <w:r>
         <w:rPr>
-          <w:rFonts w:ascii="Calibri" w:hAnsi="Calibri" w:asciiTheme="minorHAnsi" w:hAnsiTheme="minorHAnsi"/>
+          <w:rFonts w:asciiTheme="minorHAnsi" w:hAnsiTheme="minorHAnsi"/>
           <w:b/>
+          <w:bCs/>
           <w:sz w:val="22"/>
           <w:szCs w:val="22"/>
         </w:rPr>
-        <w:t>Database:</w:t>
+        <w:t>Scripting:</w:t>
       </w:r>
       <w:r>
         <w:rPr>
-          <w:rFonts w:ascii="Calibri" w:hAnsi="Calibri" w:asciiTheme="minorHAnsi" w:hAnsiTheme="minorHAnsi"/>
+          <w:rFonts w:asciiTheme="minorHAnsi" w:hAnsiTheme="minorHAnsi"/>
+          <w:b/>
+          <w:bCs/>
           <w:sz w:val="22"/>
           <w:szCs w:val="22"/>
         </w:rPr>
-        <w:t xml:space="preserve"> Microsoft SQL, MySQL, MariaDB, Postgres</w:t>
+        <w:t xml:space="preserve"> </w:t>
+      </w:r>
+      <w:r>
+        <w:rPr>
+          <w:rFonts w:asciiTheme="minorHAnsi" w:hAnsiTheme="minorHAnsi"/>
+          <w:sz w:val="22"/>
+          <w:szCs w:val="22"/>
+        </w:rPr>
+        <w:t>Bash (POSIX Compliant Shells), PowerShell, Ruby, Python</w:t>
       </w:r>
     </w:p>
     <w:p>
@@ -735,48 +775,29 @@
           <w:ilvl w:val="1"/>
           <w:numId w:val="4"/>
         </w:numPr>
-        <w:spacing w:before="180" w:after="0"/>
-        <w:rPr>
-          <w:rFonts w:ascii="Calibri" w:hAnsi="Calibri" w:asciiTheme="minorHAnsi" w:hAnsiTheme="minorHAnsi"/>
+        <w:spacing w:before="180"/>
+        <w:rPr>
+          <w:rFonts w:asciiTheme="minorHAnsi" w:hAnsiTheme="minorHAnsi"/>
           <w:sz w:val="22"/>
           <w:szCs w:val="22"/>
         </w:rPr>
       </w:pPr>
       <w:r>
         <w:rPr>
-          <w:rFonts w:ascii="Calibri" w:hAnsi="Calibri" w:asciiTheme="minorHAnsi" w:hAnsiTheme="minorHAnsi"/>
+          <w:rFonts w:asciiTheme="minorHAnsi" w:hAnsiTheme="minorHAnsi"/>
           <w:b/>
           <w:sz w:val="22"/>
           <w:szCs w:val="22"/>
         </w:rPr>
-        <w:t>Scripting:</w:t>
+        <w:t xml:space="preserve">Programming: </w:t>
       </w:r>
       <w:r>
         <w:rPr>
-          <w:rFonts w:ascii="Calibri" w:hAnsi="Calibri" w:asciiTheme="minorHAnsi" w:hAnsiTheme="minorHAnsi"/>
+          <w:rFonts w:asciiTheme="minorHAnsi" w:hAnsiTheme="minorHAnsi"/>
           <w:sz w:val="22"/>
           <w:szCs w:val="22"/>
         </w:rPr>
-        <w:t xml:space="preserve"> Bash (</w:t>
-      </w:r>
-      <w:hyperlink r:id="rId4">
-        <w:r>
-          <w:rPr>
-            <w:rStyle w:val="InternetLink"/>
-            <w:rFonts w:ascii="Calibri" w:hAnsi="Calibri" w:asciiTheme="minorHAnsi" w:hAnsiTheme="minorHAnsi"/>
-            <w:sz w:val="22"/>
-            <w:szCs w:val="22"/>
-          </w:rPr>
-          <w:t>POSIX</w:t>
-        </w:r>
-      </w:hyperlink>
-      <w:r>
-        <w:rPr>
-          <w:rFonts w:ascii="Calibri" w:hAnsi="Calibri" w:asciiTheme="minorHAnsi" w:hAnsiTheme="minorHAnsi"/>
-          <w:sz w:val="22"/>
-          <w:szCs w:val="22"/>
-        </w:rPr>
-        <w:t xml:space="preserve"> Compliant Shells), PowerShell, Ruby</w:t>
+        <w:t>Dot Net 3.5, 4.6 and 6, Python, Java, JavaScript, C++, C</w:t>
       </w:r>
     </w:p>
     <w:p>
@@ -786,35 +807,125 @@
           <w:ilvl w:val="1"/>
           <w:numId w:val="4"/>
         </w:numPr>
-        <w:spacing w:before="180" w:after="0"/>
-        <w:rPr>
-          <w:rFonts w:ascii="Calibri" w:hAnsi="Calibri" w:asciiTheme="minorHAnsi" w:hAnsiTheme="minorHAnsi"/>
+        <w:spacing w:before="180"/>
+        <w:rPr>
+          <w:rFonts w:asciiTheme="minorHAnsi" w:hAnsiTheme="minorHAnsi"/>
           <w:sz w:val="22"/>
           <w:szCs w:val="22"/>
         </w:rPr>
       </w:pPr>
       <w:r>
         <w:rPr>
-          <w:rFonts w:ascii="Calibri" w:hAnsi="Calibri" w:asciiTheme="minorHAnsi" w:hAnsiTheme="minorHAnsi"/>
+          <w:rFonts w:asciiTheme="minorHAnsi" w:hAnsiTheme="minorHAnsi"/>
           <w:b/>
           <w:sz w:val="22"/>
           <w:szCs w:val="22"/>
         </w:rPr>
+        <w:t>Database:</w:t>
+      </w:r>
+      <w:r>
+        <w:rPr>
+          <w:rFonts w:asciiTheme="minorHAnsi" w:hAnsiTheme="minorHAnsi"/>
+          <w:sz w:val="22"/>
+          <w:szCs w:val="22"/>
+        </w:rPr>
+        <w:t xml:space="preserve"> Microsoft SQL, MySQL, MariaDB, Postgres</w:t>
+      </w:r>
+    </w:p>
+    <w:p>
+      <w:pPr>
+        <w:pStyle w:val="ListParagraph"/>
+        <w:numPr>
+          <w:ilvl w:val="1"/>
+          <w:numId w:val="4"/>
+        </w:numPr>
+        <w:spacing w:before="180"/>
+        <w:rPr>
+          <w:rFonts w:asciiTheme="minorHAnsi" w:hAnsiTheme="minorHAnsi"/>
+          <w:sz w:val="22"/>
+          <w:szCs w:val="22"/>
+        </w:rPr>
+      </w:pPr>
+      <w:r>
+        <w:rPr>
+          <w:rFonts w:asciiTheme="minorHAnsi" w:hAnsiTheme="minorHAnsi"/>
+          <w:b/>
+          <w:sz w:val="22"/>
+          <w:szCs w:val="22"/>
+        </w:rPr>
+        <w:t>Cloud:</w:t>
+      </w:r>
+      <w:r>
+        <w:rPr>
+          <w:rFonts w:asciiTheme="minorHAnsi" w:hAnsiTheme="minorHAnsi"/>
+          <w:sz w:val="22"/>
+          <w:szCs w:val="22"/>
+        </w:rPr>
+        <w:t xml:space="preserve"> </w:t>
+      </w:r>
+      <w:r>
+        <w:rPr>
+          <w:rFonts w:asciiTheme="minorHAnsi" w:hAnsiTheme="minorHAnsi"/>
+          <w:sz w:val="22"/>
+          <w:szCs w:val="22"/>
+        </w:rPr>
+        <w:t xml:space="preserve">AWS, Azure, MuleSoft, </w:t>
+      </w:r>
+      <w:proofErr w:type="spellStart"/>
+      <w:r>
+        <w:rPr>
+          <w:rFonts w:asciiTheme="minorHAnsi" w:hAnsiTheme="minorHAnsi"/>
+          <w:sz w:val="22"/>
+          <w:szCs w:val="22"/>
+        </w:rPr>
+        <w:t>VSphere</w:t>
+      </w:r>
+      <w:proofErr w:type="spellEnd"/>
+      <w:r>
+        <w:rPr>
+          <w:rFonts w:asciiTheme="minorHAnsi" w:hAnsiTheme="minorHAnsi"/>
+          <w:sz w:val="22"/>
+          <w:szCs w:val="22"/>
+        </w:rPr>
+        <w:t>, Google Cloud Platform, Apigee</w:t>
+      </w:r>
+    </w:p>
+    <w:p>
+      <w:pPr>
+        <w:pStyle w:val="ListParagraph"/>
+        <w:numPr>
+          <w:ilvl w:val="1"/>
+          <w:numId w:val="4"/>
+        </w:numPr>
+        <w:spacing w:before="180"/>
+        <w:rPr>
+          <w:rFonts w:asciiTheme="minorHAnsi" w:hAnsiTheme="minorHAnsi"/>
+          <w:sz w:val="22"/>
+          <w:szCs w:val="22"/>
+        </w:rPr>
+      </w:pPr>
+      <w:r>
+        <w:rPr>
+          <w:rFonts w:asciiTheme="minorHAnsi" w:hAnsiTheme="minorHAnsi"/>
+          <w:b/>
+          <w:sz w:val="22"/>
+          <w:szCs w:val="22"/>
+        </w:rPr>
         <w:t>Microsoft:</w:t>
       </w:r>
       <w:r>
         <w:rPr>
-          <w:rFonts w:ascii="Calibri" w:hAnsi="Calibri" w:asciiTheme="minorHAnsi" w:hAnsiTheme="minorHAnsi"/>
+          <w:rFonts w:asciiTheme="minorHAnsi" w:hAnsiTheme="minorHAnsi"/>
           <w:sz w:val="22"/>
           <w:szCs w:val="22"/>
         </w:rPr>
-        <w:t xml:space="preserve">  Visual Studio, React, Entity Framework, Azure, </w:t>
+        <w:t xml:space="preserve"> Visual Studio, React, Entity Framework, Azure, </w:t>
       </w:r>
-      <w:hyperlink r:id="rId5">
+      <w:hyperlink r:id="rId13">
         <w:r>
           <w:rPr>
-            <w:rStyle w:val="InternetLink"/>
-            <w:rFonts w:ascii="Calibri" w:hAnsi="Calibri" w:asciiTheme="minorHAnsi" w:hAnsiTheme="minorHAnsi"/>
+            <w:rStyle w:val="Hyperlink"/>
+            <w:rFonts w:asciiTheme="minorHAnsi" w:hAnsiTheme="minorHAnsi"/>
             <w:sz w:val="22"/>
             <w:szCs w:val="22"/>
           </w:rPr>
@@ -823,7 +934,7 @@
       </w:hyperlink>
       <w:r>
         <w:rPr>
-          <w:rFonts w:ascii="Calibri" w:hAnsi="Calibri" w:asciiTheme="minorHAnsi" w:hAnsiTheme="minorHAnsi"/>
+          <w:rFonts w:asciiTheme="minorHAnsi" w:hAnsiTheme="minorHAnsi"/>
           <w:sz w:val="22"/>
           <w:szCs w:val="22"/>
         </w:rPr>
@@ -837,97 +948,35 @@
           <w:ilvl w:val="1"/>
           <w:numId w:val="4"/>
         </w:numPr>
-        <w:spacing w:before="180" w:after="0"/>
-        <w:rPr>
-          <w:rFonts w:ascii="Calibri" w:hAnsi="Calibri" w:asciiTheme="minorHAnsi" w:hAnsiTheme="minorHAnsi"/>
+        <w:spacing w:before="180"/>
+        <w:rPr>
+          <w:rFonts w:asciiTheme="minorHAnsi" w:hAnsiTheme="minorHAnsi"/>
           <w:sz w:val="22"/>
           <w:szCs w:val="22"/>
         </w:rPr>
       </w:pPr>
       <w:r>
         <w:rPr>
-          <w:rFonts w:ascii="Calibri" w:hAnsi="Calibri" w:asciiTheme="minorHAnsi" w:hAnsiTheme="minorHAnsi"/>
+          <w:rFonts w:asciiTheme="minorHAnsi" w:hAnsiTheme="minorHAnsi"/>
           <w:b/>
           <w:sz w:val="22"/>
           <w:szCs w:val="22"/>
         </w:rPr>
-        <w:t>Cloud:</w:t>
-      </w:r>
-      <w:r>
-        <w:rPr>
-          <w:rFonts w:ascii="Calibri" w:hAnsi="Calibri" w:asciiTheme="minorHAnsi" w:hAnsiTheme="minorHAnsi"/>
-          <w:sz w:val="22"/>
-          <w:szCs w:val="22"/>
-        </w:rPr>
-        <w:t xml:space="preserve"> AWS, </w:t>
-      </w:r>
-      <w:hyperlink r:id="rId6">
-        <w:r>
-          <w:rPr>
-            <w:rStyle w:val="InternetLink"/>
-            <w:rFonts w:ascii="Calibri" w:hAnsi="Calibri" w:asciiTheme="minorHAnsi" w:hAnsiTheme="minorHAnsi"/>
-            <w:sz w:val="22"/>
-            <w:szCs w:val="22"/>
-          </w:rPr>
-          <w:t>MuleSoft</w:t>
-        </w:r>
-      </w:hyperlink>
-      <w:r>
-        <w:rPr>
-          <w:rFonts w:ascii="Calibri" w:hAnsi="Calibri" w:asciiTheme="minorHAnsi" w:hAnsiTheme="minorHAnsi"/>
-          <w:sz w:val="22"/>
-          <w:szCs w:val="22"/>
-        </w:rPr>
-        <w:t xml:space="preserve">, VMware, Google Cloud Platform, </w:t>
-      </w:r>
-      <w:hyperlink r:id="rId7">
-        <w:r>
-          <w:rPr>
-            <w:rStyle w:val="InternetLink"/>
-            <w:rFonts w:ascii="Calibri" w:hAnsi="Calibri" w:asciiTheme="minorHAnsi" w:hAnsiTheme="minorHAnsi"/>
-            <w:sz w:val="22"/>
-            <w:szCs w:val="22"/>
-          </w:rPr>
-          <w:t>Apigee</w:t>
-        </w:r>
-      </w:hyperlink>
-    </w:p>
-    <w:p>
-      <w:pPr>
-        <w:pStyle w:val="ListParagraph"/>
-        <w:numPr>
-          <w:ilvl w:val="1"/>
-          <w:numId w:val="4"/>
-        </w:numPr>
-        <w:spacing w:before="180" w:after="0"/>
-        <w:rPr>
-          <w:rFonts w:ascii="Calibri" w:hAnsi="Calibri" w:asciiTheme="minorHAnsi" w:hAnsiTheme="minorHAnsi"/>
-          <w:sz w:val="22"/>
-          <w:szCs w:val="22"/>
-        </w:rPr>
-      </w:pPr>
-      <w:r>
-        <w:rPr>
-          <w:rFonts w:ascii="Calibri" w:hAnsi="Calibri" w:asciiTheme="minorHAnsi" w:hAnsiTheme="minorHAnsi"/>
-          <w:b/>
-          <w:sz w:val="22"/>
-          <w:szCs w:val="22"/>
-        </w:rPr>
         <w:t>AI Machine Learning:</w:t>
       </w:r>
       <w:r>
         <w:rPr>
-          <w:rFonts w:ascii="Calibri" w:hAnsi="Calibri" w:asciiTheme="minorHAnsi" w:hAnsiTheme="minorHAnsi"/>
+          <w:rFonts w:asciiTheme="minorHAnsi" w:hAnsiTheme="minorHAnsi"/>
           <w:sz w:val="22"/>
           <w:szCs w:val="22"/>
         </w:rPr>
         <w:t xml:space="preserve"> </w:t>
       </w:r>
-      <w:hyperlink r:id="rId8">
+      <w:hyperlink r:id="rId14">
         <w:r>
           <w:rPr>
-            <w:rStyle w:val="InternetLink"/>
-            <w:rFonts w:ascii="Calibri" w:hAnsi="Calibri" w:asciiTheme="minorHAnsi" w:hAnsiTheme="minorHAnsi"/>
+            <w:rStyle w:val="Hyperlink"/>
+            <w:rFonts w:asciiTheme="minorHAnsi" w:hAnsiTheme="minorHAnsi"/>
             <w:sz w:val="22"/>
             <w:szCs w:val="22"/>
           </w:rPr>
@@ -936,17 +985,17 @@
       </w:hyperlink>
       <w:r>
         <w:rPr>
-          <w:rFonts w:ascii="Calibri" w:hAnsi="Calibri" w:asciiTheme="minorHAnsi" w:hAnsiTheme="minorHAnsi"/>
+          <w:rFonts w:asciiTheme="minorHAnsi" w:hAnsiTheme="minorHAnsi"/>
           <w:sz w:val="22"/>
           <w:szCs w:val="22"/>
         </w:rPr>
         <w:t xml:space="preserve">, </w:t>
       </w:r>
-      <w:hyperlink r:id="rId9">
+      <w:hyperlink r:id="rId15">
         <w:r>
           <w:rPr>
-            <w:rStyle w:val="InternetLink"/>
-            <w:rFonts w:ascii="Calibri" w:hAnsi="Calibri" w:asciiTheme="minorHAnsi" w:hAnsiTheme="minorHAnsi"/>
+            <w:rStyle w:val="Hyperlink"/>
+            <w:rFonts w:asciiTheme="minorHAnsi" w:hAnsiTheme="minorHAnsi"/>
             <w:sz w:val="22"/>
             <w:szCs w:val="22"/>
           </w:rPr>
@@ -955,36 +1004,38 @@
       </w:hyperlink>
       <w:r>
         <w:rPr>
-          <w:rFonts w:ascii="Calibri" w:hAnsi="Calibri" w:asciiTheme="minorHAnsi" w:hAnsiTheme="minorHAnsi"/>
+          <w:rFonts w:asciiTheme="minorHAnsi" w:hAnsiTheme="minorHAnsi"/>
           <w:sz w:val="22"/>
           <w:szCs w:val="22"/>
         </w:rPr>
         <w:t xml:space="preserve">, </w:t>
       </w:r>
-      <w:hyperlink r:id="rId10">
+      <w:hyperlink r:id="rId16">
+        <w:proofErr w:type="spellStart"/>
         <w:r>
           <w:rPr>
-            <w:rStyle w:val="InternetLink"/>
-            <w:rFonts w:ascii="Calibri" w:hAnsi="Calibri" w:asciiTheme="minorHAnsi" w:hAnsiTheme="minorHAnsi"/>
+            <w:rStyle w:val="Hyperlink"/>
+            <w:rFonts w:asciiTheme="minorHAnsi" w:hAnsiTheme="minorHAnsi"/>
             <w:sz w:val="22"/>
             <w:szCs w:val="22"/>
           </w:rPr>
           <w:t>OpenMPI</w:t>
         </w:r>
+        <w:proofErr w:type="spellEnd"/>
       </w:hyperlink>
       <w:r>
         <w:rPr>
-          <w:rFonts w:ascii="Calibri" w:hAnsi="Calibri" w:asciiTheme="minorHAnsi" w:hAnsiTheme="minorHAnsi"/>
+          <w:rFonts w:asciiTheme="minorHAnsi" w:hAnsiTheme="minorHAnsi"/>
           <w:sz w:val="22"/>
           <w:szCs w:val="22"/>
         </w:rPr>
         <w:t xml:space="preserve">, </w:t>
       </w:r>
-      <w:hyperlink r:id="rId11">
+      <w:hyperlink r:id="rId17">
         <w:r>
           <w:rPr>
-            <w:rStyle w:val="InternetLink"/>
-            <w:rFonts w:ascii="Calibri" w:hAnsi="Calibri" w:asciiTheme="minorHAnsi" w:hAnsiTheme="minorHAnsi"/>
+            <w:rStyle w:val="Hyperlink"/>
+            <w:rFonts w:asciiTheme="minorHAnsi" w:hAnsiTheme="minorHAnsi"/>
             <w:sz w:val="22"/>
             <w:szCs w:val="22"/>
           </w:rPr>
@@ -993,17 +1044,17 @@
       </w:hyperlink>
       <w:r>
         <w:rPr>
-          <w:rFonts w:ascii="Calibri" w:hAnsi="Calibri" w:asciiTheme="minorHAnsi" w:hAnsiTheme="minorHAnsi"/>
+          <w:rFonts w:asciiTheme="minorHAnsi" w:hAnsiTheme="minorHAnsi"/>
           <w:sz w:val="22"/>
           <w:szCs w:val="22"/>
         </w:rPr>
         <w:t xml:space="preserve">, </w:t>
       </w:r>
-      <w:hyperlink r:id="rId12">
+      <w:hyperlink r:id="rId18">
         <w:r>
           <w:rPr>
-            <w:rStyle w:val="InternetLink"/>
-            <w:rFonts w:ascii="Calibri" w:hAnsi="Calibri" w:asciiTheme="minorHAnsi" w:hAnsiTheme="minorHAnsi"/>
+            <w:rStyle w:val="Hyperlink"/>
+            <w:rFonts w:asciiTheme="minorHAnsi" w:hAnsiTheme="minorHAnsi"/>
             <w:sz w:val="22"/>
             <w:szCs w:val="22"/>
           </w:rPr>
@@ -1018,16 +1069,13 @@
           <w:bottom w:val="single" w:sz="4" w:space="0" w:color="808080"/>
         </w:pBdr>
         <w:tabs>
-          <w:tab w:val="clear" w:pos="720"/>
-          <w:tab w:val="left" w:pos="6480" w:leader="none"/>
+          <w:tab w:val="left" w:pos="6480"/>
         </w:tabs>
-        <w:spacing w:lineRule="auto" w:line="276" w:before="540" w:after="200"/>
+        <w:spacing w:before="540" w:after="200" w:line="276" w:lineRule="auto"/>
         <w:rPr>
           <w:rFonts w:ascii="Calibri" w:hAnsi="Calibri"/>
-          <w:b w:val="false"/>
-          <w:b w:val="false"/>
-          <w:i w:val="false"/>
-          <w:i w:val="false"/>
+          <w:b w:val="0"/>
+          <w:i w:val="0"/>
           <w:color w:val="2E74B5"/>
           <w:sz w:val="28"/>
           <w:szCs w:val="28"/>
@@ -1036,8 +1084,8 @@
       <w:r>
         <w:rPr>
           <w:rFonts w:ascii="Calibri" w:hAnsi="Calibri"/>
-          <w:b w:val="false"/>
-          <w:i w:val="false"/>
+          <w:b w:val="0"/>
+          <w:i w:val="0"/>
           <w:color w:val="2E74B5"/>
           <w:sz w:val="28"/>
           <w:szCs w:val="28"/>
@@ -1051,8 +1099,8 @@
         <w:tabs>
           <w:tab w:val="clear" w:pos="4320"/>
           <w:tab w:val="clear" w:pos="8640"/>
-          <w:tab w:val="right" w:pos="2646" w:leader="none"/>
-          <w:tab w:val="right" w:pos="9180" w:leader="none"/>
+          <w:tab w:val="right" w:pos="2646"/>
+          <w:tab w:val="right" w:pos="9180"/>
         </w:tabs>
         <w:spacing w:before="0" w:after="120"/>
         <w:jc w:val="left"/>
@@ -1068,7 +1116,43 @@
           <w:sz w:val="22"/>
           <w:szCs w:val="22"/>
         </w:rPr>
-        <w:t xml:space="preserve">Logan’s most recent experience is in DevSecOps and server administration. Deploying Microsoft Dynamics CRM code to a large on-premise system. His personal projects are focused on API development and developing infrastructure as code using a combination of Kubernetes, Docker, Ansible and Terraform.  </w:t>
+        <w:t xml:space="preserve">Logan’s most recent experience is in </w:t>
+      </w:r>
+      <w:proofErr w:type="spellStart"/>
+      <w:r>
+        <w:rPr>
+          <w:rFonts w:ascii="Calibri" w:hAnsi="Calibri"/>
+          <w:sz w:val="22"/>
+          <w:szCs w:val="22"/>
+        </w:rPr>
+        <w:t>DevSecOps</w:t>
+      </w:r>
+      <w:proofErr w:type="spellEnd"/>
+      <w:r>
+        <w:rPr>
+          <w:rFonts w:ascii="Calibri" w:hAnsi="Calibri"/>
+          <w:sz w:val="22"/>
+          <w:szCs w:val="22"/>
+        </w:rPr>
+        <w:t xml:space="preserve"> and server administration. Deploying Microsoft Dynamics CRM code to a large </w:t>
+      </w:r>
+      <w:proofErr w:type="gramStart"/>
+      <w:r>
+        <w:rPr>
+          <w:rFonts w:ascii="Calibri" w:hAnsi="Calibri"/>
+          <w:sz w:val="22"/>
+          <w:szCs w:val="22"/>
+        </w:rPr>
+        <w:t>on-premise</w:t>
+      </w:r>
+      <w:proofErr w:type="gramEnd"/>
+      <w:r>
+        <w:rPr>
+          <w:rFonts w:ascii="Calibri" w:hAnsi="Calibri"/>
+          <w:sz w:val="22"/>
+          <w:szCs w:val="22"/>
+        </w:rPr>
+        <w:t xml:space="preserve"> system. His personal projects are focused on API development and developing infrastructure as code using a combination of Kubernetes, Docker, Ansible and Terraform.  </w:t>
       </w:r>
     </w:p>
     <w:p>
@@ -1078,16 +1162,13 @@
           <w:bottom w:val="single" w:sz="4" w:space="0" w:color="808080"/>
         </w:pBdr>
         <w:tabs>
-          <w:tab w:val="clear" w:pos="720"/>
-          <w:tab w:val="left" w:pos="6480" w:leader="none"/>
+          <w:tab w:val="left" w:pos="6480"/>
         </w:tabs>
-        <w:spacing w:lineRule="auto" w:line="276"/>
+        <w:spacing w:line="276" w:lineRule="auto"/>
         <w:rPr>
           <w:rFonts w:ascii="Calibri" w:hAnsi="Calibri"/>
-          <w:b w:val="false"/>
-          <w:b w:val="false"/>
-          <w:i w:val="false"/>
-          <w:i w:val="false"/>
+          <w:b w:val="0"/>
+          <w:i w:val="0"/>
           <w:color w:val="2E74B5"/>
           <w:sz w:val="28"/>
           <w:szCs w:val="28"/>
@@ -1096,12 +1177,13 @@
       <w:r>
         <w:rPr>
           <w:rFonts w:ascii="Calibri" w:hAnsi="Calibri"/>
-          <w:b w:val="false"/>
-          <w:i w:val="false"/>
+          <w:b w:val="0"/>
+          <w:i w:val="0"/>
           <w:color w:val="2E74B5"/>
           <w:sz w:val="28"/>
           <w:szCs w:val="28"/>
         </w:rPr>
+        <w:lastRenderedPageBreak/>
         <w:t>Projects</w:t>
       </w:r>
     </w:p>
@@ -1109,14 +1191,973 @@
       <w:pPr>
         <w:pStyle w:val="Subtitle"/>
         <w:tabs>
-          <w:tab w:val="clear" w:pos="720"/>
-          <w:tab w:val="left" w:pos="7740" w:leader="none"/>
+          <w:tab w:val="left" w:pos="7740"/>
         </w:tabs>
-        <w:rPr/>
       </w:pPr>
       <w:r>
-        <w:rPr/>
+        <w:t xml:space="preserve">Company: </w:t>
+      </w:r>
+      <w:r>
+        <w:t>Kopis USA</w:t>
+      </w:r>
+      <w:r>
+        <w:tab/>
+      </w:r>
+      <w:r>
+        <w:t>June</w:t>
+      </w:r>
+      <w:r>
+        <w:t xml:space="preserve"> 20</w:t>
+      </w:r>
+      <w:r>
+        <w:t>22</w:t>
+      </w:r>
+      <w:r>
+        <w:t xml:space="preserve"> – </w:t>
+      </w:r>
+      <w:r>
+        <w:t>Current</w:t>
+      </w:r>
+    </w:p>
+    <w:tbl>
+      <w:tblPr>
+        <w:tblStyle w:val="TableGrid"/>
+        <w:tblW w:w="10070" w:type="dxa"/>
+        <w:tblLayout w:type="fixed"/>
+        <w:tblLook w:val="04A0" w:firstRow="1" w:lastRow="0" w:firstColumn="1" w:lastColumn="0" w:noHBand="0" w:noVBand="1"/>
+      </w:tblPr>
+      <w:tblGrid>
+        <w:gridCol w:w="445"/>
+        <w:gridCol w:w="1975"/>
+        <w:gridCol w:w="7650"/>
+      </w:tblGrid>
+      <w:tr>
+        <w:tc>
+          <w:tcPr>
+            <w:tcW w:w="445" w:type="dxa"/>
+            <w:tcBorders>
+              <w:top w:val="nil"/>
+              <w:left w:val="nil"/>
+              <w:bottom w:val="nil"/>
+              <w:right w:val="nil"/>
+            </w:tcBorders>
+          </w:tcPr>
+          <w:p>
+            <w:pPr>
+              <w:widowControl w:val="0"/>
+              <w:tabs>
+                <w:tab w:val="left" w:pos="2160"/>
+                <w:tab w:val="left" w:pos="2340"/>
+                <w:tab w:val="left" w:pos="2880"/>
+              </w:tabs>
+              <w:spacing w:before="180"/>
+              <w:contextualSpacing/>
+              <w:outlineLvl w:val="4"/>
+              <w:rPr>
+                <w:rFonts w:ascii="Calibri" w:hAnsi="Calibri" w:cs="Calibri"/>
+                <w:b/>
+                <w:bCs/>
+                <w:iCs/>
+                <w:sz w:val="22"/>
+                <w:szCs w:val="22"/>
+              </w:rPr>
+            </w:pPr>
+          </w:p>
+        </w:tc>
+        <w:tc>
+          <w:tcPr>
+            <w:tcW w:w="1975" w:type="dxa"/>
+            <w:tcBorders>
+              <w:top w:val="nil"/>
+              <w:left w:val="nil"/>
+              <w:bottom w:val="nil"/>
+              <w:right w:val="nil"/>
+            </w:tcBorders>
+          </w:tcPr>
+          <w:p>
+            <w:pPr>
+              <w:widowControl w:val="0"/>
+              <w:tabs>
+                <w:tab w:val="left" w:pos="2160"/>
+                <w:tab w:val="left" w:pos="2340"/>
+                <w:tab w:val="left" w:pos="2880"/>
+              </w:tabs>
+              <w:spacing w:before="180"/>
+              <w:contextualSpacing/>
+              <w:outlineLvl w:val="4"/>
+              <w:rPr>
+                <w:rFonts w:ascii="Calibri" w:hAnsi="Calibri" w:cs="Calibri"/>
+                <w:b/>
+                <w:bCs/>
+                <w:iCs/>
+                <w:sz w:val="22"/>
+                <w:szCs w:val="22"/>
+              </w:rPr>
+            </w:pPr>
+            <w:r>
+              <w:rPr>
+                <w:rFonts w:ascii="Calibri" w:hAnsi="Calibri" w:cs="Calibri"/>
+                <w:b/>
+                <w:bCs/>
+                <w:iCs/>
+                <w:sz w:val="22"/>
+                <w:szCs w:val="22"/>
+              </w:rPr>
+              <w:t xml:space="preserve">Type of Industry </w:t>
+            </w:r>
+          </w:p>
+        </w:tc>
+        <w:tc>
+          <w:tcPr>
+            <w:tcW w:w="7650" w:type="dxa"/>
+            <w:tcBorders>
+              <w:top w:val="nil"/>
+              <w:left w:val="nil"/>
+              <w:bottom w:val="nil"/>
+              <w:right w:val="nil"/>
+            </w:tcBorders>
+          </w:tcPr>
+          <w:p>
+            <w:pPr>
+              <w:widowControl w:val="0"/>
+              <w:rPr>
+                <w:rFonts w:ascii="Calibri" w:hAnsi="Calibri"/>
+                <w:sz w:val="22"/>
+                <w:szCs w:val="22"/>
+              </w:rPr>
+            </w:pPr>
+            <w:r>
+              <w:rPr>
+                <w:rFonts w:ascii="Calibri" w:hAnsi="Calibri"/>
+                <w:sz w:val="22"/>
+                <w:szCs w:val="22"/>
+              </w:rPr>
+              <w:t>A</w:t>
+            </w:r>
+            <w:r>
+              <w:rPr>
+                <w:rFonts w:ascii="Calibri" w:hAnsi="Calibri"/>
+                <w:sz w:val="22"/>
+                <w:szCs w:val="22"/>
+              </w:rPr>
+              <w:t xml:space="preserve">WS </w:t>
+            </w:r>
+            <w:r>
+              <w:rPr>
+                <w:rFonts w:ascii="Calibri" w:hAnsi="Calibri"/>
+                <w:sz w:val="22"/>
+                <w:szCs w:val="22"/>
+              </w:rPr>
+              <w:t>Cloud</w:t>
+            </w:r>
+          </w:p>
+        </w:tc>
+      </w:tr>
+      <w:tr>
+        <w:tc>
+          <w:tcPr>
+            <w:tcW w:w="445" w:type="dxa"/>
+            <w:tcBorders>
+              <w:top w:val="nil"/>
+              <w:left w:val="nil"/>
+              <w:bottom w:val="nil"/>
+              <w:right w:val="nil"/>
+            </w:tcBorders>
+          </w:tcPr>
+          <w:p>
+            <w:pPr>
+              <w:widowControl w:val="0"/>
+              <w:tabs>
+                <w:tab w:val="right" w:pos="2646"/>
+                <w:tab w:val="right" w:pos="9180"/>
+              </w:tabs>
+              <w:spacing w:after="120" w:line="260" w:lineRule="atLeast"/>
+              <w:rPr>
+                <w:rFonts w:ascii="Calibri" w:hAnsi="Calibri"/>
+                <w:sz w:val="22"/>
+                <w:szCs w:val="22"/>
+              </w:rPr>
+            </w:pPr>
+          </w:p>
+        </w:tc>
+        <w:tc>
+          <w:tcPr>
+            <w:tcW w:w="1975" w:type="dxa"/>
+            <w:tcBorders>
+              <w:top w:val="nil"/>
+              <w:left w:val="nil"/>
+              <w:bottom w:val="nil"/>
+              <w:right w:val="nil"/>
+            </w:tcBorders>
+          </w:tcPr>
+          <w:p>
+            <w:pPr>
+              <w:widowControl w:val="0"/>
+              <w:rPr>
+                <w:rFonts w:ascii="Calibri" w:hAnsi="Calibri" w:cs="Calibri"/>
+                <w:b/>
+                <w:bCs/>
+                <w:iCs/>
+                <w:sz w:val="22"/>
+                <w:szCs w:val="22"/>
+              </w:rPr>
+            </w:pPr>
+            <w:r>
+              <w:rPr>
+                <w:rFonts w:ascii="Calibri" w:hAnsi="Calibri" w:cs="Calibri"/>
+                <w:b/>
+                <w:bCs/>
+                <w:iCs/>
+                <w:sz w:val="22"/>
+                <w:szCs w:val="22"/>
+              </w:rPr>
+              <w:t>Project Description:</w:t>
+            </w:r>
+          </w:p>
+        </w:tc>
+        <w:tc>
+          <w:tcPr>
+            <w:tcW w:w="7650" w:type="dxa"/>
+            <w:tcBorders>
+              <w:top w:val="nil"/>
+              <w:left w:val="nil"/>
+              <w:bottom w:val="nil"/>
+              <w:right w:val="nil"/>
+            </w:tcBorders>
+          </w:tcPr>
+          <w:p>
+            <w:pPr>
+              <w:widowControl w:val="0"/>
+              <w:tabs>
+                <w:tab w:val="right" w:pos="2646"/>
+                <w:tab w:val="right" w:pos="9180"/>
+              </w:tabs>
+              <w:spacing w:after="120" w:line="260" w:lineRule="atLeast"/>
+              <w:rPr>
+                <w:rFonts w:ascii="Calibri" w:hAnsi="Calibri"/>
+                <w:sz w:val="22"/>
+                <w:szCs w:val="22"/>
+              </w:rPr>
+            </w:pPr>
+            <w:r>
+              <w:rPr>
+                <w:rFonts w:ascii="Calibri" w:hAnsi="Calibri"/>
+                <w:sz w:val="22"/>
+              </w:rPr>
+              <w:t>Hexagon (Formerly Infor) Automation and deployment of containers on EC2 instances using Terraform</w:t>
+            </w:r>
+            <w:r>
+              <w:rPr>
+                <w:rFonts w:ascii="Calibri" w:hAnsi="Calibri"/>
+                <w:sz w:val="22"/>
+              </w:rPr>
+              <w:t>.</w:t>
+            </w:r>
+          </w:p>
+        </w:tc>
+      </w:tr>
+      <w:tr>
+        <w:tc>
+          <w:tcPr>
+            <w:tcW w:w="445" w:type="dxa"/>
+            <w:tcBorders>
+              <w:top w:val="nil"/>
+              <w:left w:val="nil"/>
+              <w:bottom w:val="nil"/>
+              <w:right w:val="nil"/>
+            </w:tcBorders>
+          </w:tcPr>
+          <w:p>
+            <w:pPr>
+              <w:widowControl w:val="0"/>
+              <w:tabs>
+                <w:tab w:val="right" w:pos="2646"/>
+                <w:tab w:val="right" w:pos="9180"/>
+              </w:tabs>
+              <w:spacing w:after="120" w:line="260" w:lineRule="atLeast"/>
+              <w:rPr>
+                <w:rFonts w:ascii="Calibri" w:hAnsi="Calibri"/>
+                <w:sz w:val="22"/>
+                <w:szCs w:val="22"/>
+              </w:rPr>
+            </w:pPr>
+          </w:p>
+        </w:tc>
+        <w:tc>
+          <w:tcPr>
+            <w:tcW w:w="1975" w:type="dxa"/>
+            <w:tcBorders>
+              <w:top w:val="nil"/>
+              <w:left w:val="nil"/>
+              <w:bottom w:val="nil"/>
+              <w:right w:val="nil"/>
+            </w:tcBorders>
+          </w:tcPr>
+          <w:p>
+            <w:pPr>
+              <w:widowControl w:val="0"/>
+              <w:rPr>
+                <w:rFonts w:ascii="Calibri" w:hAnsi="Calibri" w:cs="Calibri"/>
+                <w:b/>
+                <w:bCs/>
+                <w:iCs/>
+                <w:sz w:val="22"/>
+                <w:szCs w:val="22"/>
+              </w:rPr>
+            </w:pPr>
+            <w:r>
+              <w:rPr>
+                <w:rFonts w:ascii="Calibri" w:hAnsi="Calibri" w:cs="Calibri"/>
+                <w:b/>
+                <w:bCs/>
+                <w:iCs/>
+                <w:sz w:val="22"/>
+                <w:szCs w:val="22"/>
+              </w:rPr>
+              <w:t>Role/Title:</w:t>
+            </w:r>
+          </w:p>
+        </w:tc>
+        <w:tc>
+          <w:tcPr>
+            <w:tcW w:w="7650" w:type="dxa"/>
+            <w:tcBorders>
+              <w:top w:val="nil"/>
+              <w:left w:val="nil"/>
+              <w:bottom w:val="nil"/>
+              <w:right w:val="nil"/>
+            </w:tcBorders>
+          </w:tcPr>
+          <w:p>
+            <w:pPr>
+              <w:widowControl w:val="0"/>
+              <w:tabs>
+                <w:tab w:val="right" w:pos="2646"/>
+                <w:tab w:val="right" w:pos="9180"/>
+              </w:tabs>
+              <w:spacing w:after="120" w:line="260" w:lineRule="atLeast"/>
+              <w:rPr>
+                <w:rFonts w:ascii="Calibri" w:hAnsi="Calibri"/>
+                <w:sz w:val="22"/>
+                <w:szCs w:val="22"/>
+              </w:rPr>
+            </w:pPr>
+            <w:r>
+              <w:rPr>
+                <w:rFonts w:ascii="Calibri" w:hAnsi="Calibri"/>
+                <w:sz w:val="22"/>
+                <w:szCs w:val="22"/>
+              </w:rPr>
+              <w:t>Lead DevOps Engineer</w:t>
+            </w:r>
+          </w:p>
+        </w:tc>
+      </w:tr>
+      <w:tr>
+        <w:tc>
+          <w:tcPr>
+            <w:tcW w:w="445" w:type="dxa"/>
+            <w:tcBorders>
+              <w:top w:val="nil"/>
+              <w:left w:val="nil"/>
+              <w:bottom w:val="nil"/>
+              <w:right w:val="nil"/>
+            </w:tcBorders>
+          </w:tcPr>
+          <w:p>
+            <w:pPr>
+              <w:widowControl w:val="0"/>
+              <w:tabs>
+                <w:tab w:val="right" w:pos="2646"/>
+                <w:tab w:val="right" w:pos="9180"/>
+              </w:tabs>
+              <w:spacing w:after="120" w:line="260" w:lineRule="atLeast"/>
+              <w:rPr>
+                <w:rFonts w:ascii="Calibri" w:hAnsi="Calibri"/>
+                <w:sz w:val="22"/>
+                <w:szCs w:val="22"/>
+              </w:rPr>
+            </w:pPr>
+          </w:p>
+        </w:tc>
+        <w:tc>
+          <w:tcPr>
+            <w:tcW w:w="1975" w:type="dxa"/>
+            <w:tcBorders>
+              <w:top w:val="nil"/>
+              <w:left w:val="nil"/>
+              <w:bottom w:val="nil"/>
+              <w:right w:val="nil"/>
+            </w:tcBorders>
+          </w:tcPr>
+          <w:p>
+            <w:pPr>
+              <w:widowControl w:val="0"/>
+              <w:rPr>
+                <w:rFonts w:ascii="Calibri" w:hAnsi="Calibri" w:cs="Calibri"/>
+                <w:b/>
+                <w:bCs/>
+                <w:iCs/>
+                <w:sz w:val="22"/>
+                <w:szCs w:val="22"/>
+              </w:rPr>
+            </w:pPr>
+            <w:r>
+              <w:rPr>
+                <w:rFonts w:ascii="Calibri" w:hAnsi="Calibri" w:cs="Calibri"/>
+                <w:b/>
+                <w:bCs/>
+                <w:iCs/>
+                <w:sz w:val="22"/>
+                <w:szCs w:val="22"/>
+              </w:rPr>
+              <w:t>Project Duration:</w:t>
+            </w:r>
+          </w:p>
+        </w:tc>
+        <w:tc>
+          <w:tcPr>
+            <w:tcW w:w="7650" w:type="dxa"/>
+            <w:tcBorders>
+              <w:top w:val="nil"/>
+              <w:left w:val="nil"/>
+              <w:bottom w:val="nil"/>
+              <w:right w:val="nil"/>
+            </w:tcBorders>
+          </w:tcPr>
+          <w:p>
+            <w:pPr>
+              <w:widowControl w:val="0"/>
+              <w:tabs>
+                <w:tab w:val="right" w:pos="2646"/>
+                <w:tab w:val="right" w:pos="9180"/>
+              </w:tabs>
+              <w:spacing w:after="120" w:line="260" w:lineRule="atLeast"/>
+              <w:rPr>
+                <w:rFonts w:ascii="Calibri" w:hAnsi="Calibri"/>
+                <w:sz w:val="22"/>
+                <w:szCs w:val="22"/>
+              </w:rPr>
+            </w:pPr>
+            <w:r>
+              <w:rPr>
+                <w:rFonts w:ascii="Calibri" w:hAnsi="Calibri"/>
+                <w:sz w:val="22"/>
+                <w:szCs w:val="22"/>
+              </w:rPr>
+              <w:t>4</w:t>
+            </w:r>
+            <w:r>
+              <w:rPr>
+                <w:rFonts w:ascii="Calibri" w:hAnsi="Calibri"/>
+                <w:sz w:val="22"/>
+                <w:szCs w:val="22"/>
+              </w:rPr>
+              <w:t xml:space="preserve"> Months</w:t>
+            </w:r>
+          </w:p>
+        </w:tc>
+      </w:tr>
+      <w:tr>
+        <w:tc>
+          <w:tcPr>
+            <w:tcW w:w="445" w:type="dxa"/>
+            <w:tcBorders>
+              <w:top w:val="nil"/>
+              <w:left w:val="nil"/>
+              <w:bottom w:val="nil"/>
+              <w:right w:val="nil"/>
+            </w:tcBorders>
+          </w:tcPr>
+          <w:p>
+            <w:pPr>
+              <w:widowControl w:val="0"/>
+              <w:tabs>
+                <w:tab w:val="right" w:pos="2646"/>
+                <w:tab w:val="right" w:pos="9180"/>
+              </w:tabs>
+              <w:spacing w:after="120" w:line="260" w:lineRule="atLeast"/>
+              <w:rPr>
+                <w:rFonts w:ascii="Calibri" w:hAnsi="Calibri"/>
+                <w:sz w:val="22"/>
+                <w:szCs w:val="22"/>
+              </w:rPr>
+            </w:pPr>
+          </w:p>
+        </w:tc>
+        <w:tc>
+          <w:tcPr>
+            <w:tcW w:w="1975" w:type="dxa"/>
+            <w:tcBorders>
+              <w:top w:val="nil"/>
+              <w:left w:val="nil"/>
+              <w:bottom w:val="nil"/>
+              <w:right w:val="nil"/>
+            </w:tcBorders>
+          </w:tcPr>
+          <w:p>
+            <w:pPr>
+              <w:widowControl w:val="0"/>
+              <w:tabs>
+                <w:tab w:val="right" w:pos="2646"/>
+                <w:tab w:val="right" w:pos="9180"/>
+              </w:tabs>
+              <w:spacing w:after="120" w:line="260" w:lineRule="atLeast"/>
+              <w:rPr>
+                <w:rFonts w:ascii="Calibri" w:hAnsi="Calibri" w:cs="Calibri"/>
+                <w:b/>
+                <w:bCs/>
+                <w:iCs/>
+                <w:sz w:val="22"/>
+                <w:szCs w:val="22"/>
+              </w:rPr>
+            </w:pPr>
+            <w:r>
+              <w:rPr>
+                <w:rFonts w:ascii="Calibri" w:hAnsi="Calibri" w:cs="Calibri"/>
+                <w:b/>
+                <w:bCs/>
+                <w:iCs/>
+                <w:sz w:val="22"/>
+                <w:szCs w:val="22"/>
+              </w:rPr>
+              <w:t>Responsibilities:</w:t>
+            </w:r>
+          </w:p>
+        </w:tc>
+        <w:tc>
+          <w:tcPr>
+            <w:tcW w:w="7650" w:type="dxa"/>
+            <w:tcBorders>
+              <w:top w:val="nil"/>
+              <w:left w:val="nil"/>
+              <w:bottom w:val="nil"/>
+              <w:right w:val="nil"/>
+            </w:tcBorders>
+          </w:tcPr>
+          <w:p>
+            <w:pPr>
+              <w:widowControl w:val="0"/>
+              <w:numPr>
+                <w:ilvl w:val="0"/>
+                <w:numId w:val="2"/>
+              </w:numPr>
+              <w:spacing w:before="60"/>
+              <w:rPr>
+                <w:rFonts w:ascii="Calibri" w:hAnsi="Calibri" w:cs="Calibri"/>
+                <w:sz w:val="22"/>
+              </w:rPr>
+            </w:pPr>
+            <w:r>
+              <w:rPr>
+                <w:rFonts w:ascii="Calibri" w:hAnsi="Calibri" w:cs="Calibri"/>
+                <w:sz w:val="22"/>
+              </w:rPr>
+              <w:t>Creation of Terraform automations to deploy VPC, Security Groups and network infrastructure across 5 regions.</w:t>
+            </w:r>
+          </w:p>
+          <w:p>
+            <w:pPr>
+              <w:widowControl w:val="0"/>
+              <w:numPr>
+                <w:ilvl w:val="0"/>
+                <w:numId w:val="2"/>
+              </w:numPr>
+              <w:spacing w:before="60"/>
+              <w:rPr>
+                <w:rFonts w:ascii="Calibri" w:hAnsi="Calibri" w:cs="Calibri"/>
+                <w:sz w:val="22"/>
+              </w:rPr>
+            </w:pPr>
+            <w:r>
+              <w:rPr>
+                <w:rFonts w:ascii="Calibri" w:hAnsi="Calibri" w:cs="Calibri"/>
+                <w:sz w:val="22"/>
+              </w:rPr>
+              <w:t xml:space="preserve">Multi region and cross account terraform deployment of AWS Managed AD to construct a centralized forested domain to admin 7 different accounts across 5 regions. </w:t>
+            </w:r>
+          </w:p>
+        </w:tc>
+      </w:tr>
+      <w:tr>
+        <w:tc>
+          <w:tcPr>
+            <w:tcW w:w="445" w:type="dxa"/>
+            <w:tcBorders>
+              <w:top w:val="nil"/>
+              <w:left w:val="nil"/>
+              <w:bottom w:val="nil"/>
+              <w:right w:val="nil"/>
+            </w:tcBorders>
+          </w:tcPr>
+          <w:p>
+            <w:pPr>
+              <w:widowControl w:val="0"/>
+              <w:tabs>
+                <w:tab w:val="right" w:pos="2646"/>
+                <w:tab w:val="right" w:pos="9180"/>
+              </w:tabs>
+              <w:spacing w:after="120" w:line="260" w:lineRule="atLeast"/>
+              <w:rPr>
+                <w:rFonts w:ascii="Calibri" w:hAnsi="Calibri"/>
+                <w:sz w:val="22"/>
+                <w:szCs w:val="22"/>
+              </w:rPr>
+            </w:pPr>
+          </w:p>
+        </w:tc>
+        <w:tc>
+          <w:tcPr>
+            <w:tcW w:w="1975" w:type="dxa"/>
+            <w:tcBorders>
+              <w:top w:val="nil"/>
+              <w:left w:val="nil"/>
+              <w:bottom w:val="nil"/>
+              <w:right w:val="nil"/>
+            </w:tcBorders>
+          </w:tcPr>
+          <w:p>
+            <w:pPr>
+              <w:widowControl w:val="0"/>
+              <w:rPr>
+                <w:rFonts w:ascii="Calibri" w:hAnsi="Calibri" w:cs="Calibri"/>
+                <w:b/>
+                <w:bCs/>
+                <w:iCs/>
+                <w:sz w:val="22"/>
+                <w:szCs w:val="22"/>
+              </w:rPr>
+            </w:pPr>
+            <w:r>
+              <w:rPr>
+                <w:rFonts w:ascii="Calibri" w:hAnsi="Calibri" w:cs="Calibri"/>
+                <w:b/>
+                <w:bCs/>
+                <w:iCs/>
+                <w:sz w:val="22"/>
+                <w:szCs w:val="22"/>
+              </w:rPr>
+              <w:t>Operating Systems:</w:t>
+            </w:r>
+          </w:p>
+        </w:tc>
+        <w:tc>
+          <w:tcPr>
+            <w:tcW w:w="7650" w:type="dxa"/>
+            <w:tcBorders>
+              <w:top w:val="nil"/>
+              <w:left w:val="nil"/>
+              <w:bottom w:val="nil"/>
+              <w:right w:val="nil"/>
+            </w:tcBorders>
+          </w:tcPr>
+          <w:p>
+            <w:pPr>
+              <w:widowControl w:val="0"/>
+              <w:tabs>
+                <w:tab w:val="right" w:pos="2646"/>
+                <w:tab w:val="right" w:pos="9180"/>
+              </w:tabs>
+              <w:spacing w:after="120" w:line="260" w:lineRule="atLeast"/>
+              <w:rPr>
+                <w:rFonts w:ascii="Calibri" w:hAnsi="Calibri"/>
+                <w:sz w:val="22"/>
+                <w:szCs w:val="22"/>
+              </w:rPr>
+            </w:pPr>
+            <w:r>
+              <w:rPr>
+                <w:rFonts w:ascii="Calibri" w:hAnsi="Calibri"/>
+                <w:sz w:val="22"/>
+                <w:szCs w:val="22"/>
+              </w:rPr>
+              <w:t>Amazon Linux 2</w:t>
+            </w:r>
+            <w:r>
+              <w:rPr>
+                <w:rFonts w:ascii="Calibri" w:hAnsi="Calibri"/>
+                <w:sz w:val="22"/>
+                <w:szCs w:val="22"/>
+              </w:rPr>
+              <w:t>,</w:t>
+            </w:r>
+            <w:r>
+              <w:rPr>
+                <w:rFonts w:ascii="Calibri" w:hAnsi="Calibri"/>
+                <w:sz w:val="22"/>
+                <w:szCs w:val="22"/>
+              </w:rPr>
+              <w:t xml:space="preserve"> Windows server 2019,2022</w:t>
+            </w:r>
+          </w:p>
+        </w:tc>
+      </w:tr>
+      <w:tr>
+        <w:tc>
+          <w:tcPr>
+            <w:tcW w:w="445" w:type="dxa"/>
+            <w:tcBorders>
+              <w:top w:val="nil"/>
+              <w:left w:val="nil"/>
+              <w:bottom w:val="nil"/>
+              <w:right w:val="nil"/>
+            </w:tcBorders>
+          </w:tcPr>
+          <w:p>
+            <w:pPr>
+              <w:widowControl w:val="0"/>
+              <w:tabs>
+                <w:tab w:val="right" w:pos="2646"/>
+                <w:tab w:val="right" w:pos="9180"/>
+              </w:tabs>
+              <w:spacing w:after="120" w:line="260" w:lineRule="atLeast"/>
+              <w:rPr>
+                <w:rFonts w:ascii="Calibri" w:hAnsi="Calibri"/>
+                <w:sz w:val="22"/>
+                <w:szCs w:val="22"/>
+              </w:rPr>
+            </w:pPr>
+          </w:p>
+        </w:tc>
+        <w:tc>
+          <w:tcPr>
+            <w:tcW w:w="1975" w:type="dxa"/>
+            <w:tcBorders>
+              <w:top w:val="nil"/>
+              <w:left w:val="nil"/>
+              <w:bottom w:val="nil"/>
+              <w:right w:val="nil"/>
+            </w:tcBorders>
+          </w:tcPr>
+          <w:p>
+            <w:pPr>
+              <w:widowControl w:val="0"/>
+              <w:tabs>
+                <w:tab w:val="right" w:pos="2646"/>
+                <w:tab w:val="right" w:pos="9180"/>
+              </w:tabs>
+              <w:spacing w:after="120" w:line="260" w:lineRule="atLeast"/>
+              <w:rPr>
+                <w:rFonts w:ascii="Calibri" w:hAnsi="Calibri"/>
+                <w:sz w:val="22"/>
+                <w:szCs w:val="22"/>
+              </w:rPr>
+            </w:pPr>
+            <w:r>
+              <w:rPr>
+                <w:rFonts w:ascii="Calibri" w:hAnsi="Calibri" w:cs="Calibri"/>
+                <w:b/>
+                <w:bCs/>
+                <w:iCs/>
+                <w:sz w:val="22"/>
+                <w:szCs w:val="22"/>
+              </w:rPr>
+              <w:t>Software / Languages:</w:t>
+            </w:r>
+          </w:p>
+        </w:tc>
+        <w:tc>
+          <w:tcPr>
+            <w:tcW w:w="7650" w:type="dxa"/>
+            <w:tcBorders>
+              <w:top w:val="nil"/>
+              <w:left w:val="nil"/>
+              <w:bottom w:val="nil"/>
+              <w:right w:val="nil"/>
+            </w:tcBorders>
+          </w:tcPr>
+          <w:p>
+            <w:pPr>
+              <w:widowControl w:val="0"/>
+              <w:tabs>
+                <w:tab w:val="right" w:pos="2646"/>
+                <w:tab w:val="right" w:pos="9180"/>
+              </w:tabs>
+              <w:spacing w:after="120" w:line="260" w:lineRule="atLeast"/>
+              <w:rPr>
+                <w:rFonts w:ascii="Calibri" w:hAnsi="Calibri"/>
+                <w:sz w:val="22"/>
+                <w:szCs w:val="22"/>
+              </w:rPr>
+            </w:pPr>
+            <w:r>
+              <w:rPr>
+                <w:rFonts w:ascii="Calibri" w:hAnsi="Calibri"/>
+                <w:sz w:val="22"/>
+                <w:szCs w:val="22"/>
+              </w:rPr>
+              <w:t>Terraform</w:t>
+            </w:r>
+            <w:r>
+              <w:rPr>
+                <w:rFonts w:ascii="Calibri" w:hAnsi="Calibri"/>
+                <w:sz w:val="22"/>
+                <w:szCs w:val="22"/>
+              </w:rPr>
+              <w:t xml:space="preserve">, </w:t>
+            </w:r>
+            <w:r>
+              <w:rPr>
+                <w:rFonts w:ascii="Calibri" w:hAnsi="Calibri"/>
+                <w:sz w:val="22"/>
+                <w:szCs w:val="22"/>
+              </w:rPr>
+              <w:t xml:space="preserve">Python, </w:t>
+            </w:r>
+            <w:r>
+              <w:rPr>
+                <w:rFonts w:ascii="Calibri" w:hAnsi="Calibri"/>
+                <w:sz w:val="22"/>
+                <w:szCs w:val="22"/>
+              </w:rPr>
+              <w:t>BASH</w:t>
+            </w:r>
+            <w:r>
+              <w:rPr>
+                <w:rFonts w:ascii="Calibri" w:hAnsi="Calibri"/>
+                <w:sz w:val="22"/>
+                <w:szCs w:val="22"/>
+              </w:rPr>
+              <w:t>, PowerShell</w:t>
+            </w:r>
+          </w:p>
+        </w:tc>
+      </w:tr>
+      <w:tr>
+        <w:tc>
+          <w:tcPr>
+            <w:tcW w:w="445" w:type="dxa"/>
+            <w:tcBorders>
+              <w:top w:val="nil"/>
+              <w:left w:val="nil"/>
+              <w:bottom w:val="nil"/>
+              <w:right w:val="nil"/>
+            </w:tcBorders>
+          </w:tcPr>
+          <w:p>
+            <w:pPr>
+              <w:widowControl w:val="0"/>
+              <w:tabs>
+                <w:tab w:val="right" w:pos="2646"/>
+                <w:tab w:val="right" w:pos="9180"/>
+              </w:tabs>
+              <w:spacing w:after="120" w:line="260" w:lineRule="atLeast"/>
+              <w:rPr>
+                <w:rFonts w:ascii="Calibri" w:hAnsi="Calibri"/>
+                <w:sz w:val="22"/>
+                <w:szCs w:val="22"/>
+              </w:rPr>
+            </w:pPr>
+          </w:p>
+        </w:tc>
+        <w:tc>
+          <w:tcPr>
+            <w:tcW w:w="1975" w:type="dxa"/>
+            <w:tcBorders>
+              <w:top w:val="nil"/>
+              <w:left w:val="nil"/>
+              <w:bottom w:val="nil"/>
+              <w:right w:val="nil"/>
+            </w:tcBorders>
+          </w:tcPr>
+          <w:p>
+            <w:pPr>
+              <w:widowControl w:val="0"/>
+              <w:tabs>
+                <w:tab w:val="right" w:pos="2646"/>
+                <w:tab w:val="right" w:pos="9180"/>
+              </w:tabs>
+              <w:spacing w:after="120" w:line="260" w:lineRule="atLeast"/>
+              <w:rPr>
+                <w:rFonts w:ascii="Calibri" w:hAnsi="Calibri"/>
+                <w:sz w:val="22"/>
+                <w:szCs w:val="22"/>
+              </w:rPr>
+            </w:pPr>
+            <w:r>
+              <w:rPr>
+                <w:rFonts w:ascii="Calibri" w:hAnsi="Calibri" w:cs="Calibri"/>
+                <w:b/>
+                <w:bCs/>
+                <w:iCs/>
+                <w:sz w:val="22"/>
+                <w:szCs w:val="22"/>
+              </w:rPr>
+              <w:t>Special Tools:</w:t>
+            </w:r>
+          </w:p>
+        </w:tc>
+        <w:tc>
+          <w:tcPr>
+            <w:tcW w:w="7650" w:type="dxa"/>
+            <w:tcBorders>
+              <w:top w:val="nil"/>
+              <w:left w:val="nil"/>
+              <w:bottom w:val="nil"/>
+              <w:right w:val="nil"/>
+            </w:tcBorders>
+          </w:tcPr>
+          <w:p>
+            <w:pPr>
+              <w:widowControl w:val="0"/>
+              <w:tabs>
+                <w:tab w:val="right" w:pos="2646"/>
+                <w:tab w:val="right" w:pos="9180"/>
+              </w:tabs>
+              <w:spacing w:after="120" w:line="260" w:lineRule="atLeast"/>
+              <w:rPr>
+                <w:rFonts w:ascii="Calibri" w:hAnsi="Calibri"/>
+                <w:sz w:val="22"/>
+                <w:szCs w:val="22"/>
+              </w:rPr>
+            </w:pPr>
+            <w:r>
+              <w:rPr>
+                <w:rFonts w:ascii="Calibri" w:hAnsi="Calibri"/>
+                <w:sz w:val="22"/>
+                <w:szCs w:val="22"/>
+              </w:rPr>
+              <w:t xml:space="preserve">Terraform (with remote states in S3), </w:t>
+            </w:r>
+            <w:r>
+              <w:rPr>
+                <w:rFonts w:ascii="Calibri" w:hAnsi="Calibri"/>
+                <w:sz w:val="22"/>
+                <w:szCs w:val="22"/>
+              </w:rPr>
+              <w:t>GitLab CI/CD</w:t>
+            </w:r>
+          </w:p>
+        </w:tc>
+      </w:tr>
+    </w:tbl>
+    <w:p>
+      <w:pPr>
+        <w:rPr>
+          <w:rFonts w:ascii="Cambria" w:hAnsi="Cambria"/>
+          <w:i/>
+          <w:iCs/>
+          <w:color w:val="4F81BD"/>
+          <w:spacing w:val="15"/>
+          <w:szCs w:val="24"/>
+        </w:rPr>
+      </w:pPr>
+      <w:r>
+        <w:br w:type="page"/>
+      </w:r>
+    </w:p>
+    <w:p>
+      <w:pPr>
+        <w:pStyle w:val="Subtitle"/>
+        <w:tabs>
+          <w:tab w:val="left" w:pos="7740"/>
+        </w:tabs>
+      </w:pPr>
+      <w:r>
+        <w:lastRenderedPageBreak/>
         <w:t>Company: Capgemini</w:t>
+      </w:r>
+      <w:r>
         <w:tab/>
         <w:t>August 2019 – April 2022</w:t>
       </w:r>
@@ -1125,16 +2166,8 @@
       <w:tblPr>
         <w:tblStyle w:val="TableGrid"/>
         <w:tblW w:w="10070" w:type="dxa"/>
-        <w:jc w:val="left"/>
-        <w:tblInd w:w="0" w:type="dxa"/>
         <w:tblLayout w:type="fixed"/>
-        <w:tblCellMar>
-          <w:top w:w="0" w:type="dxa"/>
-          <w:left w:w="108" w:type="dxa"/>
-          <w:bottom w:w="0" w:type="dxa"/>
-          <w:right w:w="108" w:type="dxa"/>
-        </w:tblCellMar>
-        <w:tblLook w:val="04a0" w:noHBand="0" w:noVBand="1" w:firstColumn="1" w:lastRow="0" w:lastColumn="0" w:firstRow="1"/>
+        <w:tblLook w:val="04A0" w:firstRow="1" w:lastRow="0" w:firstColumn="1" w:lastColumn="0" w:noHBand="0" w:noVBand="1"/>
       </w:tblPr>
       <w:tblGrid>
         <w:gridCol w:w="445"/>
@@ -1142,7 +2175,6 @@
         <w:gridCol w:w="7650"/>
       </w:tblGrid>
       <w:tr>
-        <w:trPr/>
         <w:tc>
           <w:tcPr>
             <w:tcW w:w="445" w:type="dxa"/>
@@ -1155,27 +2187,17 @@
           </w:tcPr>
           <w:p>
             <w:pPr>
-              <w:pStyle w:val="Normal"/>
-              <w:widowControl w:val="false"/>
-              <w:numPr>
-                <w:ilvl w:val="0"/>
-                <w:numId w:val="0"/>
-              </w:numPr>
-              <w:tabs>
-                <w:tab w:val="clear" w:pos="720"/>
-                <w:tab w:val="left" w:pos="2160" w:leader="none"/>
-                <w:tab w:val="left" w:pos="2340" w:leader="none"/>
-                <w:tab w:val="left" w:pos="2880" w:leader="none"/>
-              </w:tabs>
-              <w:suppressAutoHyphens w:val="true"/>
-              <w:spacing w:before="180" w:after="0"/>
-              <w:ind w:left="0" w:hanging="0"/>
+              <w:widowControl w:val="0"/>
+              <w:tabs>
+                <w:tab w:val="left" w:pos="2160"/>
+                <w:tab w:val="left" w:pos="2340"/>
+                <w:tab w:val="left" w:pos="2880"/>
+              </w:tabs>
+              <w:spacing w:before="180"/>
               <w:contextualSpacing/>
-              <w:jc w:val="left"/>
               <w:outlineLvl w:val="4"/>
               <w:rPr>
                 <w:rFonts w:ascii="Calibri" w:hAnsi="Calibri" w:cs="Calibri"/>
-                <w:b/>
                 <w:b/>
                 <w:bCs/>
                 <w:iCs/>
@@ -1183,557 +2205,448 @@
                 <w:szCs w:val="22"/>
               </w:rPr>
             </w:pPr>
-            <w:r>
-              <w:rPr>
-                <w:rFonts w:cs="Calibri" w:ascii="Calibri" w:hAnsi="Calibri"/>
+          </w:p>
+        </w:tc>
+        <w:tc>
+          <w:tcPr>
+            <w:tcW w:w="1975" w:type="dxa"/>
+            <w:tcBorders>
+              <w:top w:val="nil"/>
+              <w:left w:val="nil"/>
+              <w:bottom w:val="nil"/>
+              <w:right w:val="nil"/>
+            </w:tcBorders>
+          </w:tcPr>
+          <w:p>
+            <w:pPr>
+              <w:widowControl w:val="0"/>
+              <w:tabs>
+                <w:tab w:val="left" w:pos="2160"/>
+                <w:tab w:val="left" w:pos="2340"/>
+                <w:tab w:val="left" w:pos="2880"/>
+              </w:tabs>
+              <w:spacing w:before="180"/>
+              <w:contextualSpacing/>
+              <w:outlineLvl w:val="4"/>
+              <w:rPr>
+                <w:rFonts w:ascii="Calibri" w:hAnsi="Calibri" w:cs="Calibri"/>
                 <w:b/>
                 <w:bCs/>
                 <w:iCs/>
                 <w:sz w:val="22"/>
                 <w:szCs w:val="22"/>
               </w:rPr>
-            </w:r>
-          </w:p>
-        </w:tc>
-        <w:tc>
-          <w:tcPr>
-            <w:tcW w:w="1975" w:type="dxa"/>
-            <w:tcBorders>
-              <w:top w:val="nil"/>
-              <w:left w:val="nil"/>
-              <w:bottom w:val="nil"/>
-              <w:right w:val="nil"/>
-            </w:tcBorders>
-          </w:tcPr>
-          <w:p>
-            <w:pPr>
-              <w:pStyle w:val="Normal"/>
-              <w:widowControl w:val="false"/>
-              <w:numPr>
-                <w:ilvl w:val="0"/>
-                <w:numId w:val="0"/>
-              </w:numPr>
-              <w:tabs>
-                <w:tab w:val="clear" w:pos="720"/>
-                <w:tab w:val="left" w:pos="2160" w:leader="none"/>
-                <w:tab w:val="left" w:pos="2340" w:leader="none"/>
-                <w:tab w:val="left" w:pos="2880" w:leader="none"/>
-              </w:tabs>
-              <w:suppressAutoHyphens w:val="true"/>
-              <w:spacing w:before="180" w:after="0"/>
-              <w:ind w:left="0" w:hanging="0"/>
-              <w:contextualSpacing/>
-              <w:jc w:val="left"/>
-              <w:outlineLvl w:val="4"/>
-              <w:rPr>
-                <w:rFonts w:ascii="Calibri" w:hAnsi="Calibri" w:cs="Calibri"/>
-                <w:b/>
+            </w:pPr>
+            <w:r>
+              <w:rPr>
+                <w:rFonts w:ascii="Calibri" w:hAnsi="Calibri" w:cs="Calibri"/>
                 <w:b/>
                 <w:bCs/>
                 <w:iCs/>
                 <w:sz w:val="22"/>
                 <w:szCs w:val="22"/>
               </w:rPr>
-            </w:pPr>
-            <w:r>
-              <w:rPr>
-                <w:rFonts w:eastAsia="Times New Roman" w:cs="Calibri" w:ascii="Calibri" w:hAnsi="Calibri"/>
+              <w:t xml:space="preserve">Type of Industry </w:t>
+            </w:r>
+          </w:p>
+        </w:tc>
+        <w:tc>
+          <w:tcPr>
+            <w:tcW w:w="7650" w:type="dxa"/>
+            <w:tcBorders>
+              <w:top w:val="nil"/>
+              <w:left w:val="nil"/>
+              <w:bottom w:val="nil"/>
+              <w:right w:val="nil"/>
+            </w:tcBorders>
+          </w:tcPr>
+          <w:p>
+            <w:pPr>
+              <w:widowControl w:val="0"/>
+              <w:rPr>
+                <w:rFonts w:ascii="Calibri" w:hAnsi="Calibri"/>
+                <w:sz w:val="22"/>
+                <w:szCs w:val="22"/>
+              </w:rPr>
+            </w:pPr>
+            <w:r>
+              <w:rPr>
+                <w:rFonts w:ascii="Calibri" w:hAnsi="Calibri"/>
+                <w:sz w:val="22"/>
+                <w:szCs w:val="22"/>
+              </w:rPr>
+              <w:t>Azure Government Cloud</w:t>
+            </w:r>
+          </w:p>
+        </w:tc>
+      </w:tr>
+      <w:tr>
+        <w:tc>
+          <w:tcPr>
+            <w:tcW w:w="445" w:type="dxa"/>
+            <w:tcBorders>
+              <w:top w:val="nil"/>
+              <w:left w:val="nil"/>
+              <w:bottom w:val="nil"/>
+              <w:right w:val="nil"/>
+            </w:tcBorders>
+          </w:tcPr>
+          <w:p>
+            <w:pPr>
+              <w:widowControl w:val="0"/>
+              <w:tabs>
+                <w:tab w:val="right" w:pos="2646"/>
+                <w:tab w:val="right" w:pos="9180"/>
+              </w:tabs>
+              <w:spacing w:after="120" w:line="260" w:lineRule="atLeast"/>
+              <w:rPr>
+                <w:rFonts w:ascii="Calibri" w:hAnsi="Calibri"/>
+                <w:sz w:val="22"/>
+                <w:szCs w:val="22"/>
+              </w:rPr>
+            </w:pPr>
+          </w:p>
+        </w:tc>
+        <w:tc>
+          <w:tcPr>
+            <w:tcW w:w="1975" w:type="dxa"/>
+            <w:tcBorders>
+              <w:top w:val="nil"/>
+              <w:left w:val="nil"/>
+              <w:bottom w:val="nil"/>
+              <w:right w:val="nil"/>
+            </w:tcBorders>
+          </w:tcPr>
+          <w:p>
+            <w:pPr>
+              <w:widowControl w:val="0"/>
+              <w:rPr>
+                <w:rFonts w:ascii="Calibri" w:hAnsi="Calibri" w:cs="Calibri"/>
                 <w:b/>
                 <w:bCs/>
                 <w:iCs/>
-                <w:kern w:val="0"/>
-                <w:sz w:val="22"/>
-                <w:szCs w:val="22"/>
-                <w:lang w:val="en-US" w:eastAsia="en-US" w:bidi="ar-SA"/>
-              </w:rPr>
-              <w:t xml:space="preserve">Type of Industry </w:t>
-            </w:r>
-          </w:p>
-        </w:tc>
-        <w:tc>
-          <w:tcPr>
-            <w:tcW w:w="7650" w:type="dxa"/>
-            <w:tcBorders>
-              <w:top w:val="nil"/>
-              <w:left w:val="nil"/>
-              <w:bottom w:val="nil"/>
-              <w:right w:val="nil"/>
-            </w:tcBorders>
-          </w:tcPr>
-          <w:p>
-            <w:pPr>
-              <w:pStyle w:val="Normal"/>
-              <w:widowControl w:val="false"/>
-              <w:suppressAutoHyphens w:val="true"/>
-              <w:spacing w:before="0" w:after="0"/>
-              <w:jc w:val="left"/>
-              <w:rPr>
-                <w:rFonts w:ascii="Calibri" w:hAnsi="Calibri"/>
-                <w:sz w:val="22"/>
-                <w:szCs w:val="22"/>
-              </w:rPr>
-            </w:pPr>
-            <w:r>
-              <w:rPr>
-                <w:rFonts w:eastAsia="Times New Roman" w:cs="Times New Roman" w:ascii="Calibri" w:hAnsi="Calibri"/>
-                <w:kern w:val="0"/>
-                <w:sz w:val="22"/>
-                <w:szCs w:val="22"/>
-                <w:lang w:val="en-US" w:eastAsia="en-US" w:bidi="ar-SA"/>
-              </w:rPr>
-              <w:t>Azure Government Cloud</w:t>
-            </w:r>
-          </w:p>
-        </w:tc>
-      </w:tr>
-      <w:tr>
-        <w:trPr/>
-        <w:tc>
-          <w:tcPr>
-            <w:tcW w:w="445" w:type="dxa"/>
-            <w:tcBorders>
-              <w:top w:val="nil"/>
-              <w:left w:val="nil"/>
-              <w:bottom w:val="nil"/>
-              <w:right w:val="nil"/>
-            </w:tcBorders>
-          </w:tcPr>
-          <w:p>
-            <w:pPr>
-              <w:pStyle w:val="Normal"/>
-              <w:widowControl w:val="false"/>
-              <w:tabs>
-                <w:tab w:val="clear" w:pos="720"/>
-                <w:tab w:val="right" w:pos="2646" w:leader="none"/>
-                <w:tab w:val="right" w:pos="9180" w:leader="none"/>
-              </w:tabs>
-              <w:suppressAutoHyphens w:val="true"/>
-              <w:spacing w:lineRule="atLeast" w:line="260" w:before="0" w:after="120"/>
-              <w:jc w:val="left"/>
-              <w:rPr>
-                <w:rFonts w:ascii="Calibri" w:hAnsi="Calibri"/>
-                <w:sz w:val="22"/>
-                <w:szCs w:val="22"/>
-              </w:rPr>
-            </w:pPr>
-            <w:r>
-              <w:rPr>
-                <w:rFonts w:ascii="Calibri" w:hAnsi="Calibri"/>
-                <w:sz w:val="22"/>
-                <w:szCs w:val="22"/>
-              </w:rPr>
-            </w:r>
-          </w:p>
-        </w:tc>
-        <w:tc>
-          <w:tcPr>
-            <w:tcW w:w="1975" w:type="dxa"/>
-            <w:tcBorders>
-              <w:top w:val="nil"/>
-              <w:left w:val="nil"/>
-              <w:bottom w:val="nil"/>
-              <w:right w:val="nil"/>
-            </w:tcBorders>
-          </w:tcPr>
-          <w:p>
-            <w:pPr>
-              <w:pStyle w:val="Normal"/>
-              <w:widowControl w:val="false"/>
-              <w:suppressAutoHyphens w:val="true"/>
-              <w:spacing w:before="0" w:after="0"/>
-              <w:jc w:val="left"/>
-              <w:rPr>
-                <w:rFonts w:ascii="Calibri" w:hAnsi="Calibri" w:cs="Calibri"/>
-                <w:b/>
+                <w:sz w:val="22"/>
+                <w:szCs w:val="22"/>
+              </w:rPr>
+            </w:pPr>
+            <w:r>
+              <w:rPr>
+                <w:rFonts w:ascii="Calibri" w:hAnsi="Calibri" w:cs="Calibri"/>
                 <w:b/>
                 <w:bCs/>
                 <w:iCs/>
                 <w:sz w:val="22"/>
                 <w:szCs w:val="22"/>
               </w:rPr>
-            </w:pPr>
-            <w:r>
-              <w:rPr>
-                <w:rFonts w:eastAsia="Times New Roman" w:cs="Calibri" w:ascii="Calibri" w:hAnsi="Calibri"/>
+              <w:t>Project Description:</w:t>
+            </w:r>
+          </w:p>
+        </w:tc>
+        <w:tc>
+          <w:tcPr>
+            <w:tcW w:w="7650" w:type="dxa"/>
+            <w:tcBorders>
+              <w:top w:val="nil"/>
+              <w:left w:val="nil"/>
+              <w:bottom w:val="nil"/>
+              <w:right w:val="nil"/>
+            </w:tcBorders>
+          </w:tcPr>
+          <w:p>
+            <w:pPr>
+              <w:widowControl w:val="0"/>
+              <w:tabs>
+                <w:tab w:val="right" w:pos="2646"/>
+                <w:tab w:val="right" w:pos="9180"/>
+              </w:tabs>
+              <w:spacing w:after="120" w:line="260" w:lineRule="atLeast"/>
+              <w:rPr>
+                <w:rFonts w:ascii="Calibri" w:hAnsi="Calibri"/>
+                <w:sz w:val="22"/>
+                <w:szCs w:val="22"/>
+              </w:rPr>
+            </w:pPr>
+            <w:r>
+              <w:rPr>
+                <w:rFonts w:ascii="Calibri" w:hAnsi="Calibri"/>
+                <w:sz w:val="22"/>
+              </w:rPr>
+              <w:t xml:space="preserve">Multi-Biometric Identification Software (MBIS) Proprietary software developed by Idemia for identification and classification of soft and hard </w:t>
+            </w:r>
+            <w:r>
+              <w:rPr>
+                <w:rFonts w:ascii="Calibri" w:hAnsi="Calibri"/>
+                <w:sz w:val="22"/>
+              </w:rPr>
+              <w:t>biomarkers</w:t>
+            </w:r>
+            <w:r>
+              <w:rPr>
+                <w:rFonts w:ascii="Calibri" w:hAnsi="Calibri"/>
+                <w:sz w:val="22"/>
+              </w:rPr>
+              <w:t>.</w:t>
+            </w:r>
+          </w:p>
+        </w:tc>
+      </w:tr>
+      <w:tr>
+        <w:tc>
+          <w:tcPr>
+            <w:tcW w:w="445" w:type="dxa"/>
+            <w:tcBorders>
+              <w:top w:val="nil"/>
+              <w:left w:val="nil"/>
+              <w:bottom w:val="nil"/>
+              <w:right w:val="nil"/>
+            </w:tcBorders>
+          </w:tcPr>
+          <w:p>
+            <w:pPr>
+              <w:widowControl w:val="0"/>
+              <w:tabs>
+                <w:tab w:val="right" w:pos="2646"/>
+                <w:tab w:val="right" w:pos="9180"/>
+              </w:tabs>
+              <w:spacing w:after="120" w:line="260" w:lineRule="atLeast"/>
+              <w:rPr>
+                <w:rFonts w:ascii="Calibri" w:hAnsi="Calibri"/>
+                <w:sz w:val="22"/>
+                <w:szCs w:val="22"/>
+              </w:rPr>
+            </w:pPr>
+          </w:p>
+        </w:tc>
+        <w:tc>
+          <w:tcPr>
+            <w:tcW w:w="1975" w:type="dxa"/>
+            <w:tcBorders>
+              <w:top w:val="nil"/>
+              <w:left w:val="nil"/>
+              <w:bottom w:val="nil"/>
+              <w:right w:val="nil"/>
+            </w:tcBorders>
+          </w:tcPr>
+          <w:p>
+            <w:pPr>
+              <w:widowControl w:val="0"/>
+              <w:rPr>
+                <w:rFonts w:ascii="Calibri" w:hAnsi="Calibri" w:cs="Calibri"/>
                 <w:b/>
                 <w:bCs/>
                 <w:iCs/>
-                <w:kern w:val="0"/>
-                <w:sz w:val="22"/>
-                <w:szCs w:val="22"/>
-                <w:lang w:val="en-US" w:eastAsia="en-US" w:bidi="ar-SA"/>
-              </w:rPr>
-              <w:t>Project Description:</w:t>
-            </w:r>
-          </w:p>
-        </w:tc>
-        <w:tc>
-          <w:tcPr>
-            <w:tcW w:w="7650" w:type="dxa"/>
-            <w:tcBorders>
-              <w:top w:val="nil"/>
-              <w:left w:val="nil"/>
-              <w:bottom w:val="nil"/>
-              <w:right w:val="nil"/>
-            </w:tcBorders>
-          </w:tcPr>
-          <w:p>
-            <w:pPr>
-              <w:pStyle w:val="Normal"/>
-              <w:widowControl w:val="false"/>
-              <w:tabs>
-                <w:tab w:val="clear" w:pos="720"/>
-                <w:tab w:val="right" w:pos="2646" w:leader="none"/>
-                <w:tab w:val="right" w:pos="9180" w:leader="none"/>
-              </w:tabs>
-              <w:suppressAutoHyphens w:val="true"/>
-              <w:spacing w:lineRule="atLeast" w:line="260" w:before="0" w:after="120"/>
-              <w:jc w:val="left"/>
-              <w:rPr>
-                <w:rFonts w:ascii="Calibri" w:hAnsi="Calibri"/>
-                <w:sz w:val="22"/>
-                <w:szCs w:val="22"/>
-              </w:rPr>
-            </w:pPr>
-            <w:r>
-              <w:rPr>
-                <w:rFonts w:eastAsia="Times New Roman" w:cs="Times New Roman" w:ascii="Calibri" w:hAnsi="Calibri"/>
-                <w:kern w:val="0"/>
-                <w:sz w:val="22"/>
-                <w:szCs w:val="20"/>
-                <w:lang w:val="en-US" w:eastAsia="en-US" w:bidi="ar-SA"/>
-              </w:rPr>
-              <w:t xml:space="preserve">Multi-Biometric Identification Software (MBIS) Proprietary software developed by Idemia for identification and classification of soft and hard bio-markers. </w:t>
-            </w:r>
-          </w:p>
-        </w:tc>
-      </w:tr>
-      <w:tr>
-        <w:trPr/>
-        <w:tc>
-          <w:tcPr>
-            <w:tcW w:w="445" w:type="dxa"/>
-            <w:tcBorders>
-              <w:top w:val="nil"/>
-              <w:left w:val="nil"/>
-              <w:bottom w:val="nil"/>
-              <w:right w:val="nil"/>
-            </w:tcBorders>
-          </w:tcPr>
-          <w:p>
-            <w:pPr>
-              <w:pStyle w:val="Normal"/>
-              <w:widowControl w:val="false"/>
-              <w:tabs>
-                <w:tab w:val="clear" w:pos="720"/>
-                <w:tab w:val="right" w:pos="2646" w:leader="none"/>
-                <w:tab w:val="right" w:pos="9180" w:leader="none"/>
-              </w:tabs>
-              <w:suppressAutoHyphens w:val="true"/>
-              <w:spacing w:lineRule="atLeast" w:line="260" w:before="0" w:after="120"/>
-              <w:jc w:val="left"/>
-              <w:rPr>
-                <w:rFonts w:ascii="Calibri" w:hAnsi="Calibri"/>
-                <w:sz w:val="22"/>
-                <w:szCs w:val="22"/>
-              </w:rPr>
-            </w:pPr>
-            <w:r>
-              <w:rPr>
-                <w:rFonts w:ascii="Calibri" w:hAnsi="Calibri"/>
-                <w:sz w:val="22"/>
-                <w:szCs w:val="22"/>
-              </w:rPr>
-            </w:r>
-          </w:p>
-        </w:tc>
-        <w:tc>
-          <w:tcPr>
-            <w:tcW w:w="1975" w:type="dxa"/>
-            <w:tcBorders>
-              <w:top w:val="nil"/>
-              <w:left w:val="nil"/>
-              <w:bottom w:val="nil"/>
-              <w:right w:val="nil"/>
-            </w:tcBorders>
-          </w:tcPr>
-          <w:p>
-            <w:pPr>
-              <w:pStyle w:val="Normal"/>
-              <w:widowControl w:val="false"/>
-              <w:suppressAutoHyphens w:val="true"/>
-              <w:spacing w:before="0" w:after="0"/>
-              <w:jc w:val="left"/>
-              <w:rPr>
-                <w:rFonts w:ascii="Calibri" w:hAnsi="Calibri" w:cs="Calibri"/>
-                <w:b/>
+                <w:sz w:val="22"/>
+                <w:szCs w:val="22"/>
+              </w:rPr>
+            </w:pPr>
+            <w:r>
+              <w:rPr>
+                <w:rFonts w:ascii="Calibri" w:hAnsi="Calibri" w:cs="Calibri"/>
                 <w:b/>
                 <w:bCs/>
                 <w:iCs/>
                 <w:sz w:val="22"/>
                 <w:szCs w:val="22"/>
               </w:rPr>
-            </w:pPr>
-            <w:r>
-              <w:rPr>
-                <w:rFonts w:eastAsia="Times New Roman" w:cs="Calibri" w:ascii="Calibri" w:hAnsi="Calibri"/>
+              <w:t>Role/Title:</w:t>
+            </w:r>
+          </w:p>
+        </w:tc>
+        <w:tc>
+          <w:tcPr>
+            <w:tcW w:w="7650" w:type="dxa"/>
+            <w:tcBorders>
+              <w:top w:val="nil"/>
+              <w:left w:val="nil"/>
+              <w:bottom w:val="nil"/>
+              <w:right w:val="nil"/>
+            </w:tcBorders>
+          </w:tcPr>
+          <w:p>
+            <w:pPr>
+              <w:widowControl w:val="0"/>
+              <w:tabs>
+                <w:tab w:val="right" w:pos="2646"/>
+                <w:tab w:val="right" w:pos="9180"/>
+              </w:tabs>
+              <w:spacing w:after="120" w:line="260" w:lineRule="atLeast"/>
+              <w:rPr>
+                <w:rFonts w:ascii="Calibri" w:hAnsi="Calibri"/>
+                <w:sz w:val="22"/>
+                <w:szCs w:val="22"/>
+              </w:rPr>
+            </w:pPr>
+            <w:r>
+              <w:rPr>
+                <w:rFonts w:ascii="Calibri" w:hAnsi="Calibri"/>
+                <w:sz w:val="22"/>
+                <w:szCs w:val="22"/>
+              </w:rPr>
+              <w:t xml:space="preserve">Lead DevOps Engineer (lead a team of 3 engineers deploying across many states) </w:t>
+            </w:r>
+          </w:p>
+        </w:tc>
+      </w:tr>
+      <w:tr>
+        <w:tc>
+          <w:tcPr>
+            <w:tcW w:w="445" w:type="dxa"/>
+            <w:tcBorders>
+              <w:top w:val="nil"/>
+              <w:left w:val="nil"/>
+              <w:bottom w:val="nil"/>
+              <w:right w:val="nil"/>
+            </w:tcBorders>
+          </w:tcPr>
+          <w:p>
+            <w:pPr>
+              <w:widowControl w:val="0"/>
+              <w:tabs>
+                <w:tab w:val="right" w:pos="2646"/>
+                <w:tab w:val="right" w:pos="9180"/>
+              </w:tabs>
+              <w:spacing w:after="120" w:line="260" w:lineRule="atLeast"/>
+              <w:rPr>
+                <w:rFonts w:ascii="Calibri" w:hAnsi="Calibri"/>
+                <w:sz w:val="22"/>
+                <w:szCs w:val="22"/>
+              </w:rPr>
+            </w:pPr>
+          </w:p>
+        </w:tc>
+        <w:tc>
+          <w:tcPr>
+            <w:tcW w:w="1975" w:type="dxa"/>
+            <w:tcBorders>
+              <w:top w:val="nil"/>
+              <w:left w:val="nil"/>
+              <w:bottom w:val="nil"/>
+              <w:right w:val="nil"/>
+            </w:tcBorders>
+          </w:tcPr>
+          <w:p>
+            <w:pPr>
+              <w:widowControl w:val="0"/>
+              <w:rPr>
+                <w:rFonts w:ascii="Calibri" w:hAnsi="Calibri" w:cs="Calibri"/>
                 <w:b/>
                 <w:bCs/>
                 <w:iCs/>
-                <w:kern w:val="0"/>
-                <w:sz w:val="22"/>
-                <w:szCs w:val="22"/>
-                <w:lang w:val="en-US" w:eastAsia="en-US" w:bidi="ar-SA"/>
-              </w:rPr>
-              <w:t>Role/Title:</w:t>
-            </w:r>
-          </w:p>
-        </w:tc>
-        <w:tc>
-          <w:tcPr>
-            <w:tcW w:w="7650" w:type="dxa"/>
-            <w:tcBorders>
-              <w:top w:val="nil"/>
-              <w:left w:val="nil"/>
-              <w:bottom w:val="nil"/>
-              <w:right w:val="nil"/>
-            </w:tcBorders>
-          </w:tcPr>
-          <w:p>
-            <w:pPr>
-              <w:pStyle w:val="Normal"/>
-              <w:widowControl w:val="false"/>
-              <w:tabs>
-                <w:tab w:val="clear" w:pos="720"/>
-                <w:tab w:val="right" w:pos="2646" w:leader="none"/>
-                <w:tab w:val="right" w:pos="9180" w:leader="none"/>
-              </w:tabs>
-              <w:suppressAutoHyphens w:val="true"/>
-              <w:spacing w:lineRule="atLeast" w:line="260" w:before="0" w:after="120"/>
-              <w:jc w:val="left"/>
-              <w:rPr>
-                <w:rFonts w:ascii="Calibri" w:hAnsi="Calibri"/>
-                <w:sz w:val="22"/>
-                <w:szCs w:val="22"/>
-              </w:rPr>
-            </w:pPr>
-            <w:r>
-              <w:rPr>
-                <w:rFonts w:eastAsia="Times New Roman" w:cs="Times New Roman" w:ascii="Calibri" w:hAnsi="Calibri"/>
-                <w:kern w:val="0"/>
-                <w:sz w:val="22"/>
-                <w:szCs w:val="22"/>
-                <w:lang w:val="en-US" w:eastAsia="en-US" w:bidi="ar-SA"/>
-              </w:rPr>
-              <w:t xml:space="preserve">Lead DevOps Engineer (lead a team of 3 engineers deploying across many states) </w:t>
-            </w:r>
-          </w:p>
-        </w:tc>
-      </w:tr>
-      <w:tr>
-        <w:trPr/>
-        <w:tc>
-          <w:tcPr>
-            <w:tcW w:w="445" w:type="dxa"/>
-            <w:tcBorders>
-              <w:top w:val="nil"/>
-              <w:left w:val="nil"/>
-              <w:bottom w:val="nil"/>
-              <w:right w:val="nil"/>
-            </w:tcBorders>
-          </w:tcPr>
-          <w:p>
-            <w:pPr>
-              <w:pStyle w:val="Normal"/>
-              <w:widowControl w:val="false"/>
-              <w:tabs>
-                <w:tab w:val="clear" w:pos="720"/>
-                <w:tab w:val="right" w:pos="2646" w:leader="none"/>
-                <w:tab w:val="right" w:pos="9180" w:leader="none"/>
-              </w:tabs>
-              <w:suppressAutoHyphens w:val="true"/>
-              <w:spacing w:lineRule="atLeast" w:line="260" w:before="0" w:after="120"/>
-              <w:jc w:val="left"/>
-              <w:rPr>
-                <w:rFonts w:ascii="Calibri" w:hAnsi="Calibri"/>
-                <w:sz w:val="22"/>
-                <w:szCs w:val="22"/>
-              </w:rPr>
-            </w:pPr>
-            <w:r>
-              <w:rPr>
-                <w:rFonts w:ascii="Calibri" w:hAnsi="Calibri"/>
-                <w:sz w:val="22"/>
-                <w:szCs w:val="22"/>
-              </w:rPr>
-            </w:r>
-          </w:p>
-        </w:tc>
-        <w:tc>
-          <w:tcPr>
-            <w:tcW w:w="1975" w:type="dxa"/>
-            <w:tcBorders>
-              <w:top w:val="nil"/>
-              <w:left w:val="nil"/>
-              <w:bottom w:val="nil"/>
-              <w:right w:val="nil"/>
-            </w:tcBorders>
-          </w:tcPr>
-          <w:p>
-            <w:pPr>
-              <w:pStyle w:val="Normal"/>
-              <w:widowControl w:val="false"/>
-              <w:suppressAutoHyphens w:val="true"/>
-              <w:spacing w:before="0" w:after="0"/>
-              <w:jc w:val="left"/>
-              <w:rPr>
-                <w:rFonts w:ascii="Calibri" w:hAnsi="Calibri" w:cs="Calibri"/>
-                <w:b/>
+                <w:sz w:val="22"/>
+                <w:szCs w:val="22"/>
+              </w:rPr>
+            </w:pPr>
+            <w:r>
+              <w:rPr>
+                <w:rFonts w:ascii="Calibri" w:hAnsi="Calibri" w:cs="Calibri"/>
                 <w:b/>
                 <w:bCs/>
                 <w:iCs/>
                 <w:sz w:val="22"/>
                 <w:szCs w:val="22"/>
               </w:rPr>
-            </w:pPr>
-            <w:r>
-              <w:rPr>
-                <w:rFonts w:eastAsia="Times New Roman" w:cs="Calibri" w:ascii="Calibri" w:hAnsi="Calibri"/>
+              <w:t>Project Duration:</w:t>
+            </w:r>
+          </w:p>
+        </w:tc>
+        <w:tc>
+          <w:tcPr>
+            <w:tcW w:w="7650" w:type="dxa"/>
+            <w:tcBorders>
+              <w:top w:val="nil"/>
+              <w:left w:val="nil"/>
+              <w:bottom w:val="nil"/>
+              <w:right w:val="nil"/>
+            </w:tcBorders>
+          </w:tcPr>
+          <w:p>
+            <w:pPr>
+              <w:widowControl w:val="0"/>
+              <w:tabs>
+                <w:tab w:val="right" w:pos="2646"/>
+                <w:tab w:val="right" w:pos="9180"/>
+              </w:tabs>
+              <w:spacing w:after="120" w:line="260" w:lineRule="atLeast"/>
+              <w:rPr>
+                <w:rFonts w:ascii="Calibri" w:hAnsi="Calibri"/>
+                <w:sz w:val="22"/>
+                <w:szCs w:val="22"/>
+              </w:rPr>
+            </w:pPr>
+            <w:r>
+              <w:rPr>
+                <w:rFonts w:ascii="Calibri" w:hAnsi="Calibri"/>
+                <w:sz w:val="22"/>
+                <w:szCs w:val="22"/>
+              </w:rPr>
+              <w:t>5 Months</w:t>
+            </w:r>
+          </w:p>
+        </w:tc>
+      </w:tr>
+      <w:tr>
+        <w:tc>
+          <w:tcPr>
+            <w:tcW w:w="445" w:type="dxa"/>
+            <w:tcBorders>
+              <w:top w:val="nil"/>
+              <w:left w:val="nil"/>
+              <w:bottom w:val="nil"/>
+              <w:right w:val="nil"/>
+            </w:tcBorders>
+          </w:tcPr>
+          <w:p>
+            <w:pPr>
+              <w:widowControl w:val="0"/>
+              <w:tabs>
+                <w:tab w:val="right" w:pos="2646"/>
+                <w:tab w:val="right" w:pos="9180"/>
+              </w:tabs>
+              <w:spacing w:after="120" w:line="260" w:lineRule="atLeast"/>
+              <w:rPr>
+                <w:rFonts w:ascii="Calibri" w:hAnsi="Calibri"/>
+                <w:sz w:val="22"/>
+                <w:szCs w:val="22"/>
+              </w:rPr>
+            </w:pPr>
+          </w:p>
+        </w:tc>
+        <w:tc>
+          <w:tcPr>
+            <w:tcW w:w="1975" w:type="dxa"/>
+            <w:tcBorders>
+              <w:top w:val="nil"/>
+              <w:left w:val="nil"/>
+              <w:bottom w:val="nil"/>
+              <w:right w:val="nil"/>
+            </w:tcBorders>
+          </w:tcPr>
+          <w:p>
+            <w:pPr>
+              <w:widowControl w:val="0"/>
+              <w:tabs>
+                <w:tab w:val="right" w:pos="2646"/>
+                <w:tab w:val="right" w:pos="9180"/>
+              </w:tabs>
+              <w:spacing w:after="120" w:line="260" w:lineRule="atLeast"/>
+              <w:rPr>
+                <w:rFonts w:ascii="Calibri" w:hAnsi="Calibri" w:cs="Calibri"/>
                 <w:b/>
                 <w:bCs/>
                 <w:iCs/>
-                <w:kern w:val="0"/>
-                <w:sz w:val="22"/>
-                <w:szCs w:val="22"/>
-                <w:lang w:val="en-US" w:eastAsia="en-US" w:bidi="ar-SA"/>
-              </w:rPr>
-              <w:t>Project Duration:</w:t>
-            </w:r>
-          </w:p>
-        </w:tc>
-        <w:tc>
-          <w:tcPr>
-            <w:tcW w:w="7650" w:type="dxa"/>
-            <w:tcBorders>
-              <w:top w:val="nil"/>
-              <w:left w:val="nil"/>
-              <w:bottom w:val="nil"/>
-              <w:right w:val="nil"/>
-            </w:tcBorders>
-          </w:tcPr>
-          <w:p>
-            <w:pPr>
-              <w:pStyle w:val="Normal"/>
-              <w:widowControl w:val="false"/>
-              <w:tabs>
-                <w:tab w:val="clear" w:pos="720"/>
-                <w:tab w:val="right" w:pos="2646" w:leader="none"/>
-                <w:tab w:val="right" w:pos="9180" w:leader="none"/>
-              </w:tabs>
-              <w:suppressAutoHyphens w:val="true"/>
-              <w:spacing w:lineRule="atLeast" w:line="260" w:before="0" w:after="120"/>
-              <w:jc w:val="left"/>
-              <w:rPr>
-                <w:rFonts w:ascii="Calibri" w:hAnsi="Calibri"/>
-                <w:sz w:val="22"/>
-                <w:szCs w:val="22"/>
-              </w:rPr>
-            </w:pPr>
-            <w:r>
-              <w:rPr>
-                <w:rFonts w:eastAsia="Times New Roman" w:cs="Times New Roman" w:ascii="Calibri" w:hAnsi="Calibri"/>
-                <w:kern w:val="0"/>
-                <w:sz w:val="22"/>
-                <w:szCs w:val="22"/>
-                <w:lang w:val="en-US" w:eastAsia="en-US" w:bidi="ar-SA"/>
-              </w:rPr>
-              <w:t>5 Months</w:t>
-            </w:r>
-          </w:p>
-        </w:tc>
-      </w:tr>
-      <w:tr>
-        <w:trPr/>
-        <w:tc>
-          <w:tcPr>
-            <w:tcW w:w="445" w:type="dxa"/>
-            <w:tcBorders>
-              <w:top w:val="nil"/>
-              <w:left w:val="nil"/>
-              <w:bottom w:val="nil"/>
-              <w:right w:val="nil"/>
-            </w:tcBorders>
-          </w:tcPr>
-          <w:p>
-            <w:pPr>
-              <w:pStyle w:val="Normal"/>
-              <w:widowControl w:val="false"/>
-              <w:tabs>
-                <w:tab w:val="clear" w:pos="720"/>
-                <w:tab w:val="right" w:pos="2646" w:leader="none"/>
-                <w:tab w:val="right" w:pos="9180" w:leader="none"/>
-              </w:tabs>
-              <w:suppressAutoHyphens w:val="true"/>
-              <w:spacing w:lineRule="atLeast" w:line="260" w:before="0" w:after="120"/>
-              <w:jc w:val="left"/>
-              <w:rPr>
-                <w:rFonts w:ascii="Calibri" w:hAnsi="Calibri"/>
-                <w:sz w:val="22"/>
-                <w:szCs w:val="22"/>
-              </w:rPr>
-            </w:pPr>
-            <w:r>
-              <w:rPr>
-                <w:rFonts w:ascii="Calibri" w:hAnsi="Calibri"/>
-                <w:sz w:val="22"/>
-                <w:szCs w:val="22"/>
-              </w:rPr>
-            </w:r>
-          </w:p>
-        </w:tc>
-        <w:tc>
-          <w:tcPr>
-            <w:tcW w:w="1975" w:type="dxa"/>
-            <w:tcBorders>
-              <w:top w:val="nil"/>
-              <w:left w:val="nil"/>
-              <w:bottom w:val="nil"/>
-              <w:right w:val="nil"/>
-            </w:tcBorders>
-          </w:tcPr>
-          <w:p>
-            <w:pPr>
-              <w:pStyle w:val="Normal"/>
-              <w:widowControl w:val="false"/>
-              <w:tabs>
-                <w:tab w:val="clear" w:pos="720"/>
-                <w:tab w:val="right" w:pos="2646" w:leader="none"/>
-                <w:tab w:val="right" w:pos="9180" w:leader="none"/>
-              </w:tabs>
-              <w:suppressAutoHyphens w:val="true"/>
-              <w:spacing w:lineRule="atLeast" w:line="260" w:before="0" w:after="120"/>
-              <w:jc w:val="left"/>
-              <w:rPr>
-                <w:rFonts w:ascii="Calibri" w:hAnsi="Calibri" w:cs="Calibri"/>
-                <w:b/>
+                <w:sz w:val="22"/>
+                <w:szCs w:val="22"/>
+              </w:rPr>
+            </w:pPr>
+            <w:r>
+              <w:rPr>
+                <w:rFonts w:ascii="Calibri" w:hAnsi="Calibri" w:cs="Calibri"/>
                 <w:b/>
                 <w:bCs/>
                 <w:iCs/>
                 <w:sz w:val="22"/>
                 <w:szCs w:val="22"/>
               </w:rPr>
-            </w:pPr>
-            <w:r>
-              <w:rPr>
-                <w:rFonts w:eastAsia="Times New Roman" w:cs="Calibri" w:ascii="Calibri" w:hAnsi="Calibri"/>
-                <w:b/>
-                <w:bCs/>
-                <w:iCs/>
-                <w:kern w:val="0"/>
-                <w:sz w:val="22"/>
-                <w:szCs w:val="22"/>
-                <w:lang w:val="en-US" w:eastAsia="en-US" w:bidi="ar-SA"/>
-              </w:rPr>
               <w:t>Responsibilities:</w:t>
             </w:r>
           </w:p>
@@ -1750,54 +2663,42 @@
           </w:tcPr>
           <w:p>
             <w:pPr>
-              <w:pStyle w:val="Normal"/>
-              <w:widowControl w:val="false"/>
+              <w:widowControl w:val="0"/>
               <w:numPr>
                 <w:ilvl w:val="0"/>
                 <w:numId w:val="2"/>
               </w:numPr>
-              <w:suppressAutoHyphens w:val="true"/>
-              <w:spacing w:before="60" w:after="0"/>
-              <w:jc w:val="left"/>
-              <w:rPr>
-                <w:rFonts w:ascii="Calibri" w:hAnsi="Calibri" w:cs="Calibri"/>
-                <w:sz w:val="22"/>
-              </w:rPr>
-            </w:pPr>
-            <w:r>
-              <w:rPr>
-                <w:rFonts w:eastAsia="Times New Roman" w:cs="Calibri" w:ascii="Calibri" w:hAnsi="Calibri"/>
-                <w:kern w:val="0"/>
-                <w:sz w:val="22"/>
-                <w:szCs w:val="20"/>
-                <w:lang w:val="en-US" w:eastAsia="en-US" w:bidi="ar-SA"/>
+              <w:spacing w:before="60"/>
+              <w:rPr>
+                <w:rFonts w:ascii="Calibri" w:hAnsi="Calibri" w:cs="Calibri"/>
+                <w:sz w:val="22"/>
+              </w:rPr>
+            </w:pPr>
+            <w:r>
+              <w:rPr>
+                <w:rFonts w:ascii="Calibri" w:hAnsi="Calibri" w:cs="Calibri"/>
+                <w:sz w:val="22"/>
               </w:rPr>
               <w:t xml:space="preserve">Deployment of Ansible Scripts to install custom RPM packages to deployed RHEL servers. </w:t>
             </w:r>
           </w:p>
           <w:p>
             <w:pPr>
-              <w:pStyle w:val="Normal"/>
-              <w:widowControl w:val="false"/>
+              <w:widowControl w:val="0"/>
               <w:numPr>
                 <w:ilvl w:val="0"/>
                 <w:numId w:val="2"/>
               </w:numPr>
-              <w:suppressAutoHyphens w:val="true"/>
-              <w:spacing w:before="60" w:after="0"/>
-              <w:jc w:val="left"/>
-              <w:rPr>
-                <w:rFonts w:ascii="Calibri" w:hAnsi="Calibri" w:cs="Calibri"/>
-                <w:sz w:val="22"/>
-              </w:rPr>
-            </w:pPr>
-            <w:r>
-              <w:rPr>
-                <w:rFonts w:eastAsia="Times New Roman" w:cs="Calibri" w:ascii="Calibri" w:hAnsi="Calibri"/>
-                <w:kern w:val="0"/>
-                <w:sz w:val="22"/>
-                <w:szCs w:val="20"/>
-                <w:lang w:val="en-US" w:eastAsia="en-US" w:bidi="ar-SA"/>
+              <w:spacing w:before="60"/>
+              <w:rPr>
+                <w:rFonts w:ascii="Calibri" w:hAnsi="Calibri" w:cs="Calibri"/>
+                <w:sz w:val="22"/>
+              </w:rPr>
+            </w:pPr>
+            <w:r>
+              <w:rPr>
+                <w:rFonts w:ascii="Calibri" w:hAnsi="Calibri" w:cs="Calibri"/>
+                <w:sz w:val="22"/>
               </w:rPr>
               <w:t xml:space="preserve">Create and edit Ansible scripts to continue development of the pipeline.  </w:t>
             </w:r>
@@ -1805,7 +2706,6 @@
         </w:tc>
       </w:tr>
       <w:tr>
-        <w:trPr/>
         <w:tc>
           <w:tcPr>
             <w:tcW w:w="445" w:type="dxa"/>
@@ -1818,29 +2718,18 @@
           </w:tcPr>
           <w:p>
             <w:pPr>
-              <w:pStyle w:val="Normal"/>
-              <w:widowControl w:val="false"/>
-              <w:tabs>
-                <w:tab w:val="clear" w:pos="720"/>
-                <w:tab w:val="right" w:pos="2646" w:leader="none"/>
-                <w:tab w:val="right" w:pos="9180" w:leader="none"/>
-              </w:tabs>
-              <w:suppressAutoHyphens w:val="true"/>
-              <w:spacing w:lineRule="atLeast" w:line="260" w:before="0" w:after="120"/>
-              <w:jc w:val="left"/>
-              <w:rPr>
-                <w:rFonts w:ascii="Calibri" w:hAnsi="Calibri"/>
-                <w:sz w:val="22"/>
-                <w:szCs w:val="22"/>
-              </w:rPr>
-            </w:pPr>
-            <w:r>
-              <w:rPr>
-                <w:rFonts w:ascii="Calibri" w:hAnsi="Calibri"/>
-                <w:sz w:val="22"/>
-                <w:szCs w:val="22"/>
-              </w:rPr>
-            </w:r>
+              <w:widowControl w:val="0"/>
+              <w:tabs>
+                <w:tab w:val="right" w:pos="2646"/>
+                <w:tab w:val="right" w:pos="9180"/>
+              </w:tabs>
+              <w:spacing w:after="120" w:line="260" w:lineRule="atLeast"/>
+              <w:rPr>
+                <w:rFonts w:ascii="Calibri" w:hAnsi="Calibri"/>
+                <w:sz w:val="22"/>
+                <w:szCs w:val="22"/>
+              </w:rPr>
+            </w:pPr>
           </w:p>
         </w:tc>
         <w:tc>
@@ -1855,14 +2744,9 @@
           </w:tcPr>
           <w:p>
             <w:pPr>
-              <w:pStyle w:val="Normal"/>
-              <w:widowControl w:val="false"/>
-              <w:suppressAutoHyphens w:val="true"/>
-              <w:spacing w:before="0" w:after="0"/>
-              <w:jc w:val="left"/>
-              <w:rPr>
-                <w:rFonts w:ascii="Calibri" w:hAnsi="Calibri" w:cs="Calibri"/>
-                <w:b/>
+              <w:widowControl w:val="0"/>
+              <w:rPr>
+                <w:rFonts w:ascii="Calibri" w:hAnsi="Calibri" w:cs="Calibri"/>
                 <w:b/>
                 <w:bCs/>
                 <w:iCs/>
@@ -1872,14 +2756,12 @@
             </w:pPr>
             <w:r>
               <w:rPr>
-                <w:rFonts w:eastAsia="Times New Roman" w:cs="Calibri" w:ascii="Calibri" w:hAnsi="Calibri"/>
+                <w:rFonts w:ascii="Calibri" w:hAnsi="Calibri" w:cs="Calibri"/>
                 <w:b/>
                 <w:bCs/>
                 <w:iCs/>
-                <w:kern w:val="0"/>
-                <w:sz w:val="22"/>
-                <w:szCs w:val="22"/>
-                <w:lang w:val="en-US" w:eastAsia="en-US" w:bidi="ar-SA"/>
+                <w:sz w:val="22"/>
+                <w:szCs w:val="22"/>
               </w:rPr>
               <w:t>Operating Systems:</w:t>
             </w:r>
@@ -1897,29 +2779,23 @@
           </w:tcPr>
           <w:p>
             <w:pPr>
-              <w:pStyle w:val="Normal"/>
-              <w:widowControl w:val="false"/>
-              <w:tabs>
-                <w:tab w:val="clear" w:pos="720"/>
-                <w:tab w:val="right" w:pos="2646" w:leader="none"/>
-                <w:tab w:val="right" w:pos="9180" w:leader="none"/>
-              </w:tabs>
-              <w:suppressAutoHyphens w:val="true"/>
-              <w:spacing w:lineRule="atLeast" w:line="260" w:before="0" w:after="120"/>
-              <w:jc w:val="left"/>
-              <w:rPr>
-                <w:rFonts w:ascii="Calibri" w:hAnsi="Calibri"/>
-                <w:sz w:val="22"/>
-                <w:szCs w:val="22"/>
-              </w:rPr>
-            </w:pPr>
-            <w:r>
-              <w:rPr>
-                <w:rFonts w:eastAsia="Times New Roman" w:cs="Times New Roman" w:ascii="Calibri" w:hAnsi="Calibri"/>
-                <w:kern w:val="0"/>
-                <w:sz w:val="22"/>
-                <w:szCs w:val="22"/>
-                <w:lang w:val="en-US" w:eastAsia="en-US" w:bidi="ar-SA"/>
+              <w:widowControl w:val="0"/>
+              <w:tabs>
+                <w:tab w:val="right" w:pos="2646"/>
+                <w:tab w:val="right" w:pos="9180"/>
+              </w:tabs>
+              <w:spacing w:after="120" w:line="260" w:lineRule="atLeast"/>
+              <w:rPr>
+                <w:rFonts w:ascii="Calibri" w:hAnsi="Calibri"/>
+                <w:sz w:val="22"/>
+                <w:szCs w:val="22"/>
+              </w:rPr>
+            </w:pPr>
+            <w:r>
+              <w:rPr>
+                <w:rFonts w:ascii="Calibri" w:hAnsi="Calibri"/>
+                <w:sz w:val="22"/>
+                <w:szCs w:val="22"/>
               </w:rPr>
               <w:t xml:space="preserve">RHEL, CentOS 8 - Kernel 4.18 </w:t>
             </w:r>
@@ -1927,7 +2803,6 @@
         </w:tc>
       </w:tr>
       <w:tr>
-        <w:trPr/>
         <w:tc>
           <w:tcPr>
             <w:tcW w:w="445" w:type="dxa"/>
@@ -1940,29 +2815,18 @@
           </w:tcPr>
           <w:p>
             <w:pPr>
-              <w:pStyle w:val="Normal"/>
-              <w:widowControl w:val="false"/>
-              <w:tabs>
-                <w:tab w:val="clear" w:pos="720"/>
-                <w:tab w:val="right" w:pos="2646" w:leader="none"/>
-                <w:tab w:val="right" w:pos="9180" w:leader="none"/>
-              </w:tabs>
-              <w:suppressAutoHyphens w:val="true"/>
-              <w:spacing w:lineRule="atLeast" w:line="260" w:before="0" w:after="120"/>
-              <w:jc w:val="left"/>
-              <w:rPr>
-                <w:rFonts w:ascii="Calibri" w:hAnsi="Calibri"/>
-                <w:sz w:val="22"/>
-                <w:szCs w:val="22"/>
-              </w:rPr>
-            </w:pPr>
-            <w:r>
-              <w:rPr>
-                <w:rFonts w:ascii="Calibri" w:hAnsi="Calibri"/>
-                <w:sz w:val="22"/>
-                <w:szCs w:val="22"/>
-              </w:rPr>
-            </w:r>
+              <w:widowControl w:val="0"/>
+              <w:tabs>
+                <w:tab w:val="right" w:pos="2646"/>
+                <w:tab w:val="right" w:pos="9180"/>
+              </w:tabs>
+              <w:spacing w:after="120" w:line="260" w:lineRule="atLeast"/>
+              <w:rPr>
+                <w:rFonts w:ascii="Calibri" w:hAnsi="Calibri"/>
+                <w:sz w:val="22"/>
+                <w:szCs w:val="22"/>
+              </w:rPr>
+            </w:pPr>
           </w:p>
         </w:tc>
         <w:tc>
@@ -1977,32 +2841,26 @@
           </w:tcPr>
           <w:p>
             <w:pPr>
-              <w:pStyle w:val="Normal"/>
-              <w:widowControl w:val="false"/>
-              <w:tabs>
-                <w:tab w:val="clear" w:pos="720"/>
-                <w:tab w:val="right" w:pos="2646" w:leader="none"/>
-                <w:tab w:val="right" w:pos="9180" w:leader="none"/>
-              </w:tabs>
-              <w:suppressAutoHyphens w:val="true"/>
-              <w:spacing w:lineRule="atLeast" w:line="260" w:before="0" w:after="120"/>
-              <w:jc w:val="left"/>
-              <w:rPr>
-                <w:rFonts w:ascii="Calibri" w:hAnsi="Calibri"/>
-                <w:sz w:val="22"/>
-                <w:szCs w:val="22"/>
-              </w:rPr>
-            </w:pPr>
-            <w:r>
-              <w:rPr>
-                <w:rFonts w:eastAsia="Times New Roman" w:cs="Calibri" w:ascii="Calibri" w:hAnsi="Calibri"/>
+              <w:widowControl w:val="0"/>
+              <w:tabs>
+                <w:tab w:val="right" w:pos="2646"/>
+                <w:tab w:val="right" w:pos="9180"/>
+              </w:tabs>
+              <w:spacing w:after="120" w:line="260" w:lineRule="atLeast"/>
+              <w:rPr>
+                <w:rFonts w:ascii="Calibri" w:hAnsi="Calibri"/>
+                <w:sz w:val="22"/>
+                <w:szCs w:val="22"/>
+              </w:rPr>
+            </w:pPr>
+            <w:r>
+              <w:rPr>
+                <w:rFonts w:ascii="Calibri" w:hAnsi="Calibri" w:cs="Calibri"/>
                 <w:b/>
                 <w:bCs/>
                 <w:iCs/>
-                <w:kern w:val="0"/>
-                <w:sz w:val="22"/>
-                <w:szCs w:val="22"/>
-                <w:lang w:val="en-US" w:eastAsia="en-US" w:bidi="ar-SA"/>
+                <w:sz w:val="22"/>
+                <w:szCs w:val="22"/>
               </w:rPr>
               <w:t>Software / Languages:</w:t>
             </w:r>
@@ -2020,29 +2878,23 @@
           </w:tcPr>
           <w:p>
             <w:pPr>
-              <w:pStyle w:val="Normal"/>
-              <w:widowControl w:val="false"/>
-              <w:tabs>
-                <w:tab w:val="clear" w:pos="720"/>
-                <w:tab w:val="right" w:pos="2646" w:leader="none"/>
-                <w:tab w:val="right" w:pos="9180" w:leader="none"/>
-              </w:tabs>
-              <w:suppressAutoHyphens w:val="true"/>
-              <w:spacing w:lineRule="atLeast" w:line="260" w:before="0" w:after="120"/>
-              <w:jc w:val="left"/>
-              <w:rPr>
-                <w:rFonts w:ascii="Calibri" w:hAnsi="Calibri"/>
-                <w:sz w:val="22"/>
-                <w:szCs w:val="22"/>
-              </w:rPr>
-            </w:pPr>
-            <w:r>
-              <w:rPr>
-                <w:rFonts w:eastAsia="Times New Roman" w:cs="Times New Roman" w:ascii="Calibri" w:hAnsi="Calibri"/>
-                <w:kern w:val="0"/>
-                <w:sz w:val="22"/>
-                <w:szCs w:val="22"/>
-                <w:lang w:val="en-US" w:eastAsia="en-US" w:bidi="ar-SA"/>
+              <w:widowControl w:val="0"/>
+              <w:tabs>
+                <w:tab w:val="right" w:pos="2646"/>
+                <w:tab w:val="right" w:pos="9180"/>
+              </w:tabs>
+              <w:spacing w:after="120" w:line="260" w:lineRule="atLeast"/>
+              <w:rPr>
+                <w:rFonts w:ascii="Calibri" w:hAnsi="Calibri"/>
+                <w:sz w:val="22"/>
+                <w:szCs w:val="22"/>
+              </w:rPr>
+            </w:pPr>
+            <w:r>
+              <w:rPr>
+                <w:rFonts w:ascii="Calibri" w:hAnsi="Calibri"/>
+                <w:sz w:val="22"/>
+                <w:szCs w:val="22"/>
               </w:rPr>
               <w:t>Ansible, BASH Scripting</w:t>
             </w:r>
@@ -2050,7 +2902,6 @@
         </w:tc>
       </w:tr>
       <w:tr>
-        <w:trPr/>
         <w:tc>
           <w:tcPr>
             <w:tcW w:w="445" w:type="dxa"/>
@@ -2063,29 +2914,18 @@
           </w:tcPr>
           <w:p>
             <w:pPr>
-              <w:pStyle w:val="Normal"/>
-              <w:widowControl w:val="false"/>
-              <w:tabs>
-                <w:tab w:val="clear" w:pos="720"/>
-                <w:tab w:val="right" w:pos="2646" w:leader="none"/>
-                <w:tab w:val="right" w:pos="9180" w:leader="none"/>
-              </w:tabs>
-              <w:suppressAutoHyphens w:val="true"/>
-              <w:spacing w:lineRule="atLeast" w:line="260" w:before="0" w:after="120"/>
-              <w:jc w:val="left"/>
-              <w:rPr>
-                <w:rFonts w:ascii="Calibri" w:hAnsi="Calibri"/>
-                <w:sz w:val="22"/>
-                <w:szCs w:val="22"/>
-              </w:rPr>
-            </w:pPr>
-            <w:r>
-              <w:rPr>
-                <w:rFonts w:ascii="Calibri" w:hAnsi="Calibri"/>
-                <w:sz w:val="22"/>
-                <w:szCs w:val="22"/>
-              </w:rPr>
-            </w:r>
+              <w:widowControl w:val="0"/>
+              <w:tabs>
+                <w:tab w:val="right" w:pos="2646"/>
+                <w:tab w:val="right" w:pos="9180"/>
+              </w:tabs>
+              <w:spacing w:after="120" w:line="260" w:lineRule="atLeast"/>
+              <w:rPr>
+                <w:rFonts w:ascii="Calibri" w:hAnsi="Calibri"/>
+                <w:sz w:val="22"/>
+                <w:szCs w:val="22"/>
+              </w:rPr>
+            </w:pPr>
           </w:p>
         </w:tc>
         <w:tc>
@@ -2100,32 +2940,26 @@
           </w:tcPr>
           <w:p>
             <w:pPr>
-              <w:pStyle w:val="Normal"/>
-              <w:widowControl w:val="false"/>
-              <w:tabs>
-                <w:tab w:val="clear" w:pos="720"/>
-                <w:tab w:val="right" w:pos="2646" w:leader="none"/>
-                <w:tab w:val="right" w:pos="9180" w:leader="none"/>
-              </w:tabs>
-              <w:suppressAutoHyphens w:val="true"/>
-              <w:spacing w:lineRule="atLeast" w:line="260" w:before="0" w:after="120"/>
-              <w:jc w:val="left"/>
-              <w:rPr>
-                <w:rFonts w:ascii="Calibri" w:hAnsi="Calibri"/>
-                <w:sz w:val="22"/>
-                <w:szCs w:val="22"/>
-              </w:rPr>
-            </w:pPr>
-            <w:r>
-              <w:rPr>
-                <w:rFonts w:eastAsia="Times New Roman" w:cs="Calibri" w:ascii="Calibri" w:hAnsi="Calibri"/>
+              <w:widowControl w:val="0"/>
+              <w:tabs>
+                <w:tab w:val="right" w:pos="2646"/>
+                <w:tab w:val="right" w:pos="9180"/>
+              </w:tabs>
+              <w:spacing w:after="120" w:line="260" w:lineRule="atLeast"/>
+              <w:rPr>
+                <w:rFonts w:ascii="Calibri" w:hAnsi="Calibri"/>
+                <w:sz w:val="22"/>
+                <w:szCs w:val="22"/>
+              </w:rPr>
+            </w:pPr>
+            <w:r>
+              <w:rPr>
+                <w:rFonts w:ascii="Calibri" w:hAnsi="Calibri" w:cs="Calibri"/>
                 <w:b/>
                 <w:bCs/>
                 <w:iCs/>
-                <w:kern w:val="0"/>
-                <w:sz w:val="22"/>
-                <w:szCs w:val="22"/>
-                <w:lang w:val="en-US" w:eastAsia="en-US" w:bidi="ar-SA"/>
+                <w:sz w:val="22"/>
+                <w:szCs w:val="22"/>
               </w:rPr>
               <w:t>Special Tools:</w:t>
             </w:r>
@@ -2143,29 +2977,23 @@
           </w:tcPr>
           <w:p>
             <w:pPr>
-              <w:pStyle w:val="Normal"/>
-              <w:widowControl w:val="false"/>
-              <w:tabs>
-                <w:tab w:val="clear" w:pos="720"/>
-                <w:tab w:val="right" w:pos="2646" w:leader="none"/>
-                <w:tab w:val="right" w:pos="9180" w:leader="none"/>
-              </w:tabs>
-              <w:suppressAutoHyphens w:val="true"/>
-              <w:spacing w:lineRule="atLeast" w:line="260" w:before="0" w:after="120"/>
-              <w:jc w:val="left"/>
-              <w:rPr>
-                <w:rFonts w:ascii="Calibri" w:hAnsi="Calibri"/>
-                <w:sz w:val="22"/>
-                <w:szCs w:val="22"/>
-              </w:rPr>
-            </w:pPr>
-            <w:r>
-              <w:rPr>
-                <w:rFonts w:eastAsia="Times New Roman" w:cs="Times New Roman" w:ascii="Calibri" w:hAnsi="Calibri"/>
-                <w:kern w:val="0"/>
-                <w:sz w:val="22"/>
-                <w:szCs w:val="22"/>
-                <w:lang w:val="en-US" w:eastAsia="en-US" w:bidi="ar-SA"/>
+              <w:widowControl w:val="0"/>
+              <w:tabs>
+                <w:tab w:val="right" w:pos="2646"/>
+                <w:tab w:val="right" w:pos="9180"/>
+              </w:tabs>
+              <w:spacing w:after="120" w:line="260" w:lineRule="atLeast"/>
+              <w:rPr>
+                <w:rFonts w:ascii="Calibri" w:hAnsi="Calibri"/>
+                <w:sz w:val="22"/>
+                <w:szCs w:val="22"/>
+              </w:rPr>
+            </w:pPr>
+            <w:r>
+              <w:rPr>
+                <w:rFonts w:ascii="Calibri" w:hAnsi="Calibri"/>
+                <w:sz w:val="22"/>
+                <w:szCs w:val="22"/>
               </w:rPr>
               <w:t xml:space="preserve">Ansible, Azure DevOps </w:t>
             </w:r>
@@ -2175,52 +3003,31 @@
     </w:tbl>
     <w:p>
       <w:pPr>
-        <w:pStyle w:val="Normal"/>
+        <w:pBdr>
+          <w:bottom w:val="dotted" w:sz="24" w:space="1" w:color="auto"/>
+        </w:pBdr>
         <w:rPr>
           <w:rFonts w:ascii="Calibri" w:hAnsi="Calibri"/>
           <w:sz w:val="22"/>
           <w:szCs w:val="22"/>
         </w:rPr>
       </w:pPr>
-      <w:r>
+    </w:p>
+    <w:p>
+      <w:pPr>
         <w:rPr>
           <w:rFonts w:ascii="Calibri" w:hAnsi="Calibri"/>
           <w:sz w:val="22"/>
           <w:szCs w:val="22"/>
         </w:rPr>
-      </w:r>
-    </w:p>
-    <w:p>
-      <w:pPr>
-        <w:pStyle w:val="Normal"/>
-        <w:rPr>
-          <w:rFonts w:ascii="Calibri" w:hAnsi="Calibri"/>
-          <w:sz w:val="22"/>
-          <w:szCs w:val="22"/>
-        </w:rPr>
-      </w:pPr>
-      <w:r>
-        <w:rPr>
-          <w:rFonts w:ascii="Calibri" w:hAnsi="Calibri"/>
-          <w:sz w:val="22"/>
-          <w:szCs w:val="22"/>
-        </w:rPr>
-      </w:r>
+      </w:pPr>
     </w:p>
     <w:tbl>
       <w:tblPr>
         <w:tblStyle w:val="TableGrid"/>
         <w:tblW w:w="10070" w:type="dxa"/>
-        <w:jc w:val="left"/>
-        <w:tblInd w:w="0" w:type="dxa"/>
         <w:tblLayout w:type="fixed"/>
-        <w:tblCellMar>
-          <w:top w:w="0" w:type="dxa"/>
-          <w:left w:w="108" w:type="dxa"/>
-          <w:bottom w:w="0" w:type="dxa"/>
-          <w:right w:w="108" w:type="dxa"/>
-        </w:tblCellMar>
-        <w:tblLook w:val="04a0" w:noHBand="0" w:noVBand="1" w:firstColumn="1" w:lastRow="0" w:lastColumn="0" w:firstRow="1"/>
+        <w:tblLook w:val="04A0" w:firstRow="1" w:lastRow="0" w:firstColumn="1" w:lastColumn="0" w:noHBand="0" w:noVBand="1"/>
       </w:tblPr>
       <w:tblGrid>
         <w:gridCol w:w="445"/>
@@ -2228,7 +3035,6 @@
         <w:gridCol w:w="7650"/>
       </w:tblGrid>
       <w:tr>
-        <w:trPr/>
         <w:tc>
           <w:tcPr>
             <w:tcW w:w="445" w:type="dxa"/>
@@ -2241,27 +3047,17 @@
           </w:tcPr>
           <w:p>
             <w:pPr>
-              <w:pStyle w:val="Normal"/>
-              <w:widowControl w:val="false"/>
-              <w:numPr>
-                <w:ilvl w:val="0"/>
-                <w:numId w:val="0"/>
-              </w:numPr>
-              <w:tabs>
-                <w:tab w:val="clear" w:pos="720"/>
-                <w:tab w:val="left" w:pos="2160" w:leader="none"/>
-                <w:tab w:val="left" w:pos="2340" w:leader="none"/>
-                <w:tab w:val="left" w:pos="2880" w:leader="none"/>
-              </w:tabs>
-              <w:suppressAutoHyphens w:val="true"/>
-              <w:spacing w:before="180" w:after="0"/>
-              <w:ind w:left="0" w:hanging="0"/>
+              <w:widowControl w:val="0"/>
+              <w:tabs>
+                <w:tab w:val="left" w:pos="2160"/>
+                <w:tab w:val="left" w:pos="2340"/>
+                <w:tab w:val="left" w:pos="2880"/>
+              </w:tabs>
+              <w:spacing w:before="180"/>
               <w:contextualSpacing/>
-              <w:jc w:val="left"/>
               <w:outlineLvl w:val="4"/>
               <w:rPr>
                 <w:rFonts w:ascii="Calibri" w:hAnsi="Calibri" w:cs="Calibri"/>
-                <w:b/>
                 <w:b/>
                 <w:bCs/>
                 <w:iCs/>
@@ -2269,586 +3065,486 @@
                 <w:szCs w:val="22"/>
               </w:rPr>
             </w:pPr>
-            <w:r>
-              <w:rPr>
-                <w:rFonts w:cs="Calibri" w:ascii="Calibri" w:hAnsi="Calibri"/>
+          </w:p>
+        </w:tc>
+        <w:tc>
+          <w:tcPr>
+            <w:tcW w:w="1975" w:type="dxa"/>
+            <w:tcBorders>
+              <w:top w:val="nil"/>
+              <w:left w:val="nil"/>
+              <w:bottom w:val="nil"/>
+              <w:right w:val="nil"/>
+            </w:tcBorders>
+          </w:tcPr>
+          <w:p>
+            <w:pPr>
+              <w:widowControl w:val="0"/>
+              <w:tabs>
+                <w:tab w:val="left" w:pos="2160"/>
+                <w:tab w:val="left" w:pos="2340"/>
+                <w:tab w:val="left" w:pos="2880"/>
+              </w:tabs>
+              <w:spacing w:before="180"/>
+              <w:contextualSpacing/>
+              <w:outlineLvl w:val="4"/>
+              <w:rPr>
+                <w:rFonts w:ascii="Calibri" w:hAnsi="Calibri" w:cs="Calibri"/>
                 <w:b/>
                 <w:bCs/>
                 <w:iCs/>
                 <w:sz w:val="22"/>
                 <w:szCs w:val="22"/>
               </w:rPr>
-            </w:r>
-          </w:p>
-        </w:tc>
-        <w:tc>
-          <w:tcPr>
-            <w:tcW w:w="1975" w:type="dxa"/>
-            <w:tcBorders>
-              <w:top w:val="nil"/>
-              <w:left w:val="nil"/>
-              <w:bottom w:val="nil"/>
-              <w:right w:val="nil"/>
-            </w:tcBorders>
-          </w:tcPr>
-          <w:p>
-            <w:pPr>
-              <w:pStyle w:val="Normal"/>
-              <w:widowControl w:val="false"/>
-              <w:numPr>
-                <w:ilvl w:val="0"/>
-                <w:numId w:val="0"/>
-              </w:numPr>
-              <w:tabs>
-                <w:tab w:val="clear" w:pos="720"/>
-                <w:tab w:val="left" w:pos="2160" w:leader="none"/>
-                <w:tab w:val="left" w:pos="2340" w:leader="none"/>
-                <w:tab w:val="left" w:pos="2880" w:leader="none"/>
-              </w:tabs>
-              <w:suppressAutoHyphens w:val="true"/>
-              <w:spacing w:before="180" w:after="0"/>
-              <w:ind w:left="0" w:hanging="0"/>
-              <w:contextualSpacing/>
-              <w:jc w:val="left"/>
-              <w:outlineLvl w:val="4"/>
-              <w:rPr>
-                <w:rFonts w:ascii="Calibri" w:hAnsi="Calibri" w:cs="Calibri"/>
-                <w:b/>
+            </w:pPr>
+            <w:r>
+              <w:rPr>
+                <w:rFonts w:ascii="Calibri" w:hAnsi="Calibri" w:cs="Calibri"/>
                 <w:b/>
                 <w:bCs/>
                 <w:iCs/>
                 <w:sz w:val="22"/>
                 <w:szCs w:val="22"/>
               </w:rPr>
-            </w:pPr>
-            <w:r>
-              <w:rPr>
-                <w:rFonts w:eastAsia="Times New Roman" w:cs="Calibri" w:ascii="Calibri" w:hAnsi="Calibri"/>
+              <w:t xml:space="preserve">Type of Industry </w:t>
+            </w:r>
+          </w:p>
+        </w:tc>
+        <w:tc>
+          <w:tcPr>
+            <w:tcW w:w="7650" w:type="dxa"/>
+            <w:tcBorders>
+              <w:top w:val="nil"/>
+              <w:left w:val="nil"/>
+              <w:bottom w:val="nil"/>
+              <w:right w:val="nil"/>
+            </w:tcBorders>
+          </w:tcPr>
+          <w:p>
+            <w:pPr>
+              <w:widowControl w:val="0"/>
+              <w:rPr>
+                <w:rFonts w:ascii="Calibri" w:hAnsi="Calibri"/>
+                <w:sz w:val="22"/>
+                <w:szCs w:val="22"/>
+              </w:rPr>
+            </w:pPr>
+            <w:proofErr w:type="gramStart"/>
+            <w:r>
+              <w:rPr>
+                <w:rFonts w:ascii="Calibri" w:hAnsi="Calibri"/>
+                <w:sz w:val="22"/>
+                <w:szCs w:val="22"/>
+              </w:rPr>
+              <w:t>On-Premise</w:t>
+            </w:r>
+            <w:proofErr w:type="gramEnd"/>
+            <w:r>
+              <w:rPr>
+                <w:rFonts w:ascii="Calibri" w:hAnsi="Calibri"/>
+                <w:sz w:val="22"/>
+                <w:szCs w:val="22"/>
+              </w:rPr>
+              <w:t xml:space="preserve"> (air-gaped secure environment)</w:t>
+            </w:r>
+          </w:p>
+        </w:tc>
+      </w:tr>
+      <w:tr>
+        <w:tc>
+          <w:tcPr>
+            <w:tcW w:w="445" w:type="dxa"/>
+            <w:tcBorders>
+              <w:top w:val="nil"/>
+              <w:left w:val="nil"/>
+              <w:bottom w:val="nil"/>
+              <w:right w:val="nil"/>
+            </w:tcBorders>
+          </w:tcPr>
+          <w:p>
+            <w:pPr>
+              <w:widowControl w:val="0"/>
+              <w:tabs>
+                <w:tab w:val="right" w:pos="2646"/>
+                <w:tab w:val="right" w:pos="9180"/>
+              </w:tabs>
+              <w:spacing w:after="120" w:line="260" w:lineRule="atLeast"/>
+              <w:rPr>
+                <w:rFonts w:ascii="Calibri" w:hAnsi="Calibri"/>
+                <w:sz w:val="22"/>
+                <w:szCs w:val="22"/>
+              </w:rPr>
+            </w:pPr>
+          </w:p>
+        </w:tc>
+        <w:tc>
+          <w:tcPr>
+            <w:tcW w:w="1975" w:type="dxa"/>
+            <w:tcBorders>
+              <w:top w:val="nil"/>
+              <w:left w:val="nil"/>
+              <w:bottom w:val="nil"/>
+              <w:right w:val="nil"/>
+            </w:tcBorders>
+          </w:tcPr>
+          <w:p>
+            <w:pPr>
+              <w:widowControl w:val="0"/>
+              <w:rPr>
+                <w:rFonts w:ascii="Calibri" w:hAnsi="Calibri" w:cs="Calibri"/>
                 <w:b/>
                 <w:bCs/>
                 <w:iCs/>
-                <w:kern w:val="0"/>
-                <w:sz w:val="22"/>
-                <w:szCs w:val="22"/>
-                <w:lang w:val="en-US" w:eastAsia="en-US" w:bidi="ar-SA"/>
-              </w:rPr>
-              <w:t xml:space="preserve">Type of Industry </w:t>
-            </w:r>
-          </w:p>
-        </w:tc>
-        <w:tc>
-          <w:tcPr>
-            <w:tcW w:w="7650" w:type="dxa"/>
-            <w:tcBorders>
-              <w:top w:val="nil"/>
-              <w:left w:val="nil"/>
-              <w:bottom w:val="nil"/>
-              <w:right w:val="nil"/>
-            </w:tcBorders>
-          </w:tcPr>
-          <w:p>
-            <w:pPr>
-              <w:pStyle w:val="Normal"/>
-              <w:widowControl w:val="false"/>
-              <w:suppressAutoHyphens w:val="true"/>
-              <w:spacing w:before="0" w:after="0"/>
-              <w:jc w:val="left"/>
-              <w:rPr>
-                <w:rFonts w:ascii="Calibri" w:hAnsi="Calibri"/>
-                <w:sz w:val="22"/>
-                <w:szCs w:val="22"/>
-              </w:rPr>
-            </w:pPr>
-            <w:r>
-              <w:rPr>
-                <w:rFonts w:eastAsia="Times New Roman" w:cs="Times New Roman" w:ascii="Calibri" w:hAnsi="Calibri"/>
-                <w:kern w:val="0"/>
-                <w:sz w:val="22"/>
-                <w:szCs w:val="22"/>
-                <w:lang w:val="en-US" w:eastAsia="en-US" w:bidi="ar-SA"/>
-              </w:rPr>
-              <w:t xml:space="preserve">On-Premise (air-gaped secure environment)  </w:t>
-            </w:r>
-          </w:p>
-        </w:tc>
-      </w:tr>
-      <w:tr>
-        <w:trPr/>
-        <w:tc>
-          <w:tcPr>
-            <w:tcW w:w="445" w:type="dxa"/>
-            <w:tcBorders>
-              <w:top w:val="nil"/>
-              <w:left w:val="nil"/>
-              <w:bottom w:val="nil"/>
-              <w:right w:val="nil"/>
-            </w:tcBorders>
-          </w:tcPr>
-          <w:p>
-            <w:pPr>
-              <w:pStyle w:val="Normal"/>
-              <w:widowControl w:val="false"/>
-              <w:tabs>
-                <w:tab w:val="clear" w:pos="720"/>
-                <w:tab w:val="right" w:pos="2646" w:leader="none"/>
-                <w:tab w:val="right" w:pos="9180" w:leader="none"/>
-              </w:tabs>
-              <w:suppressAutoHyphens w:val="true"/>
-              <w:spacing w:lineRule="atLeast" w:line="260" w:before="0" w:after="120"/>
-              <w:jc w:val="left"/>
-              <w:rPr>
-                <w:rFonts w:ascii="Calibri" w:hAnsi="Calibri"/>
-                <w:sz w:val="22"/>
-                <w:szCs w:val="22"/>
-              </w:rPr>
-            </w:pPr>
-            <w:r>
-              <w:rPr>
-                <w:rFonts w:ascii="Calibri" w:hAnsi="Calibri"/>
-                <w:sz w:val="22"/>
-                <w:szCs w:val="22"/>
-              </w:rPr>
-            </w:r>
-          </w:p>
-        </w:tc>
-        <w:tc>
-          <w:tcPr>
-            <w:tcW w:w="1975" w:type="dxa"/>
-            <w:tcBorders>
-              <w:top w:val="nil"/>
-              <w:left w:val="nil"/>
-              <w:bottom w:val="nil"/>
-              <w:right w:val="nil"/>
-            </w:tcBorders>
-          </w:tcPr>
-          <w:p>
-            <w:pPr>
-              <w:pStyle w:val="Normal"/>
-              <w:widowControl w:val="false"/>
-              <w:suppressAutoHyphens w:val="true"/>
-              <w:spacing w:before="0" w:after="0"/>
-              <w:jc w:val="left"/>
-              <w:rPr>
-                <w:rFonts w:ascii="Calibri" w:hAnsi="Calibri" w:cs="Calibri"/>
-                <w:b/>
+                <w:sz w:val="22"/>
+                <w:szCs w:val="22"/>
+              </w:rPr>
+            </w:pPr>
+            <w:r>
+              <w:rPr>
+                <w:rFonts w:ascii="Calibri" w:hAnsi="Calibri" w:cs="Calibri"/>
                 <w:b/>
                 <w:bCs/>
                 <w:iCs/>
                 <w:sz w:val="22"/>
                 <w:szCs w:val="22"/>
               </w:rPr>
-            </w:pPr>
-            <w:r>
-              <w:rPr>
-                <w:rFonts w:eastAsia="Times New Roman" w:cs="Calibri" w:ascii="Calibri" w:hAnsi="Calibri"/>
+              <w:t>Project Description:</w:t>
+            </w:r>
+          </w:p>
+        </w:tc>
+        <w:tc>
+          <w:tcPr>
+            <w:tcW w:w="7650" w:type="dxa"/>
+            <w:tcBorders>
+              <w:top w:val="nil"/>
+              <w:left w:val="nil"/>
+              <w:bottom w:val="nil"/>
+              <w:right w:val="nil"/>
+            </w:tcBorders>
+          </w:tcPr>
+          <w:p>
+            <w:pPr>
+              <w:widowControl w:val="0"/>
+              <w:tabs>
+                <w:tab w:val="right" w:pos="2646"/>
+                <w:tab w:val="right" w:pos="9180"/>
+              </w:tabs>
+              <w:spacing w:after="120" w:line="260" w:lineRule="atLeast"/>
+              <w:rPr>
+                <w:rFonts w:ascii="Calibri" w:hAnsi="Calibri"/>
+                <w:sz w:val="22"/>
+                <w:szCs w:val="22"/>
+              </w:rPr>
+            </w:pPr>
+            <w:r>
+              <w:rPr>
+                <w:rFonts w:ascii="Calibri" w:hAnsi="Calibri"/>
+                <w:sz w:val="22"/>
+                <w:szCs w:val="22"/>
+              </w:rPr>
+              <w:t>Idemia Driver 360</w:t>
+            </w:r>
+          </w:p>
+        </w:tc>
+      </w:tr>
+      <w:tr>
+        <w:tc>
+          <w:tcPr>
+            <w:tcW w:w="445" w:type="dxa"/>
+            <w:tcBorders>
+              <w:top w:val="nil"/>
+              <w:left w:val="nil"/>
+              <w:bottom w:val="nil"/>
+              <w:right w:val="nil"/>
+            </w:tcBorders>
+          </w:tcPr>
+          <w:p>
+            <w:pPr>
+              <w:widowControl w:val="0"/>
+              <w:tabs>
+                <w:tab w:val="right" w:pos="2646"/>
+                <w:tab w:val="right" w:pos="9180"/>
+              </w:tabs>
+              <w:spacing w:after="120" w:line="260" w:lineRule="atLeast"/>
+              <w:rPr>
+                <w:rFonts w:ascii="Calibri" w:hAnsi="Calibri"/>
+                <w:sz w:val="22"/>
+                <w:szCs w:val="22"/>
+              </w:rPr>
+            </w:pPr>
+          </w:p>
+        </w:tc>
+        <w:tc>
+          <w:tcPr>
+            <w:tcW w:w="1975" w:type="dxa"/>
+            <w:tcBorders>
+              <w:top w:val="nil"/>
+              <w:left w:val="nil"/>
+              <w:bottom w:val="nil"/>
+              <w:right w:val="nil"/>
+            </w:tcBorders>
+          </w:tcPr>
+          <w:p>
+            <w:pPr>
+              <w:widowControl w:val="0"/>
+              <w:rPr>
+                <w:rFonts w:ascii="Calibri" w:hAnsi="Calibri" w:cs="Calibri"/>
                 <w:b/>
                 <w:bCs/>
                 <w:iCs/>
-                <w:kern w:val="0"/>
-                <w:sz w:val="22"/>
-                <w:szCs w:val="22"/>
-                <w:lang w:val="en-US" w:eastAsia="en-US" w:bidi="ar-SA"/>
-              </w:rPr>
-              <w:t>Project Description:</w:t>
-            </w:r>
-          </w:p>
-        </w:tc>
-        <w:tc>
-          <w:tcPr>
-            <w:tcW w:w="7650" w:type="dxa"/>
-            <w:tcBorders>
-              <w:top w:val="nil"/>
-              <w:left w:val="nil"/>
-              <w:bottom w:val="nil"/>
-              <w:right w:val="nil"/>
-            </w:tcBorders>
-          </w:tcPr>
-          <w:p>
-            <w:pPr>
-              <w:pStyle w:val="Normal"/>
-              <w:widowControl w:val="false"/>
-              <w:tabs>
-                <w:tab w:val="clear" w:pos="720"/>
-                <w:tab w:val="right" w:pos="2646" w:leader="none"/>
-                <w:tab w:val="right" w:pos="9180" w:leader="none"/>
-              </w:tabs>
-              <w:suppressAutoHyphens w:val="true"/>
-              <w:spacing w:lineRule="atLeast" w:line="260" w:before="0" w:after="120"/>
-              <w:jc w:val="left"/>
-              <w:rPr>
-                <w:rFonts w:ascii="Calibri" w:hAnsi="Calibri"/>
-                <w:sz w:val="22"/>
-                <w:szCs w:val="22"/>
-              </w:rPr>
-            </w:pPr>
-            <w:r>
-              <w:rPr>
-                <w:rFonts w:eastAsia="Times New Roman" w:cs="Times New Roman" w:ascii="Calibri" w:hAnsi="Calibri"/>
-                <w:kern w:val="0"/>
-                <w:sz w:val="22"/>
-                <w:szCs w:val="22"/>
-                <w:lang w:val="en-US" w:eastAsia="en-US" w:bidi="ar-SA"/>
-              </w:rPr>
-              <w:t>Idemia Driver 360</w:t>
-            </w:r>
-          </w:p>
-        </w:tc>
-      </w:tr>
-      <w:tr>
-        <w:trPr/>
-        <w:tc>
-          <w:tcPr>
-            <w:tcW w:w="445" w:type="dxa"/>
-            <w:tcBorders>
-              <w:top w:val="nil"/>
-              <w:left w:val="nil"/>
-              <w:bottom w:val="nil"/>
-              <w:right w:val="nil"/>
-            </w:tcBorders>
-          </w:tcPr>
-          <w:p>
-            <w:pPr>
-              <w:pStyle w:val="Normal"/>
-              <w:widowControl w:val="false"/>
-              <w:tabs>
-                <w:tab w:val="clear" w:pos="720"/>
-                <w:tab w:val="right" w:pos="2646" w:leader="none"/>
-                <w:tab w:val="right" w:pos="9180" w:leader="none"/>
-              </w:tabs>
-              <w:suppressAutoHyphens w:val="true"/>
-              <w:spacing w:lineRule="atLeast" w:line="260" w:before="0" w:after="120"/>
-              <w:jc w:val="left"/>
-              <w:rPr>
-                <w:rFonts w:ascii="Calibri" w:hAnsi="Calibri"/>
-                <w:sz w:val="22"/>
-                <w:szCs w:val="22"/>
-              </w:rPr>
-            </w:pPr>
-            <w:r>
-              <w:rPr>
-                <w:rFonts w:ascii="Calibri" w:hAnsi="Calibri"/>
-                <w:sz w:val="22"/>
-                <w:szCs w:val="22"/>
-              </w:rPr>
-            </w:r>
-          </w:p>
-        </w:tc>
-        <w:tc>
-          <w:tcPr>
-            <w:tcW w:w="1975" w:type="dxa"/>
-            <w:tcBorders>
-              <w:top w:val="nil"/>
-              <w:left w:val="nil"/>
-              <w:bottom w:val="nil"/>
-              <w:right w:val="nil"/>
-            </w:tcBorders>
-          </w:tcPr>
-          <w:p>
-            <w:pPr>
-              <w:pStyle w:val="Normal"/>
-              <w:widowControl w:val="false"/>
-              <w:suppressAutoHyphens w:val="true"/>
-              <w:spacing w:before="0" w:after="0"/>
-              <w:jc w:val="left"/>
-              <w:rPr>
-                <w:rFonts w:ascii="Calibri" w:hAnsi="Calibri" w:cs="Calibri"/>
-                <w:b/>
+                <w:sz w:val="22"/>
+                <w:szCs w:val="22"/>
+              </w:rPr>
+            </w:pPr>
+            <w:r>
+              <w:rPr>
+                <w:rFonts w:ascii="Calibri" w:hAnsi="Calibri" w:cs="Calibri"/>
                 <w:b/>
                 <w:bCs/>
                 <w:iCs/>
                 <w:sz w:val="22"/>
                 <w:szCs w:val="22"/>
               </w:rPr>
-            </w:pPr>
-            <w:r>
-              <w:rPr>
-                <w:rFonts w:eastAsia="Times New Roman" w:cs="Calibri" w:ascii="Calibri" w:hAnsi="Calibri"/>
+              <w:t>Role/Title:</w:t>
+            </w:r>
+          </w:p>
+        </w:tc>
+        <w:tc>
+          <w:tcPr>
+            <w:tcW w:w="7650" w:type="dxa"/>
+            <w:tcBorders>
+              <w:top w:val="nil"/>
+              <w:left w:val="nil"/>
+              <w:bottom w:val="nil"/>
+              <w:right w:val="nil"/>
+            </w:tcBorders>
+          </w:tcPr>
+          <w:p>
+            <w:pPr>
+              <w:widowControl w:val="0"/>
+              <w:tabs>
+                <w:tab w:val="right" w:pos="2646"/>
+                <w:tab w:val="right" w:pos="9180"/>
+              </w:tabs>
+              <w:spacing w:after="120" w:line="260" w:lineRule="atLeast"/>
+              <w:rPr>
+                <w:rFonts w:ascii="Calibri" w:hAnsi="Calibri"/>
+                <w:sz w:val="22"/>
+                <w:szCs w:val="22"/>
+              </w:rPr>
+            </w:pPr>
+            <w:r>
+              <w:rPr>
+                <w:rFonts w:ascii="Calibri" w:hAnsi="Calibri"/>
+                <w:sz w:val="22"/>
+                <w:szCs w:val="22"/>
+              </w:rPr>
+              <w:t xml:space="preserve">Lead DevOps Engineer, Systems Administrator, Lead Tier 3 Support </w:t>
+            </w:r>
+          </w:p>
+          <w:p>
+            <w:pPr>
+              <w:widowControl w:val="0"/>
+              <w:tabs>
+                <w:tab w:val="right" w:pos="2646"/>
+                <w:tab w:val="right" w:pos="9180"/>
+              </w:tabs>
+              <w:spacing w:after="120" w:line="260" w:lineRule="atLeast"/>
+              <w:rPr>
+                <w:rFonts w:ascii="Calibri" w:hAnsi="Calibri"/>
+                <w:sz w:val="22"/>
+                <w:szCs w:val="22"/>
+              </w:rPr>
+            </w:pPr>
+            <w:r>
+              <w:rPr>
+                <w:rFonts w:ascii="Calibri" w:hAnsi="Calibri"/>
+                <w:sz w:val="22"/>
+                <w:szCs w:val="22"/>
+              </w:rPr>
+              <w:t>(</w:t>
+            </w:r>
+            <w:proofErr w:type="gramStart"/>
+            <w:r>
+              <w:rPr>
+                <w:rFonts w:ascii="Calibri" w:hAnsi="Calibri"/>
+                <w:sz w:val="22"/>
+                <w:szCs w:val="22"/>
+              </w:rPr>
+              <w:t>lead</w:t>
+            </w:r>
+            <w:proofErr w:type="gramEnd"/>
+            <w:r>
+              <w:rPr>
+                <w:rFonts w:ascii="Calibri" w:hAnsi="Calibri"/>
+                <w:sz w:val="22"/>
+                <w:szCs w:val="22"/>
+              </w:rPr>
+              <w:t xml:space="preserve"> a team of 4 engineers to deploy out to Oklahoma environments) </w:t>
+            </w:r>
+          </w:p>
+        </w:tc>
+      </w:tr>
+      <w:tr>
+        <w:tc>
+          <w:tcPr>
+            <w:tcW w:w="445" w:type="dxa"/>
+            <w:tcBorders>
+              <w:top w:val="nil"/>
+              <w:left w:val="nil"/>
+              <w:bottom w:val="nil"/>
+              <w:right w:val="nil"/>
+            </w:tcBorders>
+          </w:tcPr>
+          <w:p>
+            <w:pPr>
+              <w:widowControl w:val="0"/>
+              <w:tabs>
+                <w:tab w:val="right" w:pos="2646"/>
+                <w:tab w:val="right" w:pos="9180"/>
+              </w:tabs>
+              <w:spacing w:after="120" w:line="260" w:lineRule="atLeast"/>
+              <w:rPr>
+                <w:rFonts w:ascii="Calibri" w:hAnsi="Calibri"/>
+                <w:sz w:val="22"/>
+                <w:szCs w:val="22"/>
+              </w:rPr>
+            </w:pPr>
+          </w:p>
+        </w:tc>
+        <w:tc>
+          <w:tcPr>
+            <w:tcW w:w="1975" w:type="dxa"/>
+            <w:tcBorders>
+              <w:top w:val="nil"/>
+              <w:left w:val="nil"/>
+              <w:bottom w:val="nil"/>
+              <w:right w:val="nil"/>
+            </w:tcBorders>
+          </w:tcPr>
+          <w:p>
+            <w:pPr>
+              <w:widowControl w:val="0"/>
+              <w:rPr>
+                <w:rFonts w:ascii="Calibri" w:hAnsi="Calibri" w:cs="Calibri"/>
                 <w:b/>
                 <w:bCs/>
                 <w:iCs/>
-                <w:kern w:val="0"/>
-                <w:sz w:val="22"/>
-                <w:szCs w:val="22"/>
-                <w:lang w:val="en-US" w:eastAsia="en-US" w:bidi="ar-SA"/>
-              </w:rPr>
-              <w:t>Role/Title:</w:t>
-            </w:r>
-          </w:p>
-        </w:tc>
-        <w:tc>
-          <w:tcPr>
-            <w:tcW w:w="7650" w:type="dxa"/>
-            <w:tcBorders>
-              <w:top w:val="nil"/>
-              <w:left w:val="nil"/>
-              <w:bottom w:val="nil"/>
-              <w:right w:val="nil"/>
-            </w:tcBorders>
-          </w:tcPr>
-          <w:p>
-            <w:pPr>
-              <w:pStyle w:val="Normal"/>
-              <w:widowControl w:val="false"/>
-              <w:tabs>
-                <w:tab w:val="clear" w:pos="720"/>
-                <w:tab w:val="right" w:pos="2646" w:leader="none"/>
-                <w:tab w:val="right" w:pos="9180" w:leader="none"/>
-              </w:tabs>
-              <w:suppressAutoHyphens w:val="true"/>
-              <w:spacing w:lineRule="atLeast" w:line="260" w:before="0" w:after="120"/>
-              <w:jc w:val="left"/>
-              <w:rPr>
-                <w:rFonts w:ascii="Calibri" w:hAnsi="Calibri"/>
-                <w:sz w:val="22"/>
-                <w:szCs w:val="22"/>
-              </w:rPr>
-            </w:pPr>
-            <w:r>
-              <w:rPr>
-                <w:rFonts w:eastAsia="Times New Roman" w:cs="Times New Roman" w:ascii="Calibri" w:hAnsi="Calibri"/>
-                <w:kern w:val="0"/>
-                <w:sz w:val="22"/>
-                <w:szCs w:val="22"/>
-                <w:lang w:val="en-US" w:eastAsia="en-US" w:bidi="ar-SA"/>
-              </w:rPr>
-              <w:t xml:space="preserve">Lead DevOps Engineer, Systems Administrator, Lead Tier 3 Support </w:t>
-            </w:r>
-          </w:p>
-          <w:p>
-            <w:pPr>
-              <w:pStyle w:val="Normal"/>
-              <w:widowControl w:val="false"/>
-              <w:tabs>
-                <w:tab w:val="clear" w:pos="720"/>
-                <w:tab w:val="right" w:pos="2646" w:leader="none"/>
-                <w:tab w:val="right" w:pos="9180" w:leader="none"/>
-              </w:tabs>
-              <w:suppressAutoHyphens w:val="true"/>
-              <w:spacing w:lineRule="atLeast" w:line="260" w:before="0" w:after="120"/>
-              <w:jc w:val="left"/>
-              <w:rPr>
-                <w:rFonts w:ascii="Calibri" w:hAnsi="Calibri"/>
-                <w:sz w:val="22"/>
-                <w:szCs w:val="22"/>
-              </w:rPr>
-            </w:pPr>
-            <w:r>
-              <w:rPr>
-                <w:rFonts w:eastAsia="Times New Roman" w:cs="Times New Roman" w:ascii="Calibri" w:hAnsi="Calibri"/>
-                <w:kern w:val="0"/>
-                <w:sz w:val="22"/>
-                <w:szCs w:val="22"/>
-                <w:lang w:val="en-US" w:eastAsia="en-US" w:bidi="ar-SA"/>
-              </w:rPr>
-              <w:t xml:space="preserve">(lead a team of 4 engineers to deploy out to Oklahoma environments) </w:t>
-            </w:r>
-          </w:p>
-        </w:tc>
-      </w:tr>
-      <w:tr>
-        <w:trPr/>
-        <w:tc>
-          <w:tcPr>
-            <w:tcW w:w="445" w:type="dxa"/>
-            <w:tcBorders>
-              <w:top w:val="nil"/>
-              <w:left w:val="nil"/>
-              <w:bottom w:val="nil"/>
-              <w:right w:val="nil"/>
-            </w:tcBorders>
-          </w:tcPr>
-          <w:p>
-            <w:pPr>
-              <w:pStyle w:val="Normal"/>
-              <w:widowControl w:val="false"/>
-              <w:tabs>
-                <w:tab w:val="clear" w:pos="720"/>
-                <w:tab w:val="right" w:pos="2646" w:leader="none"/>
-                <w:tab w:val="right" w:pos="9180" w:leader="none"/>
-              </w:tabs>
-              <w:suppressAutoHyphens w:val="true"/>
-              <w:spacing w:lineRule="atLeast" w:line="260" w:before="0" w:after="120"/>
-              <w:jc w:val="left"/>
-              <w:rPr>
-                <w:rFonts w:ascii="Calibri" w:hAnsi="Calibri"/>
-                <w:sz w:val="22"/>
-                <w:szCs w:val="22"/>
-              </w:rPr>
-            </w:pPr>
-            <w:r>
-              <w:rPr>
-                <w:rFonts w:ascii="Calibri" w:hAnsi="Calibri"/>
-                <w:sz w:val="22"/>
-                <w:szCs w:val="22"/>
-              </w:rPr>
-            </w:r>
-          </w:p>
-        </w:tc>
-        <w:tc>
-          <w:tcPr>
-            <w:tcW w:w="1975" w:type="dxa"/>
-            <w:tcBorders>
-              <w:top w:val="nil"/>
-              <w:left w:val="nil"/>
-              <w:bottom w:val="nil"/>
-              <w:right w:val="nil"/>
-            </w:tcBorders>
-          </w:tcPr>
-          <w:p>
-            <w:pPr>
-              <w:pStyle w:val="Normal"/>
-              <w:widowControl w:val="false"/>
-              <w:suppressAutoHyphens w:val="true"/>
-              <w:spacing w:before="0" w:after="0"/>
-              <w:jc w:val="left"/>
-              <w:rPr>
-                <w:rFonts w:ascii="Calibri" w:hAnsi="Calibri" w:cs="Calibri"/>
-                <w:b/>
+                <w:sz w:val="22"/>
+                <w:szCs w:val="22"/>
+              </w:rPr>
+            </w:pPr>
+            <w:r>
+              <w:rPr>
+                <w:rFonts w:ascii="Calibri" w:hAnsi="Calibri" w:cs="Calibri"/>
                 <w:b/>
                 <w:bCs/>
                 <w:iCs/>
                 <w:sz w:val="22"/>
                 <w:szCs w:val="22"/>
               </w:rPr>
-            </w:pPr>
-            <w:r>
-              <w:rPr>
-                <w:rFonts w:eastAsia="Times New Roman" w:cs="Calibri" w:ascii="Calibri" w:hAnsi="Calibri"/>
+              <w:t>Project Duration:</w:t>
+            </w:r>
+          </w:p>
+        </w:tc>
+        <w:tc>
+          <w:tcPr>
+            <w:tcW w:w="7650" w:type="dxa"/>
+            <w:tcBorders>
+              <w:top w:val="nil"/>
+              <w:left w:val="nil"/>
+              <w:bottom w:val="nil"/>
+              <w:right w:val="nil"/>
+            </w:tcBorders>
+          </w:tcPr>
+          <w:p>
+            <w:pPr>
+              <w:widowControl w:val="0"/>
+              <w:tabs>
+                <w:tab w:val="right" w:pos="2646"/>
+                <w:tab w:val="right" w:pos="9180"/>
+              </w:tabs>
+              <w:spacing w:after="120" w:line="260" w:lineRule="atLeast"/>
+              <w:rPr>
+                <w:rFonts w:ascii="Calibri" w:hAnsi="Calibri"/>
+                <w:sz w:val="22"/>
+                <w:szCs w:val="22"/>
+              </w:rPr>
+            </w:pPr>
+            <w:r>
+              <w:rPr>
+                <w:rFonts w:ascii="Calibri" w:hAnsi="Calibri"/>
+                <w:sz w:val="22"/>
+                <w:szCs w:val="22"/>
+              </w:rPr>
+              <w:t>2 years 6 Months</w:t>
+            </w:r>
+          </w:p>
+        </w:tc>
+      </w:tr>
+      <w:tr>
+        <w:tc>
+          <w:tcPr>
+            <w:tcW w:w="445" w:type="dxa"/>
+            <w:tcBorders>
+              <w:top w:val="nil"/>
+              <w:left w:val="nil"/>
+              <w:bottom w:val="nil"/>
+              <w:right w:val="nil"/>
+            </w:tcBorders>
+          </w:tcPr>
+          <w:p>
+            <w:pPr>
+              <w:widowControl w:val="0"/>
+              <w:tabs>
+                <w:tab w:val="right" w:pos="2646"/>
+                <w:tab w:val="right" w:pos="9180"/>
+              </w:tabs>
+              <w:spacing w:after="120" w:line="260" w:lineRule="atLeast"/>
+              <w:rPr>
+                <w:rFonts w:ascii="Calibri" w:hAnsi="Calibri"/>
+                <w:sz w:val="22"/>
+                <w:szCs w:val="22"/>
+              </w:rPr>
+            </w:pPr>
+          </w:p>
+        </w:tc>
+        <w:tc>
+          <w:tcPr>
+            <w:tcW w:w="1975" w:type="dxa"/>
+            <w:tcBorders>
+              <w:top w:val="nil"/>
+              <w:left w:val="nil"/>
+              <w:bottom w:val="nil"/>
+              <w:right w:val="nil"/>
+            </w:tcBorders>
+          </w:tcPr>
+          <w:p>
+            <w:pPr>
+              <w:widowControl w:val="0"/>
+              <w:tabs>
+                <w:tab w:val="right" w:pos="2646"/>
+                <w:tab w:val="right" w:pos="9180"/>
+              </w:tabs>
+              <w:spacing w:after="120" w:line="260" w:lineRule="atLeast"/>
+              <w:rPr>
+                <w:rFonts w:ascii="Calibri" w:hAnsi="Calibri" w:cs="Calibri"/>
                 <w:b/>
                 <w:bCs/>
                 <w:iCs/>
-                <w:kern w:val="0"/>
-                <w:sz w:val="22"/>
-                <w:szCs w:val="22"/>
-                <w:lang w:val="en-US" w:eastAsia="en-US" w:bidi="ar-SA"/>
-              </w:rPr>
-              <w:t>Project Duration:</w:t>
-            </w:r>
-          </w:p>
-        </w:tc>
-        <w:tc>
-          <w:tcPr>
-            <w:tcW w:w="7650" w:type="dxa"/>
-            <w:tcBorders>
-              <w:top w:val="nil"/>
-              <w:left w:val="nil"/>
-              <w:bottom w:val="nil"/>
-              <w:right w:val="nil"/>
-            </w:tcBorders>
-          </w:tcPr>
-          <w:p>
-            <w:pPr>
-              <w:pStyle w:val="Normal"/>
-              <w:widowControl w:val="false"/>
-              <w:tabs>
-                <w:tab w:val="clear" w:pos="720"/>
-                <w:tab w:val="right" w:pos="2646" w:leader="none"/>
-                <w:tab w:val="right" w:pos="9180" w:leader="none"/>
-              </w:tabs>
-              <w:suppressAutoHyphens w:val="true"/>
-              <w:spacing w:lineRule="atLeast" w:line="260" w:before="0" w:after="120"/>
-              <w:jc w:val="left"/>
-              <w:rPr>
-                <w:rFonts w:ascii="Calibri" w:hAnsi="Calibri"/>
-                <w:sz w:val="22"/>
-                <w:szCs w:val="22"/>
-              </w:rPr>
-            </w:pPr>
-            <w:r>
-              <w:rPr>
-                <w:rFonts w:eastAsia="Times New Roman" w:cs="Times New Roman" w:ascii="Calibri" w:hAnsi="Calibri"/>
-                <w:kern w:val="0"/>
-                <w:sz w:val="22"/>
-                <w:szCs w:val="22"/>
-                <w:lang w:val="en-US" w:eastAsia="en-US" w:bidi="ar-SA"/>
-              </w:rPr>
-              <w:t>2 years 6 Months</w:t>
-            </w:r>
-          </w:p>
-        </w:tc>
-      </w:tr>
-      <w:tr>
-        <w:trPr/>
-        <w:tc>
-          <w:tcPr>
-            <w:tcW w:w="445" w:type="dxa"/>
-            <w:tcBorders>
-              <w:top w:val="nil"/>
-              <w:left w:val="nil"/>
-              <w:bottom w:val="nil"/>
-              <w:right w:val="nil"/>
-            </w:tcBorders>
-          </w:tcPr>
-          <w:p>
-            <w:pPr>
-              <w:pStyle w:val="Normal"/>
-              <w:widowControl w:val="false"/>
-              <w:tabs>
-                <w:tab w:val="clear" w:pos="720"/>
-                <w:tab w:val="right" w:pos="2646" w:leader="none"/>
-                <w:tab w:val="right" w:pos="9180" w:leader="none"/>
-              </w:tabs>
-              <w:suppressAutoHyphens w:val="true"/>
-              <w:spacing w:lineRule="atLeast" w:line="260" w:before="0" w:after="120"/>
-              <w:jc w:val="left"/>
-              <w:rPr>
-                <w:rFonts w:ascii="Calibri" w:hAnsi="Calibri"/>
-                <w:sz w:val="22"/>
-                <w:szCs w:val="22"/>
-              </w:rPr>
-            </w:pPr>
-            <w:r>
-              <w:rPr>
-                <w:rFonts w:ascii="Calibri" w:hAnsi="Calibri"/>
-                <w:sz w:val="22"/>
-                <w:szCs w:val="22"/>
-              </w:rPr>
-            </w:r>
-          </w:p>
-        </w:tc>
-        <w:tc>
-          <w:tcPr>
-            <w:tcW w:w="1975" w:type="dxa"/>
-            <w:tcBorders>
-              <w:top w:val="nil"/>
-              <w:left w:val="nil"/>
-              <w:bottom w:val="nil"/>
-              <w:right w:val="nil"/>
-            </w:tcBorders>
-          </w:tcPr>
-          <w:p>
-            <w:pPr>
-              <w:pStyle w:val="Normal"/>
-              <w:widowControl w:val="false"/>
-              <w:tabs>
-                <w:tab w:val="clear" w:pos="720"/>
-                <w:tab w:val="right" w:pos="2646" w:leader="none"/>
-                <w:tab w:val="right" w:pos="9180" w:leader="none"/>
-              </w:tabs>
-              <w:suppressAutoHyphens w:val="true"/>
-              <w:spacing w:lineRule="atLeast" w:line="260" w:before="0" w:after="120"/>
-              <w:jc w:val="left"/>
-              <w:rPr>
-                <w:rFonts w:ascii="Calibri" w:hAnsi="Calibri" w:cs="Calibri"/>
-                <w:b/>
+                <w:sz w:val="22"/>
+                <w:szCs w:val="22"/>
+              </w:rPr>
+            </w:pPr>
+            <w:r>
+              <w:rPr>
+                <w:rFonts w:ascii="Calibri" w:hAnsi="Calibri" w:cs="Calibri"/>
                 <w:b/>
                 <w:bCs/>
                 <w:iCs/>
                 <w:sz w:val="22"/>
                 <w:szCs w:val="22"/>
               </w:rPr>
-            </w:pPr>
-            <w:r>
-              <w:rPr>
-                <w:rFonts w:eastAsia="Times New Roman" w:cs="Calibri" w:ascii="Calibri" w:hAnsi="Calibri"/>
-                <w:b/>
-                <w:bCs/>
-                <w:iCs/>
-                <w:kern w:val="0"/>
-                <w:sz w:val="22"/>
-                <w:szCs w:val="22"/>
-                <w:lang w:val="en-US" w:eastAsia="en-US" w:bidi="ar-SA"/>
-              </w:rPr>
               <w:t>Responsibilities:</w:t>
             </w:r>
           </w:p>
@@ -2865,135 +3561,121 @@
           </w:tcPr>
           <w:p>
             <w:pPr>
-              <w:pStyle w:val="Normal"/>
-              <w:widowControl w:val="false"/>
+              <w:widowControl w:val="0"/>
               <w:numPr>
                 <w:ilvl w:val="0"/>
                 <w:numId w:val="2"/>
               </w:numPr>
-              <w:suppressAutoHyphens w:val="true"/>
-              <w:spacing w:before="60" w:after="0"/>
-              <w:jc w:val="left"/>
-              <w:rPr>
-                <w:rFonts w:ascii="Calibri" w:hAnsi="Calibri" w:cs="Calibri"/>
-                <w:sz w:val="22"/>
-              </w:rPr>
-            </w:pPr>
-            <w:r>
-              <w:rPr>
-                <w:rFonts w:eastAsia="Times New Roman" w:cs="Calibri" w:ascii="Calibri" w:hAnsi="Calibri"/>
-                <w:kern w:val="0"/>
-                <w:sz w:val="22"/>
-                <w:szCs w:val="20"/>
-                <w:lang w:val="en-US" w:eastAsia="en-US" w:bidi="ar-SA"/>
+              <w:spacing w:before="60"/>
+              <w:rPr>
+                <w:rFonts w:ascii="Calibri" w:hAnsi="Calibri" w:cs="Calibri"/>
+                <w:sz w:val="22"/>
+              </w:rPr>
+            </w:pPr>
+            <w:r>
+              <w:rPr>
+                <w:rFonts w:ascii="Calibri" w:hAnsi="Calibri" w:cs="Calibri"/>
+                <w:sz w:val="22"/>
               </w:rPr>
               <w:t>Develop Pipeline and entire CI/CD process for promotion of Back-Office code to Production Systems</w:t>
             </w:r>
           </w:p>
           <w:p>
             <w:pPr>
-              <w:pStyle w:val="Normal"/>
-              <w:widowControl w:val="false"/>
+              <w:widowControl w:val="0"/>
               <w:numPr>
                 <w:ilvl w:val="0"/>
                 <w:numId w:val="2"/>
               </w:numPr>
-              <w:suppressAutoHyphens w:val="true"/>
-              <w:spacing w:before="60" w:after="0"/>
-              <w:jc w:val="left"/>
-              <w:rPr>
-                <w:rFonts w:ascii="Calibri" w:hAnsi="Calibri" w:cs="Calibri"/>
-                <w:sz w:val="22"/>
-              </w:rPr>
-            </w:pPr>
-            <w:r>
-              <w:rPr>
-                <w:rFonts w:eastAsia="Times New Roman" w:cs="Calibri" w:ascii="Calibri" w:hAnsi="Calibri"/>
-                <w:kern w:val="0"/>
-                <w:sz w:val="22"/>
-                <w:szCs w:val="20"/>
-                <w:lang w:val="en-US" w:eastAsia="en-US" w:bidi="ar-SA"/>
-              </w:rPr>
-              <w:t>Manage MoveIT, Pentaho, and External Interface connectivity to subsidiary systems</w:t>
-            </w:r>
-          </w:p>
-          <w:p>
-            <w:pPr>
-              <w:pStyle w:val="Normal"/>
-              <w:widowControl w:val="false"/>
+              <w:spacing w:before="60"/>
+              <w:rPr>
+                <w:rFonts w:ascii="Calibri" w:hAnsi="Calibri" w:cs="Calibri"/>
+                <w:sz w:val="22"/>
+              </w:rPr>
+            </w:pPr>
+            <w:r>
+              <w:rPr>
+                <w:rFonts w:ascii="Calibri" w:hAnsi="Calibri" w:cs="Calibri"/>
+                <w:sz w:val="22"/>
+              </w:rPr>
+              <w:t xml:space="preserve">Manage </w:t>
+            </w:r>
+            <w:proofErr w:type="spellStart"/>
+            <w:r>
+              <w:rPr>
+                <w:rFonts w:ascii="Calibri" w:hAnsi="Calibri" w:cs="Calibri"/>
+                <w:sz w:val="22"/>
+              </w:rPr>
+              <w:t>MoveIT</w:t>
+            </w:r>
+            <w:proofErr w:type="spellEnd"/>
+            <w:r>
+              <w:rPr>
+                <w:rFonts w:ascii="Calibri" w:hAnsi="Calibri" w:cs="Calibri"/>
+                <w:sz w:val="22"/>
+              </w:rPr>
+              <w:t>, Pentaho, and External Interface connectivity to subsidiary systems</w:t>
+            </w:r>
+          </w:p>
+          <w:p>
+            <w:pPr>
+              <w:widowControl w:val="0"/>
               <w:numPr>
                 <w:ilvl w:val="0"/>
                 <w:numId w:val="2"/>
               </w:numPr>
-              <w:suppressAutoHyphens w:val="true"/>
-              <w:spacing w:before="60" w:after="0"/>
-              <w:jc w:val="left"/>
-              <w:rPr>
-                <w:rFonts w:ascii="Calibri" w:hAnsi="Calibri" w:cs="Calibri"/>
-                <w:sz w:val="22"/>
-              </w:rPr>
-            </w:pPr>
-            <w:r>
-              <w:rPr>
-                <w:rFonts w:eastAsia="Times New Roman" w:cs="Calibri" w:ascii="Calibri" w:hAnsi="Calibri"/>
-                <w:kern w:val="0"/>
-                <w:sz w:val="22"/>
-                <w:szCs w:val="20"/>
-                <w:lang w:val="en-US" w:eastAsia="en-US" w:bidi="ar-SA"/>
+              <w:spacing w:before="60"/>
+              <w:rPr>
+                <w:rFonts w:ascii="Calibri" w:hAnsi="Calibri" w:cs="Calibri"/>
+                <w:sz w:val="22"/>
+              </w:rPr>
+            </w:pPr>
+            <w:r>
+              <w:rPr>
+                <w:rFonts w:ascii="Calibri" w:hAnsi="Calibri" w:cs="Calibri"/>
+                <w:sz w:val="22"/>
               </w:rPr>
               <w:t>Deployment of all code and validation of deployment process</w:t>
             </w:r>
           </w:p>
           <w:p>
             <w:pPr>
-              <w:pStyle w:val="Normal"/>
-              <w:widowControl w:val="false"/>
+              <w:widowControl w:val="0"/>
               <w:numPr>
                 <w:ilvl w:val="0"/>
                 <w:numId w:val="2"/>
               </w:numPr>
-              <w:suppressAutoHyphens w:val="true"/>
-              <w:spacing w:before="60" w:after="0"/>
-              <w:jc w:val="left"/>
-              <w:rPr>
-                <w:rFonts w:ascii="Calibri" w:hAnsi="Calibri" w:cs="Calibri"/>
-                <w:sz w:val="22"/>
-              </w:rPr>
-            </w:pPr>
-            <w:r>
-              <w:rPr>
-                <w:rFonts w:eastAsia="Times New Roman" w:cs="Calibri" w:ascii="Calibri" w:hAnsi="Calibri"/>
-                <w:kern w:val="0"/>
-                <w:sz w:val="22"/>
-                <w:szCs w:val="20"/>
-                <w:lang w:val="en-US" w:eastAsia="en-US" w:bidi="ar-SA"/>
+              <w:spacing w:before="60"/>
+              <w:rPr>
+                <w:rFonts w:ascii="Calibri" w:hAnsi="Calibri" w:cs="Calibri"/>
+                <w:sz w:val="22"/>
+              </w:rPr>
+            </w:pPr>
+            <w:r>
+              <w:rPr>
+                <w:rFonts w:ascii="Calibri" w:hAnsi="Calibri" w:cs="Calibri"/>
+                <w:sz w:val="22"/>
               </w:rPr>
               <w:t>Lead deployment of new environments and maintain the infrastructure of existing environments.</w:t>
             </w:r>
           </w:p>
           <w:p>
             <w:pPr>
-              <w:pStyle w:val="Normal"/>
-              <w:widowControl w:val="false"/>
+              <w:widowControl w:val="0"/>
               <w:numPr>
                 <w:ilvl w:val="0"/>
                 <w:numId w:val="2"/>
               </w:numPr>
-              <w:suppressAutoHyphens w:val="true"/>
-              <w:spacing w:before="60" w:after="0"/>
-              <w:jc w:val="left"/>
-              <w:rPr>
-                <w:rFonts w:ascii="Calibri" w:hAnsi="Calibri" w:cs="Calibri"/>
-                <w:sz w:val="22"/>
-              </w:rPr>
-            </w:pPr>
-            <w:r>
-              <w:rPr>
-                <w:rFonts w:eastAsia="Times New Roman" w:cs="Calibri" w:ascii="Calibri" w:hAnsi="Calibri"/>
-                <w:kern w:val="0"/>
-                <w:sz w:val="22"/>
-                <w:szCs w:val="20"/>
-                <w:lang w:val="en-US" w:eastAsia="en-US" w:bidi="ar-SA"/>
+              <w:spacing w:before="60"/>
+              <w:rPr>
+                <w:rFonts w:ascii="Calibri" w:hAnsi="Calibri" w:cs="Calibri"/>
+                <w:sz w:val="22"/>
+              </w:rPr>
+            </w:pPr>
+            <w:r>
+              <w:rPr>
+                <w:rFonts w:ascii="Calibri" w:hAnsi="Calibri" w:cs="Calibri"/>
+                <w:sz w:val="22"/>
               </w:rPr>
               <w:t xml:space="preserve">Lead for security and auditing of the systems in production. Control over all user accounts and maintenance and updates to systems. </w:t>
             </w:r>
@@ -3001,7 +3683,6 @@
         </w:tc>
       </w:tr>
       <w:tr>
-        <w:trPr/>
         <w:tc>
           <w:tcPr>
             <w:tcW w:w="445" w:type="dxa"/>
@@ -3014,29 +3695,18 @@
           </w:tcPr>
           <w:p>
             <w:pPr>
-              <w:pStyle w:val="Normal"/>
-              <w:widowControl w:val="false"/>
-              <w:tabs>
-                <w:tab w:val="clear" w:pos="720"/>
-                <w:tab w:val="right" w:pos="2646" w:leader="none"/>
-                <w:tab w:val="right" w:pos="9180" w:leader="none"/>
-              </w:tabs>
-              <w:suppressAutoHyphens w:val="true"/>
-              <w:spacing w:lineRule="atLeast" w:line="260" w:before="0" w:after="120"/>
-              <w:jc w:val="left"/>
-              <w:rPr>
-                <w:rFonts w:ascii="Calibri" w:hAnsi="Calibri"/>
-                <w:sz w:val="22"/>
-                <w:szCs w:val="22"/>
-              </w:rPr>
-            </w:pPr>
-            <w:r>
-              <w:rPr>
-                <w:rFonts w:ascii="Calibri" w:hAnsi="Calibri"/>
-                <w:sz w:val="22"/>
-                <w:szCs w:val="22"/>
-              </w:rPr>
-            </w:r>
+              <w:widowControl w:val="0"/>
+              <w:tabs>
+                <w:tab w:val="right" w:pos="2646"/>
+                <w:tab w:val="right" w:pos="9180"/>
+              </w:tabs>
+              <w:spacing w:after="120" w:line="260" w:lineRule="atLeast"/>
+              <w:rPr>
+                <w:rFonts w:ascii="Calibri" w:hAnsi="Calibri"/>
+                <w:sz w:val="22"/>
+                <w:szCs w:val="22"/>
+              </w:rPr>
+            </w:pPr>
           </w:p>
         </w:tc>
         <w:tc>
@@ -3051,14 +3721,9 @@
           </w:tcPr>
           <w:p>
             <w:pPr>
-              <w:pStyle w:val="Normal"/>
-              <w:widowControl w:val="false"/>
-              <w:suppressAutoHyphens w:val="true"/>
-              <w:spacing w:before="0" w:after="0"/>
-              <w:jc w:val="left"/>
-              <w:rPr>
-                <w:rFonts w:ascii="Calibri" w:hAnsi="Calibri" w:cs="Calibri"/>
-                <w:b/>
+              <w:widowControl w:val="0"/>
+              <w:rPr>
+                <w:rFonts w:ascii="Calibri" w:hAnsi="Calibri" w:cs="Calibri"/>
                 <w:b/>
                 <w:bCs/>
                 <w:iCs/>
@@ -3068,14 +3733,12 @@
             </w:pPr>
             <w:r>
               <w:rPr>
-                <w:rFonts w:eastAsia="Times New Roman" w:cs="Calibri" w:ascii="Calibri" w:hAnsi="Calibri"/>
+                <w:rFonts w:ascii="Calibri" w:hAnsi="Calibri" w:cs="Calibri"/>
                 <w:b/>
                 <w:bCs/>
                 <w:iCs/>
-                <w:kern w:val="0"/>
-                <w:sz w:val="22"/>
-                <w:szCs w:val="22"/>
-                <w:lang w:val="en-US" w:eastAsia="en-US" w:bidi="ar-SA"/>
+                <w:sz w:val="22"/>
+                <w:szCs w:val="22"/>
               </w:rPr>
               <w:t>Operating Systems:</w:t>
             </w:r>
@@ -3093,29 +3756,23 @@
           </w:tcPr>
           <w:p>
             <w:pPr>
-              <w:pStyle w:val="Normal"/>
-              <w:widowControl w:val="false"/>
-              <w:tabs>
-                <w:tab w:val="clear" w:pos="720"/>
-                <w:tab w:val="right" w:pos="2646" w:leader="none"/>
-                <w:tab w:val="right" w:pos="9180" w:leader="none"/>
-              </w:tabs>
-              <w:suppressAutoHyphens w:val="true"/>
-              <w:spacing w:lineRule="atLeast" w:line="260" w:before="0" w:after="120"/>
-              <w:jc w:val="left"/>
-              <w:rPr>
-                <w:rFonts w:ascii="Calibri" w:hAnsi="Calibri"/>
-                <w:sz w:val="22"/>
-                <w:szCs w:val="22"/>
-              </w:rPr>
-            </w:pPr>
-            <w:r>
-              <w:rPr>
-                <w:rFonts w:eastAsia="Times New Roman" w:cs="Times New Roman" w:ascii="Calibri" w:hAnsi="Calibri"/>
-                <w:kern w:val="0"/>
-                <w:sz w:val="22"/>
-                <w:szCs w:val="22"/>
-                <w:lang w:val="en-US" w:eastAsia="en-US" w:bidi="ar-SA"/>
+              <w:widowControl w:val="0"/>
+              <w:tabs>
+                <w:tab w:val="right" w:pos="2646"/>
+                <w:tab w:val="right" w:pos="9180"/>
+              </w:tabs>
+              <w:spacing w:after="120" w:line="260" w:lineRule="atLeast"/>
+              <w:rPr>
+                <w:rFonts w:ascii="Calibri" w:hAnsi="Calibri"/>
+                <w:sz w:val="22"/>
+                <w:szCs w:val="22"/>
+              </w:rPr>
+            </w:pPr>
+            <w:r>
+              <w:rPr>
+                <w:rFonts w:ascii="Calibri" w:hAnsi="Calibri"/>
+                <w:sz w:val="22"/>
+                <w:szCs w:val="22"/>
               </w:rPr>
               <w:t>Windows Server 2016 (Release 1607 10.0.14393.5066)</w:t>
             </w:r>
@@ -3123,7 +3780,6 @@
         </w:tc>
       </w:tr>
       <w:tr>
-        <w:trPr/>
         <w:tc>
           <w:tcPr>
             <w:tcW w:w="445" w:type="dxa"/>
@@ -3136,29 +3792,18 @@
           </w:tcPr>
           <w:p>
             <w:pPr>
-              <w:pStyle w:val="Normal"/>
-              <w:widowControl w:val="false"/>
-              <w:tabs>
-                <w:tab w:val="clear" w:pos="720"/>
-                <w:tab w:val="right" w:pos="2646" w:leader="none"/>
-                <w:tab w:val="right" w:pos="9180" w:leader="none"/>
-              </w:tabs>
-              <w:suppressAutoHyphens w:val="true"/>
-              <w:spacing w:lineRule="atLeast" w:line="260" w:before="0" w:after="120"/>
-              <w:jc w:val="left"/>
-              <w:rPr>
-                <w:rFonts w:ascii="Calibri" w:hAnsi="Calibri"/>
-                <w:sz w:val="22"/>
-                <w:szCs w:val="22"/>
-              </w:rPr>
-            </w:pPr>
-            <w:r>
-              <w:rPr>
-                <w:rFonts w:ascii="Calibri" w:hAnsi="Calibri"/>
-                <w:sz w:val="22"/>
-                <w:szCs w:val="22"/>
-              </w:rPr>
-            </w:r>
+              <w:widowControl w:val="0"/>
+              <w:tabs>
+                <w:tab w:val="right" w:pos="2646"/>
+                <w:tab w:val="right" w:pos="9180"/>
+              </w:tabs>
+              <w:spacing w:after="120" w:line="260" w:lineRule="atLeast"/>
+              <w:rPr>
+                <w:rFonts w:ascii="Calibri" w:hAnsi="Calibri"/>
+                <w:sz w:val="22"/>
+                <w:szCs w:val="22"/>
+              </w:rPr>
+            </w:pPr>
           </w:p>
         </w:tc>
         <w:tc>
@@ -3173,32 +3818,26 @@
           </w:tcPr>
           <w:p>
             <w:pPr>
-              <w:pStyle w:val="Normal"/>
-              <w:widowControl w:val="false"/>
-              <w:tabs>
-                <w:tab w:val="clear" w:pos="720"/>
-                <w:tab w:val="right" w:pos="2646" w:leader="none"/>
-                <w:tab w:val="right" w:pos="9180" w:leader="none"/>
-              </w:tabs>
-              <w:suppressAutoHyphens w:val="true"/>
-              <w:spacing w:lineRule="atLeast" w:line="260" w:before="0" w:after="120"/>
-              <w:jc w:val="left"/>
-              <w:rPr>
-                <w:rFonts w:ascii="Calibri" w:hAnsi="Calibri"/>
-                <w:sz w:val="22"/>
-                <w:szCs w:val="22"/>
-              </w:rPr>
-            </w:pPr>
-            <w:r>
-              <w:rPr>
-                <w:rFonts w:eastAsia="Times New Roman" w:cs="Calibri" w:ascii="Calibri" w:hAnsi="Calibri"/>
+              <w:widowControl w:val="0"/>
+              <w:tabs>
+                <w:tab w:val="right" w:pos="2646"/>
+                <w:tab w:val="right" w:pos="9180"/>
+              </w:tabs>
+              <w:spacing w:after="120" w:line="260" w:lineRule="atLeast"/>
+              <w:rPr>
+                <w:rFonts w:ascii="Calibri" w:hAnsi="Calibri"/>
+                <w:sz w:val="22"/>
+                <w:szCs w:val="22"/>
+              </w:rPr>
+            </w:pPr>
+            <w:r>
+              <w:rPr>
+                <w:rFonts w:ascii="Calibri" w:hAnsi="Calibri" w:cs="Calibri"/>
                 <w:b/>
                 <w:bCs/>
                 <w:iCs/>
-                <w:kern w:val="0"/>
-                <w:sz w:val="22"/>
-                <w:szCs w:val="22"/>
-                <w:lang w:val="en-US" w:eastAsia="en-US" w:bidi="ar-SA"/>
+                <w:sz w:val="22"/>
+                <w:szCs w:val="22"/>
               </w:rPr>
               <w:t>Software / Languages:</w:t>
             </w:r>
@@ -3216,29 +3855,23 @@
           </w:tcPr>
           <w:p>
             <w:pPr>
-              <w:pStyle w:val="Normal"/>
-              <w:widowControl w:val="false"/>
-              <w:tabs>
-                <w:tab w:val="clear" w:pos="720"/>
-                <w:tab w:val="right" w:pos="2646" w:leader="none"/>
-                <w:tab w:val="right" w:pos="9180" w:leader="none"/>
-              </w:tabs>
-              <w:suppressAutoHyphens w:val="true"/>
-              <w:spacing w:lineRule="atLeast" w:line="260" w:before="0" w:after="120"/>
-              <w:jc w:val="left"/>
-              <w:rPr>
-                <w:rFonts w:ascii="Calibri" w:hAnsi="Calibri"/>
-                <w:sz w:val="22"/>
-                <w:szCs w:val="22"/>
-              </w:rPr>
-            </w:pPr>
-            <w:r>
-              <w:rPr>
-                <w:rFonts w:eastAsia="Times New Roman" w:cs="Times New Roman" w:ascii="Calibri" w:hAnsi="Calibri"/>
-                <w:kern w:val="0"/>
-                <w:sz w:val="22"/>
-                <w:szCs w:val="22"/>
-                <w:lang w:val="en-US" w:eastAsia="en-US" w:bidi="ar-SA"/>
+              <w:widowControl w:val="0"/>
+              <w:tabs>
+                <w:tab w:val="right" w:pos="2646"/>
+                <w:tab w:val="right" w:pos="9180"/>
+              </w:tabs>
+              <w:spacing w:after="120" w:line="260" w:lineRule="atLeast"/>
+              <w:rPr>
+                <w:rFonts w:ascii="Calibri" w:hAnsi="Calibri"/>
+                <w:sz w:val="22"/>
+                <w:szCs w:val="22"/>
+              </w:rPr>
+            </w:pPr>
+            <w:r>
+              <w:rPr>
+                <w:rFonts w:ascii="Calibri" w:hAnsi="Calibri"/>
+                <w:sz w:val="22"/>
+                <w:szCs w:val="22"/>
               </w:rPr>
               <w:t xml:space="preserve">.NET 4.6.2, PowerShell, JavaScript, Microsoft SQL </w:t>
             </w:r>
@@ -3247,7 +3880,7 @@
       </w:tr>
       <w:tr>
         <w:trPr>
-          <w:trHeight w:val="1129" w:hRule="atLeast"/>
+          <w:trHeight w:val="1129"/>
         </w:trPr>
         <w:tc>
           <w:tcPr>
@@ -3261,29 +3894,18 @@
           </w:tcPr>
           <w:p>
             <w:pPr>
-              <w:pStyle w:val="Normal"/>
-              <w:widowControl w:val="false"/>
-              <w:tabs>
-                <w:tab w:val="clear" w:pos="720"/>
-                <w:tab w:val="right" w:pos="2646" w:leader="none"/>
-                <w:tab w:val="right" w:pos="9180" w:leader="none"/>
-              </w:tabs>
-              <w:suppressAutoHyphens w:val="true"/>
-              <w:spacing w:lineRule="atLeast" w:line="260" w:before="0" w:after="120"/>
-              <w:jc w:val="left"/>
-              <w:rPr>
-                <w:rFonts w:ascii="Calibri" w:hAnsi="Calibri"/>
-                <w:sz w:val="22"/>
-                <w:szCs w:val="22"/>
-              </w:rPr>
-            </w:pPr>
-            <w:r>
-              <w:rPr>
-                <w:rFonts w:ascii="Calibri" w:hAnsi="Calibri"/>
-                <w:sz w:val="22"/>
-                <w:szCs w:val="22"/>
-              </w:rPr>
-            </w:r>
+              <w:widowControl w:val="0"/>
+              <w:tabs>
+                <w:tab w:val="right" w:pos="2646"/>
+                <w:tab w:val="right" w:pos="9180"/>
+              </w:tabs>
+              <w:spacing w:after="120" w:line="260" w:lineRule="atLeast"/>
+              <w:rPr>
+                <w:rFonts w:ascii="Calibri" w:hAnsi="Calibri"/>
+                <w:sz w:val="22"/>
+                <w:szCs w:val="22"/>
+              </w:rPr>
+            </w:pPr>
           </w:p>
         </w:tc>
         <w:tc>
@@ -3298,32 +3920,26 @@
           </w:tcPr>
           <w:p>
             <w:pPr>
-              <w:pStyle w:val="Normal"/>
-              <w:widowControl w:val="false"/>
-              <w:tabs>
-                <w:tab w:val="clear" w:pos="720"/>
-                <w:tab w:val="right" w:pos="2646" w:leader="none"/>
-                <w:tab w:val="right" w:pos="9180" w:leader="none"/>
-              </w:tabs>
-              <w:suppressAutoHyphens w:val="true"/>
-              <w:spacing w:lineRule="atLeast" w:line="260" w:before="0" w:after="120"/>
-              <w:jc w:val="left"/>
-              <w:rPr>
-                <w:rFonts w:ascii="Calibri" w:hAnsi="Calibri"/>
-                <w:sz w:val="22"/>
-                <w:szCs w:val="22"/>
-              </w:rPr>
-            </w:pPr>
-            <w:r>
-              <w:rPr>
-                <w:rFonts w:eastAsia="Times New Roman" w:cs="Calibri" w:ascii="Calibri" w:hAnsi="Calibri"/>
+              <w:widowControl w:val="0"/>
+              <w:tabs>
+                <w:tab w:val="right" w:pos="2646"/>
+                <w:tab w:val="right" w:pos="9180"/>
+              </w:tabs>
+              <w:spacing w:after="120" w:line="260" w:lineRule="atLeast"/>
+              <w:rPr>
+                <w:rFonts w:ascii="Calibri" w:hAnsi="Calibri"/>
+                <w:sz w:val="22"/>
+                <w:szCs w:val="22"/>
+              </w:rPr>
+            </w:pPr>
+            <w:r>
+              <w:rPr>
+                <w:rFonts w:ascii="Calibri" w:hAnsi="Calibri" w:cs="Calibri"/>
                 <w:b/>
                 <w:bCs/>
                 <w:iCs/>
-                <w:kern w:val="0"/>
-                <w:sz w:val="22"/>
-                <w:szCs w:val="22"/>
-                <w:lang w:val="en-US" w:eastAsia="en-US" w:bidi="ar-SA"/>
+                <w:sz w:val="22"/>
+                <w:szCs w:val="22"/>
               </w:rPr>
               <w:t>Special Tools:</w:t>
             </w:r>
@@ -3341,188 +3957,192 @@
           </w:tcPr>
           <w:p>
             <w:pPr>
-              <w:pStyle w:val="Normal"/>
-              <w:widowControl w:val="false"/>
-              <w:tabs>
-                <w:tab w:val="clear" w:pos="720"/>
-                <w:tab w:val="right" w:pos="2646" w:leader="none"/>
-                <w:tab w:val="right" w:pos="9180" w:leader="none"/>
-              </w:tabs>
-              <w:suppressAutoHyphens w:val="true"/>
-              <w:spacing w:lineRule="atLeast" w:line="260" w:before="0" w:after="120"/>
-              <w:jc w:val="left"/>
-              <w:rPr>
-                <w:rFonts w:ascii="Calibri" w:hAnsi="Calibri"/>
-                <w:sz w:val="22"/>
-                <w:szCs w:val="22"/>
-              </w:rPr>
-            </w:pPr>
-            <w:hyperlink r:id="rId13">
+              <w:widowControl w:val="0"/>
+              <w:tabs>
+                <w:tab w:val="right" w:pos="2646"/>
+                <w:tab w:val="right" w:pos="9180"/>
+              </w:tabs>
+              <w:spacing w:after="120" w:line="260" w:lineRule="atLeast"/>
+              <w:rPr>
+                <w:rFonts w:ascii="Calibri" w:hAnsi="Calibri"/>
+                <w:sz w:val="22"/>
+                <w:szCs w:val="22"/>
+              </w:rPr>
+            </w:pPr>
+            <w:hyperlink r:id="rId19">
               <w:r>
                 <w:rPr>
-                  <w:rStyle w:val="InternetLink"/>
-                  <w:rFonts w:eastAsia="Times New Roman" w:cs="Times New Roman" w:ascii="Calibri" w:hAnsi="Calibri"/>
-                  <w:kern w:val="0"/>
+                  <w:rStyle w:val="Hyperlink"/>
+                  <w:rFonts w:ascii="Calibri" w:hAnsi="Calibri"/>
                   <w:sz w:val="22"/>
                   <w:szCs w:val="22"/>
-                  <w:lang w:val="en-US" w:eastAsia="en-US" w:bidi="ar-SA"/>
                 </w:rPr>
                 <w:t>Octopus</w:t>
               </w:r>
             </w:hyperlink>
             <w:r>
               <w:rPr>
-                <w:rFonts w:eastAsia="Times New Roman" w:cs="Times New Roman" w:ascii="Calibri" w:hAnsi="Calibri"/>
-                <w:kern w:val="0"/>
-                <w:sz w:val="22"/>
-                <w:szCs w:val="22"/>
-                <w:lang w:val="en-US" w:eastAsia="en-US" w:bidi="ar-SA"/>
+                <w:rFonts w:ascii="Calibri" w:hAnsi="Calibri"/>
+                <w:sz w:val="22"/>
+                <w:szCs w:val="22"/>
               </w:rPr>
               <w:t xml:space="preserve">, Jenkins, </w:t>
             </w:r>
-            <w:hyperlink r:id="rId14">
+            <w:hyperlink r:id="rId20">
+              <w:proofErr w:type="spellStart"/>
               <w:r>
                 <w:rPr>
-                  <w:rStyle w:val="InternetLink"/>
-                  <w:rFonts w:eastAsia="Times New Roman" w:cs="Times New Roman" w:ascii="Calibri" w:hAnsi="Calibri"/>
-                  <w:kern w:val="0"/>
+                  <w:rStyle w:val="Hyperlink"/>
+                  <w:rFonts w:ascii="Calibri" w:hAnsi="Calibri"/>
                   <w:sz w:val="22"/>
                   <w:szCs w:val="22"/>
-                  <w:lang w:val="en-US" w:eastAsia="en-US" w:bidi="ar-SA"/>
                 </w:rPr>
                 <w:t>MoveIT</w:t>
               </w:r>
+              <w:proofErr w:type="spellEnd"/>
             </w:hyperlink>
             <w:r>
               <w:rPr>
-                <w:rFonts w:eastAsia="Times New Roman" w:cs="Times New Roman" w:ascii="Calibri" w:hAnsi="Calibri"/>
-                <w:kern w:val="0"/>
-                <w:sz w:val="22"/>
-                <w:szCs w:val="22"/>
-                <w:lang w:val="en-US" w:eastAsia="en-US" w:bidi="ar-SA"/>
+                <w:rFonts w:ascii="Calibri" w:hAnsi="Calibri"/>
+                <w:sz w:val="22"/>
+                <w:szCs w:val="22"/>
               </w:rPr>
               <w:t xml:space="preserve">, </w:t>
             </w:r>
-            <w:hyperlink r:id="rId15">
+            <w:hyperlink r:id="rId21">
               <w:r>
                 <w:rPr>
-                  <w:rStyle w:val="InternetLink"/>
-                  <w:rFonts w:eastAsia="Times New Roman" w:cs="Times New Roman" w:ascii="Calibri" w:hAnsi="Calibri"/>
-                  <w:kern w:val="0"/>
+                  <w:rStyle w:val="Hyperlink"/>
+                  <w:rFonts w:ascii="Calibri" w:hAnsi="Calibri"/>
                   <w:sz w:val="22"/>
                   <w:szCs w:val="22"/>
-                  <w:lang w:val="en-US" w:eastAsia="en-US" w:bidi="ar-SA"/>
                 </w:rPr>
                 <w:t>Pentaho</w:t>
               </w:r>
             </w:hyperlink>
             <w:r>
               <w:rPr>
-                <w:rFonts w:eastAsia="Times New Roman" w:cs="Times New Roman" w:ascii="Calibri" w:hAnsi="Calibri"/>
-                <w:kern w:val="0"/>
-                <w:sz w:val="22"/>
-                <w:szCs w:val="22"/>
-                <w:lang w:val="en-US" w:eastAsia="en-US" w:bidi="ar-SA"/>
+                <w:rFonts w:ascii="Calibri" w:hAnsi="Calibri"/>
+                <w:sz w:val="22"/>
+                <w:szCs w:val="22"/>
               </w:rPr>
               <w:t xml:space="preserve">, </w:t>
             </w:r>
-            <w:hyperlink r:id="rId16">
+            <w:hyperlink r:id="rId22">
               <w:r>
                 <w:rPr>
-                  <w:rStyle w:val="InternetLink"/>
-                  <w:rFonts w:eastAsia="Times New Roman" w:cs="Times New Roman" w:ascii="Calibri" w:hAnsi="Calibri"/>
-                  <w:kern w:val="0"/>
+                  <w:rStyle w:val="Hyperlink"/>
+                  <w:rFonts w:ascii="Calibri" w:hAnsi="Calibri"/>
                   <w:sz w:val="22"/>
                   <w:szCs w:val="22"/>
-                  <w:lang w:val="en-US" w:eastAsia="en-US" w:bidi="ar-SA"/>
                 </w:rPr>
                 <w:t>MSCRM</w:t>
               </w:r>
             </w:hyperlink>
             <w:r>
               <w:rPr>
-                <w:rFonts w:eastAsia="Times New Roman" w:cs="Times New Roman" w:ascii="Calibri" w:hAnsi="Calibri"/>
-                <w:kern w:val="0"/>
-                <w:sz w:val="22"/>
-                <w:szCs w:val="22"/>
-                <w:lang w:val="en-US" w:eastAsia="en-US" w:bidi="ar-SA"/>
-              </w:rPr>
-              <w:t xml:space="preserve">, ZScaler, </w:t>
-            </w:r>
-            <w:hyperlink r:id="rId17">
+                <w:rFonts w:ascii="Calibri" w:hAnsi="Calibri"/>
+                <w:sz w:val="22"/>
+                <w:szCs w:val="22"/>
+              </w:rPr>
+              <w:t xml:space="preserve">, </w:t>
+            </w:r>
+            <w:proofErr w:type="spellStart"/>
+            <w:r>
+              <w:rPr>
+                <w:rFonts w:ascii="Calibri" w:hAnsi="Calibri"/>
+                <w:sz w:val="22"/>
+                <w:szCs w:val="22"/>
+              </w:rPr>
+              <w:t>ZScaler</w:t>
+            </w:r>
+            <w:proofErr w:type="spellEnd"/>
+            <w:r>
+              <w:rPr>
+                <w:rFonts w:ascii="Calibri" w:hAnsi="Calibri"/>
+                <w:sz w:val="22"/>
+                <w:szCs w:val="22"/>
+              </w:rPr>
+              <w:t xml:space="preserve">, </w:t>
+            </w:r>
+            <w:hyperlink r:id="rId23">
               <w:r>
                 <w:rPr>
-                  <w:rStyle w:val="InternetLink"/>
-                  <w:rFonts w:eastAsia="Times New Roman" w:cs="Times New Roman" w:ascii="Calibri" w:hAnsi="Calibri"/>
-                  <w:kern w:val="0"/>
+                  <w:rStyle w:val="Hyperlink"/>
+                  <w:rFonts w:ascii="Calibri" w:hAnsi="Calibri"/>
                   <w:sz w:val="22"/>
                   <w:szCs w:val="22"/>
-                  <w:lang w:val="en-US" w:eastAsia="en-US" w:bidi="ar-SA"/>
                 </w:rPr>
                 <w:t>F5</w:t>
               </w:r>
             </w:hyperlink>
             <w:r>
               <w:rPr>
-                <w:rFonts w:eastAsia="Times New Roman" w:cs="Times New Roman" w:ascii="Calibri" w:hAnsi="Calibri"/>
-                <w:kern w:val="0"/>
-                <w:sz w:val="22"/>
-                <w:szCs w:val="22"/>
-                <w:lang w:val="en-US" w:eastAsia="en-US" w:bidi="ar-SA"/>
+                <w:rFonts w:ascii="Calibri" w:hAnsi="Calibri"/>
+                <w:sz w:val="22"/>
+                <w:szCs w:val="22"/>
               </w:rPr>
               <w:t xml:space="preserve">, IIS. </w:t>
             </w:r>
           </w:p>
           <w:p>
             <w:pPr>
-              <w:pStyle w:val="Normal"/>
-              <w:widowControl w:val="false"/>
-              <w:tabs>
-                <w:tab w:val="clear" w:pos="720"/>
-                <w:tab w:val="right" w:pos="2646" w:leader="none"/>
-                <w:tab w:val="right" w:pos="9180" w:leader="none"/>
-              </w:tabs>
-              <w:suppressAutoHyphens w:val="true"/>
-              <w:spacing w:lineRule="atLeast" w:line="260" w:before="0" w:after="120"/>
-              <w:jc w:val="left"/>
-              <w:rPr>
-                <w:rFonts w:ascii="Calibri" w:hAnsi="Calibri"/>
-                <w:sz w:val="22"/>
-                <w:szCs w:val="22"/>
-              </w:rPr>
-            </w:pPr>
-            <w:r>
-              <w:rPr>
-                <w:rFonts w:eastAsia="Times New Roman" w:cs="Times New Roman" w:ascii="Calibri" w:hAnsi="Calibri"/>
-                <w:kern w:val="0"/>
-                <w:sz w:val="22"/>
-                <w:szCs w:val="22"/>
-                <w:lang w:val="en-US" w:eastAsia="en-US" w:bidi="ar-SA"/>
+              <w:widowControl w:val="0"/>
+              <w:tabs>
+                <w:tab w:val="right" w:pos="2646"/>
+                <w:tab w:val="right" w:pos="9180"/>
+              </w:tabs>
+              <w:spacing w:after="120" w:line="260" w:lineRule="atLeast"/>
+              <w:rPr>
+                <w:rFonts w:ascii="Calibri" w:hAnsi="Calibri"/>
+                <w:sz w:val="22"/>
+                <w:szCs w:val="22"/>
+              </w:rPr>
+            </w:pPr>
+            <w:r>
+              <w:rPr>
+                <w:rFonts w:ascii="Calibri" w:hAnsi="Calibri"/>
+                <w:sz w:val="22"/>
+                <w:szCs w:val="22"/>
               </w:rPr>
               <w:t xml:space="preserve">Domain Tools: SCCM, SCOM, LDAP, </w:t>
             </w:r>
-            <w:hyperlink r:id="rId18">
+            <w:hyperlink r:id="rId24">
               <w:r>
                 <w:rPr>
-                  <w:rStyle w:val="InternetLink"/>
-                  <w:rFonts w:eastAsia="Times New Roman" w:cs="Times New Roman" w:ascii="Calibri" w:hAnsi="Calibri"/>
-                  <w:kern w:val="0"/>
+                  <w:rStyle w:val="Hyperlink"/>
+                  <w:rFonts w:ascii="Calibri" w:hAnsi="Calibri"/>
                   <w:sz w:val="22"/>
                   <w:szCs w:val="22"/>
-                  <w:lang w:val="en-US" w:eastAsia="en-US" w:bidi="ar-SA"/>
                 </w:rPr>
                 <w:t>Dynatrace</w:t>
               </w:r>
             </w:hyperlink>
             <w:r>
               <w:rPr>
-                <w:rFonts w:eastAsia="Times New Roman" w:cs="Times New Roman" w:ascii="Calibri" w:hAnsi="Calibri"/>
-                <w:kern w:val="0"/>
-                <w:sz w:val="22"/>
-                <w:szCs w:val="22"/>
-                <w:lang w:val="en-US" w:eastAsia="en-US" w:bidi="ar-SA"/>
-              </w:rPr>
-              <w:t>, Microsoft DNS, DFS FileShare, MS Certificate Store.</w:t>
+                <w:rFonts w:ascii="Calibri" w:hAnsi="Calibri"/>
+                <w:sz w:val="22"/>
+                <w:szCs w:val="22"/>
+              </w:rPr>
+              <w:t xml:space="preserve">, Microsoft DNS, DFS </w:t>
+            </w:r>
+            <w:proofErr w:type="spellStart"/>
+            <w:r>
+              <w:rPr>
+                <w:rFonts w:ascii="Calibri" w:hAnsi="Calibri"/>
+                <w:sz w:val="22"/>
+                <w:szCs w:val="22"/>
+              </w:rPr>
+              <w:t>FileShare</w:t>
+            </w:r>
+            <w:proofErr w:type="spellEnd"/>
+            <w:r>
+              <w:rPr>
+                <w:rFonts w:ascii="Calibri" w:hAnsi="Calibri"/>
+                <w:sz w:val="22"/>
+                <w:szCs w:val="22"/>
+              </w:rPr>
+              <w:t>, MS Certificate Store.</w:t>
             </w:r>
           </w:p>
         </w:tc>
@@ -3530,20 +4150,12 @@
     </w:tbl>
     <w:p>
       <w:pPr>
-        <w:pStyle w:val="Normal"/>
         <w:rPr>
           <w:rFonts w:ascii="Calibri" w:hAnsi="Calibri"/>
           <w:sz w:val="22"/>
           <w:szCs w:val="22"/>
         </w:rPr>
       </w:pPr>
-      <w:r>
-        <w:rPr>
-          <w:rFonts w:ascii="Calibri" w:hAnsi="Calibri"/>
-          <w:sz w:val="22"/>
-          <w:szCs w:val="22"/>
-        </w:rPr>
-      </w:r>
       <w:r>
         <w:br w:type="page"/>
       </w:r>
@@ -3552,14 +4164,14 @@
       <w:pPr>
         <w:pStyle w:val="Subtitle"/>
         <w:tabs>
-          <w:tab w:val="clear" w:pos="720"/>
-          <w:tab w:val="left" w:pos="7470" w:leader="none"/>
+          <w:tab w:val="left" w:pos="7470"/>
         </w:tabs>
-        <w:rPr/>
       </w:pPr>
       <w:r>
-        <w:rPr/>
+        <w:lastRenderedPageBreak/>
         <w:t xml:space="preserve">Company: USC Research Computing Information </w:t>
+      </w:r>
+      <w:r>
         <w:tab/>
         <w:t>May 2019 – September 2019</w:t>
       </w:r>
@@ -3568,16 +4180,8 @@
       <w:tblPr>
         <w:tblStyle w:val="TableGrid"/>
         <w:tblW w:w="10070" w:type="dxa"/>
-        <w:jc w:val="left"/>
-        <w:tblInd w:w="0" w:type="dxa"/>
         <w:tblLayout w:type="fixed"/>
-        <w:tblCellMar>
-          <w:top w:w="0" w:type="dxa"/>
-          <w:left w:w="108" w:type="dxa"/>
-          <w:bottom w:w="0" w:type="dxa"/>
-          <w:right w:w="108" w:type="dxa"/>
-        </w:tblCellMar>
-        <w:tblLook w:val="04a0" w:noHBand="0" w:noVBand="1" w:firstColumn="1" w:lastRow="0" w:lastColumn="0" w:firstRow="1"/>
+        <w:tblLook w:val="04A0" w:firstRow="1" w:lastRow="0" w:firstColumn="1" w:lastColumn="0" w:noHBand="0" w:noVBand="1"/>
       </w:tblPr>
       <w:tblGrid>
         <w:gridCol w:w="445"/>
@@ -3585,7 +4189,6 @@
         <w:gridCol w:w="7650"/>
       </w:tblGrid>
       <w:tr>
-        <w:trPr/>
         <w:tc>
           <w:tcPr>
             <w:tcW w:w="445" w:type="dxa"/>
@@ -3599,14 +4202,13 @@
           <w:p>
             <w:pPr>
               <w:pStyle w:val="Header"/>
-              <w:widowControl w:val="false"/>
+              <w:widowControl w:val="0"/>
               <w:tabs>
                 <w:tab w:val="clear" w:pos="4320"/>
                 <w:tab w:val="clear" w:pos="8640"/>
-                <w:tab w:val="right" w:pos="2646" w:leader="none"/>
-                <w:tab w:val="right" w:pos="9180" w:leader="none"/>
-              </w:tabs>
-              <w:suppressAutoHyphens w:val="true"/>
+                <w:tab w:val="right" w:pos="2646"/>
+                <w:tab w:val="right" w:pos="9180"/>
+              </w:tabs>
               <w:spacing w:before="0" w:after="120"/>
               <w:jc w:val="left"/>
               <w:rPr>
@@ -3615,13 +4217,6 @@
                 <w:szCs w:val="22"/>
               </w:rPr>
             </w:pPr>
-            <w:r>
-              <w:rPr>
-                <w:rFonts w:ascii="Calibri" w:hAnsi="Calibri"/>
-                <w:sz w:val="22"/>
-                <w:szCs w:val="22"/>
-              </w:rPr>
-            </w:r>
           </w:p>
         </w:tc>
         <w:tc>
@@ -3636,14 +4231,9 @@
           </w:tcPr>
           <w:p>
             <w:pPr>
-              <w:pStyle w:val="Normal"/>
-              <w:widowControl w:val="false"/>
-              <w:suppressAutoHyphens w:val="true"/>
-              <w:spacing w:before="0" w:after="0"/>
-              <w:jc w:val="left"/>
-              <w:rPr>
-                <w:rFonts w:ascii="Calibri" w:hAnsi="Calibri" w:cs="Calibri"/>
-                <w:b/>
+              <w:widowControl w:val="0"/>
+              <w:rPr>
+                <w:rFonts w:ascii="Calibri" w:hAnsi="Calibri" w:cs="Calibri"/>
                 <w:b/>
                 <w:bCs/>
                 <w:iCs/>
@@ -3653,14 +4243,12 @@
             </w:pPr>
             <w:r>
               <w:rPr>
-                <w:rFonts w:eastAsia="Times New Roman" w:cs="Calibri" w:ascii="Calibri" w:hAnsi="Calibri"/>
+                <w:rFonts w:ascii="Calibri" w:hAnsi="Calibri" w:cs="Calibri"/>
                 <w:b/>
                 <w:bCs/>
                 <w:iCs/>
-                <w:kern w:val="0"/>
-                <w:sz w:val="22"/>
-                <w:szCs w:val="22"/>
-                <w:lang w:val="en-US" w:eastAsia="en-US" w:bidi="ar-SA"/>
+                <w:sz w:val="22"/>
+                <w:szCs w:val="22"/>
               </w:rPr>
               <w:t>Project Description:</w:t>
             </w:r>
@@ -3679,14 +4267,13 @@
           <w:p>
             <w:pPr>
               <w:pStyle w:val="Header"/>
-              <w:widowControl w:val="false"/>
+              <w:widowControl w:val="0"/>
               <w:tabs>
                 <w:tab w:val="clear" w:pos="4320"/>
                 <w:tab w:val="clear" w:pos="8640"/>
-                <w:tab w:val="right" w:pos="2646" w:leader="none"/>
-                <w:tab w:val="right" w:pos="9180" w:leader="none"/>
-              </w:tabs>
-              <w:suppressAutoHyphens w:val="true"/>
+                <w:tab w:val="right" w:pos="2646"/>
+                <w:tab w:val="right" w:pos="9180"/>
+              </w:tabs>
               <w:spacing w:before="0" w:after="120"/>
               <w:jc w:val="left"/>
               <w:rPr>
@@ -3697,11 +4284,9 @@
             </w:pPr>
             <w:r>
               <w:rPr>
-                <w:rFonts w:eastAsia="Times New Roman" w:cs="Times New Roman" w:ascii="Calibri" w:hAnsi="Calibri"/>
-                <w:kern w:val="0"/>
-                <w:sz w:val="22"/>
-                <w:szCs w:val="22"/>
-                <w:lang w:val="en-US" w:eastAsia="en-US" w:bidi="ar-SA"/>
+                <w:rFonts w:ascii="Calibri" w:hAnsi="Calibri"/>
+                <w:sz w:val="22"/>
+                <w:szCs w:val="22"/>
               </w:rPr>
               <w:t>Military Image Resource Collection (MIRC)</w:t>
             </w:r>
@@ -3709,7 +4294,6 @@
         </w:tc>
       </w:tr>
       <w:tr>
-        <w:trPr/>
         <w:tc>
           <w:tcPr>
             <w:tcW w:w="445" w:type="dxa"/>
@@ -3723,14 +4307,13 @@
           <w:p>
             <w:pPr>
               <w:pStyle w:val="Header"/>
-              <w:widowControl w:val="false"/>
+              <w:widowControl w:val="0"/>
               <w:tabs>
                 <w:tab w:val="clear" w:pos="4320"/>
                 <w:tab w:val="clear" w:pos="8640"/>
-                <w:tab w:val="right" w:pos="2646" w:leader="none"/>
-                <w:tab w:val="right" w:pos="9180" w:leader="none"/>
-              </w:tabs>
-              <w:suppressAutoHyphens w:val="true"/>
+                <w:tab w:val="right" w:pos="2646"/>
+                <w:tab w:val="right" w:pos="9180"/>
+              </w:tabs>
               <w:spacing w:before="0" w:after="120"/>
               <w:jc w:val="left"/>
               <w:rPr>
@@ -3739,13 +4322,6 @@
                 <w:szCs w:val="22"/>
               </w:rPr>
             </w:pPr>
-            <w:r>
-              <w:rPr>
-                <w:rFonts w:ascii="Calibri" w:hAnsi="Calibri"/>
-                <w:sz w:val="22"/>
-                <w:szCs w:val="22"/>
-              </w:rPr>
-            </w:r>
           </w:p>
         </w:tc>
         <w:tc>
@@ -3760,14 +4336,9 @@
           </w:tcPr>
           <w:p>
             <w:pPr>
-              <w:pStyle w:val="Normal"/>
-              <w:widowControl w:val="false"/>
-              <w:suppressAutoHyphens w:val="true"/>
-              <w:spacing w:before="0" w:after="0"/>
-              <w:jc w:val="left"/>
-              <w:rPr>
-                <w:rFonts w:ascii="Calibri" w:hAnsi="Calibri" w:cs="Calibri"/>
-                <w:b/>
+              <w:widowControl w:val="0"/>
+              <w:rPr>
+                <w:rFonts w:ascii="Calibri" w:hAnsi="Calibri" w:cs="Calibri"/>
                 <w:b/>
                 <w:bCs/>
                 <w:iCs/>
@@ -3777,14 +4348,12 @@
             </w:pPr>
             <w:r>
               <w:rPr>
-                <w:rFonts w:eastAsia="Times New Roman" w:cs="Calibri" w:ascii="Calibri" w:hAnsi="Calibri"/>
+                <w:rFonts w:ascii="Calibri" w:hAnsi="Calibri" w:cs="Calibri"/>
                 <w:b/>
                 <w:bCs/>
                 <w:iCs/>
-                <w:kern w:val="0"/>
-                <w:sz w:val="22"/>
-                <w:szCs w:val="22"/>
-                <w:lang w:val="en-US" w:eastAsia="en-US" w:bidi="ar-SA"/>
+                <w:sz w:val="22"/>
+                <w:szCs w:val="22"/>
               </w:rPr>
               <w:t>Role/Title:</w:t>
             </w:r>
@@ -3803,14 +4372,13 @@
           <w:p>
             <w:pPr>
               <w:pStyle w:val="Header"/>
-              <w:widowControl w:val="false"/>
+              <w:widowControl w:val="0"/>
               <w:tabs>
                 <w:tab w:val="clear" w:pos="4320"/>
                 <w:tab w:val="clear" w:pos="8640"/>
-                <w:tab w:val="right" w:pos="2646" w:leader="none"/>
-                <w:tab w:val="right" w:pos="9180" w:leader="none"/>
-              </w:tabs>
-              <w:suppressAutoHyphens w:val="true"/>
+                <w:tab w:val="right" w:pos="2646"/>
+                <w:tab w:val="right" w:pos="9180"/>
+              </w:tabs>
               <w:spacing w:before="0" w:after="120"/>
               <w:jc w:val="left"/>
               <w:rPr>
@@ -3821,11 +4389,9 @@
             </w:pPr>
             <w:r>
               <w:rPr>
-                <w:rFonts w:eastAsia="Times New Roman" w:cs="Times New Roman" w:ascii="Calibri" w:hAnsi="Calibri"/>
-                <w:kern w:val="0"/>
-                <w:sz w:val="22"/>
-                <w:szCs w:val="22"/>
-                <w:lang w:val="en-US" w:eastAsia="en-US" w:bidi="ar-SA"/>
+                <w:rFonts w:ascii="Calibri" w:hAnsi="Calibri"/>
+                <w:sz w:val="22"/>
+                <w:szCs w:val="22"/>
               </w:rPr>
               <w:t>Systems Administrator, Research Assistant</w:t>
             </w:r>
@@ -3833,7 +4399,6 @@
         </w:tc>
       </w:tr>
       <w:tr>
-        <w:trPr/>
         <w:tc>
           <w:tcPr>
             <w:tcW w:w="445" w:type="dxa"/>
@@ -3847,14 +4412,13 @@
           <w:p>
             <w:pPr>
               <w:pStyle w:val="Header"/>
-              <w:widowControl w:val="false"/>
+              <w:widowControl w:val="0"/>
               <w:tabs>
                 <w:tab w:val="clear" w:pos="4320"/>
                 <w:tab w:val="clear" w:pos="8640"/>
-                <w:tab w:val="right" w:pos="2646" w:leader="none"/>
-                <w:tab w:val="right" w:pos="9180" w:leader="none"/>
-              </w:tabs>
-              <w:suppressAutoHyphens w:val="true"/>
+                <w:tab w:val="right" w:pos="2646"/>
+                <w:tab w:val="right" w:pos="9180"/>
+              </w:tabs>
               <w:spacing w:before="0" w:after="120"/>
               <w:jc w:val="left"/>
               <w:rPr>
@@ -3863,13 +4427,6 @@
                 <w:szCs w:val="22"/>
               </w:rPr>
             </w:pPr>
-            <w:r>
-              <w:rPr>
-                <w:rFonts w:ascii="Calibri" w:hAnsi="Calibri"/>
-                <w:sz w:val="22"/>
-                <w:szCs w:val="22"/>
-              </w:rPr>
-            </w:r>
           </w:p>
         </w:tc>
         <w:tc>
@@ -3884,14 +4441,9 @@
           </w:tcPr>
           <w:p>
             <w:pPr>
-              <w:pStyle w:val="Normal"/>
-              <w:widowControl w:val="false"/>
-              <w:suppressAutoHyphens w:val="true"/>
-              <w:spacing w:before="0" w:after="0"/>
-              <w:jc w:val="left"/>
-              <w:rPr>
-                <w:rFonts w:ascii="Calibri" w:hAnsi="Calibri" w:cs="Calibri"/>
-                <w:b/>
+              <w:widowControl w:val="0"/>
+              <w:rPr>
+                <w:rFonts w:ascii="Calibri" w:hAnsi="Calibri" w:cs="Calibri"/>
                 <w:b/>
                 <w:bCs/>
                 <w:iCs/>
@@ -3901,14 +4453,12 @@
             </w:pPr>
             <w:r>
               <w:rPr>
-                <w:rFonts w:eastAsia="Times New Roman" w:cs="Calibri" w:ascii="Calibri" w:hAnsi="Calibri"/>
+                <w:rFonts w:ascii="Calibri" w:hAnsi="Calibri" w:cs="Calibri"/>
                 <w:b/>
                 <w:bCs/>
                 <w:iCs/>
-                <w:kern w:val="0"/>
-                <w:sz w:val="22"/>
-                <w:szCs w:val="22"/>
-                <w:lang w:val="en-US" w:eastAsia="en-US" w:bidi="ar-SA"/>
+                <w:sz w:val="22"/>
+                <w:szCs w:val="22"/>
               </w:rPr>
               <w:t>Project Duration:</w:t>
             </w:r>
@@ -3927,14 +4477,13 @@
           <w:p>
             <w:pPr>
               <w:pStyle w:val="Header"/>
-              <w:widowControl w:val="false"/>
+              <w:widowControl w:val="0"/>
               <w:tabs>
                 <w:tab w:val="clear" w:pos="4320"/>
                 <w:tab w:val="clear" w:pos="8640"/>
-                <w:tab w:val="right" w:pos="2646" w:leader="none"/>
-                <w:tab w:val="right" w:pos="9180" w:leader="none"/>
-              </w:tabs>
-              <w:suppressAutoHyphens w:val="true"/>
+                <w:tab w:val="right" w:pos="2646"/>
+                <w:tab w:val="right" w:pos="9180"/>
+              </w:tabs>
               <w:spacing w:before="0" w:after="120"/>
               <w:jc w:val="left"/>
               <w:rPr>
@@ -3945,11 +4494,9 @@
             </w:pPr>
             <w:r>
               <w:rPr>
-                <w:rFonts w:eastAsia="Times New Roman" w:cs="Times New Roman" w:ascii="Calibri" w:hAnsi="Calibri"/>
-                <w:kern w:val="0"/>
-                <w:sz w:val="22"/>
-                <w:szCs w:val="22"/>
-                <w:lang w:val="en-US" w:eastAsia="en-US" w:bidi="ar-SA"/>
+                <w:rFonts w:ascii="Calibri" w:hAnsi="Calibri"/>
+                <w:sz w:val="22"/>
+                <w:szCs w:val="22"/>
               </w:rPr>
               <w:t>5 Months</w:t>
             </w:r>
@@ -3957,7 +4504,6 @@
         </w:tc>
       </w:tr>
       <w:tr>
-        <w:trPr/>
         <w:tc>
           <w:tcPr>
             <w:tcW w:w="445" w:type="dxa"/>
@@ -3971,14 +4517,13 @@
           <w:p>
             <w:pPr>
               <w:pStyle w:val="Header"/>
-              <w:widowControl w:val="false"/>
+              <w:widowControl w:val="0"/>
               <w:tabs>
                 <w:tab w:val="clear" w:pos="4320"/>
                 <w:tab w:val="clear" w:pos="8640"/>
-                <w:tab w:val="right" w:pos="2646" w:leader="none"/>
-                <w:tab w:val="right" w:pos="9180" w:leader="none"/>
-              </w:tabs>
-              <w:suppressAutoHyphens w:val="true"/>
+                <w:tab w:val="right" w:pos="2646"/>
+                <w:tab w:val="right" w:pos="9180"/>
+              </w:tabs>
               <w:spacing w:before="0" w:after="120"/>
               <w:jc w:val="left"/>
               <w:rPr>
@@ -3987,13 +4532,6 @@
                 <w:szCs w:val="22"/>
               </w:rPr>
             </w:pPr>
-            <w:r>
-              <w:rPr>
-                <w:rFonts w:ascii="Calibri" w:hAnsi="Calibri"/>
-                <w:sz w:val="22"/>
-                <w:szCs w:val="22"/>
-              </w:rPr>
-            </w:r>
           </w:p>
         </w:tc>
         <w:tc>
@@ -4009,19 +4547,17 @@
           <w:p>
             <w:pPr>
               <w:pStyle w:val="Header"/>
-              <w:widowControl w:val="false"/>
+              <w:widowControl w:val="0"/>
               <w:tabs>
                 <w:tab w:val="clear" w:pos="4320"/>
                 <w:tab w:val="clear" w:pos="8640"/>
-                <w:tab w:val="right" w:pos="2646" w:leader="none"/>
-                <w:tab w:val="right" w:pos="9180" w:leader="none"/>
-              </w:tabs>
-              <w:suppressAutoHyphens w:val="true"/>
+                <w:tab w:val="right" w:pos="2646"/>
+                <w:tab w:val="right" w:pos="9180"/>
+              </w:tabs>
               <w:spacing w:before="0" w:after="120"/>
               <w:jc w:val="left"/>
               <w:rPr>
                 <w:rFonts w:ascii="Calibri" w:hAnsi="Calibri" w:cs="Calibri"/>
-                <w:b/>
                 <w:b/>
                 <w:bCs/>
                 <w:iCs/>
@@ -4031,14 +4567,12 @@
             </w:pPr>
             <w:r>
               <w:rPr>
-                <w:rFonts w:eastAsia="Times New Roman" w:cs="Calibri" w:ascii="Calibri" w:hAnsi="Calibri"/>
+                <w:rFonts w:ascii="Calibri" w:hAnsi="Calibri" w:cs="Calibri"/>
                 <w:b/>
                 <w:bCs/>
                 <w:iCs/>
-                <w:kern w:val="0"/>
-                <w:sz w:val="22"/>
-                <w:szCs w:val="22"/>
-                <w:lang w:val="en-US" w:eastAsia="en-US" w:bidi="ar-SA"/>
+                <w:sz w:val="22"/>
+                <w:szCs w:val="22"/>
               </w:rPr>
               <w:t>Responsibilities:</w:t>
             </w:r>
@@ -4057,7 +4591,7 @@
           <w:p>
             <w:pPr>
               <w:pStyle w:val="Header"/>
-              <w:widowControl w:val="false"/>
+              <w:widowControl w:val="0"/>
               <w:numPr>
                 <w:ilvl w:val="0"/>
                 <w:numId w:val="2"/>
@@ -4066,8 +4600,7 @@
                 <w:tab w:val="clear" w:pos="4320"/>
                 <w:tab w:val="clear" w:pos="8640"/>
               </w:tabs>
-              <w:suppressAutoHyphens w:val="true"/>
-              <w:spacing w:lineRule="auto" w:line="240" w:before="60" w:after="0"/>
+              <w:spacing w:before="60" w:after="0" w:line="240" w:lineRule="auto"/>
               <w:jc w:val="left"/>
               <w:rPr>
                 <w:rFonts w:ascii="Calibri" w:hAnsi="Calibri" w:cs="Calibri"/>
@@ -4076,11 +4609,8 @@
             </w:pPr>
             <w:r>
               <w:rPr>
-                <w:rFonts w:eastAsia="Times New Roman" w:cs="Calibri" w:ascii="Calibri" w:hAnsi="Calibri"/>
-                <w:kern w:val="0"/>
-                <w:sz w:val="22"/>
-                <w:szCs w:val="20"/>
-                <w:lang w:val="en-US" w:eastAsia="en-US" w:bidi="ar-SA"/>
+                <w:rFonts w:ascii="Calibri" w:hAnsi="Calibri" w:cs="Calibri"/>
+                <w:sz w:val="22"/>
               </w:rPr>
               <w:t>Systems administrator for 250+ Node CentOS HPC (High Performance Cluster)</w:t>
             </w:r>
@@ -4088,7 +4618,7 @@
           <w:p>
             <w:pPr>
               <w:pStyle w:val="Header"/>
-              <w:widowControl w:val="false"/>
+              <w:widowControl w:val="0"/>
               <w:numPr>
                 <w:ilvl w:val="1"/>
                 <w:numId w:val="2"/>
@@ -4097,8 +4627,7 @@
                 <w:tab w:val="clear" w:pos="4320"/>
                 <w:tab w:val="clear" w:pos="8640"/>
               </w:tabs>
-              <w:suppressAutoHyphens w:val="true"/>
-              <w:spacing w:lineRule="auto" w:line="240" w:before="60" w:after="0"/>
+              <w:spacing w:before="60" w:after="0" w:line="240" w:lineRule="auto"/>
               <w:jc w:val="left"/>
               <w:rPr>
                 <w:rFonts w:ascii="Calibri" w:hAnsi="Calibri" w:cs="Calibri"/>
@@ -4107,11 +4636,8 @@
             </w:pPr>
             <w:r>
               <w:rPr>
-                <w:rFonts w:eastAsia="Times New Roman" w:cs="Calibri" w:ascii="Calibri" w:hAnsi="Calibri"/>
-                <w:kern w:val="0"/>
-                <w:sz w:val="22"/>
-                <w:szCs w:val="20"/>
-                <w:lang w:val="en-US" w:eastAsia="en-US" w:bidi="ar-SA"/>
+                <w:rFonts w:ascii="Calibri" w:hAnsi="Calibri" w:cs="Calibri"/>
+                <w:sz w:val="22"/>
               </w:rPr>
               <w:t xml:space="preserve">Hyperion (Speed) </w:t>
             </w:r>
@@ -4119,7 +4645,7 @@
           <w:p>
             <w:pPr>
               <w:pStyle w:val="Header"/>
-              <w:widowControl w:val="false"/>
+              <w:widowControl w:val="0"/>
               <w:numPr>
                 <w:ilvl w:val="1"/>
                 <w:numId w:val="2"/>
@@ -4128,8 +4654,7 @@
                 <w:tab w:val="clear" w:pos="4320"/>
                 <w:tab w:val="clear" w:pos="8640"/>
               </w:tabs>
-              <w:suppressAutoHyphens w:val="true"/>
-              <w:spacing w:lineRule="auto" w:line="240" w:before="60" w:after="0"/>
+              <w:spacing w:before="60" w:after="0" w:line="240" w:lineRule="auto"/>
               <w:jc w:val="left"/>
               <w:rPr>
                 <w:rFonts w:ascii="Calibri" w:hAnsi="Calibri" w:cs="Calibri"/>
@@ -4138,11 +4663,8 @@
             </w:pPr>
             <w:r>
               <w:rPr>
-                <w:rFonts w:eastAsia="Times New Roman" w:cs="Calibri" w:ascii="Calibri" w:hAnsi="Calibri"/>
-                <w:kern w:val="0"/>
-                <w:sz w:val="22"/>
-                <w:szCs w:val="20"/>
-                <w:lang w:val="en-US" w:eastAsia="en-US" w:bidi="ar-SA"/>
+                <w:rFonts w:ascii="Calibri" w:hAnsi="Calibri" w:cs="Calibri"/>
+                <w:sz w:val="22"/>
               </w:rPr>
               <w:t>GPU Cluster (GPU Acceleration)</w:t>
             </w:r>
@@ -4150,7 +4672,7 @@
           <w:p>
             <w:pPr>
               <w:pStyle w:val="Header"/>
-              <w:widowControl w:val="false"/>
+              <w:widowControl w:val="0"/>
               <w:numPr>
                 <w:ilvl w:val="1"/>
                 <w:numId w:val="2"/>
@@ -4159,29 +4681,34 @@
                 <w:tab w:val="clear" w:pos="4320"/>
                 <w:tab w:val="clear" w:pos="8640"/>
               </w:tabs>
-              <w:suppressAutoHyphens w:val="true"/>
-              <w:spacing w:lineRule="auto" w:line="240" w:before="60" w:after="0"/>
+              <w:spacing w:before="60" w:after="0" w:line="240" w:lineRule="auto"/>
               <w:jc w:val="left"/>
               <w:rPr>
                 <w:rFonts w:ascii="Calibri" w:hAnsi="Calibri" w:cs="Calibri"/>
                 <w:sz w:val="22"/>
               </w:rPr>
             </w:pPr>
-            <w:r>
-              <w:rPr>
-                <w:rFonts w:eastAsia="Times New Roman" w:cs="Calibri" w:ascii="Calibri" w:hAnsi="Calibri"/>
-                <w:kern w:val="0"/>
-                <w:sz w:val="22"/>
-                <w:szCs w:val="20"/>
-                <w:lang w:val="en-US" w:eastAsia="en-US" w:bidi="ar-SA"/>
-              </w:rPr>
-              <w:t>BigMem (RAM Node)</w:t>
+            <w:proofErr w:type="spellStart"/>
+            <w:r>
+              <w:rPr>
+                <w:rFonts w:ascii="Calibri" w:hAnsi="Calibri" w:cs="Calibri"/>
+                <w:sz w:val="22"/>
+              </w:rPr>
+              <w:t>BigMem</w:t>
+            </w:r>
+            <w:proofErr w:type="spellEnd"/>
+            <w:r>
+              <w:rPr>
+                <w:rFonts w:ascii="Calibri" w:hAnsi="Calibri" w:cs="Calibri"/>
+                <w:sz w:val="22"/>
+              </w:rPr>
+              <w:t xml:space="preserve"> (RAM Node)</w:t>
             </w:r>
           </w:p>
           <w:p>
             <w:pPr>
               <w:pStyle w:val="Header"/>
-              <w:widowControl w:val="false"/>
+              <w:widowControl w:val="0"/>
               <w:numPr>
                 <w:ilvl w:val="1"/>
                 <w:numId w:val="2"/>
@@ -4190,8 +4717,7 @@
                 <w:tab w:val="clear" w:pos="4320"/>
                 <w:tab w:val="clear" w:pos="8640"/>
               </w:tabs>
-              <w:suppressAutoHyphens w:val="true"/>
-              <w:spacing w:lineRule="auto" w:line="240" w:before="60" w:after="0"/>
+              <w:spacing w:before="60" w:after="0" w:line="240" w:lineRule="auto"/>
               <w:jc w:val="left"/>
               <w:rPr>
                 <w:rFonts w:ascii="Calibri" w:hAnsi="Calibri" w:cs="Calibri"/>
@@ -4200,11 +4726,8 @@
             </w:pPr>
             <w:r>
               <w:rPr>
-                <w:rFonts w:eastAsia="Times New Roman" w:cs="Calibri" w:ascii="Calibri" w:hAnsi="Calibri"/>
-                <w:kern w:val="0"/>
-                <w:sz w:val="22"/>
-                <w:szCs w:val="20"/>
-                <w:lang w:val="en-US" w:eastAsia="en-US" w:bidi="ar-SA"/>
+                <w:rFonts w:ascii="Calibri" w:hAnsi="Calibri" w:cs="Calibri"/>
+                <w:sz w:val="22"/>
               </w:rPr>
               <w:t>Thoth (Nonvolatile Storage Node)</w:t>
             </w:r>
@@ -4212,7 +4735,7 @@
           <w:p>
             <w:pPr>
               <w:pStyle w:val="Header"/>
-              <w:widowControl w:val="false"/>
+              <w:widowControl w:val="0"/>
               <w:numPr>
                 <w:ilvl w:val="0"/>
                 <w:numId w:val="2"/>
@@ -4221,8 +4744,7 @@
                 <w:tab w:val="clear" w:pos="4320"/>
                 <w:tab w:val="clear" w:pos="8640"/>
               </w:tabs>
-              <w:suppressAutoHyphens w:val="true"/>
-              <w:spacing w:lineRule="auto" w:line="240" w:before="60" w:after="0"/>
+              <w:spacing w:before="60" w:after="0" w:line="240" w:lineRule="auto"/>
               <w:jc w:val="left"/>
               <w:rPr>
                 <w:rFonts w:ascii="Calibri" w:hAnsi="Calibri" w:cs="Calibri"/>
@@ -4231,11 +4753,8 @@
             </w:pPr>
             <w:r>
               <w:rPr>
-                <w:rFonts w:eastAsia="Times New Roman" w:cs="Calibri" w:ascii="Calibri" w:hAnsi="Calibri"/>
-                <w:kern w:val="0"/>
-                <w:sz w:val="22"/>
-                <w:szCs w:val="20"/>
-                <w:lang w:val="en-US" w:eastAsia="en-US" w:bidi="ar-SA"/>
+                <w:rFonts w:ascii="Calibri" w:hAnsi="Calibri" w:cs="Calibri"/>
+                <w:sz w:val="22"/>
               </w:rPr>
               <w:t>Developed a CNN for high performance image processing</w:t>
             </w:r>
@@ -4243,7 +4762,7 @@
           <w:p>
             <w:pPr>
               <w:pStyle w:val="Header"/>
-              <w:widowControl w:val="false"/>
+              <w:widowControl w:val="0"/>
               <w:numPr>
                 <w:ilvl w:val="1"/>
                 <w:numId w:val="2"/>
@@ -4252,8 +4771,7 @@
                 <w:tab w:val="clear" w:pos="4320"/>
                 <w:tab w:val="clear" w:pos="8640"/>
               </w:tabs>
-              <w:suppressAutoHyphens w:val="true"/>
-              <w:spacing w:lineRule="auto" w:line="240" w:before="60" w:after="0"/>
+              <w:spacing w:before="60" w:after="0" w:line="240" w:lineRule="auto"/>
               <w:jc w:val="left"/>
               <w:rPr>
                 <w:rFonts w:ascii="Calibri" w:hAnsi="Calibri" w:cs="Calibri"/>
@@ -4262,11 +4780,8 @@
             </w:pPr>
             <w:r>
               <w:rPr>
-                <w:rFonts w:eastAsia="Times New Roman" w:cs="Calibri" w:ascii="Calibri" w:hAnsi="Calibri"/>
-                <w:kern w:val="0"/>
-                <w:sz w:val="22"/>
-                <w:szCs w:val="20"/>
-                <w:lang w:val="en-US" w:eastAsia="en-US" w:bidi="ar-SA"/>
+                <w:rFonts w:ascii="Calibri" w:hAnsi="Calibri" w:cs="Calibri"/>
+                <w:sz w:val="22"/>
               </w:rPr>
               <w:t>Facial recognition, detection, and matching</w:t>
             </w:r>
@@ -4274,7 +4789,7 @@
           <w:p>
             <w:pPr>
               <w:pStyle w:val="Header"/>
-              <w:widowControl w:val="false"/>
+              <w:widowControl w:val="0"/>
               <w:numPr>
                 <w:ilvl w:val="1"/>
                 <w:numId w:val="2"/>
@@ -4283,8 +4798,7 @@
                 <w:tab w:val="clear" w:pos="4320"/>
                 <w:tab w:val="clear" w:pos="8640"/>
               </w:tabs>
-              <w:suppressAutoHyphens w:val="true"/>
-              <w:spacing w:lineRule="auto" w:line="240" w:before="60" w:after="0"/>
+              <w:spacing w:before="60" w:after="0" w:line="240" w:lineRule="auto"/>
               <w:jc w:val="left"/>
               <w:rPr>
                 <w:rFonts w:ascii="Calibri" w:hAnsi="Calibri" w:cs="Calibri"/>
@@ -4293,11 +4807,8 @@
             </w:pPr>
             <w:r>
               <w:rPr>
-                <w:rFonts w:eastAsia="Times New Roman" w:cs="Calibri" w:ascii="Calibri" w:hAnsi="Calibri"/>
-                <w:kern w:val="0"/>
-                <w:sz w:val="22"/>
-                <w:szCs w:val="20"/>
-                <w:lang w:val="en-US" w:eastAsia="en-US" w:bidi="ar-SA"/>
+                <w:rFonts w:ascii="Calibri" w:hAnsi="Calibri" w:cs="Calibri"/>
+                <w:sz w:val="22"/>
               </w:rPr>
               <w:t>Object detection, and identification</w:t>
             </w:r>
@@ -4305,7 +4816,6 @@
         </w:tc>
       </w:tr>
       <w:tr>
-        <w:trPr/>
         <w:tc>
           <w:tcPr>
             <w:tcW w:w="445" w:type="dxa"/>
@@ -4319,14 +4829,13 @@
           <w:p>
             <w:pPr>
               <w:pStyle w:val="Header"/>
-              <w:widowControl w:val="false"/>
+              <w:widowControl w:val="0"/>
               <w:tabs>
                 <w:tab w:val="clear" w:pos="4320"/>
                 <w:tab w:val="clear" w:pos="8640"/>
-                <w:tab w:val="right" w:pos="2646" w:leader="none"/>
-                <w:tab w:val="right" w:pos="9180" w:leader="none"/>
-              </w:tabs>
-              <w:suppressAutoHyphens w:val="true"/>
+                <w:tab w:val="right" w:pos="2646"/>
+                <w:tab w:val="right" w:pos="9180"/>
+              </w:tabs>
               <w:spacing w:before="0" w:after="120"/>
               <w:jc w:val="left"/>
               <w:rPr>
@@ -4335,13 +4844,6 @@
                 <w:szCs w:val="22"/>
               </w:rPr>
             </w:pPr>
-            <w:r>
-              <w:rPr>
-                <w:rFonts w:ascii="Calibri" w:hAnsi="Calibri"/>
-                <w:sz w:val="22"/>
-                <w:szCs w:val="22"/>
-              </w:rPr>
-            </w:r>
           </w:p>
         </w:tc>
         <w:tc>
@@ -4356,14 +4858,9 @@
           </w:tcPr>
           <w:p>
             <w:pPr>
-              <w:pStyle w:val="Normal"/>
-              <w:widowControl w:val="false"/>
-              <w:suppressAutoHyphens w:val="true"/>
-              <w:spacing w:before="0" w:after="0"/>
-              <w:jc w:val="left"/>
-              <w:rPr>
-                <w:rFonts w:ascii="Calibri" w:hAnsi="Calibri" w:cs="Calibri"/>
-                <w:b/>
+              <w:widowControl w:val="0"/>
+              <w:rPr>
+                <w:rFonts w:ascii="Calibri" w:hAnsi="Calibri" w:cs="Calibri"/>
                 <w:b/>
                 <w:bCs/>
                 <w:iCs/>
@@ -4373,14 +4870,12 @@
             </w:pPr>
             <w:r>
               <w:rPr>
-                <w:rFonts w:eastAsia="Times New Roman" w:cs="Calibri" w:ascii="Calibri" w:hAnsi="Calibri"/>
+                <w:rFonts w:ascii="Calibri" w:hAnsi="Calibri" w:cs="Calibri"/>
                 <w:b/>
                 <w:bCs/>
                 <w:iCs/>
-                <w:kern w:val="0"/>
-                <w:sz w:val="22"/>
-                <w:szCs w:val="22"/>
-                <w:lang w:val="en-US" w:eastAsia="en-US" w:bidi="ar-SA"/>
+                <w:sz w:val="22"/>
+                <w:szCs w:val="22"/>
               </w:rPr>
               <w:t>Operating Systems:</w:t>
             </w:r>
@@ -4399,14 +4894,13 @@
           <w:p>
             <w:pPr>
               <w:pStyle w:val="Header"/>
-              <w:widowControl w:val="false"/>
+              <w:widowControl w:val="0"/>
               <w:tabs>
                 <w:tab w:val="clear" w:pos="4320"/>
                 <w:tab w:val="clear" w:pos="8640"/>
-                <w:tab w:val="right" w:pos="2646" w:leader="none"/>
-                <w:tab w:val="right" w:pos="9180" w:leader="none"/>
-              </w:tabs>
-              <w:suppressAutoHyphens w:val="true"/>
+                <w:tab w:val="right" w:pos="2646"/>
+                <w:tab w:val="right" w:pos="9180"/>
+              </w:tabs>
               <w:spacing w:before="0" w:after="120"/>
               <w:jc w:val="left"/>
               <w:rPr>
@@ -4417,11 +4911,9 @@
             </w:pPr>
             <w:r>
               <w:rPr>
-                <w:rFonts w:eastAsia="Times New Roman" w:cs="Times New Roman" w:ascii="Calibri" w:hAnsi="Calibri"/>
-                <w:kern w:val="0"/>
-                <w:sz w:val="22"/>
-                <w:szCs w:val="22"/>
-                <w:lang w:val="en-US" w:eastAsia="en-US" w:bidi="ar-SA"/>
+                <w:rFonts w:ascii="Calibri" w:hAnsi="Calibri"/>
+                <w:sz w:val="22"/>
+                <w:szCs w:val="22"/>
               </w:rPr>
               <w:t>Linux: CentOS Server - v7.1.0 – Kernel: 3.10.0-957</w:t>
             </w:r>
@@ -4429,7 +4921,6 @@
         </w:tc>
       </w:tr>
       <w:tr>
-        <w:trPr/>
         <w:tc>
           <w:tcPr>
             <w:tcW w:w="445" w:type="dxa"/>
@@ -4443,14 +4934,13 @@
           <w:p>
             <w:pPr>
               <w:pStyle w:val="Header"/>
-              <w:widowControl w:val="false"/>
+              <w:widowControl w:val="0"/>
               <w:tabs>
                 <w:tab w:val="clear" w:pos="4320"/>
                 <w:tab w:val="clear" w:pos="8640"/>
-                <w:tab w:val="right" w:pos="2646" w:leader="none"/>
-                <w:tab w:val="right" w:pos="9180" w:leader="none"/>
-              </w:tabs>
-              <w:suppressAutoHyphens w:val="true"/>
+                <w:tab w:val="right" w:pos="2646"/>
+                <w:tab w:val="right" w:pos="9180"/>
+              </w:tabs>
               <w:spacing w:before="0" w:after="120"/>
               <w:jc w:val="left"/>
               <w:rPr>
@@ -4459,13 +4949,6 @@
                 <w:szCs w:val="22"/>
               </w:rPr>
             </w:pPr>
-            <w:r>
-              <w:rPr>
-                <w:rFonts w:ascii="Calibri" w:hAnsi="Calibri"/>
-                <w:sz w:val="22"/>
-                <w:szCs w:val="22"/>
-              </w:rPr>
-            </w:r>
           </w:p>
         </w:tc>
         <w:tc>
@@ -4481,14 +4964,13 @@
           <w:p>
             <w:pPr>
               <w:pStyle w:val="Header"/>
-              <w:widowControl w:val="false"/>
+              <w:widowControl w:val="0"/>
               <w:tabs>
                 <w:tab w:val="clear" w:pos="4320"/>
                 <w:tab w:val="clear" w:pos="8640"/>
-                <w:tab w:val="right" w:pos="2646" w:leader="none"/>
-                <w:tab w:val="right" w:pos="9180" w:leader="none"/>
-              </w:tabs>
-              <w:suppressAutoHyphens w:val="true"/>
+                <w:tab w:val="right" w:pos="2646"/>
+                <w:tab w:val="right" w:pos="9180"/>
+              </w:tabs>
               <w:spacing w:before="0" w:after="120"/>
               <w:jc w:val="left"/>
               <w:rPr>
@@ -4499,14 +4981,12 @@
             </w:pPr>
             <w:r>
               <w:rPr>
-                <w:rFonts w:eastAsia="Times New Roman" w:cs="Calibri" w:ascii="Calibri" w:hAnsi="Calibri"/>
+                <w:rFonts w:ascii="Calibri" w:hAnsi="Calibri" w:cs="Calibri"/>
                 <w:b/>
                 <w:bCs/>
                 <w:iCs/>
-                <w:kern w:val="0"/>
-                <w:sz w:val="22"/>
-                <w:szCs w:val="22"/>
-                <w:lang w:val="en-US" w:eastAsia="en-US" w:bidi="ar-SA"/>
+                <w:sz w:val="22"/>
+                <w:szCs w:val="22"/>
               </w:rPr>
               <w:t>Software / Languages:</w:t>
             </w:r>
@@ -4525,14 +5005,13 @@
           <w:p>
             <w:pPr>
               <w:pStyle w:val="Header"/>
-              <w:widowControl w:val="false"/>
+              <w:widowControl w:val="0"/>
               <w:tabs>
                 <w:tab w:val="clear" w:pos="4320"/>
                 <w:tab w:val="clear" w:pos="8640"/>
-                <w:tab w:val="right" w:pos="2646" w:leader="none"/>
-                <w:tab w:val="right" w:pos="9180" w:leader="none"/>
-              </w:tabs>
-              <w:suppressAutoHyphens w:val="true"/>
+                <w:tab w:val="right" w:pos="2646"/>
+                <w:tab w:val="right" w:pos="9180"/>
+              </w:tabs>
               <w:spacing w:before="0" w:after="120"/>
               <w:jc w:val="left"/>
               <w:rPr>
@@ -4543,11 +5022,9 @@
             </w:pPr>
             <w:r>
               <w:rPr>
-                <w:rFonts w:eastAsia="Times New Roman" w:cs="Times New Roman" w:ascii="Calibri" w:hAnsi="Calibri"/>
-                <w:kern w:val="0"/>
-                <w:sz w:val="22"/>
-                <w:szCs w:val="22"/>
-                <w:lang w:val="en-US" w:eastAsia="en-US" w:bidi="ar-SA"/>
+                <w:rFonts w:ascii="Calibri" w:hAnsi="Calibri"/>
+                <w:sz w:val="22"/>
+                <w:szCs w:val="22"/>
               </w:rPr>
               <w:t>Python v2.7, Python v3.7, BASH</w:t>
             </w:r>
@@ -4555,7 +5032,6 @@
         </w:tc>
       </w:tr>
       <w:tr>
-        <w:trPr/>
         <w:tc>
           <w:tcPr>
             <w:tcW w:w="445" w:type="dxa"/>
@@ -4569,14 +5045,13 @@
           <w:p>
             <w:pPr>
               <w:pStyle w:val="Header"/>
-              <w:widowControl w:val="false"/>
+              <w:widowControl w:val="0"/>
               <w:tabs>
                 <w:tab w:val="clear" w:pos="4320"/>
                 <w:tab w:val="clear" w:pos="8640"/>
-                <w:tab w:val="right" w:pos="2646" w:leader="none"/>
-                <w:tab w:val="right" w:pos="9180" w:leader="none"/>
-              </w:tabs>
-              <w:suppressAutoHyphens w:val="true"/>
+                <w:tab w:val="right" w:pos="2646"/>
+                <w:tab w:val="right" w:pos="9180"/>
+              </w:tabs>
               <w:spacing w:before="0" w:after="120"/>
               <w:jc w:val="left"/>
               <w:rPr>
@@ -4585,13 +5060,6 @@
                 <w:szCs w:val="22"/>
               </w:rPr>
             </w:pPr>
-            <w:r>
-              <w:rPr>
-                <w:rFonts w:ascii="Calibri" w:hAnsi="Calibri"/>
-                <w:sz w:val="22"/>
-                <w:szCs w:val="22"/>
-              </w:rPr>
-            </w:r>
           </w:p>
         </w:tc>
         <w:tc>
@@ -4607,14 +5075,13 @@
           <w:p>
             <w:pPr>
               <w:pStyle w:val="Header"/>
-              <w:widowControl w:val="false"/>
+              <w:widowControl w:val="0"/>
               <w:tabs>
                 <w:tab w:val="clear" w:pos="4320"/>
                 <w:tab w:val="clear" w:pos="8640"/>
-                <w:tab w:val="right" w:pos="2646" w:leader="none"/>
-                <w:tab w:val="right" w:pos="9180" w:leader="none"/>
-              </w:tabs>
-              <w:suppressAutoHyphens w:val="true"/>
+                <w:tab w:val="right" w:pos="2646"/>
+                <w:tab w:val="right" w:pos="9180"/>
+              </w:tabs>
               <w:spacing w:before="0" w:after="120"/>
               <w:jc w:val="left"/>
               <w:rPr>
@@ -4625,14 +5092,12 @@
             </w:pPr>
             <w:r>
               <w:rPr>
-                <w:rFonts w:eastAsia="Times New Roman" w:cs="Calibri" w:ascii="Calibri" w:hAnsi="Calibri"/>
+                <w:rFonts w:ascii="Calibri" w:hAnsi="Calibri" w:cs="Calibri"/>
                 <w:b/>
                 <w:bCs/>
                 <w:iCs/>
-                <w:kern w:val="0"/>
-                <w:sz w:val="22"/>
-                <w:szCs w:val="22"/>
-                <w:lang w:val="en-US" w:eastAsia="en-US" w:bidi="ar-SA"/>
+                <w:sz w:val="22"/>
+                <w:szCs w:val="22"/>
               </w:rPr>
               <w:t>Special Tools:</w:t>
             </w:r>
@@ -4651,14 +5116,13 @@
           <w:p>
             <w:pPr>
               <w:pStyle w:val="Header"/>
-              <w:widowControl w:val="false"/>
+              <w:widowControl w:val="0"/>
               <w:tabs>
                 <w:tab w:val="clear" w:pos="4320"/>
                 <w:tab w:val="clear" w:pos="8640"/>
-                <w:tab w:val="right" w:pos="2646" w:leader="none"/>
-                <w:tab w:val="right" w:pos="9180" w:leader="none"/>
-              </w:tabs>
-              <w:suppressAutoHyphens w:val="true"/>
+                <w:tab w:val="right" w:pos="2646"/>
+                <w:tab w:val="right" w:pos="9180"/>
+              </w:tabs>
               <w:spacing w:before="0" w:after="120"/>
               <w:jc w:val="left"/>
               <w:rPr>
@@ -4669,13 +5133,29 @@
             </w:pPr>
             <w:r>
               <w:rPr>
-                <w:rFonts w:eastAsia="Times New Roman" w:cs="Times New Roman" w:ascii="Calibri" w:hAnsi="Calibri"/>
-                <w:kern w:val="0"/>
-                <w:sz w:val="22"/>
-                <w:szCs w:val="22"/>
-                <w:lang w:val="en-US" w:eastAsia="en-US" w:bidi="ar-SA"/>
-              </w:rPr>
-              <w:t>Caffe, SLURM, TensorFlow, OpenMPI, Anaconda</w:t>
+                <w:rFonts w:ascii="Calibri" w:hAnsi="Calibri"/>
+                <w:sz w:val="22"/>
+                <w:szCs w:val="22"/>
+              </w:rPr>
+              <w:t xml:space="preserve">Caffe, SLURM, TensorFlow, </w:t>
+            </w:r>
+            <w:proofErr w:type="spellStart"/>
+            <w:r>
+              <w:rPr>
+                <w:rFonts w:ascii="Calibri" w:hAnsi="Calibri"/>
+                <w:sz w:val="22"/>
+                <w:szCs w:val="22"/>
+              </w:rPr>
+              <w:t>OpenMPI</w:t>
+            </w:r>
+            <w:proofErr w:type="spellEnd"/>
+            <w:r>
+              <w:rPr>
+                <w:rFonts w:ascii="Calibri" w:hAnsi="Calibri"/>
+                <w:sz w:val="22"/>
+                <w:szCs w:val="22"/>
+              </w:rPr>
+              <w:t>, Anaconda</w:t>
             </w:r>
           </w:p>
         </w:tc>
@@ -4688,16 +5168,13 @@
           <w:bottom w:val="single" w:sz="4" w:space="0" w:color="808080"/>
         </w:pBdr>
         <w:tabs>
-          <w:tab w:val="clear" w:pos="720"/>
-          <w:tab w:val="left" w:pos="6480" w:leader="none"/>
+          <w:tab w:val="left" w:pos="6480"/>
         </w:tabs>
-        <w:spacing w:lineRule="auto" w:line="276" w:before="540" w:after="200"/>
+        <w:spacing w:before="540" w:after="200" w:line="276" w:lineRule="auto"/>
         <w:rPr>
           <w:rFonts w:ascii="Calibri" w:hAnsi="Calibri"/>
-          <w:b w:val="false"/>
-          <w:b w:val="false"/>
-          <w:i w:val="false"/>
-          <w:i w:val="false"/>
+          <w:b w:val="0"/>
+          <w:i w:val="0"/>
           <w:color w:val="2E74B5"/>
           <w:sz w:val="28"/>
           <w:szCs w:val="28"/>
@@ -4706,8 +5183,8 @@
       <w:r>
         <w:rPr>
           <w:rFonts w:ascii="Calibri" w:hAnsi="Calibri"/>
-          <w:b w:val="false"/>
-          <w:i w:val="false"/>
+          <w:b w:val="0"/>
+          <w:i w:val="0"/>
           <w:color w:val="2E74B5"/>
           <w:sz w:val="28"/>
           <w:szCs w:val="28"/>
@@ -4717,7 +5194,6 @@
     </w:p>
     <w:p>
       <w:pPr>
-        <w:pStyle w:val="Normal"/>
         <w:ind w:firstLine="720"/>
         <w:rPr>
           <w:rFonts w:ascii="Calibri" w:hAnsi="Calibri" w:cs="Calibri"/>
@@ -4726,7 +5202,7 @@
       </w:pPr>
       <w:r>
         <w:rPr>
-          <w:rFonts w:cs="Calibri" w:ascii="Calibri" w:hAnsi="Calibri"/>
+          <w:rFonts w:ascii="Calibri" w:hAnsi="Calibri" w:cs="Calibri"/>
           <w:sz w:val="22"/>
         </w:rPr>
         <w:t xml:space="preserve">Hi, my name is Logan, and my personal projects typically consist of solving an automation problem. We are often faced with small repetitive tasks that could otherwise be handed off to a machine. In many of my cases this involves the use of Alexa or other smart assistant technologies. For example, my sprinkler system for my lawn is inconsistent and doesn’t have the capability of reaching out to weather services. In my case I was able to integrate this into a Samsung Smart things hub where I configured custom actions to account for those extra dry South Carolina months. </w:t>
@@ -4734,22 +5210,14 @@
     </w:p>
     <w:p>
       <w:pPr>
-        <w:pStyle w:val="Normal"/>
         <w:rPr>
           <w:rFonts w:ascii="Calibri" w:hAnsi="Calibri" w:cs="Calibri"/>
           <w:sz w:val="22"/>
         </w:rPr>
       </w:pPr>
-      <w:r>
-        <w:rPr>
-          <w:rFonts w:cs="Calibri" w:ascii="Calibri" w:hAnsi="Calibri"/>
-          <w:sz w:val="22"/>
-        </w:rPr>
-      </w:r>
     </w:p>
     <w:p>
       <w:pPr>
-        <w:pStyle w:val="Normal"/>
         <w:ind w:firstLine="720"/>
         <w:rPr>
           <w:rFonts w:ascii="Calibri" w:hAnsi="Calibri" w:cs="Calibri"/>
@@ -4758,57 +5226,75 @@
       </w:pPr>
       <w:r>
         <w:rPr>
-          <w:rFonts w:cs="Calibri" w:ascii="Calibri" w:hAnsi="Calibri"/>
+          <w:rFonts w:ascii="Calibri" w:hAnsi="Calibri" w:cs="Calibri"/>
           <w:sz w:val="22"/>
         </w:rPr>
         <w:t xml:space="preserve">I am also invested in learning new technologies and a great way to do that is by learning and working with open-source projects. I am running a </w:t>
       </w:r>
-      <w:hyperlink r:id="rId19">
+      <w:hyperlink r:id="rId25">
+        <w:proofErr w:type="spellStart"/>
         <w:r>
           <w:rPr>
-            <w:rStyle w:val="InternetLink"/>
-            <w:rFonts w:cs="Calibri" w:ascii="Calibri" w:hAnsi="Calibri"/>
+            <w:rStyle w:val="Hyperlink"/>
+            <w:rFonts w:ascii="Calibri" w:hAnsi="Calibri" w:cs="Calibri"/>
             <w:sz w:val="22"/>
           </w:rPr>
           <w:t>NextCloud</w:t>
         </w:r>
+        <w:proofErr w:type="spellEnd"/>
       </w:hyperlink>
       <w:r>
         <w:rPr>
-          <w:rFonts w:cs="Calibri" w:ascii="Calibri" w:hAnsi="Calibri"/>
+          <w:rFonts w:ascii="Calibri" w:hAnsi="Calibri" w:cs="Calibri"/>
           <w:sz w:val="22"/>
         </w:rPr>
         <w:t xml:space="preserve"> instance for managing my home file synchronization and learning to admin a system for personal use allows me to explore other avenues that I would otherwise be unable to. </w:t>
       </w:r>
     </w:p>
     <w:sectPr>
-      <w:footerReference w:type="default" r:id="rId20"/>
-      <w:type w:val="nextPage"/>
+      <w:footerReference w:type="default" r:id="rId26"/>
       <w:pgSz w:w="12240" w:h="15840"/>
-      <w:pgMar w:left="720" w:right="720" w:gutter="0" w:header="0" w:top="720" w:footer="51" w:bottom="720"/>
-      <w:pgNumType w:fmt="decimal"/>
-      <w:formProt w:val="false"/>
-      <w:textDirection w:val="lrTb"/>
-      <w:docGrid w:type="default" w:linePitch="326" w:charSpace="0"/>
+      <w:pgMar w:top="720" w:right="720" w:bottom="720" w:left="720" w:header="0" w:footer="51" w:gutter="0"/>
+      <w:cols w:space="720"/>
+      <w:formProt w:val="0"/>
+      <w:docGrid w:linePitch="326"/>
     </w:sectPr>
   </w:body>
 </w:document>
 </file>
 
+<file path=word/endnotes.xml><?xml version="1.0" encoding="utf-8"?>
+<w:endnotes xmlns:wpc="http://schemas.microsoft.com/office/word/2010/wordprocessingCanvas" xmlns:cx="http://schemas.microsoft.com/office/drawing/2014/chartex" xmlns:cx1="http://schemas.microsoft.com/office/drawing/2015/9/8/chartex" xmlns:cx2="http://schemas.microsoft.com/office/drawing/2015/10/21/chartex" xmlns:cx3="http://schemas.microsoft.com/office/drawing/2016/5/9/chartex" xmlns:cx4="http://schemas.microsoft.com/office/drawing/2016/5/10/chartex" xmlns:cx5="http://schemas.microsoft.com/office/drawing/2016/5/11/chartex" xmlns:cx6="http://schemas.microsoft.com/office/drawing/2016/5/12/chartex" xmlns:cx7="http://schemas.microsoft.com/office/drawing/2016/5/13/chartex" xmlns:cx8="http://schemas.microsoft.com/office/drawing/2016/5/14/chartex" xmlns:mc="http://schemas.openxmlformats.org/markup-compatibility/2006" xmlns:aink="http://schemas.microsoft.com/office/drawing/2016/ink" xmlns:am3d="http://schemas.microsoft.com/office/drawing/2017/model3d" xmlns:o="urn:schemas-microsoft-com:office:office" xmlns:oel="http://schemas.microsoft.com/office/2019/extlst" xmlns:r="http://schemas.openxmlformats.org/officeDocument/2006/relationships" xmlns:m="http://schemas.openxmlformats.org/officeDocument/2006/math" xmlns:v="urn:schemas-microsoft-com:vml" xmlns:wp14="http://schemas.microsoft.com/office/word/2010/wordprocessingDrawing" xmlns:wp="http://schemas.openxmlformats.org/drawingml/2006/wordprocessingDrawing" xmlns:w10="urn:schemas-microsoft-com:office:word" xmlns:w="http://schemas.openxmlformats.org/wordprocessingml/2006/main" xmlns:w14="http://schemas.microsoft.com/office/word/2010/wordml" xmlns:w15="http://schemas.microsoft.com/office/word/2012/wordml" xmlns:w16cex="http://schemas.microsoft.com/office/word/2018/wordml/cex" xmlns:w16cid="http://schemas.microsoft.com/office/word/2016/wordml/cid" xmlns:w16="http://schemas.microsoft.com/office/word/2018/wordml" xmlns:w16sdtdh="http://schemas.microsoft.com/office/word/2020/wordml/sdtdatahash" xmlns:w16se="http://schemas.microsoft.com/office/word/2015/wordml/symex" xmlns:wpg="http://schemas.microsoft.com/office/word/2010/wordprocessingGroup" xmlns:wpi="http://schemas.microsoft.com/office/word/2010/wordprocessingInk" xmlns:wne="http://schemas.microsoft.com/office/word/2006/wordml" xmlns:wps="http://schemas.microsoft.com/office/word/2010/wordprocessingShape" mc:Ignorable="w14 w15 w16se w16cid w16 w16cex w16sdtdh wp14">
+  <w:endnote w:type="separator" w:id="-1">
+    <w:p>
+      <w:r>
+        <w:separator/>
+      </w:r>
+    </w:p>
+  </w:endnote>
+  <w:endnote w:type="continuationSeparator" w:id="0">
+    <w:p>
+      <w:r>
+        <w:continuationSeparator/>
+      </w:r>
+    </w:p>
+  </w:endnote>
+</w:endnotes>
+</file>
+
 <file path=word/footer1.xml><?xml version="1.0" encoding="utf-8"?>
-<w:ftr xmlns:o="urn:schemas-microsoft-com:office:office" xmlns:r="http://schemas.openxmlformats.org/officeDocument/2006/relationships" xmlns:v="urn:schemas-microsoft-com:vml" xmlns:w="http://schemas.openxmlformats.org/wordprocessingml/2006/main" xmlns:w10="urn:schemas-microsoft-com:office:word" xmlns:wp="http://schemas.openxmlformats.org/drawingml/2006/wordprocessingDrawing" xmlns:wps="http://schemas.microsoft.com/office/word/2010/wordprocessingShape" xmlns:wpg="http://schemas.microsoft.com/office/word/2010/wordprocessingGroup" xmlns:mc="http://schemas.openxmlformats.org/markup-compatibility/2006" xmlns:wp14="http://schemas.microsoft.com/office/word/2010/wordprocessingDrawing" xmlns:w14="http://schemas.microsoft.com/office/word/2010/wordml" xmlns:w15="http://schemas.microsoft.com/office/word/2012/wordml" mc:Ignorable="w14 wp14 w15">
+<w:ftr xmlns:wpc="http://schemas.microsoft.com/office/word/2010/wordprocessingCanvas" xmlns:cx="http://schemas.microsoft.com/office/drawing/2014/chartex" xmlns:cx1="http://schemas.microsoft.com/office/drawing/2015/9/8/chartex" xmlns:cx2="http://schemas.microsoft.com/office/drawing/2015/10/21/chartex" xmlns:cx3="http://schemas.microsoft.com/office/drawing/2016/5/9/chartex" xmlns:cx4="http://schemas.microsoft.com/office/drawing/2016/5/10/chartex" xmlns:cx5="http://schemas.microsoft.com/office/drawing/2016/5/11/chartex" xmlns:cx6="http://schemas.microsoft.com/office/drawing/2016/5/12/chartex" xmlns:cx7="http://schemas.microsoft.com/office/drawing/2016/5/13/chartex" xmlns:cx8="http://schemas.microsoft.com/office/drawing/2016/5/14/chartex" xmlns:mc="http://schemas.openxmlformats.org/markup-compatibility/2006" xmlns:aink="http://schemas.microsoft.com/office/drawing/2016/ink" xmlns:am3d="http://schemas.microsoft.com/office/drawing/2017/model3d" xmlns:o="urn:schemas-microsoft-com:office:office" xmlns:oel="http://schemas.microsoft.com/office/2019/extlst" xmlns:r="http://schemas.openxmlformats.org/officeDocument/2006/relationships" xmlns:m="http://schemas.openxmlformats.org/officeDocument/2006/math" xmlns:v="urn:schemas-microsoft-com:vml" xmlns:wp14="http://schemas.microsoft.com/office/word/2010/wordprocessingDrawing" xmlns:wp="http://schemas.openxmlformats.org/drawingml/2006/wordprocessingDrawing" xmlns:w10="urn:schemas-microsoft-com:office:word" xmlns:w="http://schemas.openxmlformats.org/wordprocessingml/2006/main" xmlns:w14="http://schemas.microsoft.com/office/word/2010/wordml" xmlns:w15="http://schemas.microsoft.com/office/word/2012/wordml" xmlns:w16cex="http://schemas.microsoft.com/office/word/2018/wordml/cex" xmlns:w16cid="http://schemas.microsoft.com/office/word/2016/wordml/cid" xmlns:w16="http://schemas.microsoft.com/office/word/2018/wordml" xmlns:w16sdtdh="http://schemas.microsoft.com/office/word/2020/wordml/sdtdatahash" xmlns:w16se="http://schemas.microsoft.com/office/word/2015/wordml/symex" xmlns:wpg="http://schemas.microsoft.com/office/word/2010/wordprocessingGroup" xmlns:wpi="http://schemas.microsoft.com/office/word/2010/wordprocessingInk" xmlns:wne="http://schemas.microsoft.com/office/word/2006/wordml" xmlns:wps="http://schemas.microsoft.com/office/word/2010/wordprocessingShape" mc:Ignorable="w14 w15 w16se w16cid w16 w16cex w16sdtdh wp14">
   <w:p>
     <w:pPr>
       <w:pStyle w:val="Footer"/>
       <w:tabs>
         <w:tab w:val="clear" w:pos="8306"/>
-        <w:tab w:val="center" w:pos="4153" w:leader="none"/>
-        <w:tab w:val="center" w:pos="9720" w:leader="none"/>
-        <w:tab w:val="left" w:pos="10170" w:leader="none"/>
+        <w:tab w:val="center" w:pos="9720"/>
+        <w:tab w:val="left" w:pos="10170"/>
       </w:tabs>
       <w:spacing w:before="240" w:after="240"/>
       <w:rPr>
-        <w:rStyle w:val="Pagenumber"/>
+        <w:rStyle w:val="PageNumber"/>
         <w:rFonts w:ascii="Calibri" w:hAnsi="Calibri" w:cs="Arial"/>
         <w:sz w:val="18"/>
         <w:szCs w:val="18"/>
@@ -4816,20 +5302,47 @@
     </w:pPr>
     <w:r>
       <w:rPr>
-        <w:rStyle w:val="Pagenumber"/>
-        <w:rFonts w:cs="Arial" w:ascii="Calibri" w:hAnsi="Calibri"/>
+        <w:rStyle w:val="PageNumber"/>
+        <w:rFonts w:ascii="Calibri" w:hAnsi="Calibri" w:cs="Arial"/>
         <w:sz w:val="18"/>
         <w:szCs w:val="18"/>
       </w:rPr>
       <w:t>Resume | Logan Mancuso</w:t>
-      <w:tab/>
-      <w:tab/>
-      <w:t xml:space="preserve">  Page </w:t>
     </w:r>
     <w:r>
       <w:rPr>
-        <w:rStyle w:val="Pagenumber"/>
-        <w:rFonts w:cs="Arial" w:ascii="Calibri" w:hAnsi="Calibri"/>
+        <w:rStyle w:val="PageNumber"/>
+        <w:rFonts w:ascii="Calibri" w:hAnsi="Calibri" w:cs="Arial"/>
+        <w:sz w:val="18"/>
+        <w:szCs w:val="18"/>
+      </w:rPr>
+      <w:tab/>
+    </w:r>
+    <w:proofErr w:type="gramStart"/>
+    <w:r>
+      <w:rPr>
+        <w:rStyle w:val="PageNumber"/>
+        <w:rFonts w:ascii="Calibri" w:hAnsi="Calibri" w:cs="Arial"/>
+        <w:sz w:val="18"/>
+        <w:szCs w:val="18"/>
+      </w:rPr>
+      <w:tab/>
+      <w:t xml:space="preserve">  Page</w:t>
+    </w:r>
+    <w:proofErr w:type="gramEnd"/>
+    <w:r>
+      <w:rPr>
+        <w:rStyle w:val="PageNumber"/>
+        <w:rFonts w:ascii="Calibri" w:hAnsi="Calibri" w:cs="Arial"/>
+        <w:sz w:val="18"/>
+        <w:szCs w:val="18"/>
+      </w:rPr>
+      <w:t xml:space="preserve"> </w:t>
+    </w:r>
+    <w:r>
+      <w:rPr>
+        <w:rStyle w:val="PageNumber"/>
+        <w:rFonts w:ascii="Calibri" w:hAnsi="Calibri" w:cs="Arial"/>
         <w:sz w:val="18"/>
         <w:szCs w:val="18"/>
       </w:rPr>
@@ -4837,44 +5350,44 @@
     </w:r>
     <w:r>
       <w:rPr>
-        <w:rStyle w:val="Pagenumber"/>
+        <w:rStyle w:val="PageNumber"/>
+        <w:rFonts w:ascii="Calibri" w:hAnsi="Calibri" w:cs="Arial"/>
         <w:sz w:val="18"/>
         <w:szCs w:val="18"/>
-        <w:rFonts w:cs="Arial" w:ascii="Calibri" w:hAnsi="Calibri"/>
       </w:rPr>
       <w:instrText xml:space="preserve"> PAGE </w:instrText>
     </w:r>
     <w:r>
       <w:rPr>
-        <w:rStyle w:val="Pagenumber"/>
+        <w:rStyle w:val="PageNumber"/>
+        <w:rFonts w:ascii="Calibri" w:hAnsi="Calibri" w:cs="Arial"/>
         <w:sz w:val="18"/>
         <w:szCs w:val="18"/>
-        <w:rFonts w:cs="Arial" w:ascii="Calibri" w:hAnsi="Calibri"/>
       </w:rPr>
       <w:fldChar w:fldCharType="separate"/>
     </w:r>
     <w:r>
       <w:rPr>
-        <w:rStyle w:val="Pagenumber"/>
+        <w:rStyle w:val="PageNumber"/>
+        <w:rFonts w:ascii="Calibri" w:hAnsi="Calibri" w:cs="Arial"/>
         <w:sz w:val="18"/>
         <w:szCs w:val="18"/>
-        <w:rFonts w:cs="Arial" w:ascii="Calibri" w:hAnsi="Calibri"/>
       </w:rPr>
       <w:t>2</w:t>
     </w:r>
     <w:r>
       <w:rPr>
-        <w:rStyle w:val="Pagenumber"/>
+        <w:rStyle w:val="PageNumber"/>
+        <w:rFonts w:ascii="Calibri" w:hAnsi="Calibri" w:cs="Arial"/>
         <w:sz w:val="18"/>
         <w:szCs w:val="18"/>
-        <w:rFonts w:cs="Arial" w:ascii="Calibri" w:hAnsi="Calibri"/>
       </w:rPr>
       <w:fldChar w:fldCharType="end"/>
     </w:r>
     <w:r>
       <w:rPr>
-        <w:rStyle w:val="Pagenumber"/>
-        <w:rFonts w:cs="Arial" w:ascii="Calibri" w:hAnsi="Calibri"/>
+        <w:rStyle w:val="PageNumber"/>
+        <w:rFonts w:ascii="Calibri" w:hAnsi="Calibri" w:cs="Arial"/>
         <w:sz w:val="18"/>
         <w:szCs w:val="18"/>
       </w:rPr>
@@ -4882,8 +5395,8 @@
     </w:r>
     <w:r>
       <w:rPr>
-        <w:rStyle w:val="Pagenumber"/>
-        <w:rFonts w:cs="Arial" w:ascii="Calibri" w:hAnsi="Calibri"/>
+        <w:rStyle w:val="PageNumber"/>
+        <w:rFonts w:ascii="Calibri" w:hAnsi="Calibri" w:cs="Arial"/>
         <w:sz w:val="18"/>
         <w:szCs w:val="18"/>
       </w:rPr>
@@ -4891,37 +5404,37 @@
     </w:r>
     <w:r>
       <w:rPr>
-        <w:rStyle w:val="Pagenumber"/>
+        <w:rStyle w:val="PageNumber"/>
+        <w:rFonts w:ascii="Calibri" w:hAnsi="Calibri" w:cs="Arial"/>
         <w:sz w:val="18"/>
         <w:szCs w:val="18"/>
-        <w:rFonts w:cs="Arial" w:ascii="Calibri" w:hAnsi="Calibri"/>
       </w:rPr>
       <w:instrText xml:space="preserve"> NUMPAGES </w:instrText>
     </w:r>
     <w:r>
       <w:rPr>
-        <w:rStyle w:val="Pagenumber"/>
+        <w:rStyle w:val="PageNumber"/>
+        <w:rFonts w:ascii="Calibri" w:hAnsi="Calibri" w:cs="Arial"/>
         <w:sz w:val="18"/>
         <w:szCs w:val="18"/>
-        <w:rFonts w:cs="Arial" w:ascii="Calibri" w:hAnsi="Calibri"/>
       </w:rPr>
       <w:fldChar w:fldCharType="separate"/>
     </w:r>
     <w:r>
       <w:rPr>
-        <w:rStyle w:val="Pagenumber"/>
+        <w:rStyle w:val="PageNumber"/>
+        <w:rFonts w:ascii="Calibri" w:hAnsi="Calibri" w:cs="Arial"/>
         <w:sz w:val="18"/>
         <w:szCs w:val="18"/>
-        <w:rFonts w:cs="Arial" w:ascii="Calibri" w:hAnsi="Calibri"/>
       </w:rPr>
       <w:t>3</w:t>
     </w:r>
     <w:r>
       <w:rPr>
-        <w:rStyle w:val="Pagenumber"/>
+        <w:rStyle w:val="PageNumber"/>
+        <w:rFonts w:ascii="Calibri" w:hAnsi="Calibri" w:cs="Arial"/>
         <w:sz w:val="18"/>
         <w:szCs w:val="18"/>
-        <w:rFonts w:cs="Arial" w:ascii="Calibri" w:hAnsi="Calibri"/>
       </w:rPr>
       <w:fldChar w:fldCharType="end"/>
     </w:r>
@@ -4929,21 +5442,442 @@
   <w:p>
     <w:pPr>
       <w:pStyle w:val="Footer"/>
-      <w:rPr/>
     </w:pPr>
-    <w:r>
-      <w:rPr/>
-    </w:r>
   </w:p>
 </w:ftr>
 </file>
 
+<file path=word/footnotes.xml><?xml version="1.0" encoding="utf-8"?>
+<w:footnotes xmlns:wpc="http://schemas.microsoft.com/office/word/2010/wordprocessingCanvas" xmlns:cx="http://schemas.microsoft.com/office/drawing/2014/chartex" xmlns:cx1="http://schemas.microsoft.com/office/drawing/2015/9/8/chartex" xmlns:cx2="http://schemas.microsoft.com/office/drawing/2015/10/21/chartex" xmlns:cx3="http://schemas.microsoft.com/office/drawing/2016/5/9/chartex" xmlns:cx4="http://schemas.microsoft.com/office/drawing/2016/5/10/chartex" xmlns:cx5="http://schemas.microsoft.com/office/drawing/2016/5/11/chartex" xmlns:cx6="http://schemas.microsoft.com/office/drawing/2016/5/12/chartex" xmlns:cx7="http://schemas.microsoft.com/office/drawing/2016/5/13/chartex" xmlns:cx8="http://schemas.microsoft.com/office/drawing/2016/5/14/chartex" xmlns:mc="http://schemas.openxmlformats.org/markup-compatibility/2006" xmlns:aink="http://schemas.microsoft.com/office/drawing/2016/ink" xmlns:am3d="http://schemas.microsoft.com/office/drawing/2017/model3d" xmlns:o="urn:schemas-microsoft-com:office:office" xmlns:oel="http://schemas.microsoft.com/office/2019/extlst" xmlns:r="http://schemas.openxmlformats.org/officeDocument/2006/relationships" xmlns:m="http://schemas.openxmlformats.org/officeDocument/2006/math" xmlns:v="urn:schemas-microsoft-com:vml" xmlns:wp14="http://schemas.microsoft.com/office/word/2010/wordprocessingDrawing" xmlns:wp="http://schemas.openxmlformats.org/drawingml/2006/wordprocessingDrawing" xmlns:w10="urn:schemas-microsoft-com:office:word" xmlns:w="http://schemas.openxmlformats.org/wordprocessingml/2006/main" xmlns:w14="http://schemas.microsoft.com/office/word/2010/wordml" xmlns:w15="http://schemas.microsoft.com/office/word/2012/wordml" xmlns:w16cex="http://schemas.microsoft.com/office/word/2018/wordml/cex" xmlns:w16cid="http://schemas.microsoft.com/office/word/2016/wordml/cid" xmlns:w16="http://schemas.microsoft.com/office/word/2018/wordml" xmlns:w16sdtdh="http://schemas.microsoft.com/office/word/2020/wordml/sdtdatahash" xmlns:w16se="http://schemas.microsoft.com/office/word/2015/wordml/symex" xmlns:wpg="http://schemas.microsoft.com/office/word/2010/wordprocessingGroup" xmlns:wpi="http://schemas.microsoft.com/office/word/2010/wordprocessingInk" xmlns:wne="http://schemas.microsoft.com/office/word/2006/wordml" xmlns:wps="http://schemas.microsoft.com/office/word/2010/wordprocessingShape" mc:Ignorable="w14 w15 w16se w16cid w16 w16cex w16sdtdh wp14">
+  <w:footnote w:type="separator" w:id="-1">
+    <w:p>
+      <w:r>
+        <w:separator/>
+      </w:r>
+    </w:p>
+  </w:footnote>
+  <w:footnote w:type="continuationSeparator" w:id="0">
+    <w:p>
+      <w:r>
+        <w:continuationSeparator/>
+      </w:r>
+    </w:p>
+  </w:footnote>
+</w:footnotes>
+</file>
+
 <file path=word/numbering.xml><?xml version="1.0" encoding="utf-8"?>
-<w:numbering xmlns:w="http://schemas.openxmlformats.org/wordprocessingml/2006/main" xmlns:o="urn:schemas-microsoft-com:office:office" xmlns:r="http://schemas.openxmlformats.org/officeDocument/2006/relationships" xmlns:v="urn:schemas-microsoft-com:vml" xmlns:mc="http://schemas.openxmlformats.org/markup-compatibility/2006" xmlns:w14="http://schemas.microsoft.com/office/word/2010/wordml" mc:Ignorable="w14">
-  <w:abstractNum w:abstractNumId="1">
+<w:numbering xmlns:wpc="http://schemas.microsoft.com/office/word/2010/wordprocessingCanvas" xmlns:cx="http://schemas.microsoft.com/office/drawing/2014/chartex" xmlns:cx1="http://schemas.microsoft.com/office/drawing/2015/9/8/chartex" xmlns:cx2="http://schemas.microsoft.com/office/drawing/2015/10/21/chartex" xmlns:cx3="http://schemas.microsoft.com/office/drawing/2016/5/9/chartex" xmlns:cx4="http://schemas.microsoft.com/office/drawing/2016/5/10/chartex" xmlns:cx5="http://schemas.microsoft.com/office/drawing/2016/5/11/chartex" xmlns:cx6="http://schemas.microsoft.com/office/drawing/2016/5/12/chartex" xmlns:cx7="http://schemas.microsoft.com/office/drawing/2016/5/13/chartex" xmlns:cx8="http://schemas.microsoft.com/office/drawing/2016/5/14/chartex" xmlns:mc="http://schemas.openxmlformats.org/markup-compatibility/2006" xmlns:aink="http://schemas.microsoft.com/office/drawing/2016/ink" xmlns:am3d="http://schemas.microsoft.com/office/drawing/2017/model3d" xmlns:o="urn:schemas-microsoft-com:office:office" xmlns:oel="http://schemas.microsoft.com/office/2019/extlst" xmlns:r="http://schemas.openxmlformats.org/officeDocument/2006/relationships" xmlns:m="http://schemas.openxmlformats.org/officeDocument/2006/math" xmlns:v="urn:schemas-microsoft-com:vml" xmlns:wp14="http://schemas.microsoft.com/office/word/2010/wordprocessingDrawing" xmlns:wp="http://schemas.openxmlformats.org/drawingml/2006/wordprocessingDrawing" xmlns:w10="urn:schemas-microsoft-com:office:word" xmlns:w="http://schemas.openxmlformats.org/wordprocessingml/2006/main" xmlns:w14="http://schemas.microsoft.com/office/word/2010/wordml" xmlns:w15="http://schemas.microsoft.com/office/word/2012/wordml" xmlns:w16cex="http://schemas.microsoft.com/office/word/2018/wordml/cex" xmlns:w16cid="http://schemas.microsoft.com/office/word/2016/wordml/cid" xmlns:w16="http://schemas.microsoft.com/office/word/2018/wordml" xmlns:w16sdtdh="http://schemas.microsoft.com/office/word/2020/wordml/sdtdatahash" xmlns:w16se="http://schemas.microsoft.com/office/word/2015/wordml/symex" xmlns:wpg="http://schemas.microsoft.com/office/word/2010/wordprocessingGroup" xmlns:wpi="http://schemas.microsoft.com/office/word/2010/wordprocessingInk" xmlns:wne="http://schemas.microsoft.com/office/word/2006/wordml" xmlns:wps="http://schemas.microsoft.com/office/word/2010/wordprocessingShape" mc:Ignorable="w14 w15 w16se w16cid w16 w16cex w16sdtdh wp14">
+  <w:abstractNum w:abstractNumId="0" w15:restartNumberingAfterBreak="0">
+    <w:nsid w:val="12F90A41"/>
+    <w:multiLevelType w:val="multilevel"/>
+    <w:tmpl w:val="084EF89C"/>
     <w:lvl w:ilvl="0">
       <w:start w:val="1"/>
       <w:numFmt w:val="bullet"/>
+      <w:lvlText w:val=""/>
+      <w:lvlJc w:val="left"/>
+      <w:pPr>
+        <w:tabs>
+          <w:tab w:val="num" w:pos="0"/>
+        </w:tabs>
+        <w:ind w:left="1440" w:hanging="360"/>
+      </w:pPr>
+      <w:rPr>
+        <w:rFonts w:ascii="Symbol" w:hAnsi="Symbol" w:cs="Symbol" w:hint="default"/>
+      </w:rPr>
+    </w:lvl>
+    <w:lvl w:ilvl="1">
+      <w:start w:val="1"/>
+      <w:numFmt w:val="bullet"/>
+      <w:lvlText w:val="o"/>
+      <w:lvlJc w:val="left"/>
+      <w:pPr>
+        <w:tabs>
+          <w:tab w:val="num" w:pos="0"/>
+        </w:tabs>
+        <w:ind w:left="2160" w:hanging="360"/>
+      </w:pPr>
+      <w:rPr>
+        <w:rFonts w:ascii="Courier New" w:hAnsi="Courier New" w:cs="Courier New" w:hint="default"/>
+      </w:rPr>
+    </w:lvl>
+    <w:lvl w:ilvl="2">
+      <w:start w:val="1"/>
+      <w:numFmt w:val="bullet"/>
+      <w:lvlText w:val=""/>
+      <w:lvlJc w:val="left"/>
+      <w:pPr>
+        <w:tabs>
+          <w:tab w:val="num" w:pos="0"/>
+        </w:tabs>
+        <w:ind w:left="2880" w:hanging="360"/>
+      </w:pPr>
+      <w:rPr>
+        <w:rFonts w:ascii="Wingdings" w:hAnsi="Wingdings" w:cs="Wingdings" w:hint="default"/>
+      </w:rPr>
+    </w:lvl>
+    <w:lvl w:ilvl="3">
+      <w:start w:val="1"/>
+      <w:numFmt w:val="bullet"/>
+      <w:lvlText w:val=""/>
+      <w:lvlJc w:val="left"/>
+      <w:pPr>
+        <w:tabs>
+          <w:tab w:val="num" w:pos="0"/>
+        </w:tabs>
+        <w:ind w:left="3600" w:hanging="360"/>
+      </w:pPr>
+      <w:rPr>
+        <w:rFonts w:ascii="Symbol" w:hAnsi="Symbol" w:cs="Symbol" w:hint="default"/>
+      </w:rPr>
+    </w:lvl>
+    <w:lvl w:ilvl="4">
+      <w:start w:val="1"/>
+      <w:numFmt w:val="bullet"/>
+      <w:lvlText w:val="o"/>
+      <w:lvlJc w:val="left"/>
+      <w:pPr>
+        <w:tabs>
+          <w:tab w:val="num" w:pos="0"/>
+        </w:tabs>
+        <w:ind w:left="4320" w:hanging="360"/>
+      </w:pPr>
+      <w:rPr>
+        <w:rFonts w:ascii="Courier New" w:hAnsi="Courier New" w:cs="Courier New" w:hint="default"/>
+      </w:rPr>
+    </w:lvl>
+    <w:lvl w:ilvl="5">
+      <w:start w:val="1"/>
+      <w:numFmt w:val="bullet"/>
+      <w:lvlText w:val=""/>
+      <w:lvlJc w:val="left"/>
+      <w:pPr>
+        <w:tabs>
+          <w:tab w:val="num" w:pos="0"/>
+        </w:tabs>
+        <w:ind w:left="5040" w:hanging="360"/>
+      </w:pPr>
+      <w:rPr>
+        <w:rFonts w:ascii="Wingdings" w:hAnsi="Wingdings" w:cs="Wingdings" w:hint="default"/>
+      </w:rPr>
+    </w:lvl>
+    <w:lvl w:ilvl="6">
+      <w:start w:val="1"/>
+      <w:numFmt w:val="bullet"/>
+      <w:lvlText w:val=""/>
+      <w:lvlJc w:val="left"/>
+      <w:pPr>
+        <w:tabs>
+          <w:tab w:val="num" w:pos="0"/>
+        </w:tabs>
+        <w:ind w:left="5760" w:hanging="360"/>
+      </w:pPr>
+      <w:rPr>
+        <w:rFonts w:ascii="Symbol" w:hAnsi="Symbol" w:cs="Symbol" w:hint="default"/>
+      </w:rPr>
+    </w:lvl>
+    <w:lvl w:ilvl="7">
+      <w:start w:val="1"/>
+      <w:numFmt w:val="bullet"/>
+      <w:lvlText w:val="o"/>
+      <w:lvlJc w:val="left"/>
+      <w:pPr>
+        <w:tabs>
+          <w:tab w:val="num" w:pos="0"/>
+        </w:tabs>
+        <w:ind w:left="6480" w:hanging="360"/>
+      </w:pPr>
+      <w:rPr>
+        <w:rFonts w:ascii="Courier New" w:hAnsi="Courier New" w:cs="Courier New" w:hint="default"/>
+      </w:rPr>
+    </w:lvl>
+    <w:lvl w:ilvl="8">
+      <w:start w:val="1"/>
+      <w:numFmt w:val="bullet"/>
+      <w:lvlText w:val=""/>
+      <w:lvlJc w:val="left"/>
+      <w:pPr>
+        <w:tabs>
+          <w:tab w:val="num" w:pos="0"/>
+        </w:tabs>
+        <w:ind w:left="7200" w:hanging="360"/>
+      </w:pPr>
+      <w:rPr>
+        <w:rFonts w:ascii="Wingdings" w:hAnsi="Wingdings" w:cs="Wingdings" w:hint="default"/>
+      </w:rPr>
+    </w:lvl>
+  </w:abstractNum>
+  <w:abstractNum w:abstractNumId="1" w15:restartNumberingAfterBreak="0">
+    <w:nsid w:val="3E127105"/>
+    <w:multiLevelType w:val="multilevel"/>
+    <w:tmpl w:val="2E66752E"/>
+    <w:lvl w:ilvl="0">
+      <w:start w:val="1"/>
+      <w:numFmt w:val="bullet"/>
+      <w:lvlText w:val=""/>
+      <w:lvlJc w:val="left"/>
+      <w:pPr>
+        <w:tabs>
+          <w:tab w:val="num" w:pos="0"/>
+        </w:tabs>
+        <w:ind w:left="360" w:hanging="360"/>
+      </w:pPr>
+      <w:rPr>
+        <w:rFonts w:ascii="Symbol" w:hAnsi="Symbol" w:cs="Symbol" w:hint="default"/>
+      </w:rPr>
+    </w:lvl>
+    <w:lvl w:ilvl="1">
+      <w:start w:val="1"/>
+      <w:numFmt w:val="bullet"/>
+      <w:lvlText w:val="o"/>
+      <w:lvlJc w:val="left"/>
+      <w:pPr>
+        <w:tabs>
+          <w:tab w:val="num" w:pos="0"/>
+        </w:tabs>
+        <w:ind w:left="1080" w:hanging="360"/>
+      </w:pPr>
+      <w:rPr>
+        <w:rFonts w:ascii="Courier New" w:hAnsi="Courier New" w:cs="Courier New" w:hint="default"/>
+      </w:rPr>
+    </w:lvl>
+    <w:lvl w:ilvl="2">
+      <w:start w:val="1"/>
+      <w:numFmt w:val="bullet"/>
+      <w:lvlText w:val=""/>
+      <w:lvlJc w:val="left"/>
+      <w:pPr>
+        <w:tabs>
+          <w:tab w:val="num" w:pos="0"/>
+        </w:tabs>
+        <w:ind w:left="1800" w:hanging="360"/>
+      </w:pPr>
+      <w:rPr>
+        <w:rFonts w:ascii="Wingdings" w:hAnsi="Wingdings" w:cs="Wingdings" w:hint="default"/>
+      </w:rPr>
+    </w:lvl>
+    <w:lvl w:ilvl="3">
+      <w:start w:val="1"/>
+      <w:numFmt w:val="bullet"/>
+      <w:lvlText w:val=""/>
+      <w:lvlJc w:val="left"/>
+      <w:pPr>
+        <w:tabs>
+          <w:tab w:val="num" w:pos="0"/>
+        </w:tabs>
+        <w:ind w:left="2520" w:hanging="360"/>
+      </w:pPr>
+      <w:rPr>
+        <w:rFonts w:ascii="Symbol" w:hAnsi="Symbol" w:cs="Symbol" w:hint="default"/>
+      </w:rPr>
+    </w:lvl>
+    <w:lvl w:ilvl="4">
+      <w:start w:val="1"/>
+      <w:numFmt w:val="bullet"/>
+      <w:lvlText w:val="o"/>
+      <w:lvlJc w:val="left"/>
+      <w:pPr>
+        <w:tabs>
+          <w:tab w:val="num" w:pos="0"/>
+        </w:tabs>
+        <w:ind w:left="3240" w:hanging="360"/>
+      </w:pPr>
+      <w:rPr>
+        <w:rFonts w:ascii="Courier New" w:hAnsi="Courier New" w:cs="Courier New" w:hint="default"/>
+      </w:rPr>
+    </w:lvl>
+    <w:lvl w:ilvl="5">
+      <w:start w:val="1"/>
+      <w:numFmt w:val="bullet"/>
+      <w:lvlText w:val=""/>
+      <w:lvlJc w:val="left"/>
+      <w:pPr>
+        <w:tabs>
+          <w:tab w:val="num" w:pos="0"/>
+        </w:tabs>
+        <w:ind w:left="3960" w:hanging="360"/>
+      </w:pPr>
+      <w:rPr>
+        <w:rFonts w:ascii="Wingdings" w:hAnsi="Wingdings" w:cs="Wingdings" w:hint="default"/>
+      </w:rPr>
+    </w:lvl>
+    <w:lvl w:ilvl="6">
+      <w:start w:val="1"/>
+      <w:numFmt w:val="bullet"/>
+      <w:lvlText w:val=""/>
+      <w:lvlJc w:val="left"/>
+      <w:pPr>
+        <w:tabs>
+          <w:tab w:val="num" w:pos="0"/>
+        </w:tabs>
+        <w:ind w:left="4680" w:hanging="360"/>
+      </w:pPr>
+      <w:rPr>
+        <w:rFonts w:ascii="Symbol" w:hAnsi="Symbol" w:cs="Symbol" w:hint="default"/>
+      </w:rPr>
+    </w:lvl>
+    <w:lvl w:ilvl="7">
+      <w:start w:val="1"/>
+      <w:numFmt w:val="bullet"/>
+      <w:lvlText w:val="o"/>
+      <w:lvlJc w:val="left"/>
+      <w:pPr>
+        <w:tabs>
+          <w:tab w:val="num" w:pos="0"/>
+        </w:tabs>
+        <w:ind w:left="5400" w:hanging="360"/>
+      </w:pPr>
+      <w:rPr>
+        <w:rFonts w:ascii="Courier New" w:hAnsi="Courier New" w:cs="Courier New" w:hint="default"/>
+      </w:rPr>
+    </w:lvl>
+    <w:lvl w:ilvl="8">
+      <w:start w:val="1"/>
+      <w:numFmt w:val="bullet"/>
+      <w:lvlText w:val=""/>
+      <w:lvlJc w:val="left"/>
+      <w:pPr>
+        <w:tabs>
+          <w:tab w:val="num" w:pos="0"/>
+        </w:tabs>
+        <w:ind w:left="6120" w:hanging="360"/>
+      </w:pPr>
+      <w:rPr>
+        <w:rFonts w:ascii="Wingdings" w:hAnsi="Wingdings" w:cs="Wingdings" w:hint="default"/>
+      </w:rPr>
+    </w:lvl>
+  </w:abstractNum>
+  <w:abstractNum w:abstractNumId="2" w15:restartNumberingAfterBreak="0">
+    <w:nsid w:val="4D1F6A16"/>
+    <w:multiLevelType w:val="multilevel"/>
+    <w:tmpl w:val="4A2620F0"/>
+    <w:lvl w:ilvl="0">
+      <w:start w:val="1"/>
+      <w:numFmt w:val="none"/>
+      <w:suff w:val="nothing"/>
+      <w:lvlText w:val=""/>
+      <w:lvlJc w:val="left"/>
+      <w:pPr>
+        <w:tabs>
+          <w:tab w:val="num" w:pos="0"/>
+        </w:tabs>
+        <w:ind w:left="0" w:firstLine="0"/>
+      </w:pPr>
+    </w:lvl>
+    <w:lvl w:ilvl="1">
+      <w:start w:val="1"/>
+      <w:numFmt w:val="none"/>
+      <w:suff w:val="nothing"/>
+      <w:lvlText w:val=""/>
+      <w:lvlJc w:val="left"/>
+      <w:pPr>
+        <w:tabs>
+          <w:tab w:val="num" w:pos="0"/>
+        </w:tabs>
+        <w:ind w:left="0" w:firstLine="0"/>
+      </w:pPr>
+    </w:lvl>
+    <w:lvl w:ilvl="2">
+      <w:start w:val="1"/>
+      <w:numFmt w:val="none"/>
+      <w:suff w:val="nothing"/>
+      <w:lvlText w:val=""/>
+      <w:lvlJc w:val="left"/>
+      <w:pPr>
+        <w:tabs>
+          <w:tab w:val="num" w:pos="0"/>
+        </w:tabs>
+        <w:ind w:left="0" w:firstLine="0"/>
+      </w:pPr>
+    </w:lvl>
+    <w:lvl w:ilvl="3">
+      <w:start w:val="1"/>
+      <w:numFmt w:val="none"/>
+      <w:suff w:val="nothing"/>
+      <w:lvlText w:val=""/>
+      <w:lvlJc w:val="left"/>
+      <w:pPr>
+        <w:tabs>
+          <w:tab w:val="num" w:pos="0"/>
+        </w:tabs>
+        <w:ind w:left="0" w:firstLine="0"/>
+      </w:pPr>
+    </w:lvl>
+    <w:lvl w:ilvl="4">
+      <w:start w:val="1"/>
+      <w:numFmt w:val="none"/>
+      <w:suff w:val="nothing"/>
+      <w:lvlText w:val=""/>
+      <w:lvlJc w:val="left"/>
+      <w:pPr>
+        <w:tabs>
+          <w:tab w:val="num" w:pos="0"/>
+        </w:tabs>
+        <w:ind w:left="0" w:firstLine="0"/>
+      </w:pPr>
+    </w:lvl>
+    <w:lvl w:ilvl="5">
+      <w:start w:val="1"/>
+      <w:numFmt w:val="none"/>
+      <w:suff w:val="nothing"/>
+      <w:lvlText w:val=""/>
+      <w:lvlJc w:val="left"/>
+      <w:pPr>
+        <w:tabs>
+          <w:tab w:val="num" w:pos="0"/>
+        </w:tabs>
+        <w:ind w:left="0" w:firstLine="0"/>
+      </w:pPr>
+    </w:lvl>
+    <w:lvl w:ilvl="6">
+      <w:start w:val="1"/>
+      <w:numFmt w:val="none"/>
+      <w:suff w:val="nothing"/>
+      <w:lvlText w:val=""/>
+      <w:lvlJc w:val="left"/>
+      <w:pPr>
+        <w:tabs>
+          <w:tab w:val="num" w:pos="0"/>
+        </w:tabs>
+        <w:ind w:left="0" w:firstLine="0"/>
+      </w:pPr>
+    </w:lvl>
+    <w:lvl w:ilvl="7">
+      <w:start w:val="1"/>
+      <w:numFmt w:val="none"/>
+      <w:suff w:val="nothing"/>
+      <w:lvlText w:val=""/>
+      <w:lvlJc w:val="left"/>
+      <w:pPr>
+        <w:tabs>
+          <w:tab w:val="num" w:pos="0"/>
+        </w:tabs>
+        <w:ind w:left="0" w:firstLine="0"/>
+      </w:pPr>
+    </w:lvl>
+    <w:lvl w:ilvl="8">
+      <w:start w:val="1"/>
+      <w:numFmt w:val="none"/>
+      <w:suff w:val="nothing"/>
+      <w:lvlText w:val=""/>
+      <w:lvlJc w:val="left"/>
+      <w:pPr>
+        <w:tabs>
+          <w:tab w:val="num" w:pos="0"/>
+        </w:tabs>
+        <w:ind w:left="0" w:firstLine="0"/>
+      </w:pPr>
+    </w:lvl>
+  </w:abstractNum>
+  <w:abstractNum w:abstractNumId="3" w15:restartNumberingAfterBreak="0">
+    <w:nsid w:val="563032AF"/>
+    <w:multiLevelType w:val="multilevel"/>
+    <w:tmpl w:val="5F6881BC"/>
+    <w:lvl w:ilvl="0">
+      <w:start w:val="1"/>
+      <w:numFmt w:val="bullet"/>
+      <w:pStyle w:val="sidebarbulletstyle"/>
       <w:lvlText w:val=""/>
       <w:lvlJc w:val="left"/>
       <w:pPr>
@@ -4967,7 +5901,6 @@
         </w:tabs>
         <w:ind w:left="1080" w:hanging="360"/>
       </w:pPr>
-      <w:rPr/>
     </w:lvl>
     <w:lvl w:ilvl="2">
       <w:start w:val="1"/>
@@ -4980,7 +5913,6 @@
         </w:tabs>
         <w:ind w:left="1800" w:hanging="180"/>
       </w:pPr>
-      <w:rPr/>
     </w:lvl>
     <w:lvl w:ilvl="3">
       <w:start w:val="1"/>
@@ -4993,7 +5925,6 @@
         </w:tabs>
         <w:ind w:left="2520" w:hanging="360"/>
       </w:pPr>
-      <w:rPr/>
     </w:lvl>
     <w:lvl w:ilvl="4">
       <w:start w:val="1"/>
@@ -5006,7 +5937,6 @@
         </w:tabs>
         <w:ind w:left="3240" w:hanging="360"/>
       </w:pPr>
-      <w:rPr/>
     </w:lvl>
     <w:lvl w:ilvl="5">
       <w:start w:val="1"/>
@@ -5019,7 +5949,6 @@
         </w:tabs>
         <w:ind w:left="3960" w:hanging="180"/>
       </w:pPr>
-      <w:rPr/>
     </w:lvl>
     <w:lvl w:ilvl="6">
       <w:start w:val="1"/>
@@ -5032,7 +5961,6 @@
         </w:tabs>
         <w:ind w:left="4680" w:hanging="360"/>
       </w:pPr>
-      <w:rPr/>
     </w:lvl>
     <w:lvl w:ilvl="7">
       <w:start w:val="1"/>
@@ -5045,7 +5973,6 @@
         </w:tabs>
         <w:ind w:left="5400" w:hanging="360"/>
       </w:pPr>
-      <w:rPr/>
     </w:lvl>
     <w:lvl w:ilvl="8">
       <w:start w:val="1"/>
@@ -5058,23 +5985,25 @@
         </w:tabs>
         <w:ind w:left="6120" w:hanging="180"/>
       </w:pPr>
-      <w:rPr/>
     </w:lvl>
   </w:abstractNum>
-  <w:abstractNum w:abstractNumId="2">
+  <w:abstractNum w:abstractNumId="4" w15:restartNumberingAfterBreak="0">
+    <w:nsid w:val="6B1A01E5"/>
+    <w:multiLevelType w:val="multilevel"/>
+    <w:tmpl w:val="DDC68582"/>
     <w:lvl w:ilvl="0">
       <w:start w:val="1"/>
       <w:numFmt w:val="bullet"/>
-      <w:lvlText w:val=""/>
+      <w:lvlText w:val=""/>
       <w:lvlJc w:val="left"/>
       <w:pPr>
         <w:tabs>
-          <w:tab w:val="num" w:pos="0"/>
+          <w:tab w:val="num" w:pos="1440"/>
         </w:tabs>
-        <w:ind w:left="360" w:hanging="360"/>
+        <w:ind w:left="1440" w:hanging="360"/>
       </w:pPr>
       <w:rPr>
-        <w:rFonts w:ascii="Symbol" w:hAnsi="Symbol" w:cs="Symbol" w:hint="default"/>
+        <w:rFonts w:ascii="Wingdings" w:hAnsi="Wingdings" w:cs="Wingdings" w:hint="default"/>
       </w:rPr>
     </w:lvl>
     <w:lvl w:ilvl="1">
@@ -5084,9 +6013,9 @@
       <w:lvlJc w:val="left"/>
       <w:pPr>
         <w:tabs>
-          <w:tab w:val="num" w:pos="0"/>
+          <w:tab w:val="num" w:pos="2160"/>
         </w:tabs>
-        <w:ind w:left="1080" w:hanging="360"/>
+        <w:ind w:left="2160" w:hanging="360"/>
       </w:pPr>
       <w:rPr>
         <w:rFonts w:ascii="Courier New" w:hAnsi="Courier New" w:cs="Courier New" w:hint="default"/>
@@ -5099,9 +6028,9 @@
       <w:lvlJc w:val="left"/>
       <w:pPr>
         <w:tabs>
-          <w:tab w:val="num" w:pos="0"/>
+          <w:tab w:val="num" w:pos="2880"/>
         </w:tabs>
-        <w:ind w:left="1800" w:hanging="360"/>
+        <w:ind w:left="2880" w:hanging="360"/>
       </w:pPr>
       <w:rPr>
         <w:rFonts w:ascii="Wingdings" w:hAnsi="Wingdings" w:cs="Wingdings" w:hint="default"/>
@@ -5114,9 +6043,9 @@
       <w:lvlJc w:val="left"/>
       <w:pPr>
         <w:tabs>
-          <w:tab w:val="num" w:pos="0"/>
+          <w:tab w:val="num" w:pos="3600"/>
         </w:tabs>
-        <w:ind w:left="2520" w:hanging="360"/>
+        <w:ind w:left="3600" w:hanging="360"/>
       </w:pPr>
       <w:rPr>
         <w:rFonts w:ascii="Symbol" w:hAnsi="Symbol" w:cs="Symbol" w:hint="default"/>
@@ -5129,9 +6058,9 @@
       <w:lvlJc w:val="left"/>
       <w:pPr>
         <w:tabs>
-          <w:tab w:val="num" w:pos="0"/>
+          <w:tab w:val="num" w:pos="4320"/>
         </w:tabs>
-        <w:ind w:left="3240" w:hanging="360"/>
+        <w:ind w:left="4320" w:hanging="360"/>
       </w:pPr>
       <w:rPr>
         <w:rFonts w:ascii="Courier New" w:hAnsi="Courier New" w:cs="Courier New" w:hint="default"/>
@@ -5144,9 +6073,9 @@
       <w:lvlJc w:val="left"/>
       <w:pPr>
         <w:tabs>
-          <w:tab w:val="num" w:pos="0"/>
+          <w:tab w:val="num" w:pos="5040"/>
         </w:tabs>
-        <w:ind w:left="3960" w:hanging="360"/>
+        <w:ind w:left="5040" w:hanging="360"/>
       </w:pPr>
       <w:rPr>
         <w:rFonts w:ascii="Wingdings" w:hAnsi="Wingdings" w:cs="Wingdings" w:hint="default"/>
@@ -5159,9 +6088,9 @@
       <w:lvlJc w:val="left"/>
       <w:pPr>
         <w:tabs>
-          <w:tab w:val="num" w:pos="0"/>
+          <w:tab w:val="num" w:pos="5760"/>
         </w:tabs>
-        <w:ind w:left="4680" w:hanging="360"/>
+        <w:ind w:left="5760" w:hanging="360"/>
       </w:pPr>
       <w:rPr>
         <w:rFonts w:ascii="Symbol" w:hAnsi="Symbol" w:cs="Symbol" w:hint="default"/>
@@ -5174,9 +6103,9 @@
       <w:lvlJc w:val="left"/>
       <w:pPr>
         <w:tabs>
-          <w:tab w:val="num" w:pos="0"/>
+          <w:tab w:val="num" w:pos="6480"/>
         </w:tabs>
-        <w:ind w:left="5400" w:hanging="360"/>
+        <w:ind w:left="6480" w:hanging="360"/>
       </w:pPr>
       <w:rPr>
         <w:rFonts w:ascii="Courier New" w:hAnsi="Courier New" w:cs="Courier New" w:hint="default"/>
@@ -5189,438 +6118,45 @@
       <w:lvlJc w:val="left"/>
       <w:pPr>
         <w:tabs>
-          <w:tab w:val="num" w:pos="0"/>
+          <w:tab w:val="num" w:pos="7200"/>
         </w:tabs>
-        <w:ind w:left="6120" w:hanging="360"/>
+        <w:ind w:left="7200" w:hanging="360"/>
       </w:pPr>
       <w:rPr>
         <w:rFonts w:ascii="Wingdings" w:hAnsi="Wingdings" w:cs="Wingdings" w:hint="default"/>
       </w:rPr>
     </w:lvl>
   </w:abstractNum>
-  <w:abstractNum w:abstractNumId="3">
-    <w:lvl w:ilvl="0">
-      <w:start w:val="1"/>
-      <w:numFmt w:val="bullet"/>
-      <w:lvlText w:val=""/>
-      <w:lvlJc w:val="left"/>
-      <w:pPr>
-        <w:tabs>
-          <w:tab w:val="num" w:pos="1440"/>
-        </w:tabs>
-        <w:ind w:left="1440" w:hanging="360"/>
-      </w:pPr>
-      <w:rPr>
-        <w:rFonts w:ascii="Wingdings" w:hAnsi="Wingdings" w:cs="Wingdings" w:hint="default"/>
-      </w:rPr>
-    </w:lvl>
-    <w:lvl w:ilvl="1">
-      <w:start w:val="1"/>
-      <w:numFmt w:val="bullet"/>
-      <w:lvlText w:val="o"/>
-      <w:lvlJc w:val="left"/>
-      <w:pPr>
-        <w:tabs>
-          <w:tab w:val="num" w:pos="2160"/>
-        </w:tabs>
-        <w:ind w:left="2160" w:hanging="360"/>
-      </w:pPr>
-      <w:rPr>
-        <w:rFonts w:ascii="Courier New" w:hAnsi="Courier New" w:cs="Courier New" w:hint="default"/>
-      </w:rPr>
-    </w:lvl>
-    <w:lvl w:ilvl="2">
-      <w:start w:val="1"/>
-      <w:numFmt w:val="bullet"/>
-      <w:lvlText w:val=""/>
-      <w:lvlJc w:val="left"/>
-      <w:pPr>
-        <w:tabs>
-          <w:tab w:val="num" w:pos="2880"/>
-        </w:tabs>
-        <w:ind w:left="2880" w:hanging="360"/>
-      </w:pPr>
-      <w:rPr>
-        <w:rFonts w:ascii="Wingdings" w:hAnsi="Wingdings" w:cs="Wingdings" w:hint="default"/>
-      </w:rPr>
-    </w:lvl>
-    <w:lvl w:ilvl="3">
-      <w:start w:val="1"/>
-      <w:numFmt w:val="bullet"/>
-      <w:lvlText w:val=""/>
-      <w:lvlJc w:val="left"/>
-      <w:pPr>
-        <w:tabs>
-          <w:tab w:val="num" w:pos="3600"/>
-        </w:tabs>
-        <w:ind w:left="3600" w:hanging="360"/>
-      </w:pPr>
-      <w:rPr>
-        <w:rFonts w:ascii="Symbol" w:hAnsi="Symbol" w:cs="Symbol" w:hint="default"/>
-      </w:rPr>
-    </w:lvl>
-    <w:lvl w:ilvl="4">
-      <w:start w:val="1"/>
-      <w:numFmt w:val="bullet"/>
-      <w:lvlText w:val="o"/>
-      <w:lvlJc w:val="left"/>
-      <w:pPr>
-        <w:tabs>
-          <w:tab w:val="num" w:pos="4320"/>
-        </w:tabs>
-        <w:ind w:left="4320" w:hanging="360"/>
-      </w:pPr>
-      <w:rPr>
-        <w:rFonts w:ascii="Courier New" w:hAnsi="Courier New" w:cs="Courier New" w:hint="default"/>
-      </w:rPr>
-    </w:lvl>
-    <w:lvl w:ilvl="5">
-      <w:start w:val="1"/>
-      <w:numFmt w:val="bullet"/>
-      <w:lvlText w:val=""/>
-      <w:lvlJc w:val="left"/>
-      <w:pPr>
-        <w:tabs>
-          <w:tab w:val="num" w:pos="5040"/>
-        </w:tabs>
-        <w:ind w:left="5040" w:hanging="360"/>
-      </w:pPr>
-      <w:rPr>
-        <w:rFonts w:ascii="Wingdings" w:hAnsi="Wingdings" w:cs="Wingdings" w:hint="default"/>
-      </w:rPr>
-    </w:lvl>
-    <w:lvl w:ilvl="6">
-      <w:start w:val="1"/>
-      <w:numFmt w:val="bullet"/>
-      <w:lvlText w:val=""/>
-      <w:lvlJc w:val="left"/>
-      <w:pPr>
-        <w:tabs>
-          <w:tab w:val="num" w:pos="5760"/>
-        </w:tabs>
-        <w:ind w:left="5760" w:hanging="360"/>
-      </w:pPr>
-      <w:rPr>
-        <w:rFonts w:ascii="Symbol" w:hAnsi="Symbol" w:cs="Symbol" w:hint="default"/>
-      </w:rPr>
-    </w:lvl>
-    <w:lvl w:ilvl="7">
-      <w:start w:val="1"/>
-      <w:numFmt w:val="bullet"/>
-      <w:lvlText w:val="o"/>
-      <w:lvlJc w:val="left"/>
-      <w:pPr>
-        <w:tabs>
-          <w:tab w:val="num" w:pos="6480"/>
-        </w:tabs>
-        <w:ind w:left="6480" w:hanging="360"/>
-      </w:pPr>
-      <w:rPr>
-        <w:rFonts w:ascii="Courier New" w:hAnsi="Courier New" w:cs="Courier New" w:hint="default"/>
-      </w:rPr>
-    </w:lvl>
-    <w:lvl w:ilvl="8">
-      <w:start w:val="1"/>
-      <w:numFmt w:val="bullet"/>
-      <w:lvlText w:val=""/>
-      <w:lvlJc w:val="left"/>
-      <w:pPr>
-        <w:tabs>
-          <w:tab w:val="num" w:pos="7200"/>
-        </w:tabs>
-        <w:ind w:left="7200" w:hanging="360"/>
-      </w:pPr>
-      <w:rPr>
-        <w:rFonts w:ascii="Wingdings" w:hAnsi="Wingdings" w:cs="Wingdings" w:hint="default"/>
-      </w:rPr>
-    </w:lvl>
-  </w:abstractNum>
-  <w:abstractNum w:abstractNumId="4">
-    <w:lvl w:ilvl="0">
-      <w:start w:val="1"/>
-      <w:numFmt w:val="bullet"/>
-      <w:lvlText w:val=""/>
-      <w:lvlJc w:val="left"/>
-      <w:pPr>
-        <w:tabs>
-          <w:tab w:val="num" w:pos="0"/>
-        </w:tabs>
-        <w:ind w:left="1440" w:hanging="360"/>
-      </w:pPr>
-      <w:rPr>
-        <w:rFonts w:ascii="Symbol" w:hAnsi="Symbol" w:cs="Symbol" w:hint="default"/>
-      </w:rPr>
-    </w:lvl>
-    <w:lvl w:ilvl="1">
-      <w:start w:val="1"/>
-      <w:numFmt w:val="bullet"/>
-      <w:lvlText w:val="o"/>
-      <w:lvlJc w:val="left"/>
-      <w:pPr>
-        <w:tabs>
-          <w:tab w:val="num" w:pos="0"/>
-        </w:tabs>
-        <w:ind w:left="2160" w:hanging="360"/>
-      </w:pPr>
-      <w:rPr>
-        <w:rFonts w:ascii="Courier New" w:hAnsi="Courier New" w:cs="Courier New" w:hint="default"/>
-      </w:rPr>
-    </w:lvl>
-    <w:lvl w:ilvl="2">
-      <w:start w:val="1"/>
-      <w:numFmt w:val="bullet"/>
-      <w:lvlText w:val=""/>
-      <w:lvlJc w:val="left"/>
-      <w:pPr>
-        <w:tabs>
-          <w:tab w:val="num" w:pos="0"/>
-        </w:tabs>
-        <w:ind w:left="2880" w:hanging="360"/>
-      </w:pPr>
-      <w:rPr>
-        <w:rFonts w:ascii="Wingdings" w:hAnsi="Wingdings" w:cs="Wingdings" w:hint="default"/>
-      </w:rPr>
-    </w:lvl>
-    <w:lvl w:ilvl="3">
-      <w:start w:val="1"/>
-      <w:numFmt w:val="bullet"/>
-      <w:lvlText w:val=""/>
-      <w:lvlJc w:val="left"/>
-      <w:pPr>
-        <w:tabs>
-          <w:tab w:val="num" w:pos="0"/>
-        </w:tabs>
-        <w:ind w:left="3600" w:hanging="360"/>
-      </w:pPr>
-      <w:rPr>
-        <w:rFonts w:ascii="Symbol" w:hAnsi="Symbol" w:cs="Symbol" w:hint="default"/>
-      </w:rPr>
-    </w:lvl>
-    <w:lvl w:ilvl="4">
-      <w:start w:val="1"/>
-      <w:numFmt w:val="bullet"/>
-      <w:lvlText w:val="o"/>
-      <w:lvlJc w:val="left"/>
-      <w:pPr>
-        <w:tabs>
-          <w:tab w:val="num" w:pos="0"/>
-        </w:tabs>
-        <w:ind w:left="4320" w:hanging="360"/>
-      </w:pPr>
-      <w:rPr>
-        <w:rFonts w:ascii="Courier New" w:hAnsi="Courier New" w:cs="Courier New" w:hint="default"/>
-      </w:rPr>
-    </w:lvl>
-    <w:lvl w:ilvl="5">
-      <w:start w:val="1"/>
-      <w:numFmt w:val="bullet"/>
-      <w:lvlText w:val=""/>
-      <w:lvlJc w:val="left"/>
-      <w:pPr>
-        <w:tabs>
-          <w:tab w:val="num" w:pos="0"/>
-        </w:tabs>
-        <w:ind w:left="5040" w:hanging="360"/>
-      </w:pPr>
-      <w:rPr>
-        <w:rFonts w:ascii="Wingdings" w:hAnsi="Wingdings" w:cs="Wingdings" w:hint="default"/>
-      </w:rPr>
-    </w:lvl>
-    <w:lvl w:ilvl="6">
-      <w:start w:val="1"/>
-      <w:numFmt w:val="bullet"/>
-      <w:lvlText w:val=""/>
-      <w:lvlJc w:val="left"/>
-      <w:pPr>
-        <w:tabs>
-          <w:tab w:val="num" w:pos="0"/>
-        </w:tabs>
-        <w:ind w:left="5760" w:hanging="360"/>
-      </w:pPr>
-      <w:rPr>
-        <w:rFonts w:ascii="Symbol" w:hAnsi="Symbol" w:cs="Symbol" w:hint="default"/>
-      </w:rPr>
-    </w:lvl>
-    <w:lvl w:ilvl="7">
-      <w:start w:val="1"/>
-      <w:numFmt w:val="bullet"/>
-      <w:lvlText w:val="o"/>
-      <w:lvlJc w:val="left"/>
-      <w:pPr>
-        <w:tabs>
-          <w:tab w:val="num" w:pos="0"/>
-        </w:tabs>
-        <w:ind w:left="6480" w:hanging="360"/>
-      </w:pPr>
-      <w:rPr>
-        <w:rFonts w:ascii="Courier New" w:hAnsi="Courier New" w:cs="Courier New" w:hint="default"/>
-      </w:rPr>
-    </w:lvl>
-    <w:lvl w:ilvl="8">
-      <w:start w:val="1"/>
-      <w:numFmt w:val="bullet"/>
-      <w:lvlText w:val=""/>
-      <w:lvlJc w:val="left"/>
-      <w:pPr>
-        <w:tabs>
-          <w:tab w:val="num" w:pos="0"/>
-        </w:tabs>
-        <w:ind w:left="7200" w:hanging="360"/>
-      </w:pPr>
-      <w:rPr>
-        <w:rFonts w:ascii="Wingdings" w:hAnsi="Wingdings" w:cs="Wingdings" w:hint="default"/>
-      </w:rPr>
-    </w:lvl>
-  </w:abstractNum>
-  <w:abstractNum w:abstractNumId="5">
-    <w:lvl w:ilvl="0">
-      <w:start w:val="1"/>
-      <w:numFmt w:val="none"/>
-      <w:suff w:val="nothing"/>
-      <w:lvlText w:val=""/>
-      <w:lvlJc w:val="left"/>
-      <w:pPr>
-        <w:tabs>
-          <w:tab w:val="num" w:pos="0"/>
-        </w:tabs>
-        <w:ind w:left="0" w:hanging="0"/>
-      </w:pPr>
-    </w:lvl>
-    <w:lvl w:ilvl="1">
-      <w:start w:val="1"/>
-      <w:numFmt w:val="none"/>
-      <w:suff w:val="nothing"/>
-      <w:lvlText w:val=""/>
-      <w:lvlJc w:val="left"/>
-      <w:pPr>
-        <w:tabs>
-          <w:tab w:val="num" w:pos="0"/>
-        </w:tabs>
-        <w:ind w:left="0" w:hanging="0"/>
-      </w:pPr>
-    </w:lvl>
-    <w:lvl w:ilvl="2">
-      <w:start w:val="1"/>
-      <w:numFmt w:val="none"/>
-      <w:suff w:val="nothing"/>
-      <w:lvlText w:val=""/>
-      <w:lvlJc w:val="left"/>
-      <w:pPr>
-        <w:tabs>
-          <w:tab w:val="num" w:pos="0"/>
-        </w:tabs>
-        <w:ind w:left="0" w:hanging="0"/>
-      </w:pPr>
-    </w:lvl>
-    <w:lvl w:ilvl="3">
-      <w:start w:val="1"/>
-      <w:numFmt w:val="none"/>
-      <w:suff w:val="nothing"/>
-      <w:lvlText w:val=""/>
-      <w:lvlJc w:val="left"/>
-      <w:pPr>
-        <w:tabs>
-          <w:tab w:val="num" w:pos="0"/>
-        </w:tabs>
-        <w:ind w:left="0" w:hanging="0"/>
-      </w:pPr>
-    </w:lvl>
-    <w:lvl w:ilvl="4">
-      <w:start w:val="1"/>
-      <w:numFmt w:val="none"/>
-      <w:suff w:val="nothing"/>
-      <w:lvlText w:val=""/>
-      <w:lvlJc w:val="left"/>
-      <w:pPr>
-        <w:tabs>
-          <w:tab w:val="num" w:pos="0"/>
-        </w:tabs>
-        <w:ind w:left="0" w:hanging="0"/>
-      </w:pPr>
-    </w:lvl>
-    <w:lvl w:ilvl="5">
-      <w:start w:val="1"/>
-      <w:numFmt w:val="none"/>
-      <w:suff w:val="nothing"/>
-      <w:lvlText w:val=""/>
-      <w:lvlJc w:val="left"/>
-      <w:pPr>
-        <w:tabs>
-          <w:tab w:val="num" w:pos="0"/>
-        </w:tabs>
-        <w:ind w:left="0" w:hanging="0"/>
-      </w:pPr>
-    </w:lvl>
-    <w:lvl w:ilvl="6">
-      <w:start w:val="1"/>
-      <w:numFmt w:val="none"/>
-      <w:suff w:val="nothing"/>
-      <w:lvlText w:val=""/>
-      <w:lvlJc w:val="left"/>
-      <w:pPr>
-        <w:tabs>
-          <w:tab w:val="num" w:pos="0"/>
-        </w:tabs>
-        <w:ind w:left="0" w:hanging="0"/>
-      </w:pPr>
-    </w:lvl>
-    <w:lvl w:ilvl="7">
-      <w:start w:val="1"/>
-      <w:numFmt w:val="none"/>
-      <w:suff w:val="nothing"/>
-      <w:lvlText w:val=""/>
-      <w:lvlJc w:val="left"/>
-      <w:pPr>
-        <w:tabs>
-          <w:tab w:val="num" w:pos="0"/>
-        </w:tabs>
-        <w:ind w:left="0" w:hanging="0"/>
-      </w:pPr>
-    </w:lvl>
-    <w:lvl w:ilvl="8">
-      <w:start w:val="1"/>
-      <w:numFmt w:val="none"/>
-      <w:suff w:val="nothing"/>
-      <w:lvlText w:val=""/>
-      <w:lvlJc w:val="left"/>
-      <w:pPr>
-        <w:tabs>
-          <w:tab w:val="num" w:pos="0"/>
-        </w:tabs>
-        <w:ind w:left="0" w:hanging="0"/>
-      </w:pPr>
-    </w:lvl>
-  </w:abstractNum>
-  <w:num w:numId="1">
+  <w:num w:numId="1" w16cid:durableId="392967147">
+    <w:abstractNumId w:val="3"/>
+  </w:num>
+  <w:num w:numId="2" w16cid:durableId="787356041">
     <w:abstractNumId w:val="1"/>
   </w:num>
-  <w:num w:numId="2">
-    <w:abstractNumId w:val="2"/>
-  </w:num>
-  <w:num w:numId="3">
-    <w:abstractNumId w:val="3"/>
-  </w:num>
-  <w:num w:numId="4">
+  <w:num w:numId="3" w16cid:durableId="1767845941">
     <w:abstractNumId w:val="4"/>
   </w:num>
-  <w:num w:numId="5">
-    <w:abstractNumId w:val="5"/>
+  <w:num w:numId="4" w16cid:durableId="544872496">
+    <w:abstractNumId w:val="0"/>
+  </w:num>
+  <w:num w:numId="5" w16cid:durableId="1632200656">
+    <w:abstractNumId w:val="2"/>
   </w:num>
 </w:numbering>
 </file>
 
 <file path=word/styles.xml><?xml version="1.0" encoding="utf-8"?>
-<w:styles xmlns:w="http://schemas.openxmlformats.org/wordprocessingml/2006/main" xmlns:w14="http://schemas.microsoft.com/office/word/2010/wordml" xmlns:mc="http://schemas.openxmlformats.org/markup-compatibility/2006" mc:Ignorable="w14">
+<w:styles xmlns:mc="http://schemas.openxmlformats.org/markup-compatibility/2006" xmlns:r="http://schemas.openxmlformats.org/officeDocument/2006/relationships" xmlns:w="http://schemas.openxmlformats.org/wordprocessingml/2006/main" xmlns:w14="http://schemas.microsoft.com/office/word/2010/wordml" xmlns:w15="http://schemas.microsoft.com/office/word/2012/wordml" xmlns:w16cex="http://schemas.microsoft.com/office/word/2018/wordml/cex" xmlns:w16cid="http://schemas.microsoft.com/office/word/2016/wordml/cid" xmlns:w16="http://schemas.microsoft.com/office/word/2018/wordml" xmlns:w16sdtdh="http://schemas.microsoft.com/office/word/2020/wordml/sdtdatahash" xmlns:w16se="http://schemas.microsoft.com/office/word/2015/wordml/symex" mc:Ignorable="w14 w15 w16se w16cid w16 w16cex w16sdtdh">
   <w:docDefaults>
     <w:rPrDefault>
       <w:rPr>
-        <w:rFonts w:ascii="Times New Roman" w:hAnsi="Times New Roman" w:eastAsia="Times New Roman" w:cs="Times New Roman"/>
+        <w:rFonts w:ascii="Times New Roman" w:eastAsia="Times New Roman" w:hAnsi="Times New Roman" w:cs="Times New Roman"/>
         <w:lang w:val="en-US" w:eastAsia="en-US" w:bidi="ar-SA"/>
       </w:rPr>
     </w:rPrDefault>
     <w:pPrDefault>
       <w:pPr>
-        <w:suppressAutoHyphens w:val="true"/>
+        <w:suppressAutoHyphens/>
       </w:pPr>
     </w:pPrDefault>
   </w:docDefaults>
@@ -5694,7 +6230,7 @@
     <w:lsdException w:name="Table Web 3" w:semiHidden="1" w:unhideWhenUsed="1"/>
     <w:lsdException w:name="Balloon Text" w:semiHidden="1" w:unhideWhenUsed="1"/>
     <w:lsdException w:name="Table Theme" w:semiHidden="1" w:unhideWhenUsed="1"/>
-    <w:lsdException w:name="Placeholder Text" w:uiPriority="99" w:semiHidden="1"/>
+    <w:lsdException w:name="Placeholder Text" w:semiHidden="1" w:uiPriority="99"/>
     <w:lsdException w:name="No Spacing" w:uiPriority="1" w:qFormat="1"/>
     <w:lsdException w:name="Light Shading" w:uiPriority="60"/>
     <w:lsdException w:name="Light List" w:uiPriority="61"/>
@@ -5716,7 +6252,7 @@
     <w:lsdException w:name="Medium Shading 1 Accent 1" w:uiPriority="63"/>
     <w:lsdException w:name="Medium Shading 2 Accent 1" w:uiPriority="64"/>
     <w:lsdException w:name="Medium List 1 Accent 1" w:uiPriority="65"/>
-    <w:lsdException w:name="Revision" w:uiPriority="99" w:semiHidden="1"/>
+    <w:lsdException w:name="Revision" w:semiHidden="1" w:uiPriority="99"/>
     <w:lsdException w:name="List Paragraph" w:uiPriority="34" w:qFormat="1"/>
     <w:lsdException w:name="Quote" w:uiPriority="29" w:qFormat="1"/>
     <w:lsdException w:name="Intense Quote" w:uiPriority="30" w:qFormat="1"/>
@@ -5803,8 +6339,8 @@
     <w:lsdException w:name="Subtle Reference" w:uiPriority="31" w:qFormat="1"/>
     <w:lsdException w:name="Intense Reference" w:uiPriority="32" w:qFormat="1"/>
     <w:lsdException w:name="Book Title" w:uiPriority="33" w:qFormat="1"/>
-    <w:lsdException w:name="Bibliography" w:uiPriority="37" w:semiHidden="1" w:unhideWhenUsed="1"/>
-    <w:lsdException w:name="TOC Heading" w:uiPriority="39" w:semiHidden="1" w:unhideWhenUsed="1" w:qFormat="1"/>
+    <w:lsdException w:name="Bibliography" w:semiHidden="1" w:uiPriority="37" w:unhideWhenUsed="1"/>
+    <w:lsdException w:name="TOC Heading" w:semiHidden="1" w:uiPriority="39" w:unhideWhenUsed="1" w:qFormat="1"/>
     <w:lsdException w:name="Plain Table 1" w:uiPriority="41"/>
     <w:lsdException w:name="Plain Table 2" w:uiPriority="42"/>
     <w:lsdException w:name="Plain Table 3" w:uiPriority="43"/>
@@ -5909,41 +6445,29 @@
     <w:lsdException w:name="List Table 5 Dark Accent 6" w:uiPriority="50"/>
     <w:lsdException w:name="List Table 6 Colorful Accent 6" w:uiPriority="51"/>
     <w:lsdException w:name="List Table 7 Colorful Accent 6" w:uiPriority="52"/>
-    <w:lsdException w:name="Mention" w:uiPriority="99" w:semiHidden="1" w:unhideWhenUsed="1"/>
-    <w:lsdException w:name="Smart Hyperlink" w:uiPriority="99" w:semiHidden="1" w:unhideWhenUsed="1"/>
-    <w:lsdException w:name="Hashtag" w:uiPriority="99" w:semiHidden="1" w:unhideWhenUsed="1"/>
-    <w:lsdException w:name="Unresolved Mention" w:uiPriority="99" w:semiHidden="1" w:unhideWhenUsed="1"/>
-    <w:lsdException w:name="Smart Link" w:uiPriority="99" w:semiHidden="1" w:unhideWhenUsed="1"/>
+    <w:lsdException w:name="Mention" w:semiHidden="1" w:uiPriority="99" w:unhideWhenUsed="1"/>
+    <w:lsdException w:name="Smart Hyperlink" w:semiHidden="1" w:uiPriority="99" w:unhideWhenUsed="1"/>
+    <w:lsdException w:name="Hashtag" w:semiHidden="1" w:uiPriority="99" w:unhideWhenUsed="1"/>
+    <w:lsdException w:name="Unresolved Mention" w:semiHidden="1" w:uiPriority="99" w:unhideWhenUsed="1"/>
+    <w:lsdException w:name="Smart Link" w:semiHidden="1" w:uiPriority="99" w:unhideWhenUsed="1"/>
   </w:latentStyles>
-  <w:style w:type="paragraph" w:styleId="Normal" w:default="1">
+  <w:style w:type="paragraph" w:default="1" w:styleId="Normal">
     <w:name w:val="Normal"/>
     <w:qFormat/>
-    <w:rsid w:val="004772f3"/>
-    <w:pPr>
-      <w:widowControl/>
-      <w:suppressAutoHyphens w:val="true"/>
-      <w:bidi w:val="0"/>
-      <w:spacing w:before="0" w:after="0"/>
-      <w:jc w:val="left"/>
-    </w:pPr>
+    <w:rsid w:val="004772F3"/>
     <w:rPr>
-      <w:rFonts w:ascii="Times New Roman" w:hAnsi="Times New Roman" w:eastAsia="Times New Roman" w:cs="Times New Roman"/>
-      <w:color w:val="auto"/>
-      <w:kern w:val="0"/>
       <w:sz w:val="24"/>
-      <w:szCs w:val="20"/>
-      <w:lang w:val="en-US" w:eastAsia="en-US" w:bidi="ar-SA"/>
     </w:rPr>
   </w:style>
   <w:style w:type="paragraph" w:styleId="Heading1">
-    <w:name w:val="Heading 1"/>
+    <w:name w:val="heading 1"/>
     <w:basedOn w:val="Normal"/>
     <w:next w:val="Normal"/>
     <w:link w:val="Heading1Char"/>
     <w:qFormat/>
     <w:rsid w:val="00440307"/>
     <w:pPr>
-      <w:keepNext w:val="true"/>
+      <w:keepNext/>
       <w:outlineLvl w:val="0"/>
     </w:pPr>
     <w:rPr>
@@ -5954,13 +6478,13 @@
     </w:rPr>
   </w:style>
   <w:style w:type="paragraph" w:styleId="Heading2">
-    <w:name w:val="Heading 2"/>
+    <w:name w:val="heading 2"/>
     <w:basedOn w:val="Normal"/>
     <w:next w:val="Normal"/>
     <w:qFormat/>
     <w:rsid w:val="00440307"/>
     <w:pPr>
-      <w:keepNext w:val="true"/>
+      <w:keepNext/>
       <w:outlineLvl w:val="1"/>
     </w:pPr>
     <w:rPr>
@@ -5970,14 +6494,14 @@
     </w:rPr>
   </w:style>
   <w:style w:type="paragraph" w:styleId="Heading3">
-    <w:name w:val="Heading 3"/>
+    <w:name w:val="heading 3"/>
     <w:basedOn w:val="Normal"/>
     <w:next w:val="Normal"/>
     <w:qFormat/>
     <w:rsid w:val="00440307"/>
     <w:pPr>
-      <w:keepNext w:val="true"/>
-      <w:ind w:left="720" w:hanging="0"/>
+      <w:keepNext/>
+      <w:ind w:left="720"/>
       <w:outlineLvl w:val="2"/>
     </w:pPr>
     <w:rPr>
@@ -5987,13 +6511,13 @@
     </w:rPr>
   </w:style>
   <w:style w:type="paragraph" w:styleId="Heading4">
-    <w:name w:val="Heading 4"/>
+    <w:name w:val="heading 4"/>
     <w:basedOn w:val="Normal"/>
     <w:next w:val="Normal"/>
     <w:qFormat/>
     <w:rsid w:val="00440307"/>
     <w:pPr>
-      <w:keepNext w:val="true"/>
+      <w:keepNext/>
       <w:outlineLvl w:val="3"/>
     </w:pPr>
     <w:rPr>
@@ -6004,13 +6528,13 @@
     </w:rPr>
   </w:style>
   <w:style w:type="paragraph" w:styleId="Heading5">
-    <w:name w:val="Heading 5"/>
+    <w:name w:val="heading 5"/>
     <w:basedOn w:val="Normal"/>
     <w:next w:val="Normal"/>
     <w:link w:val="Heading5Char"/>
     <w:unhideWhenUsed/>
     <w:qFormat/>
-    <w:rsid w:val="001f7ef2"/>
+    <w:rsid w:val="001F7EF2"/>
     <w:pPr>
       <w:spacing w:before="240" w:after="60"/>
       <w:outlineLvl w:val="4"/>
@@ -6025,22 +6549,41 @@
       <w:szCs w:val="26"/>
     </w:rPr>
   </w:style>
-  <w:style w:type="character" w:styleId="DefaultParagraphFont" w:default="1">
+  <w:style w:type="character" w:default="1" w:styleId="DefaultParagraphFont">
     <w:name w:val="Default Paragraph Font"/>
     <w:uiPriority w:val="1"/>
     <w:semiHidden/>
     <w:unhideWhenUsed/>
-    <w:qFormat/>
-    <w:rPr/>
   </w:style>
-  <w:style w:type="character" w:styleId="SubtitleChar" w:customStyle="1">
+  <w:style w:type="table" w:default="1" w:styleId="TableNormal">
+    <w:name w:val="Normal Table"/>
+    <w:uiPriority w:val="99"/>
+    <w:semiHidden/>
+    <w:unhideWhenUsed/>
+    <w:tblPr>
+      <w:tblInd w:w="0" w:type="dxa"/>
+      <w:tblCellMar>
+        <w:top w:w="0" w:type="dxa"/>
+        <w:left w:w="108" w:type="dxa"/>
+        <w:bottom w:w="0" w:type="dxa"/>
+        <w:right w:w="108" w:type="dxa"/>
+      </w:tblCellMar>
+    </w:tblPr>
+  </w:style>
+  <w:style w:type="numbering" w:default="1" w:styleId="NoList">
+    <w:name w:val="No List"/>
+    <w:uiPriority w:val="99"/>
+    <w:semiHidden/>
+    <w:unhideWhenUsed/>
+  </w:style>
+  <w:style w:type="character" w:customStyle="1" w:styleId="SubtitleChar">
     <w:name w:val="Subtitle Char"/>
     <w:link w:val="Subtitle"/>
     <w:uiPriority w:val="11"/>
     <w:qFormat/>
-    <w:rsid w:val="00e76690"/>
+    <w:rsid w:val="00E76690"/>
     <w:rPr>
-      <w:rFonts w:ascii="Cambria" w:hAnsi="Cambria" w:eastAsia="Times New Roman" w:cs="Times New Roman"/>
+      <w:rFonts w:ascii="Cambria" w:eastAsia="Times New Roman" w:hAnsi="Cambria" w:cs="Times New Roman"/>
       <w:i/>
       <w:iCs/>
       <w:color w:val="4F81BD"/>
@@ -6053,61 +6596,61 @@
     <w:name w:val="Subtle Emphasis"/>
     <w:uiPriority w:val="19"/>
     <w:qFormat/>
-    <w:rsid w:val="00e76690"/>
+    <w:rsid w:val="00E76690"/>
     <w:rPr>
       <w:i/>
       <w:iCs/>
       <w:color w:val="808080"/>
     </w:rPr>
   </w:style>
-  <w:style w:type="character" w:styleId="SidebarbulletstyleChar" w:customStyle="1">
+  <w:style w:type="character" w:customStyle="1" w:styleId="sidebarbulletstyleChar">
     <w:name w:val="sidebar bullet style Char"/>
-    <w:link w:val="Sidebarbulletstyle"/>
+    <w:link w:val="sidebarbulletstyle"/>
     <w:qFormat/>
-    <w:rsid w:val="006b1dac"/>
+    <w:rsid w:val="006B1DAC"/>
     <w:rPr>
-      <w:rFonts w:ascii="Calibri" w:hAnsi="Calibri" w:eastAsia="Calibri"/>
+      <w:rFonts w:ascii="Calibri" w:eastAsia="Calibri" w:hAnsi="Calibri"/>
       <w:sz w:val="18"/>
       <w:szCs w:val="18"/>
     </w:rPr>
   </w:style>
-  <w:style w:type="character" w:styleId="FooterChar" w:customStyle="1">
+  <w:style w:type="character" w:customStyle="1" w:styleId="FooterChar">
     <w:name w:val="Footer Char"/>
     <w:link w:val="Footer"/>
     <w:uiPriority w:val="99"/>
     <w:qFormat/>
-    <w:rsid w:val="006b1dac"/>
+    <w:rsid w:val="006B1DAC"/>
     <w:rPr>
       <w:sz w:val="24"/>
     </w:rPr>
   </w:style>
-  <w:style w:type="character" w:styleId="Pagenumber">
+  <w:style w:type="character" w:styleId="PageNumber">
     <w:name w:val="page number"/>
     <w:uiPriority w:val="99"/>
     <w:qFormat/>
-    <w:rsid w:val="00ef5150"/>
+    <w:rsid w:val="00EF5150"/>
     <w:rPr>
       <w:rFonts w:cs="Times New Roman"/>
     </w:rPr>
   </w:style>
-  <w:style w:type="character" w:styleId="BalloonTextChar" w:customStyle="1">
+  <w:style w:type="character" w:customStyle="1" w:styleId="BalloonTextChar">
     <w:name w:val="Balloon Text Char"/>
     <w:link w:val="BalloonText"/>
     <w:qFormat/>
-    <w:rsid w:val="00ef5150"/>
+    <w:rsid w:val="00EF5150"/>
     <w:rPr>
       <w:rFonts w:ascii="Tahoma" w:hAnsi="Tahoma" w:cs="Tahoma"/>
       <w:sz w:val="16"/>
       <w:szCs w:val="16"/>
     </w:rPr>
   </w:style>
-  <w:style w:type="character" w:styleId="Heading5Char" w:customStyle="1">
+  <w:style w:type="character" w:customStyle="1" w:styleId="Heading5Char">
     <w:name w:val="Heading 5 Char"/>
     <w:link w:val="Heading5"/>
     <w:qFormat/>
-    <w:rsid w:val="001f7ef2"/>
+    <w:rsid w:val="001F7EF2"/>
     <w:rPr>
-      <w:rFonts w:ascii="Calibri" w:hAnsi="Calibri" w:eastAsia="Times New Roman" w:cs="Times New Roman"/>
+      <w:rFonts w:ascii="Calibri" w:eastAsia="Times New Roman" w:hAnsi="Calibri" w:cs="Times New Roman"/>
       <w:b/>
       <w:bCs/>
       <w:i/>
@@ -6116,50 +6659,49 @@
       <w:szCs w:val="26"/>
     </w:rPr>
   </w:style>
-  <w:style w:type="character" w:styleId="Annotationreference">
+  <w:style w:type="character" w:styleId="CommentReference">
     <w:name w:val="annotation reference"/>
     <w:qFormat/>
-    <w:rsid w:val="007a442e"/>
+    <w:rsid w:val="007A442E"/>
     <w:rPr>
       <w:sz w:val="16"/>
       <w:szCs w:val="16"/>
     </w:rPr>
   </w:style>
-  <w:style w:type="character" w:styleId="CommentTextChar" w:customStyle="1">
+  <w:style w:type="character" w:customStyle="1" w:styleId="CommentTextChar">
     <w:name w:val="Comment Text Char"/>
     <w:basedOn w:val="DefaultParagraphFont"/>
-    <w:link w:val="Annotationtext"/>
+    <w:link w:val="CommentText"/>
     <w:qFormat/>
-    <w:rsid w:val="007a442e"/>
-    <w:rPr/>
+    <w:rsid w:val="007A442E"/>
   </w:style>
-  <w:style w:type="character" w:styleId="CommentSubjectChar" w:customStyle="1">
+  <w:style w:type="character" w:customStyle="1" w:styleId="CommentSubjectChar">
     <w:name w:val="Comment Subject Char"/>
-    <w:link w:val="Annotationsubject"/>
+    <w:link w:val="CommentSubject"/>
     <w:qFormat/>
-    <w:rsid w:val="007a442e"/>
+    <w:rsid w:val="007A442E"/>
     <w:rPr>
       <w:b/>
       <w:bCs/>
     </w:rPr>
   </w:style>
-  <w:style w:type="character" w:styleId="HeaderChar" w:customStyle="1">
+  <w:style w:type="character" w:customStyle="1" w:styleId="HeaderChar">
     <w:name w:val="Header Char"/>
     <w:basedOn w:val="DefaultParagraphFont"/>
     <w:link w:val="Header"/>
     <w:uiPriority w:val="99"/>
     <w:qFormat/>
-    <w:rsid w:val="00be3a9b"/>
+    <w:rsid w:val="00BE3A9B"/>
     <w:rPr>
       <w:rFonts w:ascii="Arial" w:hAnsi="Arial"/>
     </w:rPr>
   </w:style>
-  <w:style w:type="character" w:styleId="Heading1Char" w:customStyle="1">
+  <w:style w:type="character" w:customStyle="1" w:styleId="Heading1Char">
     <w:name w:val="Heading 1 Char"/>
     <w:basedOn w:val="DefaultParagraphFont"/>
     <w:link w:val="Heading1"/>
     <w:qFormat/>
-    <w:rsid w:val="00bf582c"/>
+    <w:rsid w:val="00BF582C"/>
     <w:rPr>
       <w:rFonts w:ascii="Arial" w:hAnsi="Arial"/>
       <w:b/>
@@ -6167,10 +6709,10 @@
       <w:sz w:val="22"/>
     </w:rPr>
   </w:style>
-  <w:style w:type="character" w:styleId="InternetLink">
+  <w:style w:type="character" w:styleId="Hyperlink">
     <w:name w:val="Hyperlink"/>
     <w:basedOn w:val="DefaultParagraphFont"/>
-    <w:rsid w:val="001d179f"/>
+    <w:rsid w:val="001D179F"/>
     <w:rPr>
       <w:color w:val="0563C1" w:themeColor="hyperlink"/>
       <w:u w:val="single"/>
@@ -6183,54 +6725,52 @@
     <w:semiHidden/>
     <w:unhideWhenUsed/>
     <w:qFormat/>
-    <w:rsid w:val="001d179f"/>
+    <w:rsid w:val="001D179F"/>
     <w:rPr>
       <w:color w:val="605E5C"/>
-      <w:shd w:fill="E1DFDD" w:val="clear"/>
+      <w:shd w:val="clear" w:color="auto" w:fill="E1DFDD"/>
     </w:rPr>
   </w:style>
-  <w:style w:type="character" w:styleId="VisitedInternetLink">
+  <w:style w:type="character" w:styleId="FollowedHyperlink">
     <w:name w:val="FollowedHyperlink"/>
     <w:basedOn w:val="DefaultParagraphFont"/>
-    <w:rsid w:val="001d179f"/>
+    <w:rsid w:val="001D179F"/>
     <w:rPr>
       <w:color w:val="954F72" w:themeColor="followedHyperlink"/>
       <w:u w:val="single"/>
     </w:rPr>
   </w:style>
-  <w:style w:type="paragraph" w:styleId="Heading">
+  <w:style w:type="paragraph" w:customStyle="1" w:styleId="Heading">
     <w:name w:val="Heading"/>
     <w:basedOn w:val="Normal"/>
-    <w:next w:val="TextBody"/>
+    <w:next w:val="BodyText"/>
     <w:qFormat/>
     <w:pPr>
-      <w:keepNext w:val="true"/>
+      <w:keepNext/>
       <w:spacing w:before="240" w:after="120"/>
     </w:pPr>
     <w:rPr>
-      <w:rFonts w:ascii="Liberation Sans" w:hAnsi="Liberation Sans" w:eastAsia="Noto Sans CJK SC" w:cs="Lohit Devanagari"/>
+      <w:rFonts w:ascii="Liberation Sans" w:eastAsia="Noto Sans CJK SC" w:hAnsi="Liberation Sans" w:cs="Lohit Devanagari"/>
       <w:sz w:val="28"/>
       <w:szCs w:val="28"/>
     </w:rPr>
   </w:style>
-  <w:style w:type="paragraph" w:styleId="TextBody">
+  <w:style w:type="paragraph" w:styleId="BodyText">
     <w:name w:val="Body Text"/>
     <w:basedOn w:val="Normal"/>
     <w:pPr>
-      <w:spacing w:lineRule="auto" w:line="276" w:before="0" w:after="140"/>
+      <w:spacing w:after="140" w:line="276" w:lineRule="auto"/>
     </w:pPr>
-    <w:rPr/>
   </w:style>
   <w:style w:type="paragraph" w:styleId="List">
     <w:name w:val="List"/>
-    <w:basedOn w:val="TextBody"/>
-    <w:pPr/>
+    <w:basedOn w:val="BodyText"/>
     <w:rPr>
       <w:rFonts w:cs="Lohit Devanagari"/>
     </w:rPr>
   </w:style>
   <w:style w:type="paragraph" w:styleId="Caption">
-    <w:name w:val="Caption"/>
+    <w:name w:val="caption"/>
     <w:basedOn w:val="Normal"/>
     <w:qFormat/>
     <w:pPr>
@@ -6241,11 +6781,10 @@
       <w:rFonts w:cs="Lohit Devanagari"/>
       <w:i/>
       <w:iCs/>
-      <w:sz w:val="24"/>
       <w:szCs w:val="24"/>
     </w:rPr>
   </w:style>
-  <w:style w:type="paragraph" w:styleId="Index">
+  <w:style w:type="paragraph" w:customStyle="1" w:styleId="Index">
     <w:name w:val="Index"/>
     <w:basedOn w:val="Normal"/>
     <w:qFormat/>
@@ -6254,17 +6793,17 @@
     </w:pPr>
     <w:rPr>
       <w:rFonts w:cs="Lohit Devanagari"/>
-      <w:lang w:val="zxx" w:eastAsia="zxx" w:bidi="zxx"/>
+      <w:lang/>
     </w:rPr>
   </w:style>
-  <w:style w:type="paragraph" w:styleId="Name" w:customStyle="1">
+  <w:style w:type="paragraph" w:customStyle="1" w:styleId="Name">
     <w:name w:val="Name"/>
     <w:basedOn w:val="Normal"/>
     <w:next w:val="Title"/>
     <w:qFormat/>
     <w:rsid w:val="00440307"/>
     <w:pPr>
-      <w:spacing w:lineRule="atLeast" w:line="260"/>
+      <w:spacing w:line="260" w:lineRule="atLeast"/>
       <w:jc w:val="both"/>
     </w:pPr>
     <w:rPr>
@@ -6289,13 +6828,13 @@
       <w:sz w:val="32"/>
     </w:rPr>
   </w:style>
-  <w:style w:type="paragraph" w:styleId="KeyClient" w:customStyle="1">
+  <w:style w:type="paragraph" w:customStyle="1" w:styleId="KeyClient">
     <w:name w:val="Key Client"/>
     <w:basedOn w:val="Normal"/>
     <w:qFormat/>
     <w:rsid w:val="00440307"/>
     <w:pPr>
-      <w:spacing w:lineRule="atLeast" w:line="260" w:before="100" w:after="100"/>
+      <w:spacing w:before="100" w:after="100" w:line="260" w:lineRule="atLeast"/>
       <w:ind w:left="360" w:hanging="360"/>
       <w:jc w:val="both"/>
     </w:pPr>
@@ -6305,26 +6844,23 @@
       <w:vertAlign w:val="subscript"/>
     </w:rPr>
   </w:style>
-  <w:style w:type="paragraph" w:styleId="HeaderandFooter">
+  <w:style w:type="paragraph" w:customStyle="1" w:styleId="HeaderandFooter">
     <w:name w:val="Header and Footer"/>
     <w:basedOn w:val="Normal"/>
     <w:qFormat/>
-    <w:pPr/>
-    <w:rPr/>
   </w:style>
   <w:style w:type="paragraph" w:styleId="Header">
-    <w:name w:val="Header"/>
+    <w:name w:val="header"/>
     <w:basedOn w:val="Normal"/>
     <w:link w:val="HeaderChar"/>
     <w:uiPriority w:val="99"/>
     <w:rsid w:val="00440307"/>
     <w:pPr>
       <w:tabs>
-        <w:tab w:val="clear" w:pos="720"/>
-        <w:tab w:val="center" w:pos="4320" w:leader="none"/>
-        <w:tab w:val="right" w:pos="8640" w:leader="none"/>
+        <w:tab w:val="center" w:pos="4320"/>
+        <w:tab w:val="right" w:pos="8640"/>
       </w:tabs>
-      <w:spacing w:lineRule="atLeast" w:line="260" w:before="100" w:after="100"/>
+      <w:spacing w:before="100" w:after="100" w:line="260" w:lineRule="atLeast"/>
       <w:jc w:val="both"/>
     </w:pPr>
     <w:rPr>
@@ -6333,19 +6869,17 @@
     </w:rPr>
   </w:style>
   <w:style w:type="paragraph" w:styleId="Footer">
-    <w:name w:val="Footer"/>
+    <w:name w:val="footer"/>
     <w:basedOn w:val="Normal"/>
     <w:link w:val="FooterChar"/>
     <w:uiPriority w:val="99"/>
     <w:rsid w:val="00440307"/>
     <w:pPr>
       <w:tabs>
-        <w:tab w:val="clear" w:pos="720"/>
-        <w:tab w:val="center" w:pos="4153" w:leader="none"/>
-        <w:tab w:val="right" w:pos="8306" w:leader="none"/>
+        <w:tab w:val="center" w:pos="4153"/>
+        <w:tab w:val="right" w:pos="8306"/>
       </w:tabs>
     </w:pPr>
-    <w:rPr/>
   </w:style>
   <w:style w:type="paragraph" w:styleId="Subtitle">
     <w:name w:val="Subtitle"/>
@@ -6354,9 +6888,9 @@
     <w:link w:val="SubtitleChar"/>
     <w:uiPriority w:val="11"/>
     <w:qFormat/>
-    <w:rsid w:val="00e76690"/>
+    <w:rsid w:val="00E76690"/>
     <w:pPr>
-      <w:spacing w:lineRule="auto" w:line="276" w:before="0" w:after="200"/>
+      <w:spacing w:after="200" w:line="276" w:lineRule="auto"/>
     </w:pPr>
     <w:rPr>
       <w:rFonts w:ascii="Cambria" w:hAnsi="Cambria"/>
@@ -6367,22 +6901,21 @@
       <w:szCs w:val="24"/>
     </w:rPr>
   </w:style>
-  <w:style w:type="paragraph" w:styleId="Sidebarbulletstyle" w:customStyle="1">
+  <w:style w:type="paragraph" w:customStyle="1" w:styleId="sidebarbulletstyle">
     <w:name w:val="sidebar bullet style"/>
     <w:basedOn w:val="ListParagraph"/>
-    <w:link w:val="SidebarbulletstyleChar"/>
+    <w:link w:val="sidebarbulletstyleChar"/>
     <w:qFormat/>
-    <w:rsid w:val="006b1dac"/>
+    <w:rsid w:val="006B1DAC"/>
     <w:pPr>
       <w:numPr>
-        <w:ilvl w:val="0"/>
         <w:numId w:val="1"/>
       </w:numPr>
-      <w:spacing w:lineRule="auto" w:line="276" w:before="0" w:after="0"/>
+      <w:spacing w:line="276" w:lineRule="auto"/>
       <w:contextualSpacing/>
     </w:pPr>
     <w:rPr>
-      <w:rFonts w:ascii="Calibri" w:hAnsi="Calibri" w:eastAsia="Calibri"/>
+      <w:rFonts w:ascii="Calibri" w:eastAsia="Calibri" w:hAnsi="Calibri"/>
       <w:sz w:val="18"/>
       <w:szCs w:val="18"/>
     </w:rPr>
@@ -6392,65 +6925,59 @@
     <w:basedOn w:val="Normal"/>
     <w:uiPriority w:val="34"/>
     <w:qFormat/>
-    <w:rsid w:val="006b1dac"/>
+    <w:rsid w:val="006B1DAC"/>
     <w:pPr>
-      <w:ind w:left="720" w:hanging="0"/>
+      <w:ind w:left="720"/>
     </w:pPr>
-    <w:rPr/>
   </w:style>
   <w:style w:type="paragraph" w:styleId="BalloonText">
     <w:name w:val="Balloon Text"/>
     <w:basedOn w:val="Normal"/>
     <w:link w:val="BalloonTextChar"/>
     <w:qFormat/>
-    <w:rsid w:val="00ef5150"/>
-    <w:pPr/>
+    <w:rsid w:val="00EF5150"/>
     <w:rPr>
       <w:rFonts w:ascii="Tahoma" w:hAnsi="Tahoma" w:cs="Tahoma"/>
       <w:sz w:val="16"/>
       <w:szCs w:val="16"/>
     </w:rPr>
   </w:style>
-  <w:style w:type="paragraph" w:styleId="Annotationtext">
+  <w:style w:type="paragraph" w:styleId="CommentText">
     <w:name w:val="annotation text"/>
     <w:basedOn w:val="Normal"/>
     <w:link w:val="CommentTextChar"/>
     <w:qFormat/>
-    <w:rsid w:val="007a442e"/>
-    <w:pPr/>
+    <w:rsid w:val="007A442E"/>
     <w:rPr>
       <w:sz w:val="20"/>
     </w:rPr>
   </w:style>
-  <w:style w:type="paragraph" w:styleId="Annotationsubject">
+  <w:style w:type="paragraph" w:styleId="CommentSubject">
     <w:name w:val="annotation subject"/>
-    <w:basedOn w:val="Annotationtext"/>
-    <w:next w:val="Annotationtext"/>
+    <w:basedOn w:val="CommentText"/>
+    <w:next w:val="CommentText"/>
     <w:link w:val="CommentSubjectChar"/>
     <w:qFormat/>
-    <w:rsid w:val="007a442e"/>
-    <w:pPr/>
+    <w:rsid w:val="007A442E"/>
     <w:rPr>
       <w:b/>
       <w:bCs/>
     </w:rPr>
   </w:style>
-  <w:style w:type="paragraph" w:styleId="TableContents">
+  <w:style w:type="paragraph" w:customStyle="1" w:styleId="TableContents">
     <w:name w:val="Table Contents"/>
     <w:basedOn w:val="Normal"/>
     <w:qFormat/>
     <w:pPr>
-      <w:widowControl w:val="false"/>
+      <w:widowControl w:val="0"/>
       <w:suppressLineNumbers/>
     </w:pPr>
-    <w:rPr/>
   </w:style>
-  <w:style w:type="paragraph" w:styleId="TableHeading">
+  <w:style w:type="paragraph" w:customStyle="1" w:styleId="TableHeading">
     <w:name w:val="Table Heading"/>
     <w:basedOn w:val="TableContents"/>
     <w:qFormat/>
     <w:pPr>
-      <w:suppressLineNumbers/>
       <w:jc w:val="center"/>
     </w:pPr>
     <w:rPr>
@@ -6458,39 +6985,18 @@
       <w:bCs/>
     </w:rPr>
   </w:style>
-  <w:style w:type="numbering" w:styleId="NoList" w:default="1">
-    <w:name w:val="No List"/>
-    <w:uiPriority w:val="99"/>
-    <w:semiHidden/>
-    <w:unhideWhenUsed/>
-    <w:qFormat/>
-  </w:style>
-  <w:style w:type="table" w:default="1" w:styleId="TableNormal">
-    <w:name w:val="Normal Table"/>
-    <w:uiPriority w:val="99"/>
-    <w:semiHidden/>
-    <w:unhideWhenUsed/>
-    <w:tblPr>
-      <w:tblCellMar>
-        <w:top w:w="0" w:type="dxa"/>
-        <w:left w:w="108" w:type="dxa"/>
-        <w:bottom w:w="0" w:type="dxa"/>
-        <w:right w:w="108" w:type="dxa"/>
-      </w:tblCellMar>
-    </w:tblPr>
-  </w:style>
   <w:style w:type="table" w:styleId="TableGrid">
     <w:name w:val="Table Grid"/>
     <w:basedOn w:val="TableNormal"/>
-    <w:rsid w:val="00c96612"/>
+    <w:rsid w:val="00C96612"/>
     <w:tblPr>
       <w:tblBorders>
-        <w:top w:val="single" w:color="auto" w:sz="4" w:space="0"/>
-        <w:left w:val="single" w:color="auto" w:sz="4" w:space="0"/>
-        <w:bottom w:val="single" w:color="auto" w:sz="4" w:space="0"/>
-        <w:right w:val="single" w:color="auto" w:sz="4" w:space="0"/>
-        <w:insideH w:val="single" w:color="auto" w:sz="4" w:space="0"/>
-        <w:insideV w:val="single" w:color="auto" w:sz="4" w:space="0"/>
+        <w:top w:val="single" w:sz="4" w:space="0" w:color="auto"/>
+        <w:left w:val="single" w:sz="4" w:space="0" w:color="auto"/>
+        <w:bottom w:val="single" w:sz="4" w:space="0" w:color="auto"/>
+        <w:right w:val="single" w:sz="4" w:space="0" w:color="auto"/>
+        <w:insideH w:val="single" w:sz="4" w:space="0" w:color="auto"/>
+        <w:insideV w:val="single" w:sz="4" w:space="0" w:color="auto"/>
       </w:tblBorders>
     </w:tblPr>
   </w:style>
@@ -6768,6 +7274,24 @@
 </file>
 
 <file path=customXml/item2.xml><?xml version="1.0" encoding="utf-8"?>
+<b:Sources xmlns:b="http://schemas.openxmlformats.org/officeDocument/2006/bibliography" xmlns="http://schemas.openxmlformats.org/officeDocument/2006/bibliography" SelectedStyle="\APASixthEditionOfficeOnline.xsl" StyleName="APA" Version="6"/>
+</file>
+
+<file path=customXml/item3.xml><?xml version="1.0" encoding="utf-8"?>
+<p:properties xmlns:p="http://schemas.microsoft.com/office/2006/metadata/properties" xmlns:xsi="http://www.w3.org/2001/XMLSchema-instance" xmlns:pc="http://schemas.microsoft.com/office/infopath/2007/PartnerControls">
+  <documentManagement>
+    <_ip_UnifiedCompliancePolicyUIAction xmlns="http://schemas.microsoft.com/sharepoint/v3" xsi:nil="true"/>
+    <MigrationWizId xmlns="79853ddc-a6da-4b29-9050-94182208d5d4" xsi:nil="true"/>
+    <MigrationWizIdPermissionLevels xmlns="79853ddc-a6da-4b29-9050-94182208d5d4" xsi:nil="true"/>
+    <_ip_UnifiedCompliancePolicyProperties xmlns="http://schemas.microsoft.com/sharepoint/v3" xsi:nil="true"/>
+    <MigrationWizIdPermissions xmlns="79853ddc-a6da-4b29-9050-94182208d5d4" xsi:nil="true"/>
+    <MigrationWizIdDocumentLibraryPermissions xmlns="79853ddc-a6da-4b29-9050-94182208d5d4" xsi:nil="true"/>
+    <MigrationWizIdSecurityGroups xmlns="79853ddc-a6da-4b29-9050-94182208d5d4" xsi:nil="true"/>
+  </documentManagement>
+</p:properties>
+</file>
+
+<file path=customXml/item4.xml><?xml version="1.0" encoding="utf-8"?>
 <ct:contentTypeSchema xmlns:ct="http://schemas.microsoft.com/office/2006/metadata/contentType" xmlns:ma="http://schemas.microsoft.com/office/2006/metadata/properties/metaAttributes" ct:_="" ma:_="" ma:contentTypeName="Document" ma:contentTypeID="0x010100A9C3F79E17E01948897BCDD756F81E52" ma:contentTypeVersion="18" ma:contentTypeDescription="Create a new document." ma:contentTypeScope="" ma:versionID="83e68d97bb6f5148f751fcda540be82d">
   <xsd:schema xmlns:xsd="http://www.w3.org/2001/XMLSchema" xmlns:xs="http://www.w3.org/2001/XMLSchema" xmlns:p="http://schemas.microsoft.com/office/2006/metadata/properties" xmlns:ns1="http://schemas.microsoft.com/sharepoint/v3" xmlns:ns2="79853ddc-a6da-4b29-9050-94182208d5d4" xmlns:ns3="6a31fa18-680d-4d9a-9324-d13471b309b0" targetNamespace="http://schemas.microsoft.com/office/2006/metadata/properties" ma:root="true" ma:fieldsID="97ca769a553e49855c709c5c6295d889" ns1:_="" ns2:_="" ns3:_="">
     <xsd:import namespace="http://schemas.microsoft.com/sharepoint/v3"/>
@@ -7023,24 +7547,6 @@
 </ct:contentTypeSchema>
 </file>
 
-<file path=customXml/item3.xml><?xml version="1.0" encoding="utf-8"?>
-<p:properties xmlns:p="http://schemas.microsoft.com/office/2006/metadata/properties" xmlns:xsi="http://www.w3.org/2001/XMLSchema-instance" xmlns:pc="http://schemas.microsoft.com/office/infopath/2007/PartnerControls">
-  <documentManagement>
-    <_ip_UnifiedCompliancePolicyUIAction xmlns="http://schemas.microsoft.com/sharepoint/v3" xsi:nil="true"/>
-    <MigrationWizId xmlns="79853ddc-a6da-4b29-9050-94182208d5d4" xsi:nil="true"/>
-    <MigrationWizIdPermissionLevels xmlns="79853ddc-a6da-4b29-9050-94182208d5d4" xsi:nil="true"/>
-    <_ip_UnifiedCompliancePolicyProperties xmlns="http://schemas.microsoft.com/sharepoint/v3" xsi:nil="true"/>
-    <MigrationWizIdPermissions xmlns="79853ddc-a6da-4b29-9050-94182208d5d4" xsi:nil="true"/>
-    <MigrationWizIdDocumentLibraryPermissions xmlns="79853ddc-a6da-4b29-9050-94182208d5d4" xsi:nil="true"/>
-    <MigrationWizIdSecurityGroups xmlns="79853ddc-a6da-4b29-9050-94182208d5d4" xsi:nil="true"/>
-  </documentManagement>
-</p:properties>
-</file>
-
-<file path=customXml/item4.xml><?xml version="1.0" encoding="utf-8"?>
-<b:Sources xmlns:b="http://schemas.openxmlformats.org/officeDocument/2006/bibliography" xmlns="http://schemas.openxmlformats.org/officeDocument/2006/bibliography" SelectedStyle="\APASixthEditionOfficeOnline.xsl" StyleName="APA" Version="6"/>
-</file>
-
 <file path=customXml/itemProps1.xml><?xml version="1.0" encoding="utf-8"?>
 <ds:datastoreItem xmlns:ds="http://schemas.openxmlformats.org/officeDocument/2006/customXml" ds:itemID="{C0E2CF9E-5A39-4881-85EF-173B1F711807}">
   <ds:schemaRefs>
@@ -7050,6 +7556,25 @@
 </file>
 
 <file path=customXml/itemProps2.xml><?xml version="1.0" encoding="utf-8"?>
+<ds:datastoreItem xmlns:ds="http://schemas.openxmlformats.org/officeDocument/2006/customXml" ds:itemID="{99314C63-07EC-4479-A6EF-C56827DB0691}">
+  <ds:schemaRefs>
+    <ds:schemaRef ds:uri="http://schemas.openxmlformats.org/officeDocument/2006/bibliography"/>
+  </ds:schemaRefs>
+</ds:datastoreItem>
+</file>
+
+<file path=customXml/itemProps3.xml><?xml version="1.0" encoding="utf-8"?>
+<ds:datastoreItem xmlns:ds="http://schemas.openxmlformats.org/officeDocument/2006/customXml" ds:itemID="{5393D36B-9D54-4D0C-A166-77B1BB22616D}">
+  <ds:schemaRefs>
+    <ds:schemaRef ds:uri="http://schemas.microsoft.com/office/2006/metadata/properties"/>
+    <ds:schemaRef ds:uri="http://schemas.microsoft.com/office/infopath/2007/PartnerControls"/>
+    <ds:schemaRef ds:uri="http://schemas.microsoft.com/sharepoint/v3"/>
+    <ds:schemaRef ds:uri="79853ddc-a6da-4b29-9050-94182208d5d4"/>
+  </ds:schemaRefs>
+</ds:datastoreItem>
+</file>
+
+<file path=customXml/itemProps4.xml><?xml version="1.0" encoding="utf-8"?>
 <ds:datastoreItem xmlns:ds="http://schemas.openxmlformats.org/officeDocument/2006/customXml" ds:itemID="{E1C68947-ABA0-41F9-9C73-0522861C5E47}">
   <ds:schemaRefs>
     <ds:schemaRef ds:uri="http://schemas.microsoft.com/office/2006/metadata/contentType"/>
@@ -7067,23 +7592,4 @@
     <ds:schemaRef ds:uri="http://schemas.microsoft.com/internal/obd"/>
   </ds:schemaRefs>
 </ds:datastoreItem>
-</file>
-
-<file path=customXml/itemProps3.xml><?xml version="1.0" encoding="utf-8"?>
-<ds:datastoreItem xmlns:ds="http://schemas.openxmlformats.org/officeDocument/2006/customXml" ds:itemID="{5393D36B-9D54-4D0C-A166-77B1BB22616D}">
-  <ds:schemaRefs>
-    <ds:schemaRef ds:uri="http://schemas.microsoft.com/office/2006/metadata/properties"/>
-    <ds:schemaRef ds:uri="http://schemas.microsoft.com/office/infopath/2007/PartnerControls"/>
-    <ds:schemaRef ds:uri="http://schemas.microsoft.com/sharepoint/v3"/>
-    <ds:schemaRef ds:uri="79853ddc-a6da-4b29-9050-94182208d5d4"/>
-  </ds:schemaRefs>
-</ds:datastoreItem>
-</file>
-
-<file path=customXml/itemProps4.xml><?xml version="1.0" encoding="utf-8"?>
-<ds:datastoreItem xmlns:ds="http://schemas.openxmlformats.org/officeDocument/2006/customXml" ds:itemID="{99314C63-07EC-4479-A6EF-C56827DB0691}">
-  <ds:schemaRefs>
-    <ds:schemaRef ds:uri="http://schemas.openxmlformats.org/officeDocument/2006/bibliography"/>
-  </ds:schemaRefs>
-</ds:datastoreItem>
 </file>
--- a/Resume-LoganMancuso-DevOpsEng.docx
+++ b/Resume-LoganMancuso-DevOpsEng.docx
@@ -124,23 +124,13 @@
                 <w:szCs w:val="22"/>
               </w:rPr>
             </w:pPr>
-            <w:proofErr w:type="spellStart"/>
             <w:r>
               <w:rPr>
                 <w:rFonts w:ascii="Calibri" w:hAnsi="Calibri"/>
                 <w:b/>
                 <w:szCs w:val="22"/>
               </w:rPr>
-              <w:t>DevSecOps</w:t>
-            </w:r>
-            <w:proofErr w:type="spellEnd"/>
-            <w:r>
-              <w:rPr>
-                <w:rFonts w:ascii="Calibri" w:hAnsi="Calibri"/>
-                <w:b/>
-                <w:szCs w:val="22"/>
-              </w:rPr>
-              <w:t xml:space="preserve"> Engineer, Software Engineer</w:t>
+              <w:t>DevSecOps Engineer, Software Engineer</w:t>
             </w:r>
           </w:p>
         </w:tc>
@@ -293,32 +283,14 @@
                 <w:szCs w:val="22"/>
                 <w:u w:val="none"/>
               </w:rPr>
-              <w:t xml:space="preserve"> </w:t>
-            </w:r>
-            <w:proofErr w:type="gramStart"/>
-            <w:r>
-              <w:rPr>
-                <w:rStyle w:val="Hyperlink"/>
-                <w:rFonts w:ascii="Calibri" w:hAnsi="Calibri"/>
-                <w:szCs w:val="22"/>
-                <w:u w:val="none"/>
-              </w:rPr>
-              <w:t xml:space="preserve">   </w:t>
-            </w:r>
-            <w:r>
-              <w:rPr>
-                <w:rFonts w:ascii="Calibri" w:hAnsi="Calibri"/>
-                <w:szCs w:val="22"/>
-              </w:rPr>
-              <w:t>(</w:t>
-            </w:r>
-            <w:proofErr w:type="gramEnd"/>
-            <w:r>
-              <w:rPr>
-                <w:rFonts w:ascii="Calibri" w:hAnsi="Calibri"/>
-                <w:szCs w:val="22"/>
-              </w:rPr>
-              <w:t>803) 470-3985</w:t>
+              <w:t xml:space="preserve">    </w:t>
+            </w:r>
+            <w:r>
+              <w:rPr>
+                <w:rFonts w:ascii="Calibri" w:hAnsi="Calibri"/>
+                <w:szCs w:val="22"/>
+              </w:rPr>
+              <w:t>(803) 470-3985</w:t>
             </w:r>
           </w:p>
         </w:tc>
@@ -370,25 +342,7 @@
           <w:sz w:val="22"/>
           <w:szCs w:val="22"/>
         </w:rPr>
-        <w:t xml:space="preserve">His work in </w:t>
-      </w:r>
-      <w:proofErr w:type="spellStart"/>
-      <w:r>
-        <w:rPr>
-          <w:rFonts w:ascii="Calibri" w:hAnsi="Calibri"/>
-          <w:sz w:val="22"/>
-          <w:szCs w:val="22"/>
-        </w:rPr>
-        <w:t>DevSecOps</w:t>
-      </w:r>
-      <w:proofErr w:type="spellEnd"/>
-      <w:r>
-        <w:rPr>
-          <w:rFonts w:ascii="Calibri" w:hAnsi="Calibri"/>
-          <w:sz w:val="22"/>
-          <w:szCs w:val="22"/>
-        </w:rPr>
-        <w:t xml:space="preserve"> focuses primarily on infrastructure as code, maintaining and constructing CI/CD pipelines for the rapid deployment of code to both on-premises and cloud-based services. </w:t>
+        <w:t xml:space="preserve">His work in DevSecOps focuses primarily on infrastructure as code, maintaining and constructing CI/CD pipelines for the rapid deployment of code to both on-premises and cloud-based services. </w:t>
       </w:r>
     </w:p>
     <w:p>
@@ -473,7 +427,7 @@
           <w:rFonts w:ascii="Calibri" w:hAnsi="Calibri" w:cs="Calibri"/>
           <w:sz w:val="22"/>
         </w:rPr>
-        <w:t>Azure: AZ900, AZ104, AZ304, AZ400</w:t>
+        <w:t>Azure: 900</w:t>
       </w:r>
     </w:p>
     <w:p>
@@ -693,36 +647,7 @@
           <w:sz w:val="22"/>
           <w:szCs w:val="22"/>
         </w:rPr>
-        <w:t xml:space="preserve"> </w:t>
-      </w:r>
-      <w:r>
-        <w:rPr>
-          <w:rFonts w:asciiTheme="minorHAnsi" w:hAnsiTheme="minorHAnsi"/>
-          <w:bCs/>
-          <w:sz w:val="22"/>
-          <w:szCs w:val="22"/>
-        </w:rPr>
-        <w:t xml:space="preserve">Terraform, Kubernetes, Docker, Ansible, </w:t>
-      </w:r>
-      <w:proofErr w:type="spellStart"/>
-      <w:r>
-        <w:rPr>
-          <w:rFonts w:asciiTheme="minorHAnsi" w:hAnsiTheme="minorHAnsi"/>
-          <w:bCs/>
-          <w:sz w:val="22"/>
-          <w:szCs w:val="22"/>
-        </w:rPr>
-        <w:t>Podman</w:t>
-      </w:r>
-      <w:proofErr w:type="spellEnd"/>
-      <w:r>
-        <w:rPr>
-          <w:rFonts w:asciiTheme="minorHAnsi" w:hAnsiTheme="minorHAnsi"/>
-          <w:bCs/>
-          <w:sz w:val="22"/>
-          <w:szCs w:val="22"/>
-        </w:rPr>
-        <w:t>, AWS cli, Azure cli</w:t>
+        <w:t xml:space="preserve"> Terraform, Kubernetes, Docker, Ansible, Podman, AWS cli, Azure cli</w:t>
       </w:r>
     </w:p>
     <w:p>
@@ -869,25 +794,7 @@
           <w:sz w:val="22"/>
           <w:szCs w:val="22"/>
         </w:rPr>
-        <w:t xml:space="preserve">AWS, Azure, MuleSoft, </w:t>
-      </w:r>
-      <w:proofErr w:type="spellStart"/>
-      <w:r>
-        <w:rPr>
-          <w:rFonts w:asciiTheme="minorHAnsi" w:hAnsiTheme="minorHAnsi"/>
-          <w:sz w:val="22"/>
-          <w:szCs w:val="22"/>
-        </w:rPr>
-        <w:t>VSphere</w:t>
-      </w:r>
-      <w:proofErr w:type="spellEnd"/>
-      <w:r>
-        <w:rPr>
-          <w:rFonts w:asciiTheme="minorHAnsi" w:hAnsiTheme="minorHAnsi"/>
-          <w:sz w:val="22"/>
-          <w:szCs w:val="22"/>
-        </w:rPr>
-        <w:t>, Google Cloud Platform, Apigee</w:t>
+        <w:t>AWS, Azure, MuleSoft, VSphere, Google Cloud Platform, Apigee</w:t>
       </w:r>
     </w:p>
     <w:p>
@@ -1011,7 +918,6 @@
         <w:t xml:space="preserve">, </w:t>
       </w:r>
       <w:hyperlink r:id="rId16">
-        <w:proofErr w:type="spellStart"/>
         <w:r>
           <w:rPr>
             <w:rStyle w:val="Hyperlink"/>
@@ -1021,7 +927,6 @@
           </w:rPr>
           <w:t>OpenMPI</w:t>
         </w:r>
-        <w:proofErr w:type="spellEnd"/>
       </w:hyperlink>
       <w:r>
         <w:rPr>
@@ -1116,43 +1021,7 @@
           <w:sz w:val="22"/>
           <w:szCs w:val="22"/>
         </w:rPr>
-        <w:t xml:space="preserve">Logan’s most recent experience is in </w:t>
-      </w:r>
-      <w:proofErr w:type="spellStart"/>
-      <w:r>
-        <w:rPr>
-          <w:rFonts w:ascii="Calibri" w:hAnsi="Calibri"/>
-          <w:sz w:val="22"/>
-          <w:szCs w:val="22"/>
-        </w:rPr>
-        <w:t>DevSecOps</w:t>
-      </w:r>
-      <w:proofErr w:type="spellEnd"/>
-      <w:r>
-        <w:rPr>
-          <w:rFonts w:ascii="Calibri" w:hAnsi="Calibri"/>
-          <w:sz w:val="22"/>
-          <w:szCs w:val="22"/>
-        </w:rPr>
-        <w:t xml:space="preserve"> and server administration. Deploying Microsoft Dynamics CRM code to a large </w:t>
-      </w:r>
-      <w:proofErr w:type="gramStart"/>
-      <w:r>
-        <w:rPr>
-          <w:rFonts w:ascii="Calibri" w:hAnsi="Calibri"/>
-          <w:sz w:val="22"/>
-          <w:szCs w:val="22"/>
-        </w:rPr>
-        <w:t>on-premise</w:t>
-      </w:r>
-      <w:proofErr w:type="gramEnd"/>
-      <w:r>
-        <w:rPr>
-          <w:rFonts w:ascii="Calibri" w:hAnsi="Calibri"/>
-          <w:sz w:val="22"/>
-          <w:szCs w:val="22"/>
-        </w:rPr>
-        <w:t xml:space="preserve"> system. His personal projects are focused on API development and developing infrastructure as code using a combination of Kubernetes, Docker, Ansible and Terraform.  </w:t>
+        <w:t xml:space="preserve">Logan’s most recent experience is in DevSecOps and server administration. Deploying Microsoft Dynamics CRM code to a large on-premise system. His personal projects are focused on API development and developing infrastructure as code using a combination of Kubernetes, Docker, Ansible and Terraform.  </w:t>
       </w:r>
     </w:p>
     <w:p>
@@ -1195,28 +1064,11 @@
         </w:tabs>
       </w:pPr>
       <w:r>
-        <w:t xml:space="preserve">Company: </w:t>
-      </w:r>
-      <w:r>
-        <w:t>Kopis USA</w:t>
+        <w:t>Company: Kopis USA</w:t>
       </w:r>
       <w:r>
         <w:tab/>
-      </w:r>
-      <w:r>
-        <w:t>June</w:t>
-      </w:r>
-      <w:r>
-        <w:t xml:space="preserve"> 20</w:t>
-      </w:r>
-      <w:r>
-        <w:t>22</w:t>
-      </w:r>
-      <w:r>
-        <w:t xml:space="preserve"> – </w:t>
-      </w:r>
-      <w:r>
-        <w:t>Current</w:t>
+        <w:t>June 2022 – Current</w:t>
       </w:r>
     </w:p>
     <w:tbl>
@@ -1332,23 +1184,7 @@
                 <w:sz w:val="22"/>
                 <w:szCs w:val="22"/>
               </w:rPr>
-              <w:t>A</w:t>
-            </w:r>
-            <w:r>
-              <w:rPr>
-                <w:rFonts w:ascii="Calibri" w:hAnsi="Calibri"/>
-                <w:sz w:val="22"/>
-                <w:szCs w:val="22"/>
-              </w:rPr>
-              <w:t xml:space="preserve">WS </w:t>
-            </w:r>
-            <w:r>
-              <w:rPr>
-                <w:rFonts w:ascii="Calibri" w:hAnsi="Calibri"/>
-                <w:sz w:val="22"/>
-                <w:szCs w:val="22"/>
-              </w:rPr>
-              <w:t>Cloud</w:t>
+              <w:t>AWS Cloud</w:t>
             </w:r>
           </w:p>
         </w:tc>
@@ -1444,14 +1280,7 @@
                 <w:rFonts w:ascii="Calibri" w:hAnsi="Calibri"/>
                 <w:sz w:val="22"/>
               </w:rPr>
-              <w:t>Hexagon (Formerly Infor) Automation and deployment of containers on EC2 instances using Terraform</w:t>
-            </w:r>
-            <w:r>
-              <w:rPr>
-                <w:rFonts w:ascii="Calibri" w:hAnsi="Calibri"/>
-                <w:sz w:val="22"/>
-              </w:rPr>
-              <w:t>.</w:t>
+              <w:t>Hexagon (Formerly Infor) Automation and deployment of containers on EC2 instances using Terraform.</w:t>
             </w:r>
           </w:p>
         </w:tc>
@@ -1645,15 +1474,7 @@
                 <w:sz w:val="22"/>
                 <w:szCs w:val="22"/>
               </w:rPr>
-              <w:t>4</w:t>
-            </w:r>
-            <w:r>
-              <w:rPr>
-                <w:rFonts w:ascii="Calibri" w:hAnsi="Calibri"/>
-                <w:sz w:val="22"/>
-                <w:szCs w:val="22"/>
-              </w:rPr>
-              <w:t xml:space="preserve"> Months</w:t>
+              <w:t>4 Months</w:t>
             </w:r>
           </w:p>
         </w:tc>
@@ -1871,23 +1692,7 @@
                 <w:sz w:val="22"/>
                 <w:szCs w:val="22"/>
               </w:rPr>
-              <w:t>Amazon Linux 2</w:t>
-            </w:r>
-            <w:r>
-              <w:rPr>
-                <w:rFonts w:ascii="Calibri" w:hAnsi="Calibri"/>
-                <w:sz w:val="22"/>
-                <w:szCs w:val="22"/>
-              </w:rPr>
-              <w:t>,</w:t>
-            </w:r>
-            <w:r>
-              <w:rPr>
-                <w:rFonts w:ascii="Calibri" w:hAnsi="Calibri"/>
-                <w:sz w:val="22"/>
-                <w:szCs w:val="22"/>
-              </w:rPr>
-              <w:t xml:space="preserve"> Windows server 2019,2022</w:t>
+              <w:t>Amazon Linux 2, Windows server 2019,2022</w:t>
             </w:r>
           </w:p>
         </w:tc>
@@ -1986,39 +1791,7 @@
                 <w:sz w:val="22"/>
                 <w:szCs w:val="22"/>
               </w:rPr>
-              <w:t>Terraform</w:t>
-            </w:r>
-            <w:r>
-              <w:rPr>
-                <w:rFonts w:ascii="Calibri" w:hAnsi="Calibri"/>
-                <w:sz w:val="22"/>
-                <w:szCs w:val="22"/>
-              </w:rPr>
-              <w:t xml:space="preserve">, </w:t>
-            </w:r>
-            <w:r>
-              <w:rPr>
-                <w:rFonts w:ascii="Calibri" w:hAnsi="Calibri"/>
-                <w:sz w:val="22"/>
-                <w:szCs w:val="22"/>
-              </w:rPr>
-              <w:t xml:space="preserve">Python, </w:t>
-            </w:r>
-            <w:r>
-              <w:rPr>
-                <w:rFonts w:ascii="Calibri" w:hAnsi="Calibri"/>
-                <w:sz w:val="22"/>
-                <w:szCs w:val="22"/>
-              </w:rPr>
-              <w:t>BASH</w:t>
-            </w:r>
-            <w:r>
-              <w:rPr>
-                <w:rFonts w:ascii="Calibri" w:hAnsi="Calibri"/>
-                <w:sz w:val="22"/>
-                <w:szCs w:val="22"/>
-              </w:rPr>
-              <w:t>, PowerShell</w:t>
+              <w:t>Terraform, Python, BASH, PowerShell</w:t>
             </w:r>
           </w:p>
         </w:tc>
@@ -3129,23 +2902,13 @@
                 <w:szCs w:val="22"/>
               </w:rPr>
             </w:pPr>
-            <w:proofErr w:type="gramStart"/>
-            <w:r>
-              <w:rPr>
-                <w:rFonts w:ascii="Calibri" w:hAnsi="Calibri"/>
-                <w:sz w:val="22"/>
-                <w:szCs w:val="22"/>
-              </w:rPr>
-              <w:t>On-Premise</w:t>
-            </w:r>
-            <w:proofErr w:type="gramEnd"/>
-            <w:r>
-              <w:rPr>
-                <w:rFonts w:ascii="Calibri" w:hAnsi="Calibri"/>
-                <w:sz w:val="22"/>
-                <w:szCs w:val="22"/>
-              </w:rPr>
-              <w:t xml:space="preserve"> (air-gaped secure environment)</w:t>
+            <w:r>
+              <w:rPr>
+                <w:rFonts w:ascii="Calibri" w:hAnsi="Calibri"/>
+                <w:sz w:val="22"/>
+                <w:szCs w:val="22"/>
+              </w:rPr>
+              <w:t>On-Premise (air-gaped secure environment)</w:t>
             </w:r>
           </w:p>
         </w:tc>
@@ -3362,25 +3125,7 @@
                 <w:sz w:val="22"/>
                 <w:szCs w:val="22"/>
               </w:rPr>
-              <w:t>(</w:t>
-            </w:r>
-            <w:proofErr w:type="gramStart"/>
-            <w:r>
-              <w:rPr>
-                <w:rFonts w:ascii="Calibri" w:hAnsi="Calibri"/>
-                <w:sz w:val="22"/>
-                <w:szCs w:val="22"/>
-              </w:rPr>
-              <w:t>lead</w:t>
-            </w:r>
-            <w:proofErr w:type="gramEnd"/>
-            <w:r>
-              <w:rPr>
-                <w:rFonts w:ascii="Calibri" w:hAnsi="Calibri"/>
-                <w:sz w:val="22"/>
-                <w:szCs w:val="22"/>
-              </w:rPr>
-              <w:t xml:space="preserve"> a team of 4 engineers to deploy out to Oklahoma environments) </w:t>
+              <w:t xml:space="preserve">(lead a team of 4 engineers to deploy out to Oklahoma environments) </w:t>
             </w:r>
           </w:p>
         </w:tc>
@@ -3598,23 +3343,7 @@
                 <w:rFonts w:ascii="Calibri" w:hAnsi="Calibri" w:cs="Calibri"/>
                 <w:sz w:val="22"/>
               </w:rPr>
-              <w:t xml:space="preserve">Manage </w:t>
-            </w:r>
-            <w:proofErr w:type="spellStart"/>
-            <w:r>
-              <w:rPr>
-                <w:rFonts w:ascii="Calibri" w:hAnsi="Calibri" w:cs="Calibri"/>
-                <w:sz w:val="22"/>
-              </w:rPr>
-              <w:t>MoveIT</w:t>
-            </w:r>
-            <w:proofErr w:type="spellEnd"/>
-            <w:r>
-              <w:rPr>
-                <w:rFonts w:ascii="Calibri" w:hAnsi="Calibri" w:cs="Calibri"/>
-                <w:sz w:val="22"/>
-              </w:rPr>
-              <w:t>, Pentaho, and External Interface connectivity to subsidiary systems</w:t>
+              <w:t>Manage MoveIT, Pentaho, and External Interface connectivity to subsidiary systems</w:t>
             </w:r>
           </w:p>
           <w:p>
@@ -3989,7 +3718,6 @@
               <w:t xml:space="preserve">, Jenkins, </w:t>
             </w:r>
             <w:hyperlink r:id="rId20">
-              <w:proofErr w:type="spellStart"/>
               <w:r>
                 <w:rPr>
                   <w:rStyle w:val="Hyperlink"/>
@@ -3999,7 +3727,6 @@
                 </w:rPr>
                 <w:t>MoveIT</w:t>
               </w:r>
-              <w:proofErr w:type="spellEnd"/>
             </w:hyperlink>
             <w:r>
               <w:rPr>
@@ -4045,25 +3772,7 @@
                 <w:sz w:val="22"/>
                 <w:szCs w:val="22"/>
               </w:rPr>
-              <w:t xml:space="preserve">, </w:t>
-            </w:r>
-            <w:proofErr w:type="spellStart"/>
-            <w:r>
-              <w:rPr>
-                <w:rFonts w:ascii="Calibri" w:hAnsi="Calibri"/>
-                <w:sz w:val="22"/>
-                <w:szCs w:val="22"/>
-              </w:rPr>
-              <w:t>ZScaler</w:t>
-            </w:r>
-            <w:proofErr w:type="spellEnd"/>
-            <w:r>
-              <w:rPr>
-                <w:rFonts w:ascii="Calibri" w:hAnsi="Calibri"/>
-                <w:sz w:val="22"/>
-                <w:szCs w:val="22"/>
-              </w:rPr>
-              <w:t xml:space="preserve">, </w:t>
+              <w:t xml:space="preserve">, ZScaler, </w:t>
             </w:r>
             <w:hyperlink r:id="rId23">
               <w:r>
@@ -4124,25 +3833,7 @@
                 <w:sz w:val="22"/>
                 <w:szCs w:val="22"/>
               </w:rPr>
-              <w:t xml:space="preserve">, Microsoft DNS, DFS </w:t>
-            </w:r>
-            <w:proofErr w:type="spellStart"/>
-            <w:r>
-              <w:rPr>
-                <w:rFonts w:ascii="Calibri" w:hAnsi="Calibri"/>
-                <w:sz w:val="22"/>
-                <w:szCs w:val="22"/>
-              </w:rPr>
-              <w:t>FileShare</w:t>
-            </w:r>
-            <w:proofErr w:type="spellEnd"/>
-            <w:r>
-              <w:rPr>
-                <w:rFonts w:ascii="Calibri" w:hAnsi="Calibri"/>
-                <w:sz w:val="22"/>
-                <w:szCs w:val="22"/>
-              </w:rPr>
-              <w:t>, MS Certificate Store.</w:t>
+              <w:t>, Microsoft DNS, DFS FileShare, MS Certificate Store.</w:t>
             </w:r>
           </w:p>
         </w:tc>
@@ -4688,21 +4379,12 @@
                 <w:sz w:val="22"/>
               </w:rPr>
             </w:pPr>
-            <w:proofErr w:type="spellStart"/>
-            <w:r>
-              <w:rPr>
-                <w:rFonts w:ascii="Calibri" w:hAnsi="Calibri" w:cs="Calibri"/>
-                <w:sz w:val="22"/>
-              </w:rPr>
-              <w:t>BigMem</w:t>
-            </w:r>
-            <w:proofErr w:type="spellEnd"/>
-            <w:r>
-              <w:rPr>
-                <w:rFonts w:ascii="Calibri" w:hAnsi="Calibri" w:cs="Calibri"/>
-                <w:sz w:val="22"/>
-              </w:rPr>
-              <w:t xml:space="preserve"> (RAM Node)</w:t>
+            <w:r>
+              <w:rPr>
+                <w:rFonts w:ascii="Calibri" w:hAnsi="Calibri" w:cs="Calibri"/>
+                <w:sz w:val="22"/>
+              </w:rPr>
+              <w:t>BigMem (RAM Node)</w:t>
             </w:r>
           </w:p>
           <w:p>
@@ -5137,25 +4819,7 @@
                 <w:sz w:val="22"/>
                 <w:szCs w:val="22"/>
               </w:rPr>
-              <w:t xml:space="preserve">Caffe, SLURM, TensorFlow, </w:t>
-            </w:r>
-            <w:proofErr w:type="spellStart"/>
-            <w:r>
-              <w:rPr>
-                <w:rFonts w:ascii="Calibri" w:hAnsi="Calibri"/>
-                <w:sz w:val="22"/>
-                <w:szCs w:val="22"/>
-              </w:rPr>
-              <w:t>OpenMPI</w:t>
-            </w:r>
-            <w:proofErr w:type="spellEnd"/>
-            <w:r>
-              <w:rPr>
-                <w:rFonts w:ascii="Calibri" w:hAnsi="Calibri"/>
-                <w:sz w:val="22"/>
-                <w:szCs w:val="22"/>
-              </w:rPr>
-              <w:t>, Anaconda</w:t>
+              <w:t>Caffe, SLURM, TensorFlow, OpenMPI, Anaconda</w:t>
             </w:r>
           </w:p>
         </w:tc>
@@ -5232,7 +4896,6 @@
         <w:t xml:space="preserve">I am also invested in learning new technologies and a great way to do that is by learning and working with open-source projects. I am running a </w:t>
       </w:r>
       <w:hyperlink r:id="rId25">
-        <w:proofErr w:type="spellStart"/>
         <w:r>
           <w:rPr>
             <w:rStyle w:val="Hyperlink"/>
@@ -5241,7 +4904,6 @@
           </w:rPr>
           <w:t>NextCloud</w:t>
         </w:r>
-        <w:proofErr w:type="spellEnd"/>
       </w:hyperlink>
       <w:r>
         <w:rPr>
@@ -5318,7 +4980,6 @@
       </w:rPr>
       <w:tab/>
     </w:r>
-    <w:proofErr w:type="gramStart"/>
     <w:r>
       <w:rPr>
         <w:rStyle w:val="PageNumber"/>
@@ -5327,17 +4988,7 @@
         <w:szCs w:val="18"/>
       </w:rPr>
       <w:tab/>
-      <w:t xml:space="preserve">  Page</w:t>
-    </w:r>
-    <w:proofErr w:type="gramEnd"/>
-    <w:r>
-      <w:rPr>
-        <w:rStyle w:val="PageNumber"/>
-        <w:rFonts w:ascii="Calibri" w:hAnsi="Calibri" w:cs="Arial"/>
-        <w:sz w:val="18"/>
-        <w:szCs w:val="18"/>
-      </w:rPr>
-      <w:t xml:space="preserve"> </w:t>
+      <w:t xml:space="preserve">  Page </w:t>
     </w:r>
     <w:r>
       <w:rPr>
@@ -6793,7 +6444,6 @@
     </w:pPr>
     <w:rPr>
       <w:rFonts w:cs="Lohit Devanagari"/>
-      <w:lang/>
     </w:rPr>
   </w:style>
   <w:style w:type="paragraph" w:customStyle="1" w:styleId="Name">
@@ -7274,24 +6924,6 @@
 </file>
 
 <file path=customXml/item2.xml><?xml version="1.0" encoding="utf-8"?>
-<b:Sources xmlns:b="http://schemas.openxmlformats.org/officeDocument/2006/bibliography" xmlns="http://schemas.openxmlformats.org/officeDocument/2006/bibliography" SelectedStyle="\APASixthEditionOfficeOnline.xsl" StyleName="APA" Version="6"/>
-</file>
-
-<file path=customXml/item3.xml><?xml version="1.0" encoding="utf-8"?>
-<p:properties xmlns:p="http://schemas.microsoft.com/office/2006/metadata/properties" xmlns:xsi="http://www.w3.org/2001/XMLSchema-instance" xmlns:pc="http://schemas.microsoft.com/office/infopath/2007/PartnerControls">
-  <documentManagement>
-    <_ip_UnifiedCompliancePolicyUIAction xmlns="http://schemas.microsoft.com/sharepoint/v3" xsi:nil="true"/>
-    <MigrationWizId xmlns="79853ddc-a6da-4b29-9050-94182208d5d4" xsi:nil="true"/>
-    <MigrationWizIdPermissionLevels xmlns="79853ddc-a6da-4b29-9050-94182208d5d4" xsi:nil="true"/>
-    <_ip_UnifiedCompliancePolicyProperties xmlns="http://schemas.microsoft.com/sharepoint/v3" xsi:nil="true"/>
-    <MigrationWizIdPermissions xmlns="79853ddc-a6da-4b29-9050-94182208d5d4" xsi:nil="true"/>
-    <MigrationWizIdDocumentLibraryPermissions xmlns="79853ddc-a6da-4b29-9050-94182208d5d4" xsi:nil="true"/>
-    <MigrationWizIdSecurityGroups xmlns="79853ddc-a6da-4b29-9050-94182208d5d4" xsi:nil="true"/>
-  </documentManagement>
-</p:properties>
-</file>
-
-<file path=customXml/item4.xml><?xml version="1.0" encoding="utf-8"?>
 <ct:contentTypeSchema xmlns:ct="http://schemas.microsoft.com/office/2006/metadata/contentType" xmlns:ma="http://schemas.microsoft.com/office/2006/metadata/properties/metaAttributes" ct:_="" ma:_="" ma:contentTypeName="Document" ma:contentTypeID="0x010100A9C3F79E17E01948897BCDD756F81E52" ma:contentTypeVersion="18" ma:contentTypeDescription="Create a new document." ma:contentTypeScope="" ma:versionID="83e68d97bb6f5148f751fcda540be82d">
   <xsd:schema xmlns:xsd="http://www.w3.org/2001/XMLSchema" xmlns:xs="http://www.w3.org/2001/XMLSchema" xmlns:p="http://schemas.microsoft.com/office/2006/metadata/properties" xmlns:ns1="http://schemas.microsoft.com/sharepoint/v3" xmlns:ns2="79853ddc-a6da-4b29-9050-94182208d5d4" xmlns:ns3="6a31fa18-680d-4d9a-9324-d13471b309b0" targetNamespace="http://schemas.microsoft.com/office/2006/metadata/properties" ma:root="true" ma:fieldsID="97ca769a553e49855c709c5c6295d889" ns1:_="" ns2:_="" ns3:_="">
     <xsd:import namespace="http://schemas.microsoft.com/sharepoint/v3"/>
@@ -7547,6 +7179,24 @@
 </ct:contentTypeSchema>
 </file>
 
+<file path=customXml/item3.xml><?xml version="1.0" encoding="utf-8"?>
+<p:properties xmlns:p="http://schemas.microsoft.com/office/2006/metadata/properties" xmlns:xsi="http://www.w3.org/2001/XMLSchema-instance" xmlns:pc="http://schemas.microsoft.com/office/infopath/2007/PartnerControls">
+  <documentManagement>
+    <_ip_UnifiedCompliancePolicyUIAction xmlns="http://schemas.microsoft.com/sharepoint/v3" xsi:nil="true"/>
+    <MigrationWizId xmlns="79853ddc-a6da-4b29-9050-94182208d5d4" xsi:nil="true"/>
+    <MigrationWizIdPermissionLevels xmlns="79853ddc-a6da-4b29-9050-94182208d5d4" xsi:nil="true"/>
+    <_ip_UnifiedCompliancePolicyProperties xmlns="http://schemas.microsoft.com/sharepoint/v3" xsi:nil="true"/>
+    <MigrationWizIdPermissions xmlns="79853ddc-a6da-4b29-9050-94182208d5d4" xsi:nil="true"/>
+    <MigrationWizIdDocumentLibraryPermissions xmlns="79853ddc-a6da-4b29-9050-94182208d5d4" xsi:nil="true"/>
+    <MigrationWizIdSecurityGroups xmlns="79853ddc-a6da-4b29-9050-94182208d5d4" xsi:nil="true"/>
+  </documentManagement>
+</p:properties>
+</file>
+
+<file path=customXml/item4.xml><?xml version="1.0" encoding="utf-8"?>
+<b:Sources xmlns:b="http://schemas.openxmlformats.org/officeDocument/2006/bibliography" xmlns="http://schemas.openxmlformats.org/officeDocument/2006/bibliography" SelectedStyle="\APASixthEditionOfficeOnline.xsl" StyleName="APA" Version="6"/>
+</file>
+
 <file path=customXml/itemProps1.xml><?xml version="1.0" encoding="utf-8"?>
 <ds:datastoreItem xmlns:ds="http://schemas.openxmlformats.org/officeDocument/2006/customXml" ds:itemID="{C0E2CF9E-5A39-4881-85EF-173B1F711807}">
   <ds:schemaRefs>
@@ -7556,25 +7206,6 @@
 </file>
 
 <file path=customXml/itemProps2.xml><?xml version="1.0" encoding="utf-8"?>
-<ds:datastoreItem xmlns:ds="http://schemas.openxmlformats.org/officeDocument/2006/customXml" ds:itemID="{99314C63-07EC-4479-A6EF-C56827DB0691}">
-  <ds:schemaRefs>
-    <ds:schemaRef ds:uri="http://schemas.openxmlformats.org/officeDocument/2006/bibliography"/>
-  </ds:schemaRefs>
-</ds:datastoreItem>
-</file>
-
-<file path=customXml/itemProps3.xml><?xml version="1.0" encoding="utf-8"?>
-<ds:datastoreItem xmlns:ds="http://schemas.openxmlformats.org/officeDocument/2006/customXml" ds:itemID="{5393D36B-9D54-4D0C-A166-77B1BB22616D}">
-  <ds:schemaRefs>
-    <ds:schemaRef ds:uri="http://schemas.microsoft.com/office/2006/metadata/properties"/>
-    <ds:schemaRef ds:uri="http://schemas.microsoft.com/office/infopath/2007/PartnerControls"/>
-    <ds:schemaRef ds:uri="http://schemas.microsoft.com/sharepoint/v3"/>
-    <ds:schemaRef ds:uri="79853ddc-a6da-4b29-9050-94182208d5d4"/>
-  </ds:schemaRefs>
-</ds:datastoreItem>
-</file>
-
-<file path=customXml/itemProps4.xml><?xml version="1.0" encoding="utf-8"?>
 <ds:datastoreItem xmlns:ds="http://schemas.openxmlformats.org/officeDocument/2006/customXml" ds:itemID="{E1C68947-ABA0-41F9-9C73-0522861C5E47}">
   <ds:schemaRefs>
     <ds:schemaRef ds:uri="http://schemas.microsoft.com/office/2006/metadata/contentType"/>
@@ -7592,4 +7223,23 @@
     <ds:schemaRef ds:uri="http://schemas.microsoft.com/internal/obd"/>
   </ds:schemaRefs>
 </ds:datastoreItem>
+</file>
+
+<file path=customXml/itemProps3.xml><?xml version="1.0" encoding="utf-8"?>
+<ds:datastoreItem xmlns:ds="http://schemas.openxmlformats.org/officeDocument/2006/customXml" ds:itemID="{5393D36B-9D54-4D0C-A166-77B1BB22616D}">
+  <ds:schemaRefs>
+    <ds:schemaRef ds:uri="http://schemas.microsoft.com/office/2006/metadata/properties"/>
+    <ds:schemaRef ds:uri="http://schemas.microsoft.com/office/infopath/2007/PartnerControls"/>
+    <ds:schemaRef ds:uri="http://schemas.microsoft.com/sharepoint/v3"/>
+    <ds:schemaRef ds:uri="79853ddc-a6da-4b29-9050-94182208d5d4"/>
+  </ds:schemaRefs>
+</ds:datastoreItem>
+</file>
+
+<file path=customXml/itemProps4.xml><?xml version="1.0" encoding="utf-8"?>
+<ds:datastoreItem xmlns:ds="http://schemas.openxmlformats.org/officeDocument/2006/customXml" ds:itemID="{99314C63-07EC-4479-A6EF-C56827DB0691}">
+  <ds:schemaRefs>
+    <ds:schemaRef ds:uri="http://schemas.openxmlformats.org/officeDocument/2006/bibliography"/>
+  </ds:schemaRefs>
+</ds:datastoreItem>
 </file>
--- a/Resume-LoganMancuso-DevOpsEng.docx
+++ b/Resume-LoganMancuso-DevOpsEng.docx
@@ -124,13 +124,23 @@
                 <w:szCs w:val="22"/>
               </w:rPr>
             </w:pPr>
+            <w:proofErr w:type="spellStart"/>
             <w:r>
               <w:rPr>
                 <w:rFonts w:ascii="Calibri" w:hAnsi="Calibri"/>
                 <w:b/>
                 <w:szCs w:val="22"/>
               </w:rPr>
-              <w:t>DevSecOps Engineer, Software Engineer</w:t>
+              <w:t>DevSecOps</w:t>
+            </w:r>
+            <w:proofErr w:type="spellEnd"/>
+            <w:r>
+              <w:rPr>
+                <w:rFonts w:ascii="Calibri" w:hAnsi="Calibri"/>
+                <w:b/>
+                <w:szCs w:val="22"/>
+              </w:rPr>
+              <w:t xml:space="preserve"> Engineer, Software Engineer</w:t>
             </w:r>
           </w:p>
         </w:tc>
@@ -342,7 +352,25 @@
           <w:sz w:val="22"/>
           <w:szCs w:val="22"/>
         </w:rPr>
-        <w:t xml:space="preserve">His work in DevSecOps focuses primarily on infrastructure as code, maintaining and constructing CI/CD pipelines for the rapid deployment of code to both on-premises and cloud-based services. </w:t>
+        <w:t xml:space="preserve">His work in </w:t>
+      </w:r>
+      <w:proofErr w:type="spellStart"/>
+      <w:r>
+        <w:rPr>
+          <w:rFonts w:ascii="Calibri" w:hAnsi="Calibri"/>
+          <w:sz w:val="22"/>
+          <w:szCs w:val="22"/>
+        </w:rPr>
+        <w:t>DevSecOps</w:t>
+      </w:r>
+      <w:proofErr w:type="spellEnd"/>
+      <w:r>
+        <w:rPr>
+          <w:rFonts w:ascii="Calibri" w:hAnsi="Calibri"/>
+          <w:sz w:val="22"/>
+          <w:szCs w:val="22"/>
+        </w:rPr>
+        <w:t xml:space="preserve"> focuses primarily on infrastructure as code, maintaining and constructing CI/CD pipelines for the rapid deployment of code to both on-premises and cloud-based services. </w:t>
       </w:r>
     </w:p>
     <w:p>
@@ -647,7 +675,27 @@
           <w:sz w:val="22"/>
           <w:szCs w:val="22"/>
         </w:rPr>
-        <w:t xml:space="preserve"> Terraform, Kubernetes, Docker, Ansible, Podman, AWS cli, Azure cli</w:t>
+        <w:t xml:space="preserve"> Terraform, Kubernetes, Docker, Ansible, </w:t>
+      </w:r>
+      <w:proofErr w:type="spellStart"/>
+      <w:r>
+        <w:rPr>
+          <w:rFonts w:asciiTheme="minorHAnsi" w:hAnsiTheme="minorHAnsi"/>
+          <w:bCs/>
+          <w:sz w:val="22"/>
+          <w:szCs w:val="22"/>
+        </w:rPr>
+        <w:t>Podman</w:t>
+      </w:r>
+      <w:proofErr w:type="spellEnd"/>
+      <w:r>
+        <w:rPr>
+          <w:rFonts w:asciiTheme="minorHAnsi" w:hAnsiTheme="minorHAnsi"/>
+          <w:bCs/>
+          <w:sz w:val="22"/>
+          <w:szCs w:val="22"/>
+        </w:rPr>
+        <w:t>, AWS cli, Azure cli</w:t>
       </w:r>
     </w:p>
     <w:p>
@@ -794,7 +842,25 @@
           <w:sz w:val="22"/>
           <w:szCs w:val="22"/>
         </w:rPr>
-        <w:t>AWS, Azure, MuleSoft, VSphere, Google Cloud Platform, Apigee</w:t>
+        <w:t xml:space="preserve">AWS, Azure, MuleSoft, </w:t>
+      </w:r>
+      <w:proofErr w:type="spellStart"/>
+      <w:r>
+        <w:rPr>
+          <w:rFonts w:asciiTheme="minorHAnsi" w:hAnsiTheme="minorHAnsi"/>
+          <w:sz w:val="22"/>
+          <w:szCs w:val="22"/>
+        </w:rPr>
+        <w:t>VSphere</w:t>
+      </w:r>
+      <w:proofErr w:type="spellEnd"/>
+      <w:r>
+        <w:rPr>
+          <w:rFonts w:asciiTheme="minorHAnsi" w:hAnsiTheme="minorHAnsi"/>
+          <w:sz w:val="22"/>
+          <w:szCs w:val="22"/>
+        </w:rPr>
+        <w:t>, Google Cloud Platform, Apigee</w:t>
       </w:r>
     </w:p>
     <w:p>
@@ -918,6 +984,7 @@
         <w:t xml:space="preserve">, </w:t>
       </w:r>
       <w:hyperlink r:id="rId16">
+        <w:proofErr w:type="spellStart"/>
         <w:r>
           <w:rPr>
             <w:rStyle w:val="Hyperlink"/>
@@ -927,6 +994,7 @@
           </w:rPr>
           <w:t>OpenMPI</w:t>
         </w:r>
+        <w:proofErr w:type="spellEnd"/>
       </w:hyperlink>
       <w:r>
         <w:rPr>
@@ -1021,7 +1089,131 @@
           <w:sz w:val="22"/>
           <w:szCs w:val="22"/>
         </w:rPr>
-        <w:t xml:space="preserve">Logan’s most recent experience is in DevSecOps and server administration. Deploying Microsoft Dynamics CRM code to a large on-premise system. His personal projects are focused on API development and developing infrastructure as code using a combination of Kubernetes, Docker, Ansible and Terraform.  </w:t>
+        <w:t xml:space="preserve">Logan’s most recent experience is in </w:t>
+      </w:r>
+      <w:proofErr w:type="spellStart"/>
+      <w:r>
+        <w:rPr>
+          <w:rFonts w:ascii="Calibri" w:hAnsi="Calibri"/>
+          <w:sz w:val="22"/>
+          <w:szCs w:val="22"/>
+        </w:rPr>
+        <w:t>DevSecOps</w:t>
+      </w:r>
+      <w:proofErr w:type="spellEnd"/>
+      <w:r>
+        <w:rPr>
+          <w:rFonts w:ascii="Calibri" w:hAnsi="Calibri"/>
+          <w:sz w:val="22"/>
+          <w:szCs w:val="22"/>
+        </w:rPr>
+        <w:t xml:space="preserve"> and </w:t>
+      </w:r>
+      <w:r>
+        <w:rPr>
+          <w:rFonts w:ascii="Calibri" w:hAnsi="Calibri"/>
+          <w:sz w:val="22"/>
+          <w:szCs w:val="22"/>
+        </w:rPr>
+        <w:t>Infrastructure</w:t>
+      </w:r>
+      <w:r>
+        <w:rPr>
+          <w:rFonts w:ascii="Calibri" w:hAnsi="Calibri"/>
+          <w:sz w:val="22"/>
+          <w:szCs w:val="22"/>
+        </w:rPr>
+        <w:t xml:space="preserve"> administration. Deploying </w:t>
+      </w:r>
+      <w:r>
+        <w:rPr>
+          <w:rFonts w:ascii="Calibri" w:hAnsi="Calibri"/>
+          <w:sz w:val="22"/>
+          <w:szCs w:val="22"/>
+        </w:rPr>
+        <w:t xml:space="preserve">EAM farms on a </w:t>
+      </w:r>
+      <w:proofErr w:type="spellStart"/>
+      <w:r>
+        <w:rPr>
+          <w:rFonts w:ascii="Calibri" w:hAnsi="Calibri"/>
+          <w:sz w:val="22"/>
+          <w:szCs w:val="22"/>
+        </w:rPr>
+        <w:t>multi region</w:t>
+      </w:r>
+      <w:proofErr w:type="spellEnd"/>
+      <w:r>
+        <w:rPr>
+          <w:rFonts w:ascii="Calibri" w:hAnsi="Calibri"/>
+          <w:sz w:val="22"/>
+          <w:szCs w:val="22"/>
+        </w:rPr>
+        <w:t xml:space="preserve"> and multi account hosted on AWS, all deployed via Terraform</w:t>
+      </w:r>
+      <w:r>
+        <w:rPr>
+          <w:rFonts w:ascii="Calibri" w:hAnsi="Calibri"/>
+          <w:sz w:val="22"/>
+          <w:szCs w:val="22"/>
+        </w:rPr>
+        <w:t xml:space="preserve">. His personal projects are focused on </w:t>
+      </w:r>
+      <w:r>
+        <w:rPr>
+          <w:rFonts w:ascii="Calibri" w:hAnsi="Calibri"/>
+          <w:sz w:val="22"/>
+          <w:szCs w:val="22"/>
+        </w:rPr>
+        <w:t>automation</w:t>
+      </w:r>
+      <w:r>
+        <w:rPr>
+          <w:rFonts w:ascii="Calibri" w:hAnsi="Calibri"/>
+          <w:sz w:val="22"/>
+          <w:szCs w:val="22"/>
+        </w:rPr>
+        <w:t xml:space="preserve"> and developing infrastructure as code using a combination of </w:t>
+      </w:r>
+      <w:r>
+        <w:rPr>
+          <w:rFonts w:ascii="Calibri" w:hAnsi="Calibri"/>
+          <w:sz w:val="22"/>
+          <w:szCs w:val="22"/>
+        </w:rPr>
+        <w:t>Terraform</w:t>
+      </w:r>
+      <w:r>
+        <w:rPr>
+          <w:rFonts w:ascii="Calibri" w:hAnsi="Calibri"/>
+          <w:sz w:val="22"/>
+          <w:szCs w:val="22"/>
+        </w:rPr>
+        <w:t xml:space="preserve">, </w:t>
+      </w:r>
+      <w:r>
+        <w:rPr>
+          <w:rFonts w:ascii="Calibri" w:hAnsi="Calibri"/>
+          <w:sz w:val="22"/>
+          <w:szCs w:val="22"/>
+        </w:rPr>
+        <w:t>Kubernetes,</w:t>
+      </w:r>
+      <w:r>
+        <w:rPr>
+          <w:rFonts w:ascii="Calibri" w:hAnsi="Calibri"/>
+          <w:sz w:val="22"/>
+          <w:szCs w:val="22"/>
+        </w:rPr>
+        <w:t xml:space="preserve"> and </w:t>
+      </w:r>
+      <w:r>
+        <w:rPr>
+          <w:rFonts w:ascii="Calibri" w:hAnsi="Calibri"/>
+          <w:sz w:val="22"/>
+          <w:szCs w:val="22"/>
+        </w:rPr>
+        <w:t>Ansible.</w:t>
       </w:r>
     </w:p>
     <w:p>
@@ -1064,7 +1256,15 @@
         </w:tabs>
       </w:pPr>
       <w:r>
-        <w:t>Company: Kopis USA</w:t>
+        <w:t xml:space="preserve">Company: </w:t>
+      </w:r>
+      <w:proofErr w:type="spellStart"/>
+      <w:r>
+        <w:t>Kopis</w:t>
+      </w:r>
+      <w:proofErr w:type="spellEnd"/>
+      <w:r>
+        <w:t xml:space="preserve"> USA</w:t>
       </w:r>
       <w:r>
         <w:tab/>
@@ -1377,7 +1577,23 @@
                 <w:sz w:val="22"/>
                 <w:szCs w:val="22"/>
               </w:rPr>
-              <w:t>Lead DevOps Engineer</w:t>
+              <w:t xml:space="preserve">Lead DevOps </w:t>
+            </w:r>
+            <w:r>
+              <w:rPr>
+                <w:rFonts w:ascii="Calibri" w:hAnsi="Calibri"/>
+                <w:sz w:val="22"/>
+                <w:szCs w:val="22"/>
+              </w:rPr>
+              <w:t xml:space="preserve">and Infrastructure </w:t>
+            </w:r>
+            <w:r>
+              <w:rPr>
+                <w:rFonts w:ascii="Calibri" w:hAnsi="Calibri"/>
+                <w:sz w:val="22"/>
+                <w:szCs w:val="22"/>
+              </w:rPr>
+              <w:t>Engineer</w:t>
             </w:r>
           </w:p>
         </w:tc>
@@ -1474,7 +1690,7 @@
                 <w:sz w:val="22"/>
                 <w:szCs w:val="22"/>
               </w:rPr>
-              <w:t>4 Months</w:t>
+              <w:t>June 2022 - Present</w:t>
             </w:r>
           </w:p>
         </w:tc>
@@ -2144,7 +2360,23 @@
                 <w:rFonts w:ascii="Calibri" w:hAnsi="Calibri"/>
                 <w:sz w:val="22"/>
               </w:rPr>
-              <w:t xml:space="preserve">Multi-Biometric Identification Software (MBIS) Proprietary software developed by Idemia for identification and classification of soft and hard </w:t>
+              <w:t xml:space="preserve">Multi-Biometric Identification Software (MBIS) Proprietary software developed by </w:t>
+            </w:r>
+            <w:proofErr w:type="spellStart"/>
+            <w:r>
+              <w:rPr>
+                <w:rFonts w:ascii="Calibri" w:hAnsi="Calibri"/>
+                <w:sz w:val="22"/>
+              </w:rPr>
+              <w:t>Idemia</w:t>
+            </w:r>
+            <w:proofErr w:type="spellEnd"/>
+            <w:r>
+              <w:rPr>
+                <w:rFonts w:ascii="Calibri" w:hAnsi="Calibri"/>
+                <w:sz w:val="22"/>
+              </w:rPr>
+              <w:t xml:space="preserve"> for identification and classification of soft and hard </w:t>
             </w:r>
             <w:r>
               <w:rPr>
@@ -2352,7 +2584,15 @@
                 <w:sz w:val="22"/>
                 <w:szCs w:val="22"/>
               </w:rPr>
-              <w:t>5 Months</w:t>
+              <w:t>6</w:t>
+            </w:r>
+            <w:r>
+              <w:rPr>
+                <w:rFonts w:ascii="Calibri" w:hAnsi="Calibri"/>
+                <w:sz w:val="22"/>
+                <w:szCs w:val="22"/>
+              </w:rPr>
+              <w:t xml:space="preserve"> Months</w:t>
             </w:r>
           </w:p>
         </w:tc>
@@ -2999,13 +3239,23 @@
                 <w:szCs w:val="22"/>
               </w:rPr>
             </w:pPr>
-            <w:r>
-              <w:rPr>
-                <w:rFonts w:ascii="Calibri" w:hAnsi="Calibri"/>
-                <w:sz w:val="22"/>
-                <w:szCs w:val="22"/>
-              </w:rPr>
-              <w:t>Idemia Driver 360</w:t>
+            <w:proofErr w:type="spellStart"/>
+            <w:r>
+              <w:rPr>
+                <w:rFonts w:ascii="Calibri" w:hAnsi="Calibri"/>
+                <w:sz w:val="22"/>
+                <w:szCs w:val="22"/>
+              </w:rPr>
+              <w:t>Idemia</w:t>
+            </w:r>
+            <w:proofErr w:type="spellEnd"/>
+            <w:r>
+              <w:rPr>
+                <w:rFonts w:ascii="Calibri" w:hAnsi="Calibri"/>
+                <w:sz w:val="22"/>
+                <w:szCs w:val="22"/>
+              </w:rPr>
+              <w:t xml:space="preserve"> Driver 360</w:t>
             </w:r>
           </w:p>
         </w:tc>
@@ -3343,7 +3593,23 @@
                 <w:rFonts w:ascii="Calibri" w:hAnsi="Calibri" w:cs="Calibri"/>
                 <w:sz w:val="22"/>
               </w:rPr>
-              <w:t>Manage MoveIT, Pentaho, and External Interface connectivity to subsidiary systems</w:t>
+              <w:t xml:space="preserve">Manage </w:t>
+            </w:r>
+            <w:proofErr w:type="spellStart"/>
+            <w:r>
+              <w:rPr>
+                <w:rFonts w:ascii="Calibri" w:hAnsi="Calibri" w:cs="Calibri"/>
+                <w:sz w:val="22"/>
+              </w:rPr>
+              <w:t>MoveIT</w:t>
+            </w:r>
+            <w:proofErr w:type="spellEnd"/>
+            <w:r>
+              <w:rPr>
+                <w:rFonts w:ascii="Calibri" w:hAnsi="Calibri" w:cs="Calibri"/>
+                <w:sz w:val="22"/>
+              </w:rPr>
+              <w:t>, Pentaho, and External Interface connectivity to subsidiary systems</w:t>
             </w:r>
           </w:p>
           <w:p>
@@ -3718,6 +3984,7 @@
               <w:t xml:space="preserve">, Jenkins, </w:t>
             </w:r>
             <w:hyperlink r:id="rId20">
+              <w:proofErr w:type="spellStart"/>
               <w:r>
                 <w:rPr>
                   <w:rStyle w:val="Hyperlink"/>
@@ -3727,6 +3994,7 @@
                 </w:rPr>
                 <w:t>MoveIT</w:t>
               </w:r>
+              <w:proofErr w:type="spellEnd"/>
             </w:hyperlink>
             <w:r>
               <w:rPr>
@@ -3772,7 +4040,25 @@
                 <w:sz w:val="22"/>
                 <w:szCs w:val="22"/>
               </w:rPr>
-              <w:t xml:space="preserve">, ZScaler, </w:t>
+              <w:t xml:space="preserve">, </w:t>
+            </w:r>
+            <w:proofErr w:type="spellStart"/>
+            <w:r>
+              <w:rPr>
+                <w:rFonts w:ascii="Calibri" w:hAnsi="Calibri"/>
+                <w:sz w:val="22"/>
+                <w:szCs w:val="22"/>
+              </w:rPr>
+              <w:t>ZScaler</w:t>
+            </w:r>
+            <w:proofErr w:type="spellEnd"/>
+            <w:r>
+              <w:rPr>
+                <w:rFonts w:ascii="Calibri" w:hAnsi="Calibri"/>
+                <w:sz w:val="22"/>
+                <w:szCs w:val="22"/>
+              </w:rPr>
+              <w:t xml:space="preserve">, </w:t>
             </w:r>
             <w:hyperlink r:id="rId23">
               <w:r>
@@ -3833,7 +4119,25 @@
                 <w:sz w:val="22"/>
                 <w:szCs w:val="22"/>
               </w:rPr>
-              <w:t>, Microsoft DNS, DFS FileShare, MS Certificate Store.</w:t>
+              <w:t xml:space="preserve">, Microsoft DNS, DFS </w:t>
+            </w:r>
+            <w:proofErr w:type="spellStart"/>
+            <w:r>
+              <w:rPr>
+                <w:rFonts w:ascii="Calibri" w:hAnsi="Calibri"/>
+                <w:sz w:val="22"/>
+                <w:szCs w:val="22"/>
+              </w:rPr>
+              <w:t>FileShare</w:t>
+            </w:r>
+            <w:proofErr w:type="spellEnd"/>
+            <w:r>
+              <w:rPr>
+                <w:rFonts w:ascii="Calibri" w:hAnsi="Calibri"/>
+                <w:sz w:val="22"/>
+                <w:szCs w:val="22"/>
+              </w:rPr>
+              <w:t>, MS Certificate Store.</w:t>
             </w:r>
           </w:p>
         </w:tc>
@@ -4379,12 +4683,21 @@
                 <w:sz w:val="22"/>
               </w:rPr>
             </w:pPr>
-            <w:r>
-              <w:rPr>
-                <w:rFonts w:ascii="Calibri" w:hAnsi="Calibri" w:cs="Calibri"/>
-                <w:sz w:val="22"/>
-              </w:rPr>
-              <w:t>BigMem (RAM Node)</w:t>
+            <w:proofErr w:type="spellStart"/>
+            <w:r>
+              <w:rPr>
+                <w:rFonts w:ascii="Calibri" w:hAnsi="Calibri" w:cs="Calibri"/>
+                <w:sz w:val="22"/>
+              </w:rPr>
+              <w:t>BigMem</w:t>
+            </w:r>
+            <w:proofErr w:type="spellEnd"/>
+            <w:r>
+              <w:rPr>
+                <w:rFonts w:ascii="Calibri" w:hAnsi="Calibri" w:cs="Calibri"/>
+                <w:sz w:val="22"/>
+              </w:rPr>
+              <w:t xml:space="preserve"> (RAM Node)</w:t>
             </w:r>
           </w:p>
           <w:p>
@@ -4819,7 +5132,25 @@
                 <w:sz w:val="22"/>
                 <w:szCs w:val="22"/>
               </w:rPr>
-              <w:t>Caffe, SLURM, TensorFlow, OpenMPI, Anaconda</w:t>
+              <w:t xml:space="preserve">Caffe, SLURM, TensorFlow, </w:t>
+            </w:r>
+            <w:proofErr w:type="spellStart"/>
+            <w:r>
+              <w:rPr>
+                <w:rFonts w:ascii="Calibri" w:hAnsi="Calibri"/>
+                <w:sz w:val="22"/>
+                <w:szCs w:val="22"/>
+              </w:rPr>
+              <w:t>OpenMPI</w:t>
+            </w:r>
+            <w:proofErr w:type="spellEnd"/>
+            <w:r>
+              <w:rPr>
+                <w:rFonts w:ascii="Calibri" w:hAnsi="Calibri"/>
+                <w:sz w:val="22"/>
+                <w:szCs w:val="22"/>
+              </w:rPr>
+              <w:t>, Anaconda</w:t>
             </w:r>
           </w:p>
         </w:tc>
@@ -4896,6 +5227,7 @@
         <w:t xml:space="preserve">I am also invested in learning new technologies and a great way to do that is by learning and working with open-source projects. I am running a </w:t>
       </w:r>
       <w:hyperlink r:id="rId25">
+        <w:proofErr w:type="spellStart"/>
         <w:r>
           <w:rPr>
             <w:rStyle w:val="Hyperlink"/>
@@ -4904,17 +5236,72 @@
           </w:rPr>
           <w:t>NextCloud</w:t>
         </w:r>
+        <w:proofErr w:type="spellEnd"/>
       </w:hyperlink>
       <w:r>
         <w:rPr>
           <w:rFonts w:ascii="Calibri" w:hAnsi="Calibri" w:cs="Calibri"/>
           <w:sz w:val="22"/>
         </w:rPr>
-        <w:t xml:space="preserve"> instance for managing my home file synchronization and learning to admin a system for personal use allows me to explore other avenues that I would otherwise be unable to. </w:t>
+        <w:t xml:space="preserve"> instance for managing my home file synchronization</w:t>
+      </w:r>
+      <w:r>
+        <w:rPr>
+          <w:rFonts w:ascii="Calibri" w:hAnsi="Calibri" w:cs="Calibri"/>
+          <w:sz w:val="22"/>
+        </w:rPr>
+        <w:t xml:space="preserve">, </w:t>
+      </w:r>
+      <w:hyperlink r:id="rId26" w:history="1">
+        <w:proofErr w:type="spellStart"/>
+        <w:r>
+          <w:rPr>
+            <w:rStyle w:val="Hyperlink"/>
+            <w:rFonts w:ascii="Calibri" w:hAnsi="Calibri" w:cs="Calibri"/>
+            <w:sz w:val="22"/>
+          </w:rPr>
+          <w:t>HomeAssistant</w:t>
+        </w:r>
+        <w:proofErr w:type="spellEnd"/>
+      </w:hyperlink>
+      <w:r>
+        <w:rPr>
+          <w:rFonts w:ascii="Calibri" w:hAnsi="Calibri" w:cs="Calibri"/>
+          <w:sz w:val="22"/>
+        </w:rPr>
+        <w:t xml:space="preserve"> </w:t>
+      </w:r>
+      <w:r>
+        <w:rPr>
+          <w:rFonts w:ascii="Calibri" w:hAnsi="Calibri" w:cs="Calibri"/>
+          <w:sz w:val="22"/>
+        </w:rPr>
+        <w:t>for centralized home automation. These projects allow</w:t>
+      </w:r>
+      <w:r>
+        <w:rPr>
+          <w:rFonts w:ascii="Calibri" w:hAnsi="Calibri" w:cs="Calibri"/>
+          <w:sz w:val="22"/>
+        </w:rPr>
+        <w:t xml:space="preserve"> me to explore other avenues</w:t>
+      </w:r>
+      <w:r>
+        <w:rPr>
+          <w:rFonts w:ascii="Calibri" w:hAnsi="Calibri" w:cs="Calibri"/>
+          <w:sz w:val="22"/>
+        </w:rPr>
+        <w:t xml:space="preserve"> in technology</w:t>
+      </w:r>
+      <w:r>
+        <w:rPr>
+          <w:rFonts w:ascii="Calibri" w:hAnsi="Calibri" w:cs="Calibri"/>
+          <w:sz w:val="22"/>
+        </w:rPr>
+        <w:t xml:space="preserve"> that I would otherwise be unable to.</w:t>
       </w:r>
     </w:p>
     <w:sectPr>
-      <w:footerReference w:type="default" r:id="rId26"/>
+      <w:footerReference w:type="default" r:id="rId27"/>
       <w:pgSz w:w="12240" w:h="15840"/>
       <w:pgMar w:top="720" w:right="720" w:bottom="720" w:left="720" w:header="0" w:footer="51" w:gutter="0"/>
       <w:cols w:space="720"/>
@@ -6924,6 +7311,24 @@
 </file>
 
 <file path=customXml/item2.xml><?xml version="1.0" encoding="utf-8"?>
+<b:Sources xmlns:b="http://schemas.openxmlformats.org/officeDocument/2006/bibliography" xmlns="http://schemas.openxmlformats.org/officeDocument/2006/bibliography" SelectedStyle="\APASixthEditionOfficeOnline.xsl" StyleName="APA" Version="6"/>
+</file>
+
+<file path=customXml/item3.xml><?xml version="1.0" encoding="utf-8"?>
+<p:properties xmlns:p="http://schemas.microsoft.com/office/2006/metadata/properties" xmlns:xsi="http://www.w3.org/2001/XMLSchema-instance" xmlns:pc="http://schemas.microsoft.com/office/infopath/2007/PartnerControls">
+  <documentManagement>
+    <_ip_UnifiedCompliancePolicyUIAction xmlns="http://schemas.microsoft.com/sharepoint/v3" xsi:nil="true"/>
+    <MigrationWizId xmlns="79853ddc-a6da-4b29-9050-94182208d5d4" xsi:nil="true"/>
+    <MigrationWizIdPermissionLevels xmlns="79853ddc-a6da-4b29-9050-94182208d5d4" xsi:nil="true"/>
+    <_ip_UnifiedCompliancePolicyProperties xmlns="http://schemas.microsoft.com/sharepoint/v3" xsi:nil="true"/>
+    <MigrationWizIdPermissions xmlns="79853ddc-a6da-4b29-9050-94182208d5d4" xsi:nil="true"/>
+    <MigrationWizIdDocumentLibraryPermissions xmlns="79853ddc-a6da-4b29-9050-94182208d5d4" xsi:nil="true"/>
+    <MigrationWizIdSecurityGroups xmlns="79853ddc-a6da-4b29-9050-94182208d5d4" xsi:nil="true"/>
+  </documentManagement>
+</p:properties>
+</file>
+
+<file path=customXml/item4.xml><?xml version="1.0" encoding="utf-8"?>
 <ct:contentTypeSchema xmlns:ct="http://schemas.microsoft.com/office/2006/metadata/contentType" xmlns:ma="http://schemas.microsoft.com/office/2006/metadata/properties/metaAttributes" ct:_="" ma:_="" ma:contentTypeName="Document" ma:contentTypeID="0x010100A9C3F79E17E01948897BCDD756F81E52" ma:contentTypeVersion="18" ma:contentTypeDescription="Create a new document." ma:contentTypeScope="" ma:versionID="83e68d97bb6f5148f751fcda540be82d">
   <xsd:schema xmlns:xsd="http://www.w3.org/2001/XMLSchema" xmlns:xs="http://www.w3.org/2001/XMLSchema" xmlns:p="http://schemas.microsoft.com/office/2006/metadata/properties" xmlns:ns1="http://schemas.microsoft.com/sharepoint/v3" xmlns:ns2="79853ddc-a6da-4b29-9050-94182208d5d4" xmlns:ns3="6a31fa18-680d-4d9a-9324-d13471b309b0" targetNamespace="http://schemas.microsoft.com/office/2006/metadata/properties" ma:root="true" ma:fieldsID="97ca769a553e49855c709c5c6295d889" ns1:_="" ns2:_="" ns3:_="">
     <xsd:import namespace="http://schemas.microsoft.com/sharepoint/v3"/>
@@ -7179,24 +7584,6 @@
 </ct:contentTypeSchema>
 </file>
 
-<file path=customXml/item3.xml><?xml version="1.0" encoding="utf-8"?>
-<p:properties xmlns:p="http://schemas.microsoft.com/office/2006/metadata/properties" xmlns:xsi="http://www.w3.org/2001/XMLSchema-instance" xmlns:pc="http://schemas.microsoft.com/office/infopath/2007/PartnerControls">
-  <documentManagement>
-    <_ip_UnifiedCompliancePolicyUIAction xmlns="http://schemas.microsoft.com/sharepoint/v3" xsi:nil="true"/>
-    <MigrationWizId xmlns="79853ddc-a6da-4b29-9050-94182208d5d4" xsi:nil="true"/>
-    <MigrationWizIdPermissionLevels xmlns="79853ddc-a6da-4b29-9050-94182208d5d4" xsi:nil="true"/>
-    <_ip_UnifiedCompliancePolicyProperties xmlns="http://schemas.microsoft.com/sharepoint/v3" xsi:nil="true"/>
-    <MigrationWizIdPermissions xmlns="79853ddc-a6da-4b29-9050-94182208d5d4" xsi:nil="true"/>
-    <MigrationWizIdDocumentLibraryPermissions xmlns="79853ddc-a6da-4b29-9050-94182208d5d4" xsi:nil="true"/>
-    <MigrationWizIdSecurityGroups xmlns="79853ddc-a6da-4b29-9050-94182208d5d4" xsi:nil="true"/>
-  </documentManagement>
-</p:properties>
-</file>
-
-<file path=customXml/item4.xml><?xml version="1.0" encoding="utf-8"?>
-<b:Sources xmlns:b="http://schemas.openxmlformats.org/officeDocument/2006/bibliography" xmlns="http://schemas.openxmlformats.org/officeDocument/2006/bibliography" SelectedStyle="\APASixthEditionOfficeOnline.xsl" StyleName="APA" Version="6"/>
-</file>
-
 <file path=customXml/itemProps1.xml><?xml version="1.0" encoding="utf-8"?>
 <ds:datastoreItem xmlns:ds="http://schemas.openxmlformats.org/officeDocument/2006/customXml" ds:itemID="{C0E2CF9E-5A39-4881-85EF-173B1F711807}">
   <ds:schemaRefs>
@@ -7206,6 +7593,25 @@
 </file>
 
 <file path=customXml/itemProps2.xml><?xml version="1.0" encoding="utf-8"?>
+<ds:datastoreItem xmlns:ds="http://schemas.openxmlformats.org/officeDocument/2006/customXml" ds:itemID="{99314C63-07EC-4479-A6EF-C56827DB0691}">
+  <ds:schemaRefs>
+    <ds:schemaRef ds:uri="http://schemas.openxmlformats.org/officeDocument/2006/bibliography"/>
+  </ds:schemaRefs>
+</ds:datastoreItem>
+</file>
+
+<file path=customXml/itemProps3.xml><?xml version="1.0" encoding="utf-8"?>
+<ds:datastoreItem xmlns:ds="http://schemas.openxmlformats.org/officeDocument/2006/customXml" ds:itemID="{5393D36B-9D54-4D0C-A166-77B1BB22616D}">
+  <ds:schemaRefs>
+    <ds:schemaRef ds:uri="http://schemas.microsoft.com/office/2006/metadata/properties"/>
+    <ds:schemaRef ds:uri="http://schemas.microsoft.com/office/infopath/2007/PartnerControls"/>
+    <ds:schemaRef ds:uri="http://schemas.microsoft.com/sharepoint/v3"/>
+    <ds:schemaRef ds:uri="79853ddc-a6da-4b29-9050-94182208d5d4"/>
+  </ds:schemaRefs>
+</ds:datastoreItem>
+</file>
+
+<file path=customXml/itemProps4.xml><?xml version="1.0" encoding="utf-8"?>
 <ds:datastoreItem xmlns:ds="http://schemas.openxmlformats.org/officeDocument/2006/customXml" ds:itemID="{E1C68947-ABA0-41F9-9C73-0522861C5E47}">
   <ds:schemaRefs>
     <ds:schemaRef ds:uri="http://schemas.microsoft.com/office/2006/metadata/contentType"/>
@@ -7223,23 +7629,4 @@
     <ds:schemaRef ds:uri="http://schemas.microsoft.com/internal/obd"/>
   </ds:schemaRefs>
 </ds:datastoreItem>
-</file>
-
-<file path=customXml/itemProps3.xml><?xml version="1.0" encoding="utf-8"?>
-<ds:datastoreItem xmlns:ds="http://schemas.openxmlformats.org/officeDocument/2006/customXml" ds:itemID="{5393D36B-9D54-4D0C-A166-77B1BB22616D}">
-  <ds:schemaRefs>
-    <ds:schemaRef ds:uri="http://schemas.microsoft.com/office/2006/metadata/properties"/>
-    <ds:schemaRef ds:uri="http://schemas.microsoft.com/office/infopath/2007/PartnerControls"/>
-    <ds:schemaRef ds:uri="http://schemas.microsoft.com/sharepoint/v3"/>
-    <ds:schemaRef ds:uri="79853ddc-a6da-4b29-9050-94182208d5d4"/>
-  </ds:schemaRefs>
-</ds:datastoreItem>
-</file>
-
-<file path=customXml/itemProps4.xml><?xml version="1.0" encoding="utf-8"?>
-<ds:datastoreItem xmlns:ds="http://schemas.openxmlformats.org/officeDocument/2006/customXml" ds:itemID="{99314C63-07EC-4479-A6EF-C56827DB0691}">
-  <ds:schemaRefs>
-    <ds:schemaRef ds:uri="http://schemas.openxmlformats.org/officeDocument/2006/bibliography"/>
-  </ds:schemaRefs>
-</ds:datastoreItem>
 </file>
--- a/Resume-LoganMancuso-DevOpsEng.docx
+++ b/Resume-LoganMancuso-DevOpsEng.docx
@@ -1,6 +1,6 @@
 
 <file path=word/document.xml><?xml version="1.0" encoding="utf-8"?>
-<w:document xmlns:wpc="http://schemas.microsoft.com/office/word/2010/wordprocessingCanvas" xmlns:cx="http://schemas.microsoft.com/office/drawing/2014/chartex" xmlns:cx1="http://schemas.microsoft.com/office/drawing/2015/9/8/chartex" xmlns:cx2="http://schemas.microsoft.com/office/drawing/2015/10/21/chartex" xmlns:cx3="http://schemas.microsoft.com/office/drawing/2016/5/9/chartex" xmlns:cx4="http://schemas.microsoft.com/office/drawing/2016/5/10/chartex" xmlns:cx5="http://schemas.microsoft.com/office/drawing/2016/5/11/chartex" xmlns:cx6="http://schemas.microsoft.com/office/drawing/2016/5/12/chartex" xmlns:cx7="http://schemas.microsoft.com/office/drawing/2016/5/13/chartex" xmlns:cx8="http://schemas.microsoft.com/office/drawing/2016/5/14/chartex" xmlns:mc="http://schemas.openxmlformats.org/markup-compatibility/2006" xmlns:aink="http://schemas.microsoft.com/office/drawing/2016/ink" xmlns:am3d="http://schemas.microsoft.com/office/drawing/2017/model3d" xmlns:o="urn:schemas-microsoft-com:office:office" xmlns:oel="http://schemas.microsoft.com/office/2019/extlst" xmlns:r="http://schemas.openxmlformats.org/officeDocument/2006/relationships" xmlns:m="http://schemas.openxmlformats.org/officeDocument/2006/math" xmlns:v="urn:schemas-microsoft-com:vml" xmlns:wp14="http://schemas.microsoft.com/office/word/2010/wordprocessingDrawing" xmlns:wp="http://schemas.openxmlformats.org/drawingml/2006/wordprocessingDrawing" xmlns:w10="urn:schemas-microsoft-com:office:word" xmlns:w="http://schemas.openxmlformats.org/wordprocessingml/2006/main" xmlns:w14="http://schemas.microsoft.com/office/word/2010/wordml" xmlns:w15="http://schemas.microsoft.com/office/word/2012/wordml" xmlns:w16cex="http://schemas.microsoft.com/office/word/2018/wordml/cex" xmlns:w16cid="http://schemas.microsoft.com/office/word/2016/wordml/cid" xmlns:w16="http://schemas.microsoft.com/office/word/2018/wordml" xmlns:w16sdtdh="http://schemas.microsoft.com/office/word/2020/wordml/sdtdatahash" xmlns:w16se="http://schemas.microsoft.com/office/word/2015/wordml/symex" xmlns:wpg="http://schemas.microsoft.com/office/word/2010/wordprocessingGroup" xmlns:wpi="http://schemas.microsoft.com/office/word/2010/wordprocessingInk" xmlns:wne="http://schemas.microsoft.com/office/word/2006/wordml" xmlns:wps="http://schemas.microsoft.com/office/word/2010/wordprocessingShape" mc:Ignorable="w14 w15 w16se w16cid w16 w16cex w16sdtdh wp14">
+<w:document xmlns:wpc="http://schemas.microsoft.com/office/word/2010/wordprocessingCanvas" xmlns:cx="http://schemas.microsoft.com/office/drawing/2014/chartex" xmlns:cx1="http://schemas.microsoft.com/office/drawing/2015/9/8/chartex" xmlns:cx2="http://schemas.microsoft.com/office/drawing/2015/10/21/chartex" xmlns:cx3="http://schemas.microsoft.com/office/drawing/2016/5/9/chartex" xmlns:cx4="http://schemas.microsoft.com/office/drawing/2016/5/10/chartex" xmlns:cx5="http://schemas.microsoft.com/office/drawing/2016/5/11/chartex" xmlns:cx6="http://schemas.microsoft.com/office/drawing/2016/5/12/chartex" xmlns:cx7="http://schemas.microsoft.com/office/drawing/2016/5/13/chartex" xmlns:cx8="http://schemas.microsoft.com/office/drawing/2016/5/14/chartex" xmlns:mc="http://schemas.openxmlformats.org/markup-compatibility/2006" xmlns:aink="http://schemas.microsoft.com/office/drawing/2016/ink" xmlns:am3d="http://schemas.microsoft.com/office/drawing/2017/model3d" xmlns:o="urn:schemas-microsoft-com:office:office" xmlns:oel="http://schemas.microsoft.com/office/2019/extlst" xmlns:r="http://schemas.openxmlformats.org/officeDocument/2006/relationships" xmlns:m="http://schemas.openxmlformats.org/officeDocument/2006/math" xmlns:v="urn:schemas-microsoft-com:vml" xmlns:wp14="http://schemas.microsoft.com/office/word/2010/wordprocessingDrawing" xmlns:wp="http://schemas.openxmlformats.org/drawingml/2006/wordprocessingDrawing" xmlns:w10="urn:schemas-microsoft-com:office:word" xmlns:w="http://schemas.openxmlformats.org/wordprocessingml/2006/main" xmlns:w14="http://schemas.microsoft.com/office/word/2010/wordml" xmlns:w15="http://schemas.microsoft.com/office/word/2012/wordml" xmlns:w16cex="http://schemas.microsoft.com/office/word/2018/wordml/cex" xmlns:w16cid="http://schemas.microsoft.com/office/word/2016/wordml/cid" xmlns:w16="http://schemas.microsoft.com/office/word/2018/wordml" xmlns:w16du="http://schemas.microsoft.com/office/word/2023/wordml/word16du" xmlns:w16sdtdh="http://schemas.microsoft.com/office/word/2020/wordml/sdtdatahash" xmlns:w16se="http://schemas.microsoft.com/office/word/2015/wordml/symex" xmlns:wpg="http://schemas.microsoft.com/office/word/2010/wordprocessingGroup" xmlns:wpi="http://schemas.microsoft.com/office/word/2010/wordprocessingInk" xmlns:wne="http://schemas.microsoft.com/office/word/2006/wordml" xmlns:wps="http://schemas.microsoft.com/office/word/2010/wordprocessingShape" mc:Ignorable="w14 w15 w16se w16cid w16 w16cex w16sdtdh wp14">
   <w:body>
     <w:p>
       <w:pPr>
@@ -413,7 +413,7 @@
           <w:rFonts w:ascii="Calibri" w:hAnsi="Calibri" w:cs="Calibri"/>
           <w:sz w:val="22"/>
         </w:rPr>
-        <w:t>Capgemini: L0 Technical Architect</w:t>
+        <w:t>Azure: 900</w:t>
       </w:r>
     </w:p>
     <w:p>
@@ -455,7 +455,7 @@
           <w:rFonts w:ascii="Calibri" w:hAnsi="Calibri" w:cs="Calibri"/>
           <w:sz w:val="22"/>
         </w:rPr>
-        <w:t>Azure: 900</w:t>
+        <w:t>Capgemini: L0 Technical Architect</w:t>
       </w:r>
     </w:p>
     <w:p>
@@ -662,26 +662,31 @@
       <w:r>
         <w:rPr>
           <w:rFonts w:asciiTheme="minorHAnsi" w:hAnsiTheme="minorHAnsi"/>
-          <w:b/>
           <w:sz w:val="22"/>
           <w:szCs w:val="22"/>
         </w:rPr>
-        <w:t>Infrastructure:</w:t>
+        <w:t>Infrastructure</w:t>
       </w:r>
       <w:r>
         <w:rPr>
           <w:rFonts w:asciiTheme="minorHAnsi" w:hAnsiTheme="minorHAnsi"/>
-          <w:bCs/>
           <w:sz w:val="22"/>
           <w:szCs w:val="22"/>
         </w:rPr>
-        <w:t xml:space="preserve"> Terraform, Kubernetes, Docker, Ansible, </w:t>
+        <w:t>:</w:t>
+      </w:r>
+      <w:r>
+        <w:rPr>
+          <w:rFonts w:asciiTheme="minorHAnsi" w:hAnsiTheme="minorHAnsi"/>
+          <w:sz w:val="22"/>
+          <w:szCs w:val="22"/>
+        </w:rPr>
+        <w:t xml:space="preserve"> Terraform, AWS cli, Azure cli, Docker, Ansible, </w:t>
       </w:r>
       <w:proofErr w:type="spellStart"/>
       <w:r>
         <w:rPr>
           <w:rFonts w:asciiTheme="minorHAnsi" w:hAnsiTheme="minorHAnsi"/>
-          <w:bCs/>
           <w:sz w:val="22"/>
           <w:szCs w:val="22"/>
         </w:rPr>
@@ -691,11 +696,10 @@
       <w:r>
         <w:rPr>
           <w:rFonts w:asciiTheme="minorHAnsi" w:hAnsiTheme="minorHAnsi"/>
-          <w:bCs/>
           <w:sz w:val="22"/>
           <w:szCs w:val="22"/>
         </w:rPr>
-        <w:t>, AWS cli, Azure cli</w:t>
+        <w:t>, Kubernetes</w:t>
       </w:r>
     </w:p>
     <w:p>
@@ -715,30 +719,10 @@
       <w:r>
         <w:rPr>
           <w:rFonts w:asciiTheme="minorHAnsi" w:hAnsiTheme="minorHAnsi"/>
-          <w:b/>
-          <w:bCs/>
           <w:sz w:val="22"/>
           <w:szCs w:val="22"/>
         </w:rPr>
-        <w:t>Scripting:</w:t>
-      </w:r>
-      <w:r>
-        <w:rPr>
-          <w:rFonts w:asciiTheme="minorHAnsi" w:hAnsiTheme="minorHAnsi"/>
-          <w:b/>
-          <w:bCs/>
-          <w:sz w:val="22"/>
-          <w:szCs w:val="22"/>
-        </w:rPr>
-        <w:t xml:space="preserve"> </w:t>
-      </w:r>
-      <w:r>
-        <w:rPr>
-          <w:rFonts w:asciiTheme="minorHAnsi" w:hAnsiTheme="minorHAnsi"/>
-          <w:sz w:val="22"/>
-          <w:szCs w:val="22"/>
-        </w:rPr>
-        <w:t>Bash (POSIX Compliant Shells), PowerShell, Ruby, Python</w:t>
+        <w:t>Scripting: Bash (POSIX Compliant Shells), PowerShell, Ruby</w:t>
       </w:r>
     </w:p>
     <w:p>
@@ -758,19 +742,28 @@
       <w:r>
         <w:rPr>
           <w:rFonts w:asciiTheme="minorHAnsi" w:hAnsiTheme="minorHAnsi"/>
-          <w:b/>
           <w:sz w:val="22"/>
           <w:szCs w:val="22"/>
         </w:rPr>
-        <w:t xml:space="preserve">Programming: </w:t>
-      </w:r>
+        <w:t xml:space="preserve">Cloud: AWS, Azure, MuleSoft, </w:t>
+      </w:r>
+      <w:proofErr w:type="spellStart"/>
       <w:r>
         <w:rPr>
           <w:rFonts w:asciiTheme="minorHAnsi" w:hAnsiTheme="minorHAnsi"/>
           <w:sz w:val="22"/>
           <w:szCs w:val="22"/>
         </w:rPr>
-        <w:t>Dot Net 3.5, 4.6 and 6, Python, Java, JavaScript, C++, C</w:t>
+        <w:t>VSphere</w:t>
+      </w:r>
+      <w:proofErr w:type="spellEnd"/>
+      <w:r>
+        <w:rPr>
+          <w:rFonts w:asciiTheme="minorHAnsi" w:hAnsiTheme="minorHAnsi"/>
+          <w:sz w:val="22"/>
+          <w:szCs w:val="22"/>
+        </w:rPr>
+        <w:t>, Google Cloud Platform, Apigee</w:t>
       </w:r>
     </w:p>
     <w:p>
@@ -790,19 +783,10 @@
       <w:r>
         <w:rPr>
           <w:rFonts w:asciiTheme="minorHAnsi" w:hAnsiTheme="minorHAnsi"/>
-          <w:b/>
           <w:sz w:val="22"/>
           <w:szCs w:val="22"/>
         </w:rPr>
-        <w:t>Database:</w:t>
-      </w:r>
-      <w:r>
-        <w:rPr>
-          <w:rFonts w:asciiTheme="minorHAnsi" w:hAnsiTheme="minorHAnsi"/>
-          <w:sz w:val="22"/>
-          <w:szCs w:val="22"/>
-        </w:rPr>
-        <w:t xml:space="preserve"> Microsoft SQL, MySQL, MariaDB, Postgres</w:t>
+        <w:t>Programming: Python, Java, C/C++, Dot Net 3.5, 4.6 and 6, JavaScript</w:t>
       </w:r>
     </w:p>
     <w:p>
@@ -822,45 +806,10 @@
       <w:r>
         <w:rPr>
           <w:rFonts w:asciiTheme="minorHAnsi" w:hAnsiTheme="minorHAnsi"/>
-          <w:b/>
           <w:sz w:val="22"/>
           <w:szCs w:val="22"/>
         </w:rPr>
-        <w:t>Cloud:</w:t>
-      </w:r>
-      <w:r>
-        <w:rPr>
-          <w:rFonts w:asciiTheme="minorHAnsi" w:hAnsiTheme="minorHAnsi"/>
-          <w:sz w:val="22"/>
-          <w:szCs w:val="22"/>
-        </w:rPr>
-        <w:t xml:space="preserve"> </w:t>
-      </w:r>
-      <w:r>
-        <w:rPr>
-          <w:rFonts w:asciiTheme="minorHAnsi" w:hAnsiTheme="minorHAnsi"/>
-          <w:sz w:val="22"/>
-          <w:szCs w:val="22"/>
-        </w:rPr>
-        <w:t xml:space="preserve">AWS, Azure, MuleSoft, </w:t>
-      </w:r>
-      <w:proofErr w:type="spellStart"/>
-      <w:r>
-        <w:rPr>
-          <w:rFonts w:asciiTheme="minorHAnsi" w:hAnsiTheme="minorHAnsi"/>
-          <w:sz w:val="22"/>
-          <w:szCs w:val="22"/>
-        </w:rPr>
-        <w:t>VSphere</w:t>
-      </w:r>
-      <w:proofErr w:type="spellEnd"/>
-      <w:r>
-        <w:rPr>
-          <w:rFonts w:asciiTheme="minorHAnsi" w:hAnsiTheme="minorHAnsi"/>
-          <w:sz w:val="22"/>
-          <w:szCs w:val="22"/>
-        </w:rPr>
-        <w:t>, Google Cloud Platform, Apigee</w:t>
+        <w:t xml:space="preserve">Database: Microsoft SQL, MySQL, MariaDB, Postgres </w:t>
       </w:r>
     </w:p>
     <w:p>
@@ -880,21 +829,12 @@
       <w:r>
         <w:rPr>
           <w:rFonts w:asciiTheme="minorHAnsi" w:hAnsiTheme="minorHAnsi"/>
-          <w:b/>
           <w:sz w:val="22"/>
           <w:szCs w:val="22"/>
         </w:rPr>
-        <w:t>Microsoft:</w:t>
-      </w:r>
-      <w:r>
-        <w:rPr>
-          <w:rFonts w:asciiTheme="minorHAnsi" w:hAnsiTheme="minorHAnsi"/>
-          <w:sz w:val="22"/>
-          <w:szCs w:val="22"/>
-        </w:rPr>
-        <w:t xml:space="preserve"> Visual Studio, React, Entity Framework, Azure, </w:t>
-      </w:r>
-      <w:hyperlink r:id="rId13">
+        <w:t xml:space="preserve">Microsoft: </w:t>
+      </w:r>
+      <w:hyperlink r:id="rId13" w:history="1">
         <w:r>
           <w:rPr>
             <w:rStyle w:val="Hyperlink"/>
@@ -911,7 +851,7 @@
           <w:sz w:val="22"/>
           <w:szCs w:val="22"/>
         </w:rPr>
-        <w:t xml:space="preserve"> (v1/v2)</w:t>
+        <w:t xml:space="preserve"> (v1/v2), Visual Studio, React, Entity Framework</w:t>
       </w:r>
     </w:p>
     <w:p>
@@ -931,19 +871,10 @@
       <w:r>
         <w:rPr>
           <w:rFonts w:asciiTheme="minorHAnsi" w:hAnsiTheme="minorHAnsi"/>
-          <w:b/>
           <w:sz w:val="22"/>
           <w:szCs w:val="22"/>
         </w:rPr>
-        <w:t>AI Machine Learning:</w:t>
-      </w:r>
-      <w:r>
-        <w:rPr>
-          <w:rFonts w:asciiTheme="minorHAnsi" w:hAnsiTheme="minorHAnsi"/>
-          <w:sz w:val="22"/>
-          <w:szCs w:val="22"/>
-        </w:rPr>
-        <w:t xml:space="preserve"> </w:t>
+        <w:t xml:space="preserve">AI and Machine Learning: </w:t>
       </w:r>
       <w:hyperlink r:id="rId14">
         <w:r>
@@ -1037,7 +968,6 @@
     </w:p>
     <w:p>
       <w:pPr>
-        <w:pStyle w:val="Heading1"/>
         <w:pBdr>
           <w:bottom w:val="single" w:sz="4" w:space="0" w:color="808080"/>
         </w:pBdr>
@@ -1047,8 +977,6 @@
         <w:spacing w:before="540" w:after="200" w:line="276" w:lineRule="auto"/>
         <w:rPr>
           <w:rFonts w:ascii="Calibri" w:hAnsi="Calibri"/>
-          <w:b w:val="0"/>
-          <w:i w:val="0"/>
           <w:color w:val="2E74B5"/>
           <w:sz w:val="28"/>
           <w:szCs w:val="28"/>
@@ -1057,8 +985,6 @@
       <w:r>
         <w:rPr>
           <w:rFonts w:ascii="Calibri" w:hAnsi="Calibri"/>
-          <w:b w:val="0"/>
-          <w:i w:val="0"/>
           <w:color w:val="2E74B5"/>
           <w:sz w:val="28"/>
           <w:szCs w:val="28"/>
@@ -1181,15 +1107,7 @@
           <w:sz w:val="22"/>
           <w:szCs w:val="22"/>
         </w:rPr>
-        <w:t>Terraform</w:t>
-      </w:r>
-      <w:r>
-        <w:rPr>
-          <w:rFonts w:ascii="Calibri" w:hAnsi="Calibri"/>
-          <w:sz w:val="22"/>
-          <w:szCs w:val="22"/>
-        </w:rPr>
-        <w:t xml:space="preserve">, </w:t>
+        <w:t xml:space="preserve">Terraform, </w:t>
       </w:r>
       <w:r>
         <w:rPr>
@@ -1256,15 +1174,7 @@
         </w:tabs>
       </w:pPr>
       <w:r>
-        <w:t xml:space="preserve">Company: </w:t>
-      </w:r>
-      <w:proofErr w:type="spellStart"/>
-      <w:r>
-        <w:t>Kopis</w:t>
-      </w:r>
-      <w:proofErr w:type="spellEnd"/>
-      <w:r>
-        <w:t xml:space="preserve"> USA</w:t>
+        <w:t>Company: Kopis USA</w:t>
       </w:r>
       <w:r>
         <w:tab/>
@@ -2584,15 +2494,7 @@
                 <w:sz w:val="22"/>
                 <w:szCs w:val="22"/>
               </w:rPr>
-              <w:t>6</w:t>
-            </w:r>
-            <w:r>
-              <w:rPr>
-                <w:rFonts w:ascii="Calibri" w:hAnsi="Calibri"/>
-                <w:sz w:val="22"/>
-                <w:szCs w:val="22"/>
-              </w:rPr>
-              <w:t xml:space="preserve"> Months</w:t>
+              <w:t>6 Months</w:t>
             </w:r>
           </w:p>
         </w:tc>
@@ -5200,7 +5102,35 @@
           <w:rFonts w:ascii="Calibri" w:hAnsi="Calibri" w:cs="Calibri"/>
           <w:sz w:val="22"/>
         </w:rPr>
-        <w:t xml:space="preserve">Hi, my name is Logan, and my personal projects typically consist of solving an automation problem. We are often faced with small repetitive tasks that could otherwise be handed off to a machine. In many of my cases this involves the use of Alexa or other smart assistant technologies. For example, my sprinkler system for my lawn is inconsistent and doesn’t have the capability of reaching out to weather services. In my case I was able to integrate this into a Samsung Smart things hub where I configured custom actions to account for those extra dry South Carolina months. </w:t>
+        <w:t xml:space="preserve">Hi, my name is Logan, and my personal projects typically consist of solving an automation problem. We are often faced with small repetitive tasks that could otherwise be handed off to a machine. In many of my cases this involves the use of </w:t>
+      </w:r>
+      <w:r>
+        <w:rPr>
+          <w:rFonts w:ascii="Calibri" w:hAnsi="Calibri" w:cs="Calibri"/>
+          <w:sz w:val="22"/>
+        </w:rPr>
+        <w:t>Home Assistant</w:t>
+      </w:r>
+      <w:r>
+        <w:rPr>
+          <w:rFonts w:ascii="Calibri" w:hAnsi="Calibri" w:cs="Calibri"/>
+          <w:sz w:val="22"/>
+        </w:rPr>
+        <w:t xml:space="preserve"> or other smart assistant technologies. For example, my sprinkler system for my lawn is inconsistent and doesn’t have the capability of reaching out to weather services. In my case I was able to integrate this into a </w:t>
+      </w:r>
+      <w:r>
+        <w:rPr>
+          <w:rFonts w:ascii="Calibri" w:hAnsi="Calibri" w:cs="Calibri"/>
+          <w:sz w:val="22"/>
+        </w:rPr>
+        <w:t xml:space="preserve">Home Assistant automation </w:t>
+      </w:r>
+      <w:r>
+        <w:rPr>
+          <w:rFonts w:ascii="Calibri" w:hAnsi="Calibri" w:cs="Calibri"/>
+          <w:sz w:val="22"/>
+        </w:rPr>
+        <w:t xml:space="preserve">where I configured custom actions to account for those extra dry South Carolina months. </w:t>
       </w:r>
     </w:p>
     <w:p>
@@ -5313,7 +5243,7 @@
 </file>
 
 <file path=word/endnotes.xml><?xml version="1.0" encoding="utf-8"?>
-<w:endnotes xmlns:wpc="http://schemas.microsoft.com/office/word/2010/wordprocessingCanvas" xmlns:cx="http://schemas.microsoft.com/office/drawing/2014/chartex" xmlns:cx1="http://schemas.microsoft.com/office/drawing/2015/9/8/chartex" xmlns:cx2="http://schemas.microsoft.com/office/drawing/2015/10/21/chartex" xmlns:cx3="http://schemas.microsoft.com/office/drawing/2016/5/9/chartex" xmlns:cx4="http://schemas.microsoft.com/office/drawing/2016/5/10/chartex" xmlns:cx5="http://schemas.microsoft.com/office/drawing/2016/5/11/chartex" xmlns:cx6="http://schemas.microsoft.com/office/drawing/2016/5/12/chartex" xmlns:cx7="http://schemas.microsoft.com/office/drawing/2016/5/13/chartex" xmlns:cx8="http://schemas.microsoft.com/office/drawing/2016/5/14/chartex" xmlns:mc="http://schemas.openxmlformats.org/markup-compatibility/2006" xmlns:aink="http://schemas.microsoft.com/office/drawing/2016/ink" xmlns:am3d="http://schemas.microsoft.com/office/drawing/2017/model3d" xmlns:o="urn:schemas-microsoft-com:office:office" xmlns:oel="http://schemas.microsoft.com/office/2019/extlst" xmlns:r="http://schemas.openxmlformats.org/officeDocument/2006/relationships" xmlns:m="http://schemas.openxmlformats.org/officeDocument/2006/math" xmlns:v="urn:schemas-microsoft-com:vml" xmlns:wp14="http://schemas.microsoft.com/office/word/2010/wordprocessingDrawing" xmlns:wp="http://schemas.openxmlformats.org/drawingml/2006/wordprocessingDrawing" xmlns:w10="urn:schemas-microsoft-com:office:word" xmlns:w="http://schemas.openxmlformats.org/wordprocessingml/2006/main" xmlns:w14="http://schemas.microsoft.com/office/word/2010/wordml" xmlns:w15="http://schemas.microsoft.com/office/word/2012/wordml" xmlns:w16cex="http://schemas.microsoft.com/office/word/2018/wordml/cex" xmlns:w16cid="http://schemas.microsoft.com/office/word/2016/wordml/cid" xmlns:w16="http://schemas.microsoft.com/office/word/2018/wordml" xmlns:w16sdtdh="http://schemas.microsoft.com/office/word/2020/wordml/sdtdatahash" xmlns:w16se="http://schemas.microsoft.com/office/word/2015/wordml/symex" xmlns:wpg="http://schemas.microsoft.com/office/word/2010/wordprocessingGroup" xmlns:wpi="http://schemas.microsoft.com/office/word/2010/wordprocessingInk" xmlns:wne="http://schemas.microsoft.com/office/word/2006/wordml" xmlns:wps="http://schemas.microsoft.com/office/word/2010/wordprocessingShape" mc:Ignorable="w14 w15 w16se w16cid w16 w16cex w16sdtdh wp14">
+<w:endnotes xmlns:wpc="http://schemas.microsoft.com/office/word/2010/wordprocessingCanvas" xmlns:cx="http://schemas.microsoft.com/office/drawing/2014/chartex" xmlns:cx1="http://schemas.microsoft.com/office/drawing/2015/9/8/chartex" xmlns:cx2="http://schemas.microsoft.com/office/drawing/2015/10/21/chartex" xmlns:cx3="http://schemas.microsoft.com/office/drawing/2016/5/9/chartex" xmlns:cx4="http://schemas.microsoft.com/office/drawing/2016/5/10/chartex" xmlns:cx5="http://schemas.microsoft.com/office/drawing/2016/5/11/chartex" xmlns:cx6="http://schemas.microsoft.com/office/drawing/2016/5/12/chartex" xmlns:cx7="http://schemas.microsoft.com/office/drawing/2016/5/13/chartex" xmlns:cx8="http://schemas.microsoft.com/office/drawing/2016/5/14/chartex" xmlns:mc="http://schemas.openxmlformats.org/markup-compatibility/2006" xmlns:aink="http://schemas.microsoft.com/office/drawing/2016/ink" xmlns:am3d="http://schemas.microsoft.com/office/drawing/2017/model3d" xmlns:o="urn:schemas-microsoft-com:office:office" xmlns:oel="http://schemas.microsoft.com/office/2019/extlst" xmlns:r="http://schemas.openxmlformats.org/officeDocument/2006/relationships" xmlns:m="http://schemas.openxmlformats.org/officeDocument/2006/math" xmlns:v="urn:schemas-microsoft-com:vml" xmlns:wp14="http://schemas.microsoft.com/office/word/2010/wordprocessingDrawing" xmlns:wp="http://schemas.openxmlformats.org/drawingml/2006/wordprocessingDrawing" xmlns:w10="urn:schemas-microsoft-com:office:word" xmlns:w="http://schemas.openxmlformats.org/wordprocessingml/2006/main" xmlns:w14="http://schemas.microsoft.com/office/word/2010/wordml" xmlns:w15="http://schemas.microsoft.com/office/word/2012/wordml" xmlns:w16cex="http://schemas.microsoft.com/office/word/2018/wordml/cex" xmlns:w16cid="http://schemas.microsoft.com/office/word/2016/wordml/cid" xmlns:w16="http://schemas.microsoft.com/office/word/2018/wordml" xmlns:w16du="http://schemas.microsoft.com/office/word/2023/wordml/word16du" xmlns:w16sdtdh="http://schemas.microsoft.com/office/word/2020/wordml/sdtdatahash" xmlns:w16se="http://schemas.microsoft.com/office/word/2015/wordml/symex" xmlns:wpg="http://schemas.microsoft.com/office/word/2010/wordprocessingGroup" xmlns:wpi="http://schemas.microsoft.com/office/word/2010/wordprocessingInk" xmlns:wne="http://schemas.microsoft.com/office/word/2006/wordml" xmlns:wps="http://schemas.microsoft.com/office/word/2010/wordprocessingShape" mc:Ignorable="w14 w15 w16se w16cid w16 w16cex w16sdtdh wp14">
   <w:endnote w:type="separator" w:id="-1">
     <w:p>
       <w:r>
@@ -5332,7 +5262,7 @@
 </file>
 
 <file path=word/footer1.xml><?xml version="1.0" encoding="utf-8"?>
-<w:ftr xmlns:wpc="http://schemas.microsoft.com/office/word/2010/wordprocessingCanvas" xmlns:cx="http://schemas.microsoft.com/office/drawing/2014/chartex" xmlns:cx1="http://schemas.microsoft.com/office/drawing/2015/9/8/chartex" xmlns:cx2="http://schemas.microsoft.com/office/drawing/2015/10/21/chartex" xmlns:cx3="http://schemas.microsoft.com/office/drawing/2016/5/9/chartex" xmlns:cx4="http://schemas.microsoft.com/office/drawing/2016/5/10/chartex" xmlns:cx5="http://schemas.microsoft.com/office/drawing/2016/5/11/chartex" xmlns:cx6="http://schemas.microsoft.com/office/drawing/2016/5/12/chartex" xmlns:cx7="http://schemas.microsoft.com/office/drawing/2016/5/13/chartex" xmlns:cx8="http://schemas.microsoft.com/office/drawing/2016/5/14/chartex" xmlns:mc="http://schemas.openxmlformats.org/markup-compatibility/2006" xmlns:aink="http://schemas.microsoft.com/office/drawing/2016/ink" xmlns:am3d="http://schemas.microsoft.com/office/drawing/2017/model3d" xmlns:o="urn:schemas-microsoft-com:office:office" xmlns:oel="http://schemas.microsoft.com/office/2019/extlst" xmlns:r="http://schemas.openxmlformats.org/officeDocument/2006/relationships" xmlns:m="http://schemas.openxmlformats.org/officeDocument/2006/math" xmlns:v="urn:schemas-microsoft-com:vml" xmlns:wp14="http://schemas.microsoft.com/office/word/2010/wordprocessingDrawing" xmlns:wp="http://schemas.openxmlformats.org/drawingml/2006/wordprocessingDrawing" xmlns:w10="urn:schemas-microsoft-com:office:word" xmlns:w="http://schemas.openxmlformats.org/wordprocessingml/2006/main" xmlns:w14="http://schemas.microsoft.com/office/word/2010/wordml" xmlns:w15="http://schemas.microsoft.com/office/word/2012/wordml" xmlns:w16cex="http://schemas.microsoft.com/office/word/2018/wordml/cex" xmlns:w16cid="http://schemas.microsoft.com/office/word/2016/wordml/cid" xmlns:w16="http://schemas.microsoft.com/office/word/2018/wordml" xmlns:w16sdtdh="http://schemas.microsoft.com/office/word/2020/wordml/sdtdatahash" xmlns:w16se="http://schemas.microsoft.com/office/word/2015/wordml/symex" xmlns:wpg="http://schemas.microsoft.com/office/word/2010/wordprocessingGroup" xmlns:wpi="http://schemas.microsoft.com/office/word/2010/wordprocessingInk" xmlns:wne="http://schemas.microsoft.com/office/word/2006/wordml" xmlns:wps="http://schemas.microsoft.com/office/word/2010/wordprocessingShape" mc:Ignorable="w14 w15 w16se w16cid w16 w16cex w16sdtdh wp14">
+<w:ftr xmlns:wpc="http://schemas.microsoft.com/office/word/2010/wordprocessingCanvas" xmlns:cx="http://schemas.microsoft.com/office/drawing/2014/chartex" xmlns:cx1="http://schemas.microsoft.com/office/drawing/2015/9/8/chartex" xmlns:cx2="http://schemas.microsoft.com/office/drawing/2015/10/21/chartex" xmlns:cx3="http://schemas.microsoft.com/office/drawing/2016/5/9/chartex" xmlns:cx4="http://schemas.microsoft.com/office/drawing/2016/5/10/chartex" xmlns:cx5="http://schemas.microsoft.com/office/drawing/2016/5/11/chartex" xmlns:cx6="http://schemas.microsoft.com/office/drawing/2016/5/12/chartex" xmlns:cx7="http://schemas.microsoft.com/office/drawing/2016/5/13/chartex" xmlns:cx8="http://schemas.microsoft.com/office/drawing/2016/5/14/chartex" xmlns:mc="http://schemas.openxmlformats.org/markup-compatibility/2006" xmlns:aink="http://schemas.microsoft.com/office/drawing/2016/ink" xmlns:am3d="http://schemas.microsoft.com/office/drawing/2017/model3d" xmlns:o="urn:schemas-microsoft-com:office:office" xmlns:oel="http://schemas.microsoft.com/office/2019/extlst" xmlns:r="http://schemas.openxmlformats.org/officeDocument/2006/relationships" xmlns:m="http://schemas.openxmlformats.org/officeDocument/2006/math" xmlns:v="urn:schemas-microsoft-com:vml" xmlns:wp14="http://schemas.microsoft.com/office/word/2010/wordprocessingDrawing" xmlns:wp="http://schemas.openxmlformats.org/drawingml/2006/wordprocessingDrawing" xmlns:w10="urn:schemas-microsoft-com:office:word" xmlns:w="http://schemas.openxmlformats.org/wordprocessingml/2006/main" xmlns:w14="http://schemas.microsoft.com/office/word/2010/wordml" xmlns:w15="http://schemas.microsoft.com/office/word/2012/wordml" xmlns:w16cex="http://schemas.microsoft.com/office/word/2018/wordml/cex" xmlns:w16cid="http://schemas.microsoft.com/office/word/2016/wordml/cid" xmlns:w16="http://schemas.microsoft.com/office/word/2018/wordml" xmlns:w16du="http://schemas.microsoft.com/office/word/2023/wordml/word16du" xmlns:w16sdtdh="http://schemas.microsoft.com/office/word/2020/wordml/sdtdatahash" xmlns:w16se="http://schemas.microsoft.com/office/word/2015/wordml/symex" xmlns:wpg="http://schemas.microsoft.com/office/word/2010/wordprocessingGroup" xmlns:wpi="http://schemas.microsoft.com/office/word/2010/wordprocessingInk" xmlns:wne="http://schemas.microsoft.com/office/word/2006/wordml" xmlns:wps="http://schemas.microsoft.com/office/word/2010/wordprocessingShape" mc:Ignorable="w14 w15 w16se w16cid w16 w16cex w16sdtdh wp14">
   <w:p>
     <w:pPr>
       <w:pStyle w:val="Footer"/>
@@ -5486,7 +5416,7 @@
 </file>
 
 <file path=word/footnotes.xml><?xml version="1.0" encoding="utf-8"?>
-<w:footnotes xmlns:wpc="http://schemas.microsoft.com/office/word/2010/wordprocessingCanvas" xmlns:cx="http://schemas.microsoft.com/office/drawing/2014/chartex" xmlns:cx1="http://schemas.microsoft.com/office/drawing/2015/9/8/chartex" xmlns:cx2="http://schemas.microsoft.com/office/drawing/2015/10/21/chartex" xmlns:cx3="http://schemas.microsoft.com/office/drawing/2016/5/9/chartex" xmlns:cx4="http://schemas.microsoft.com/office/drawing/2016/5/10/chartex" xmlns:cx5="http://schemas.microsoft.com/office/drawing/2016/5/11/chartex" xmlns:cx6="http://schemas.microsoft.com/office/drawing/2016/5/12/chartex" xmlns:cx7="http://schemas.microsoft.com/office/drawing/2016/5/13/chartex" xmlns:cx8="http://schemas.microsoft.com/office/drawing/2016/5/14/chartex" xmlns:mc="http://schemas.openxmlformats.org/markup-compatibility/2006" xmlns:aink="http://schemas.microsoft.com/office/drawing/2016/ink" xmlns:am3d="http://schemas.microsoft.com/office/drawing/2017/model3d" xmlns:o="urn:schemas-microsoft-com:office:office" xmlns:oel="http://schemas.microsoft.com/office/2019/extlst" xmlns:r="http://schemas.openxmlformats.org/officeDocument/2006/relationships" xmlns:m="http://schemas.openxmlformats.org/officeDocument/2006/math" xmlns:v="urn:schemas-microsoft-com:vml" xmlns:wp14="http://schemas.microsoft.com/office/word/2010/wordprocessingDrawing" xmlns:wp="http://schemas.openxmlformats.org/drawingml/2006/wordprocessingDrawing" xmlns:w10="urn:schemas-microsoft-com:office:word" xmlns:w="http://schemas.openxmlformats.org/wordprocessingml/2006/main" xmlns:w14="http://schemas.microsoft.com/office/word/2010/wordml" xmlns:w15="http://schemas.microsoft.com/office/word/2012/wordml" xmlns:w16cex="http://schemas.microsoft.com/office/word/2018/wordml/cex" xmlns:w16cid="http://schemas.microsoft.com/office/word/2016/wordml/cid" xmlns:w16="http://schemas.microsoft.com/office/word/2018/wordml" xmlns:w16sdtdh="http://schemas.microsoft.com/office/word/2020/wordml/sdtdatahash" xmlns:w16se="http://schemas.microsoft.com/office/word/2015/wordml/symex" xmlns:wpg="http://schemas.microsoft.com/office/word/2010/wordprocessingGroup" xmlns:wpi="http://schemas.microsoft.com/office/word/2010/wordprocessingInk" xmlns:wne="http://schemas.microsoft.com/office/word/2006/wordml" xmlns:wps="http://schemas.microsoft.com/office/word/2010/wordprocessingShape" mc:Ignorable="w14 w15 w16se w16cid w16 w16cex w16sdtdh wp14">
+<w:footnotes xmlns:wpc="http://schemas.microsoft.com/office/word/2010/wordprocessingCanvas" xmlns:cx="http://schemas.microsoft.com/office/drawing/2014/chartex" xmlns:cx1="http://schemas.microsoft.com/office/drawing/2015/9/8/chartex" xmlns:cx2="http://schemas.microsoft.com/office/drawing/2015/10/21/chartex" xmlns:cx3="http://schemas.microsoft.com/office/drawing/2016/5/9/chartex" xmlns:cx4="http://schemas.microsoft.com/office/drawing/2016/5/10/chartex" xmlns:cx5="http://schemas.microsoft.com/office/drawing/2016/5/11/chartex" xmlns:cx6="http://schemas.microsoft.com/office/drawing/2016/5/12/chartex" xmlns:cx7="http://schemas.microsoft.com/office/drawing/2016/5/13/chartex" xmlns:cx8="http://schemas.microsoft.com/office/drawing/2016/5/14/chartex" xmlns:mc="http://schemas.openxmlformats.org/markup-compatibility/2006" xmlns:aink="http://schemas.microsoft.com/office/drawing/2016/ink" xmlns:am3d="http://schemas.microsoft.com/office/drawing/2017/model3d" xmlns:o="urn:schemas-microsoft-com:office:office" xmlns:oel="http://schemas.microsoft.com/office/2019/extlst" xmlns:r="http://schemas.openxmlformats.org/officeDocument/2006/relationships" xmlns:m="http://schemas.openxmlformats.org/officeDocument/2006/math" xmlns:v="urn:schemas-microsoft-com:vml" xmlns:wp14="http://schemas.microsoft.com/office/word/2010/wordprocessingDrawing" xmlns:wp="http://schemas.openxmlformats.org/drawingml/2006/wordprocessingDrawing" xmlns:w10="urn:schemas-microsoft-com:office:word" xmlns:w="http://schemas.openxmlformats.org/wordprocessingml/2006/main" xmlns:w14="http://schemas.microsoft.com/office/word/2010/wordml" xmlns:w15="http://schemas.microsoft.com/office/word/2012/wordml" xmlns:w16cex="http://schemas.microsoft.com/office/word/2018/wordml/cex" xmlns:w16cid="http://schemas.microsoft.com/office/word/2016/wordml/cid" xmlns:w16="http://schemas.microsoft.com/office/word/2018/wordml" xmlns:w16du="http://schemas.microsoft.com/office/word/2023/wordml/word16du" xmlns:w16sdtdh="http://schemas.microsoft.com/office/word/2020/wordml/sdtdatahash" xmlns:w16se="http://schemas.microsoft.com/office/word/2015/wordml/symex" xmlns:wpg="http://schemas.microsoft.com/office/word/2010/wordprocessingGroup" xmlns:wpi="http://schemas.microsoft.com/office/word/2010/wordprocessingInk" xmlns:wne="http://schemas.microsoft.com/office/word/2006/wordml" xmlns:wps="http://schemas.microsoft.com/office/word/2010/wordprocessingShape" mc:Ignorable="w14 w15 w16se w16cid w16 w16cex w16sdtdh wp14">
   <w:footnote w:type="separator" w:id="-1">
     <w:p>
       <w:r>
@@ -5505,7 +5435,7 @@
 </file>
 
 <file path=word/numbering.xml><?xml version="1.0" encoding="utf-8"?>
-<w:numbering xmlns:wpc="http://schemas.microsoft.com/office/word/2010/wordprocessingCanvas" xmlns:cx="http://schemas.microsoft.com/office/drawing/2014/chartex" xmlns:cx1="http://schemas.microsoft.com/office/drawing/2015/9/8/chartex" xmlns:cx2="http://schemas.microsoft.com/office/drawing/2015/10/21/chartex" xmlns:cx3="http://schemas.microsoft.com/office/drawing/2016/5/9/chartex" xmlns:cx4="http://schemas.microsoft.com/office/drawing/2016/5/10/chartex" xmlns:cx5="http://schemas.microsoft.com/office/drawing/2016/5/11/chartex" xmlns:cx6="http://schemas.microsoft.com/office/drawing/2016/5/12/chartex" xmlns:cx7="http://schemas.microsoft.com/office/drawing/2016/5/13/chartex" xmlns:cx8="http://schemas.microsoft.com/office/drawing/2016/5/14/chartex" xmlns:mc="http://schemas.openxmlformats.org/markup-compatibility/2006" xmlns:aink="http://schemas.microsoft.com/office/drawing/2016/ink" xmlns:am3d="http://schemas.microsoft.com/office/drawing/2017/model3d" xmlns:o="urn:schemas-microsoft-com:office:office" xmlns:oel="http://schemas.microsoft.com/office/2019/extlst" xmlns:r="http://schemas.openxmlformats.org/officeDocument/2006/relationships" xmlns:m="http://schemas.openxmlformats.org/officeDocument/2006/math" xmlns:v="urn:schemas-microsoft-com:vml" xmlns:wp14="http://schemas.microsoft.com/office/word/2010/wordprocessingDrawing" xmlns:wp="http://schemas.openxmlformats.org/drawingml/2006/wordprocessingDrawing" xmlns:w10="urn:schemas-microsoft-com:office:word" xmlns:w="http://schemas.openxmlformats.org/wordprocessingml/2006/main" xmlns:w14="http://schemas.microsoft.com/office/word/2010/wordml" xmlns:w15="http://schemas.microsoft.com/office/word/2012/wordml" xmlns:w16cex="http://schemas.microsoft.com/office/word/2018/wordml/cex" xmlns:w16cid="http://schemas.microsoft.com/office/word/2016/wordml/cid" xmlns:w16="http://schemas.microsoft.com/office/word/2018/wordml" xmlns:w16sdtdh="http://schemas.microsoft.com/office/word/2020/wordml/sdtdatahash" xmlns:w16se="http://schemas.microsoft.com/office/word/2015/wordml/symex" xmlns:wpg="http://schemas.microsoft.com/office/word/2010/wordprocessingGroup" xmlns:wpi="http://schemas.microsoft.com/office/word/2010/wordprocessingInk" xmlns:wne="http://schemas.microsoft.com/office/word/2006/wordml" xmlns:wps="http://schemas.microsoft.com/office/word/2010/wordprocessingShape" mc:Ignorable="w14 w15 w16se w16cid w16 w16cex w16sdtdh wp14">
+<w:numbering xmlns:wpc="http://schemas.microsoft.com/office/word/2010/wordprocessingCanvas" xmlns:cx="http://schemas.microsoft.com/office/drawing/2014/chartex" xmlns:cx1="http://schemas.microsoft.com/office/drawing/2015/9/8/chartex" xmlns:cx2="http://schemas.microsoft.com/office/drawing/2015/10/21/chartex" xmlns:cx3="http://schemas.microsoft.com/office/drawing/2016/5/9/chartex" xmlns:cx4="http://schemas.microsoft.com/office/drawing/2016/5/10/chartex" xmlns:cx5="http://schemas.microsoft.com/office/drawing/2016/5/11/chartex" xmlns:cx6="http://schemas.microsoft.com/office/drawing/2016/5/12/chartex" xmlns:cx7="http://schemas.microsoft.com/office/drawing/2016/5/13/chartex" xmlns:cx8="http://schemas.microsoft.com/office/drawing/2016/5/14/chartex" xmlns:mc="http://schemas.openxmlformats.org/markup-compatibility/2006" xmlns:aink="http://schemas.microsoft.com/office/drawing/2016/ink" xmlns:am3d="http://schemas.microsoft.com/office/drawing/2017/model3d" xmlns:o="urn:schemas-microsoft-com:office:office" xmlns:oel="http://schemas.microsoft.com/office/2019/extlst" xmlns:r="http://schemas.openxmlformats.org/officeDocument/2006/relationships" xmlns:m="http://schemas.openxmlformats.org/officeDocument/2006/math" xmlns:v="urn:schemas-microsoft-com:vml" xmlns:wp14="http://schemas.microsoft.com/office/word/2010/wordprocessingDrawing" xmlns:wp="http://schemas.openxmlformats.org/drawingml/2006/wordprocessingDrawing" xmlns:w10="urn:schemas-microsoft-com:office:word" xmlns:w="http://schemas.openxmlformats.org/wordprocessingml/2006/main" xmlns:w14="http://schemas.microsoft.com/office/word/2010/wordml" xmlns:w15="http://schemas.microsoft.com/office/word/2012/wordml" xmlns:w16cex="http://schemas.microsoft.com/office/word/2018/wordml/cex" xmlns:w16cid="http://schemas.microsoft.com/office/word/2016/wordml/cid" xmlns:w16="http://schemas.microsoft.com/office/word/2018/wordml" xmlns:w16du="http://schemas.microsoft.com/office/word/2023/wordml/word16du" xmlns:w16sdtdh="http://schemas.microsoft.com/office/word/2020/wordml/sdtdatahash" xmlns:w16se="http://schemas.microsoft.com/office/word/2015/wordml/symex" xmlns:wpg="http://schemas.microsoft.com/office/word/2010/wordprocessingGroup" xmlns:wpi="http://schemas.microsoft.com/office/word/2010/wordprocessingInk" xmlns:wne="http://schemas.microsoft.com/office/word/2006/wordml" xmlns:wps="http://schemas.microsoft.com/office/word/2010/wordprocessingShape" mc:Ignorable="w14 w15 w16se w16cid w16 w16cex w16sdtdh wp14">
   <w:abstractNum w:abstractNumId="0" w15:restartNumberingAfterBreak="0">
     <w:nsid w:val="12F90A41"/>
     <w:multiLevelType w:val="multilevel"/>
@@ -7311,24 +7241,6 @@
 </file>
 
 <file path=customXml/item2.xml><?xml version="1.0" encoding="utf-8"?>
-<b:Sources xmlns:b="http://schemas.openxmlformats.org/officeDocument/2006/bibliography" xmlns="http://schemas.openxmlformats.org/officeDocument/2006/bibliography" SelectedStyle="\APASixthEditionOfficeOnline.xsl" StyleName="APA" Version="6"/>
-</file>
-
-<file path=customXml/item3.xml><?xml version="1.0" encoding="utf-8"?>
-<p:properties xmlns:p="http://schemas.microsoft.com/office/2006/metadata/properties" xmlns:xsi="http://www.w3.org/2001/XMLSchema-instance" xmlns:pc="http://schemas.microsoft.com/office/infopath/2007/PartnerControls">
-  <documentManagement>
-    <_ip_UnifiedCompliancePolicyUIAction xmlns="http://schemas.microsoft.com/sharepoint/v3" xsi:nil="true"/>
-    <MigrationWizId xmlns="79853ddc-a6da-4b29-9050-94182208d5d4" xsi:nil="true"/>
-    <MigrationWizIdPermissionLevels xmlns="79853ddc-a6da-4b29-9050-94182208d5d4" xsi:nil="true"/>
-    <_ip_UnifiedCompliancePolicyProperties xmlns="http://schemas.microsoft.com/sharepoint/v3" xsi:nil="true"/>
-    <MigrationWizIdPermissions xmlns="79853ddc-a6da-4b29-9050-94182208d5d4" xsi:nil="true"/>
-    <MigrationWizIdDocumentLibraryPermissions xmlns="79853ddc-a6da-4b29-9050-94182208d5d4" xsi:nil="true"/>
-    <MigrationWizIdSecurityGroups xmlns="79853ddc-a6da-4b29-9050-94182208d5d4" xsi:nil="true"/>
-  </documentManagement>
-</p:properties>
-</file>
-
-<file path=customXml/item4.xml><?xml version="1.0" encoding="utf-8"?>
 <ct:contentTypeSchema xmlns:ct="http://schemas.microsoft.com/office/2006/metadata/contentType" xmlns:ma="http://schemas.microsoft.com/office/2006/metadata/properties/metaAttributes" ct:_="" ma:_="" ma:contentTypeName="Document" ma:contentTypeID="0x010100A9C3F79E17E01948897BCDD756F81E52" ma:contentTypeVersion="18" ma:contentTypeDescription="Create a new document." ma:contentTypeScope="" ma:versionID="83e68d97bb6f5148f751fcda540be82d">
   <xsd:schema xmlns:xsd="http://www.w3.org/2001/XMLSchema" xmlns:xs="http://www.w3.org/2001/XMLSchema" xmlns:p="http://schemas.microsoft.com/office/2006/metadata/properties" xmlns:ns1="http://schemas.microsoft.com/sharepoint/v3" xmlns:ns2="79853ddc-a6da-4b29-9050-94182208d5d4" xmlns:ns3="6a31fa18-680d-4d9a-9324-d13471b309b0" targetNamespace="http://schemas.microsoft.com/office/2006/metadata/properties" ma:root="true" ma:fieldsID="97ca769a553e49855c709c5c6295d889" ns1:_="" ns2:_="" ns3:_="">
     <xsd:import namespace="http://schemas.microsoft.com/sharepoint/v3"/>
@@ -7584,6 +7496,24 @@
 </ct:contentTypeSchema>
 </file>
 
+<file path=customXml/item3.xml><?xml version="1.0" encoding="utf-8"?>
+<p:properties xmlns:p="http://schemas.microsoft.com/office/2006/metadata/properties" xmlns:xsi="http://www.w3.org/2001/XMLSchema-instance" xmlns:pc="http://schemas.microsoft.com/office/infopath/2007/PartnerControls">
+  <documentManagement>
+    <_ip_UnifiedCompliancePolicyUIAction xmlns="http://schemas.microsoft.com/sharepoint/v3" xsi:nil="true"/>
+    <MigrationWizId xmlns="79853ddc-a6da-4b29-9050-94182208d5d4" xsi:nil="true"/>
+    <MigrationWizIdPermissionLevels xmlns="79853ddc-a6da-4b29-9050-94182208d5d4" xsi:nil="true"/>
+    <_ip_UnifiedCompliancePolicyProperties xmlns="http://schemas.microsoft.com/sharepoint/v3" xsi:nil="true"/>
+    <MigrationWizIdPermissions xmlns="79853ddc-a6da-4b29-9050-94182208d5d4" xsi:nil="true"/>
+    <MigrationWizIdDocumentLibraryPermissions xmlns="79853ddc-a6da-4b29-9050-94182208d5d4" xsi:nil="true"/>
+    <MigrationWizIdSecurityGroups xmlns="79853ddc-a6da-4b29-9050-94182208d5d4" xsi:nil="true"/>
+  </documentManagement>
+</p:properties>
+</file>
+
+<file path=customXml/item4.xml><?xml version="1.0" encoding="utf-8"?>
+<b:Sources xmlns:b="http://schemas.openxmlformats.org/officeDocument/2006/bibliography" xmlns="http://schemas.openxmlformats.org/officeDocument/2006/bibliography" SelectedStyle="\APASixthEditionOfficeOnline.xsl" StyleName="APA" Version="6"/>
+</file>
+
 <file path=customXml/itemProps1.xml><?xml version="1.0" encoding="utf-8"?>
 <ds:datastoreItem xmlns:ds="http://schemas.openxmlformats.org/officeDocument/2006/customXml" ds:itemID="{C0E2CF9E-5A39-4881-85EF-173B1F711807}">
   <ds:schemaRefs>
@@ -7593,25 +7523,6 @@
 </file>
 
 <file path=customXml/itemProps2.xml><?xml version="1.0" encoding="utf-8"?>
-<ds:datastoreItem xmlns:ds="http://schemas.openxmlformats.org/officeDocument/2006/customXml" ds:itemID="{99314C63-07EC-4479-A6EF-C56827DB0691}">
-  <ds:schemaRefs>
-    <ds:schemaRef ds:uri="http://schemas.openxmlformats.org/officeDocument/2006/bibliography"/>
-  </ds:schemaRefs>
-</ds:datastoreItem>
-</file>
-
-<file path=customXml/itemProps3.xml><?xml version="1.0" encoding="utf-8"?>
-<ds:datastoreItem xmlns:ds="http://schemas.openxmlformats.org/officeDocument/2006/customXml" ds:itemID="{5393D36B-9D54-4D0C-A166-77B1BB22616D}">
-  <ds:schemaRefs>
-    <ds:schemaRef ds:uri="http://schemas.microsoft.com/office/2006/metadata/properties"/>
-    <ds:schemaRef ds:uri="http://schemas.microsoft.com/office/infopath/2007/PartnerControls"/>
-    <ds:schemaRef ds:uri="http://schemas.microsoft.com/sharepoint/v3"/>
-    <ds:schemaRef ds:uri="79853ddc-a6da-4b29-9050-94182208d5d4"/>
-  </ds:schemaRefs>
-</ds:datastoreItem>
-</file>
-
-<file path=customXml/itemProps4.xml><?xml version="1.0" encoding="utf-8"?>
 <ds:datastoreItem xmlns:ds="http://schemas.openxmlformats.org/officeDocument/2006/customXml" ds:itemID="{E1C68947-ABA0-41F9-9C73-0522861C5E47}">
   <ds:schemaRefs>
     <ds:schemaRef ds:uri="http://schemas.microsoft.com/office/2006/metadata/contentType"/>
@@ -7629,4 +7540,23 @@
     <ds:schemaRef ds:uri="http://schemas.microsoft.com/internal/obd"/>
   </ds:schemaRefs>
 </ds:datastoreItem>
+</file>
+
+<file path=customXml/itemProps3.xml><?xml version="1.0" encoding="utf-8"?>
+<ds:datastoreItem xmlns:ds="http://schemas.openxmlformats.org/officeDocument/2006/customXml" ds:itemID="{5393D36B-9D54-4D0C-A166-77B1BB22616D}">
+  <ds:schemaRefs>
+    <ds:schemaRef ds:uri="http://schemas.microsoft.com/office/2006/metadata/properties"/>
+    <ds:schemaRef ds:uri="http://schemas.microsoft.com/office/infopath/2007/PartnerControls"/>
+    <ds:schemaRef ds:uri="http://schemas.microsoft.com/sharepoint/v3"/>
+    <ds:schemaRef ds:uri="79853ddc-a6da-4b29-9050-94182208d5d4"/>
+  </ds:schemaRefs>
+</ds:datastoreItem>
+</file>
+
+<file path=customXml/itemProps4.xml><?xml version="1.0" encoding="utf-8"?>
+<ds:datastoreItem xmlns:ds="http://schemas.openxmlformats.org/officeDocument/2006/customXml" ds:itemID="{99314C63-07EC-4479-A6EF-C56827DB0691}">
+  <ds:schemaRefs>
+    <ds:schemaRef ds:uri="http://schemas.openxmlformats.org/officeDocument/2006/bibliography"/>
+  </ds:schemaRefs>
+</ds:datastoreItem>
 </file>
--- a/Resume-LoganMancuso-DevOpsEng.docx
+++ b/Resume-LoganMancuso-DevOpsEng.docx
@@ -1,6 +1,6 @@
 
 <file path=word/document.xml><?xml version="1.0" encoding="utf-8"?>
-<w:document xmlns:wpc="http://schemas.microsoft.com/office/word/2010/wordprocessingCanvas" xmlns:cx="http://schemas.microsoft.com/office/drawing/2014/chartex" xmlns:cx1="http://schemas.microsoft.com/office/drawing/2015/9/8/chartex" xmlns:cx2="http://schemas.microsoft.com/office/drawing/2015/10/21/chartex" xmlns:cx3="http://schemas.microsoft.com/office/drawing/2016/5/9/chartex" xmlns:cx4="http://schemas.microsoft.com/office/drawing/2016/5/10/chartex" xmlns:cx5="http://schemas.microsoft.com/office/drawing/2016/5/11/chartex" xmlns:cx6="http://schemas.microsoft.com/office/drawing/2016/5/12/chartex" xmlns:cx7="http://schemas.microsoft.com/office/drawing/2016/5/13/chartex" xmlns:cx8="http://schemas.microsoft.com/office/drawing/2016/5/14/chartex" xmlns:mc="http://schemas.openxmlformats.org/markup-compatibility/2006" xmlns:aink="http://schemas.microsoft.com/office/drawing/2016/ink" xmlns:am3d="http://schemas.microsoft.com/office/drawing/2017/model3d" xmlns:o="urn:schemas-microsoft-com:office:office" xmlns:oel="http://schemas.microsoft.com/office/2019/extlst" xmlns:r="http://schemas.openxmlformats.org/officeDocument/2006/relationships" xmlns:m="http://schemas.openxmlformats.org/officeDocument/2006/math" xmlns:v="urn:schemas-microsoft-com:vml" xmlns:wp14="http://schemas.microsoft.com/office/word/2010/wordprocessingDrawing" xmlns:wp="http://schemas.openxmlformats.org/drawingml/2006/wordprocessingDrawing" xmlns:w10="urn:schemas-microsoft-com:office:word" xmlns:w="http://schemas.openxmlformats.org/wordprocessingml/2006/main" xmlns:w14="http://schemas.microsoft.com/office/word/2010/wordml" xmlns:w15="http://schemas.microsoft.com/office/word/2012/wordml" xmlns:w16cex="http://schemas.microsoft.com/office/word/2018/wordml/cex" xmlns:w16cid="http://schemas.microsoft.com/office/word/2016/wordml/cid" xmlns:w16="http://schemas.microsoft.com/office/word/2018/wordml" xmlns:w16du="http://schemas.microsoft.com/office/word/2023/wordml/word16du" xmlns:w16sdtdh="http://schemas.microsoft.com/office/word/2020/wordml/sdtdatahash" xmlns:w16se="http://schemas.microsoft.com/office/word/2015/wordml/symex" xmlns:wpg="http://schemas.microsoft.com/office/word/2010/wordprocessingGroup" xmlns:wpi="http://schemas.microsoft.com/office/word/2010/wordprocessingInk" xmlns:wne="http://schemas.microsoft.com/office/word/2006/wordml" xmlns:wps="http://schemas.microsoft.com/office/word/2010/wordprocessingShape" mc:Ignorable="w14 w15 w16se w16cid w16 w16cex w16sdtdh wp14">
+<w:document xmlns:wpc="http://schemas.microsoft.com/office/word/2010/wordprocessingCanvas" xmlns:cx="http://schemas.microsoft.com/office/drawing/2014/chartex" xmlns:cx1="http://schemas.microsoft.com/office/drawing/2015/9/8/chartex" xmlns:cx2="http://schemas.microsoft.com/office/drawing/2015/10/21/chartex" xmlns:cx3="http://schemas.microsoft.com/office/drawing/2016/5/9/chartex" xmlns:cx4="http://schemas.microsoft.com/office/drawing/2016/5/10/chartex" xmlns:cx5="http://schemas.microsoft.com/office/drawing/2016/5/11/chartex" xmlns:cx6="http://schemas.microsoft.com/office/drawing/2016/5/12/chartex" xmlns:cx7="http://schemas.microsoft.com/office/drawing/2016/5/13/chartex" xmlns:cx8="http://schemas.microsoft.com/office/drawing/2016/5/14/chartex" xmlns:mc="http://schemas.openxmlformats.org/markup-compatibility/2006" xmlns:aink="http://schemas.microsoft.com/office/drawing/2016/ink" xmlns:am3d="http://schemas.microsoft.com/office/drawing/2017/model3d" xmlns:o="urn:schemas-microsoft-com:office:office" xmlns:oel="http://schemas.microsoft.com/office/2019/extlst" xmlns:r="http://schemas.openxmlformats.org/officeDocument/2006/relationships" xmlns:m="http://schemas.openxmlformats.org/officeDocument/2006/math" xmlns:v="urn:schemas-microsoft-com:vml" xmlns:wp14="http://schemas.microsoft.com/office/word/2010/wordprocessingDrawing" xmlns:wp="http://schemas.openxmlformats.org/drawingml/2006/wordprocessingDrawing" xmlns:w10="urn:schemas-microsoft-com:office:word" xmlns:w="http://schemas.openxmlformats.org/wordprocessingml/2006/main" xmlns:w14="http://schemas.microsoft.com/office/word/2010/wordml" xmlns:w15="http://schemas.microsoft.com/office/word/2012/wordml" xmlns:w16cex="http://schemas.microsoft.com/office/word/2018/wordml/cex" xmlns:w16cid="http://schemas.microsoft.com/office/word/2016/wordml/cid" xmlns:w16="http://schemas.microsoft.com/office/word/2018/wordml" xmlns:w16sdtdh="http://schemas.microsoft.com/office/word/2020/wordml/sdtdatahash" xmlns:w16se="http://schemas.microsoft.com/office/word/2015/wordml/symex" xmlns:wpg="http://schemas.microsoft.com/office/word/2010/wordprocessingGroup" xmlns:wpi="http://schemas.microsoft.com/office/word/2010/wordprocessingInk" xmlns:wne="http://schemas.microsoft.com/office/word/2006/wordml" xmlns:wps="http://schemas.microsoft.com/office/word/2010/wordprocessingShape" mc:Ignorable="w14 w15 w16se w16cid w16 w16cex w16sdtdh wp14">
   <w:body>
     <w:p>
       <w:pPr>
@@ -293,14 +293,32 @@
                 <w:szCs w:val="22"/>
                 <w:u w:val="none"/>
               </w:rPr>
-              <w:t xml:space="preserve">    </w:t>
-            </w:r>
-            <w:r>
-              <w:rPr>
-                <w:rFonts w:ascii="Calibri" w:hAnsi="Calibri"/>
-                <w:szCs w:val="22"/>
-              </w:rPr>
-              <w:t>(803) 470-3985</w:t>
+              <w:t xml:space="preserve"> </w:t>
+            </w:r>
+            <w:proofErr w:type="gramStart"/>
+            <w:r>
+              <w:rPr>
+                <w:rStyle w:val="Hyperlink"/>
+                <w:rFonts w:ascii="Calibri" w:hAnsi="Calibri"/>
+                <w:szCs w:val="22"/>
+                <w:u w:val="none"/>
+              </w:rPr>
+              <w:t xml:space="preserve">   </w:t>
+            </w:r>
+            <w:r>
+              <w:rPr>
+                <w:rFonts w:ascii="Calibri" w:hAnsi="Calibri"/>
+                <w:szCs w:val="22"/>
+              </w:rPr>
+              <w:t>(</w:t>
+            </w:r>
+            <w:proofErr w:type="gramEnd"/>
+            <w:r>
+              <w:rPr>
+                <w:rFonts w:ascii="Calibri" w:hAnsi="Calibri"/>
+                <w:szCs w:val="22"/>
+              </w:rPr>
+              <w:t>803) 470-3985</w:t>
             </w:r>
           </w:p>
         </w:tc>
@@ -1057,7 +1075,15 @@
           <w:sz w:val="22"/>
           <w:szCs w:val="22"/>
         </w:rPr>
-        <w:t xml:space="preserve">EAM farms on a </w:t>
+        <w:t>EC2</w:t>
+      </w:r>
+      <w:r>
+        <w:rPr>
+          <w:rFonts w:ascii="Calibri" w:hAnsi="Calibri"/>
+          <w:sz w:val="22"/>
+          <w:szCs w:val="22"/>
+        </w:rPr>
+        <w:t xml:space="preserve"> farms on a </w:t>
       </w:r>
       <w:proofErr w:type="spellStart"/>
       <w:r>
@@ -1390,7 +1416,14 @@
                 <w:rFonts w:ascii="Calibri" w:hAnsi="Calibri"/>
                 <w:sz w:val="22"/>
               </w:rPr>
-              <w:t>Hexagon (Formerly Infor) Automation and deployment of containers on EC2 instances using Terraform.</w:t>
+              <w:t>Infor EAM</w:t>
+            </w:r>
+            <w:r>
+              <w:rPr>
+                <w:rFonts w:ascii="Calibri" w:hAnsi="Calibri"/>
+                <w:sz w:val="22"/>
+              </w:rPr>
+              <w:t xml:space="preserve"> Automation and deployment using Terraform.</w:t>
             </w:r>
           </w:p>
         </w:tc>
@@ -1487,15 +1520,7 @@
                 <w:sz w:val="22"/>
                 <w:szCs w:val="22"/>
               </w:rPr>
-              <w:t xml:space="preserve">Lead DevOps </w:t>
-            </w:r>
-            <w:r>
-              <w:rPr>
-                <w:rFonts w:ascii="Calibri" w:hAnsi="Calibri"/>
-                <w:sz w:val="22"/>
-                <w:szCs w:val="22"/>
-              </w:rPr>
-              <w:t xml:space="preserve">and Infrastructure </w:t>
+              <w:t xml:space="preserve">Infrastructure </w:t>
             </w:r>
             <w:r>
               <w:rPr>
@@ -1721,7 +1746,7 @@
                 <w:rFonts w:ascii="Calibri" w:hAnsi="Calibri" w:cs="Calibri"/>
                 <w:sz w:val="22"/>
               </w:rPr>
-              <w:t xml:space="preserve">Multi region and cross account terraform deployment of AWS Managed AD to construct a centralized forested domain to admin 7 different accounts across 5 regions. </w:t>
+              <w:t>Multi region and cross account terraform deployment of AWS Managed AD to construct a centralized forested domain to admin 7 different accounts across 5 regions.</w:t>
             </w:r>
           </w:p>
         </w:tc>
@@ -2594,7 +2619,23 @@
                 <w:rFonts w:ascii="Calibri" w:hAnsi="Calibri" w:cs="Calibri"/>
                 <w:sz w:val="22"/>
               </w:rPr>
-              <w:t xml:space="preserve">Deployment of Ansible Scripts to install custom RPM packages to deployed RHEL servers. </w:t>
+              <w:t xml:space="preserve">Deployment of Ansible Scripts to install custom RPM packages to </w:t>
+            </w:r>
+            <w:proofErr w:type="gramStart"/>
+            <w:r>
+              <w:rPr>
+                <w:rFonts w:ascii="Calibri" w:hAnsi="Calibri" w:cs="Calibri"/>
+                <w:sz w:val="22"/>
+              </w:rPr>
+              <w:t>deployed</w:t>
+            </w:r>
+            <w:proofErr w:type="gramEnd"/>
+            <w:r>
+              <w:rPr>
+                <w:rFonts w:ascii="Calibri" w:hAnsi="Calibri" w:cs="Calibri"/>
+                <w:sz w:val="22"/>
+              </w:rPr>
+              <w:t xml:space="preserve"> RHEL servers. </w:t>
             </w:r>
           </w:p>
           <w:p>
@@ -3044,13 +3085,23 @@
                 <w:szCs w:val="22"/>
               </w:rPr>
             </w:pPr>
-            <w:r>
-              <w:rPr>
-                <w:rFonts w:ascii="Calibri" w:hAnsi="Calibri"/>
-                <w:sz w:val="22"/>
-                <w:szCs w:val="22"/>
-              </w:rPr>
-              <w:t>On-Premise (air-gaped secure environment)</w:t>
+            <w:proofErr w:type="gramStart"/>
+            <w:r>
+              <w:rPr>
+                <w:rFonts w:ascii="Calibri" w:hAnsi="Calibri"/>
+                <w:sz w:val="22"/>
+                <w:szCs w:val="22"/>
+              </w:rPr>
+              <w:t>On-Premise</w:t>
+            </w:r>
+            <w:proofErr w:type="gramEnd"/>
+            <w:r>
+              <w:rPr>
+                <w:rFonts w:ascii="Calibri" w:hAnsi="Calibri"/>
+                <w:sz w:val="22"/>
+                <w:szCs w:val="22"/>
+              </w:rPr>
+              <w:t xml:space="preserve"> (air-gaped secure environment)</w:t>
             </w:r>
           </w:p>
         </w:tc>
@@ -3277,7 +3328,25 @@
                 <w:sz w:val="22"/>
                 <w:szCs w:val="22"/>
               </w:rPr>
-              <w:t xml:space="preserve">(lead a team of 4 engineers to deploy out to Oklahoma environments) </w:t>
+              <w:t>(</w:t>
+            </w:r>
+            <w:proofErr w:type="gramStart"/>
+            <w:r>
+              <w:rPr>
+                <w:rFonts w:ascii="Calibri" w:hAnsi="Calibri"/>
+                <w:sz w:val="22"/>
+                <w:szCs w:val="22"/>
+              </w:rPr>
+              <w:t>lead</w:t>
+            </w:r>
+            <w:proofErr w:type="gramEnd"/>
+            <w:r>
+              <w:rPr>
+                <w:rFonts w:ascii="Calibri" w:hAnsi="Calibri"/>
+                <w:sz w:val="22"/>
+                <w:szCs w:val="22"/>
+              </w:rPr>
+              <w:t xml:space="preserve"> a team of 4 engineers to deploy out to Oklahoma environments) </w:t>
             </w:r>
           </w:p>
         </w:tc>
@@ -3511,8 +3580,17 @@
                 <w:rFonts w:ascii="Calibri" w:hAnsi="Calibri" w:cs="Calibri"/>
                 <w:sz w:val="22"/>
               </w:rPr>
-              <w:t>, Pentaho, and External Interface connectivity to subsidiary systems</w:t>
-            </w:r>
+              <w:t xml:space="preserve">, Pentaho, and External Interface connectivity to subsidiary </w:t>
+            </w:r>
+            <w:proofErr w:type="gramStart"/>
+            <w:r>
+              <w:rPr>
+                <w:rFonts w:ascii="Calibri" w:hAnsi="Calibri" w:cs="Calibri"/>
+                <w:sz w:val="22"/>
+              </w:rPr>
+              <w:t>systems</w:t>
+            </w:r>
+            <w:proofErr w:type="gramEnd"/>
           </w:p>
           <w:p>
             <w:pPr>
@@ -4653,8 +4731,17 @@
                 <w:rFonts w:ascii="Calibri" w:hAnsi="Calibri" w:cs="Calibri"/>
                 <w:sz w:val="22"/>
               </w:rPr>
-              <w:t>Developed a CNN for high performance image processing</w:t>
-            </w:r>
+              <w:t xml:space="preserve">Developed a CNN for high performance image </w:t>
+            </w:r>
+            <w:proofErr w:type="gramStart"/>
+            <w:r>
+              <w:rPr>
+                <w:rFonts w:ascii="Calibri" w:hAnsi="Calibri" w:cs="Calibri"/>
+                <w:sz w:val="22"/>
+              </w:rPr>
+              <w:t>processing</w:t>
+            </w:r>
+            <w:proofErr w:type="gramEnd"/>
           </w:p>
           <w:p>
             <w:pPr>
@@ -5102,7 +5189,23 @@
           <w:rFonts w:ascii="Calibri" w:hAnsi="Calibri" w:cs="Calibri"/>
           <w:sz w:val="22"/>
         </w:rPr>
-        <w:t xml:space="preserve">Hi, my name is Logan, and my personal projects typically consist of solving an automation problem. We are often faced with small repetitive tasks that could otherwise be handed off to a machine. In many of my cases this involves the use of </w:t>
+        <w:t xml:space="preserve">Hi, my name is Logan, and my personal projects typically consist of solving </w:t>
+      </w:r>
+      <w:proofErr w:type="gramStart"/>
+      <w:r>
+        <w:rPr>
+          <w:rFonts w:ascii="Calibri" w:hAnsi="Calibri" w:cs="Calibri"/>
+          <w:sz w:val="22"/>
+        </w:rPr>
+        <w:t>an automation problem</w:t>
+      </w:r>
+      <w:proofErr w:type="gramEnd"/>
+      <w:r>
+        <w:rPr>
+          <w:rFonts w:ascii="Calibri" w:hAnsi="Calibri" w:cs="Calibri"/>
+          <w:sz w:val="22"/>
+        </w:rPr>
+        <w:t xml:space="preserve">. We are often faced with small repetitive tasks that could otherwise be handed off to a machine. In many of my cases this involves the use of </w:t>
       </w:r>
       <w:r>
         <w:rPr>
@@ -5243,7 +5346,7 @@
 </file>
 
 <file path=word/endnotes.xml><?xml version="1.0" encoding="utf-8"?>
-<w:endnotes xmlns:wpc="http://schemas.microsoft.com/office/word/2010/wordprocessingCanvas" xmlns:cx="http://schemas.microsoft.com/office/drawing/2014/chartex" xmlns:cx1="http://schemas.microsoft.com/office/drawing/2015/9/8/chartex" xmlns:cx2="http://schemas.microsoft.com/office/drawing/2015/10/21/chartex" xmlns:cx3="http://schemas.microsoft.com/office/drawing/2016/5/9/chartex" xmlns:cx4="http://schemas.microsoft.com/office/drawing/2016/5/10/chartex" xmlns:cx5="http://schemas.microsoft.com/office/drawing/2016/5/11/chartex" xmlns:cx6="http://schemas.microsoft.com/office/drawing/2016/5/12/chartex" xmlns:cx7="http://schemas.microsoft.com/office/drawing/2016/5/13/chartex" xmlns:cx8="http://schemas.microsoft.com/office/drawing/2016/5/14/chartex" xmlns:mc="http://schemas.openxmlformats.org/markup-compatibility/2006" xmlns:aink="http://schemas.microsoft.com/office/drawing/2016/ink" xmlns:am3d="http://schemas.microsoft.com/office/drawing/2017/model3d" xmlns:o="urn:schemas-microsoft-com:office:office" xmlns:oel="http://schemas.microsoft.com/office/2019/extlst" xmlns:r="http://schemas.openxmlformats.org/officeDocument/2006/relationships" xmlns:m="http://schemas.openxmlformats.org/officeDocument/2006/math" xmlns:v="urn:schemas-microsoft-com:vml" xmlns:wp14="http://schemas.microsoft.com/office/word/2010/wordprocessingDrawing" xmlns:wp="http://schemas.openxmlformats.org/drawingml/2006/wordprocessingDrawing" xmlns:w10="urn:schemas-microsoft-com:office:word" xmlns:w="http://schemas.openxmlformats.org/wordprocessingml/2006/main" xmlns:w14="http://schemas.microsoft.com/office/word/2010/wordml" xmlns:w15="http://schemas.microsoft.com/office/word/2012/wordml" xmlns:w16cex="http://schemas.microsoft.com/office/word/2018/wordml/cex" xmlns:w16cid="http://schemas.microsoft.com/office/word/2016/wordml/cid" xmlns:w16="http://schemas.microsoft.com/office/word/2018/wordml" xmlns:w16du="http://schemas.microsoft.com/office/word/2023/wordml/word16du" xmlns:w16sdtdh="http://schemas.microsoft.com/office/word/2020/wordml/sdtdatahash" xmlns:w16se="http://schemas.microsoft.com/office/word/2015/wordml/symex" xmlns:wpg="http://schemas.microsoft.com/office/word/2010/wordprocessingGroup" xmlns:wpi="http://schemas.microsoft.com/office/word/2010/wordprocessingInk" xmlns:wne="http://schemas.microsoft.com/office/word/2006/wordml" xmlns:wps="http://schemas.microsoft.com/office/word/2010/wordprocessingShape" mc:Ignorable="w14 w15 w16se w16cid w16 w16cex w16sdtdh wp14">
+<w:endnotes xmlns:wpc="http://schemas.microsoft.com/office/word/2010/wordprocessingCanvas" xmlns:cx="http://schemas.microsoft.com/office/drawing/2014/chartex" xmlns:cx1="http://schemas.microsoft.com/office/drawing/2015/9/8/chartex" xmlns:cx2="http://schemas.microsoft.com/office/drawing/2015/10/21/chartex" xmlns:cx3="http://schemas.microsoft.com/office/drawing/2016/5/9/chartex" xmlns:cx4="http://schemas.microsoft.com/office/drawing/2016/5/10/chartex" xmlns:cx5="http://schemas.microsoft.com/office/drawing/2016/5/11/chartex" xmlns:cx6="http://schemas.microsoft.com/office/drawing/2016/5/12/chartex" xmlns:cx7="http://schemas.microsoft.com/office/drawing/2016/5/13/chartex" xmlns:cx8="http://schemas.microsoft.com/office/drawing/2016/5/14/chartex" xmlns:mc="http://schemas.openxmlformats.org/markup-compatibility/2006" xmlns:aink="http://schemas.microsoft.com/office/drawing/2016/ink" xmlns:am3d="http://schemas.microsoft.com/office/drawing/2017/model3d" xmlns:o="urn:schemas-microsoft-com:office:office" xmlns:oel="http://schemas.microsoft.com/office/2019/extlst" xmlns:r="http://schemas.openxmlformats.org/officeDocument/2006/relationships" xmlns:m="http://schemas.openxmlformats.org/officeDocument/2006/math" xmlns:v="urn:schemas-microsoft-com:vml" xmlns:wp14="http://schemas.microsoft.com/office/word/2010/wordprocessingDrawing" xmlns:wp="http://schemas.openxmlformats.org/drawingml/2006/wordprocessingDrawing" xmlns:w10="urn:schemas-microsoft-com:office:word" xmlns:w="http://schemas.openxmlformats.org/wordprocessingml/2006/main" xmlns:w14="http://schemas.microsoft.com/office/word/2010/wordml" xmlns:w15="http://schemas.microsoft.com/office/word/2012/wordml" xmlns:w16cex="http://schemas.microsoft.com/office/word/2018/wordml/cex" xmlns:w16cid="http://schemas.microsoft.com/office/word/2016/wordml/cid" xmlns:w16="http://schemas.microsoft.com/office/word/2018/wordml" xmlns:w16sdtdh="http://schemas.microsoft.com/office/word/2020/wordml/sdtdatahash" xmlns:w16se="http://schemas.microsoft.com/office/word/2015/wordml/symex" xmlns:wpg="http://schemas.microsoft.com/office/word/2010/wordprocessingGroup" xmlns:wpi="http://schemas.microsoft.com/office/word/2010/wordprocessingInk" xmlns:wne="http://schemas.microsoft.com/office/word/2006/wordml" xmlns:wps="http://schemas.microsoft.com/office/word/2010/wordprocessingShape" mc:Ignorable="w14 w15 w16se w16cid w16 w16cex w16sdtdh wp14">
   <w:endnote w:type="separator" w:id="-1">
     <w:p>
       <w:r>
@@ -5262,7 +5365,7 @@
 </file>
 
 <file path=word/footer1.xml><?xml version="1.0" encoding="utf-8"?>
-<w:ftr xmlns:wpc="http://schemas.microsoft.com/office/word/2010/wordprocessingCanvas" xmlns:cx="http://schemas.microsoft.com/office/drawing/2014/chartex" xmlns:cx1="http://schemas.microsoft.com/office/drawing/2015/9/8/chartex" xmlns:cx2="http://schemas.microsoft.com/office/drawing/2015/10/21/chartex" xmlns:cx3="http://schemas.microsoft.com/office/drawing/2016/5/9/chartex" xmlns:cx4="http://schemas.microsoft.com/office/drawing/2016/5/10/chartex" xmlns:cx5="http://schemas.microsoft.com/office/drawing/2016/5/11/chartex" xmlns:cx6="http://schemas.microsoft.com/office/drawing/2016/5/12/chartex" xmlns:cx7="http://schemas.microsoft.com/office/drawing/2016/5/13/chartex" xmlns:cx8="http://schemas.microsoft.com/office/drawing/2016/5/14/chartex" xmlns:mc="http://schemas.openxmlformats.org/markup-compatibility/2006" xmlns:aink="http://schemas.microsoft.com/office/drawing/2016/ink" xmlns:am3d="http://schemas.microsoft.com/office/drawing/2017/model3d" xmlns:o="urn:schemas-microsoft-com:office:office" xmlns:oel="http://schemas.microsoft.com/office/2019/extlst" xmlns:r="http://schemas.openxmlformats.org/officeDocument/2006/relationships" xmlns:m="http://schemas.openxmlformats.org/officeDocument/2006/math" xmlns:v="urn:schemas-microsoft-com:vml" xmlns:wp14="http://schemas.microsoft.com/office/word/2010/wordprocessingDrawing" xmlns:wp="http://schemas.openxmlformats.org/drawingml/2006/wordprocessingDrawing" xmlns:w10="urn:schemas-microsoft-com:office:word" xmlns:w="http://schemas.openxmlformats.org/wordprocessingml/2006/main" xmlns:w14="http://schemas.microsoft.com/office/word/2010/wordml" xmlns:w15="http://schemas.microsoft.com/office/word/2012/wordml" xmlns:w16cex="http://schemas.microsoft.com/office/word/2018/wordml/cex" xmlns:w16cid="http://schemas.microsoft.com/office/word/2016/wordml/cid" xmlns:w16="http://schemas.microsoft.com/office/word/2018/wordml" xmlns:w16du="http://schemas.microsoft.com/office/word/2023/wordml/word16du" xmlns:w16sdtdh="http://schemas.microsoft.com/office/word/2020/wordml/sdtdatahash" xmlns:w16se="http://schemas.microsoft.com/office/word/2015/wordml/symex" xmlns:wpg="http://schemas.microsoft.com/office/word/2010/wordprocessingGroup" xmlns:wpi="http://schemas.microsoft.com/office/word/2010/wordprocessingInk" xmlns:wne="http://schemas.microsoft.com/office/word/2006/wordml" xmlns:wps="http://schemas.microsoft.com/office/word/2010/wordprocessingShape" mc:Ignorable="w14 w15 w16se w16cid w16 w16cex w16sdtdh wp14">
+<w:ftr xmlns:wpc="http://schemas.microsoft.com/office/word/2010/wordprocessingCanvas" xmlns:cx="http://schemas.microsoft.com/office/drawing/2014/chartex" xmlns:cx1="http://schemas.microsoft.com/office/drawing/2015/9/8/chartex" xmlns:cx2="http://schemas.microsoft.com/office/drawing/2015/10/21/chartex" xmlns:cx3="http://schemas.microsoft.com/office/drawing/2016/5/9/chartex" xmlns:cx4="http://schemas.microsoft.com/office/drawing/2016/5/10/chartex" xmlns:cx5="http://schemas.microsoft.com/office/drawing/2016/5/11/chartex" xmlns:cx6="http://schemas.microsoft.com/office/drawing/2016/5/12/chartex" xmlns:cx7="http://schemas.microsoft.com/office/drawing/2016/5/13/chartex" xmlns:cx8="http://schemas.microsoft.com/office/drawing/2016/5/14/chartex" xmlns:mc="http://schemas.openxmlformats.org/markup-compatibility/2006" xmlns:aink="http://schemas.microsoft.com/office/drawing/2016/ink" xmlns:am3d="http://schemas.microsoft.com/office/drawing/2017/model3d" xmlns:o="urn:schemas-microsoft-com:office:office" xmlns:oel="http://schemas.microsoft.com/office/2019/extlst" xmlns:r="http://schemas.openxmlformats.org/officeDocument/2006/relationships" xmlns:m="http://schemas.openxmlformats.org/officeDocument/2006/math" xmlns:v="urn:schemas-microsoft-com:vml" xmlns:wp14="http://schemas.microsoft.com/office/word/2010/wordprocessingDrawing" xmlns:wp="http://schemas.openxmlformats.org/drawingml/2006/wordprocessingDrawing" xmlns:w10="urn:schemas-microsoft-com:office:word" xmlns:w="http://schemas.openxmlformats.org/wordprocessingml/2006/main" xmlns:w14="http://schemas.microsoft.com/office/word/2010/wordml" xmlns:w15="http://schemas.microsoft.com/office/word/2012/wordml" xmlns:w16cex="http://schemas.microsoft.com/office/word/2018/wordml/cex" xmlns:w16cid="http://schemas.microsoft.com/office/word/2016/wordml/cid" xmlns:w16="http://schemas.microsoft.com/office/word/2018/wordml" xmlns:w16sdtdh="http://schemas.microsoft.com/office/word/2020/wordml/sdtdatahash" xmlns:w16se="http://schemas.microsoft.com/office/word/2015/wordml/symex" xmlns:wpg="http://schemas.microsoft.com/office/word/2010/wordprocessingGroup" xmlns:wpi="http://schemas.microsoft.com/office/word/2010/wordprocessingInk" xmlns:wne="http://schemas.microsoft.com/office/word/2006/wordml" xmlns:wps="http://schemas.microsoft.com/office/word/2010/wordprocessingShape" mc:Ignorable="w14 w15 w16se w16cid w16 w16cex w16sdtdh wp14">
   <w:p>
     <w:pPr>
       <w:pStyle w:val="Footer"/>
@@ -5297,6 +5400,7 @@
       </w:rPr>
       <w:tab/>
     </w:r>
+    <w:proofErr w:type="gramStart"/>
     <w:r>
       <w:rPr>
         <w:rStyle w:val="PageNumber"/>
@@ -5305,7 +5409,17 @@
         <w:szCs w:val="18"/>
       </w:rPr>
       <w:tab/>
-      <w:t xml:space="preserve">  Page </w:t>
+      <w:t xml:space="preserve">  Page</w:t>
+    </w:r>
+    <w:proofErr w:type="gramEnd"/>
+    <w:r>
+      <w:rPr>
+        <w:rStyle w:val="PageNumber"/>
+        <w:rFonts w:ascii="Calibri" w:hAnsi="Calibri" w:cs="Arial"/>
+        <w:sz w:val="18"/>
+        <w:szCs w:val="18"/>
+      </w:rPr>
+      <w:t xml:space="preserve"> </w:t>
     </w:r>
     <w:r>
       <w:rPr>
@@ -5416,7 +5530,7 @@
 </file>
 
 <file path=word/footnotes.xml><?xml version="1.0" encoding="utf-8"?>
-<w:footnotes xmlns:wpc="http://schemas.microsoft.com/office/word/2010/wordprocessingCanvas" xmlns:cx="http://schemas.microsoft.com/office/drawing/2014/chartex" xmlns:cx1="http://schemas.microsoft.com/office/drawing/2015/9/8/chartex" xmlns:cx2="http://schemas.microsoft.com/office/drawing/2015/10/21/chartex" xmlns:cx3="http://schemas.microsoft.com/office/drawing/2016/5/9/chartex" xmlns:cx4="http://schemas.microsoft.com/office/drawing/2016/5/10/chartex" xmlns:cx5="http://schemas.microsoft.com/office/drawing/2016/5/11/chartex" xmlns:cx6="http://schemas.microsoft.com/office/drawing/2016/5/12/chartex" xmlns:cx7="http://schemas.microsoft.com/office/drawing/2016/5/13/chartex" xmlns:cx8="http://schemas.microsoft.com/office/drawing/2016/5/14/chartex" xmlns:mc="http://schemas.openxmlformats.org/markup-compatibility/2006" xmlns:aink="http://schemas.microsoft.com/office/drawing/2016/ink" xmlns:am3d="http://schemas.microsoft.com/office/drawing/2017/model3d" xmlns:o="urn:schemas-microsoft-com:office:office" xmlns:oel="http://schemas.microsoft.com/office/2019/extlst" xmlns:r="http://schemas.openxmlformats.org/officeDocument/2006/relationships" xmlns:m="http://schemas.openxmlformats.org/officeDocument/2006/math" xmlns:v="urn:schemas-microsoft-com:vml" xmlns:wp14="http://schemas.microsoft.com/office/word/2010/wordprocessingDrawing" xmlns:wp="http://schemas.openxmlformats.org/drawingml/2006/wordprocessingDrawing" xmlns:w10="urn:schemas-microsoft-com:office:word" xmlns:w="http://schemas.openxmlformats.org/wordprocessingml/2006/main" xmlns:w14="http://schemas.microsoft.com/office/word/2010/wordml" xmlns:w15="http://schemas.microsoft.com/office/word/2012/wordml" xmlns:w16cex="http://schemas.microsoft.com/office/word/2018/wordml/cex" xmlns:w16cid="http://schemas.microsoft.com/office/word/2016/wordml/cid" xmlns:w16="http://schemas.microsoft.com/office/word/2018/wordml" xmlns:w16du="http://schemas.microsoft.com/office/word/2023/wordml/word16du" xmlns:w16sdtdh="http://schemas.microsoft.com/office/word/2020/wordml/sdtdatahash" xmlns:w16se="http://schemas.microsoft.com/office/word/2015/wordml/symex" xmlns:wpg="http://schemas.microsoft.com/office/word/2010/wordprocessingGroup" xmlns:wpi="http://schemas.microsoft.com/office/word/2010/wordprocessingInk" xmlns:wne="http://schemas.microsoft.com/office/word/2006/wordml" xmlns:wps="http://schemas.microsoft.com/office/word/2010/wordprocessingShape" mc:Ignorable="w14 w15 w16se w16cid w16 w16cex w16sdtdh wp14">
+<w:footnotes xmlns:wpc="http://schemas.microsoft.com/office/word/2010/wordprocessingCanvas" xmlns:cx="http://schemas.microsoft.com/office/drawing/2014/chartex" xmlns:cx1="http://schemas.microsoft.com/office/drawing/2015/9/8/chartex" xmlns:cx2="http://schemas.microsoft.com/office/drawing/2015/10/21/chartex" xmlns:cx3="http://schemas.microsoft.com/office/drawing/2016/5/9/chartex" xmlns:cx4="http://schemas.microsoft.com/office/drawing/2016/5/10/chartex" xmlns:cx5="http://schemas.microsoft.com/office/drawing/2016/5/11/chartex" xmlns:cx6="http://schemas.microsoft.com/office/drawing/2016/5/12/chartex" xmlns:cx7="http://schemas.microsoft.com/office/drawing/2016/5/13/chartex" xmlns:cx8="http://schemas.microsoft.com/office/drawing/2016/5/14/chartex" xmlns:mc="http://schemas.openxmlformats.org/markup-compatibility/2006" xmlns:aink="http://schemas.microsoft.com/office/drawing/2016/ink" xmlns:am3d="http://schemas.microsoft.com/office/drawing/2017/model3d" xmlns:o="urn:schemas-microsoft-com:office:office" xmlns:oel="http://schemas.microsoft.com/office/2019/extlst" xmlns:r="http://schemas.openxmlformats.org/officeDocument/2006/relationships" xmlns:m="http://schemas.openxmlformats.org/officeDocument/2006/math" xmlns:v="urn:schemas-microsoft-com:vml" xmlns:wp14="http://schemas.microsoft.com/office/word/2010/wordprocessingDrawing" xmlns:wp="http://schemas.openxmlformats.org/drawingml/2006/wordprocessingDrawing" xmlns:w10="urn:schemas-microsoft-com:office:word" xmlns:w="http://schemas.openxmlformats.org/wordprocessingml/2006/main" xmlns:w14="http://schemas.microsoft.com/office/word/2010/wordml" xmlns:w15="http://schemas.microsoft.com/office/word/2012/wordml" xmlns:w16cex="http://schemas.microsoft.com/office/word/2018/wordml/cex" xmlns:w16cid="http://schemas.microsoft.com/office/word/2016/wordml/cid" xmlns:w16="http://schemas.microsoft.com/office/word/2018/wordml" xmlns:w16sdtdh="http://schemas.microsoft.com/office/word/2020/wordml/sdtdatahash" xmlns:w16se="http://schemas.microsoft.com/office/word/2015/wordml/symex" xmlns:wpg="http://schemas.microsoft.com/office/word/2010/wordprocessingGroup" xmlns:wpi="http://schemas.microsoft.com/office/word/2010/wordprocessingInk" xmlns:wne="http://schemas.microsoft.com/office/word/2006/wordml" xmlns:wps="http://schemas.microsoft.com/office/word/2010/wordprocessingShape" mc:Ignorable="w14 w15 w16se w16cid w16 w16cex w16sdtdh wp14">
   <w:footnote w:type="separator" w:id="-1">
     <w:p>
       <w:r>
@@ -5435,7 +5549,7 @@
 </file>
 
 <file path=word/numbering.xml><?xml version="1.0" encoding="utf-8"?>
-<w:numbering xmlns:wpc="http://schemas.microsoft.com/office/word/2010/wordprocessingCanvas" xmlns:cx="http://schemas.microsoft.com/office/drawing/2014/chartex" xmlns:cx1="http://schemas.microsoft.com/office/drawing/2015/9/8/chartex" xmlns:cx2="http://schemas.microsoft.com/office/drawing/2015/10/21/chartex" xmlns:cx3="http://schemas.microsoft.com/office/drawing/2016/5/9/chartex" xmlns:cx4="http://schemas.microsoft.com/office/drawing/2016/5/10/chartex" xmlns:cx5="http://schemas.microsoft.com/office/drawing/2016/5/11/chartex" xmlns:cx6="http://schemas.microsoft.com/office/drawing/2016/5/12/chartex" xmlns:cx7="http://schemas.microsoft.com/office/drawing/2016/5/13/chartex" xmlns:cx8="http://schemas.microsoft.com/office/drawing/2016/5/14/chartex" xmlns:mc="http://schemas.openxmlformats.org/markup-compatibility/2006" xmlns:aink="http://schemas.microsoft.com/office/drawing/2016/ink" xmlns:am3d="http://schemas.microsoft.com/office/drawing/2017/model3d" xmlns:o="urn:schemas-microsoft-com:office:office" xmlns:oel="http://schemas.microsoft.com/office/2019/extlst" xmlns:r="http://schemas.openxmlformats.org/officeDocument/2006/relationships" xmlns:m="http://schemas.openxmlformats.org/officeDocument/2006/math" xmlns:v="urn:schemas-microsoft-com:vml" xmlns:wp14="http://schemas.microsoft.com/office/word/2010/wordprocessingDrawing" xmlns:wp="http://schemas.openxmlformats.org/drawingml/2006/wordprocessingDrawing" xmlns:w10="urn:schemas-microsoft-com:office:word" xmlns:w="http://schemas.openxmlformats.org/wordprocessingml/2006/main" xmlns:w14="http://schemas.microsoft.com/office/word/2010/wordml" xmlns:w15="http://schemas.microsoft.com/office/word/2012/wordml" xmlns:w16cex="http://schemas.microsoft.com/office/word/2018/wordml/cex" xmlns:w16cid="http://schemas.microsoft.com/office/word/2016/wordml/cid" xmlns:w16="http://schemas.microsoft.com/office/word/2018/wordml" xmlns:w16du="http://schemas.microsoft.com/office/word/2023/wordml/word16du" xmlns:w16sdtdh="http://schemas.microsoft.com/office/word/2020/wordml/sdtdatahash" xmlns:w16se="http://schemas.microsoft.com/office/word/2015/wordml/symex" xmlns:wpg="http://schemas.microsoft.com/office/word/2010/wordprocessingGroup" xmlns:wpi="http://schemas.microsoft.com/office/word/2010/wordprocessingInk" xmlns:wne="http://schemas.microsoft.com/office/word/2006/wordml" xmlns:wps="http://schemas.microsoft.com/office/word/2010/wordprocessingShape" mc:Ignorable="w14 w15 w16se w16cid w16 w16cex w16sdtdh wp14">
+<w:numbering xmlns:wpc="http://schemas.microsoft.com/office/word/2010/wordprocessingCanvas" xmlns:cx="http://schemas.microsoft.com/office/drawing/2014/chartex" xmlns:cx1="http://schemas.microsoft.com/office/drawing/2015/9/8/chartex" xmlns:cx2="http://schemas.microsoft.com/office/drawing/2015/10/21/chartex" xmlns:cx3="http://schemas.microsoft.com/office/drawing/2016/5/9/chartex" xmlns:cx4="http://schemas.microsoft.com/office/drawing/2016/5/10/chartex" xmlns:cx5="http://schemas.microsoft.com/office/drawing/2016/5/11/chartex" xmlns:cx6="http://schemas.microsoft.com/office/drawing/2016/5/12/chartex" xmlns:cx7="http://schemas.microsoft.com/office/drawing/2016/5/13/chartex" xmlns:cx8="http://schemas.microsoft.com/office/drawing/2016/5/14/chartex" xmlns:mc="http://schemas.openxmlformats.org/markup-compatibility/2006" xmlns:aink="http://schemas.microsoft.com/office/drawing/2016/ink" xmlns:am3d="http://schemas.microsoft.com/office/drawing/2017/model3d" xmlns:o="urn:schemas-microsoft-com:office:office" xmlns:oel="http://schemas.microsoft.com/office/2019/extlst" xmlns:r="http://schemas.openxmlformats.org/officeDocument/2006/relationships" xmlns:m="http://schemas.openxmlformats.org/officeDocument/2006/math" xmlns:v="urn:schemas-microsoft-com:vml" xmlns:wp14="http://schemas.microsoft.com/office/word/2010/wordprocessingDrawing" xmlns:wp="http://schemas.openxmlformats.org/drawingml/2006/wordprocessingDrawing" xmlns:w10="urn:schemas-microsoft-com:office:word" xmlns:w="http://schemas.openxmlformats.org/wordprocessingml/2006/main" xmlns:w14="http://schemas.microsoft.com/office/word/2010/wordml" xmlns:w15="http://schemas.microsoft.com/office/word/2012/wordml" xmlns:w16cex="http://schemas.microsoft.com/office/word/2018/wordml/cex" xmlns:w16cid="http://schemas.microsoft.com/office/word/2016/wordml/cid" xmlns:w16="http://schemas.microsoft.com/office/word/2018/wordml" xmlns:w16sdtdh="http://schemas.microsoft.com/office/word/2020/wordml/sdtdatahash" xmlns:w16se="http://schemas.microsoft.com/office/word/2015/wordml/symex" xmlns:wpg="http://schemas.microsoft.com/office/word/2010/wordprocessingGroup" xmlns:wpi="http://schemas.microsoft.com/office/word/2010/wordprocessingInk" xmlns:wne="http://schemas.microsoft.com/office/word/2006/wordml" xmlns:wps="http://schemas.microsoft.com/office/word/2010/wordprocessingShape" mc:Ignorable="w14 w15 w16se w16cid w16 w16cex w16sdtdh wp14">
   <w:abstractNum w:abstractNumId="0" w15:restartNumberingAfterBreak="0">
     <w:nsid w:val="12F90A41"/>
     <w:multiLevelType w:val="multilevel"/>
@@ -7241,6 +7355,24 @@
 </file>
 
 <file path=customXml/item2.xml><?xml version="1.0" encoding="utf-8"?>
+<b:Sources xmlns:b="http://schemas.openxmlformats.org/officeDocument/2006/bibliography" xmlns="http://schemas.openxmlformats.org/officeDocument/2006/bibliography" SelectedStyle="\APASixthEditionOfficeOnline.xsl" StyleName="APA" Version="6"/>
+</file>
+
+<file path=customXml/item3.xml><?xml version="1.0" encoding="utf-8"?>
+<p:properties xmlns:p="http://schemas.microsoft.com/office/2006/metadata/properties" xmlns:xsi="http://www.w3.org/2001/XMLSchema-instance" xmlns:pc="http://schemas.microsoft.com/office/infopath/2007/PartnerControls">
+  <documentManagement>
+    <_ip_UnifiedCompliancePolicyUIAction xmlns="http://schemas.microsoft.com/sharepoint/v3" xsi:nil="true"/>
+    <MigrationWizId xmlns="79853ddc-a6da-4b29-9050-94182208d5d4" xsi:nil="true"/>
+    <MigrationWizIdPermissionLevels xmlns="79853ddc-a6da-4b29-9050-94182208d5d4" xsi:nil="true"/>
+    <_ip_UnifiedCompliancePolicyProperties xmlns="http://schemas.microsoft.com/sharepoint/v3" xsi:nil="true"/>
+    <MigrationWizIdPermissions xmlns="79853ddc-a6da-4b29-9050-94182208d5d4" xsi:nil="true"/>
+    <MigrationWizIdDocumentLibraryPermissions xmlns="79853ddc-a6da-4b29-9050-94182208d5d4" xsi:nil="true"/>
+    <MigrationWizIdSecurityGroups xmlns="79853ddc-a6da-4b29-9050-94182208d5d4" xsi:nil="true"/>
+  </documentManagement>
+</p:properties>
+</file>
+
+<file path=customXml/item4.xml><?xml version="1.0" encoding="utf-8"?>
 <ct:contentTypeSchema xmlns:ct="http://schemas.microsoft.com/office/2006/metadata/contentType" xmlns:ma="http://schemas.microsoft.com/office/2006/metadata/properties/metaAttributes" ct:_="" ma:_="" ma:contentTypeName="Document" ma:contentTypeID="0x010100A9C3F79E17E01948897BCDD756F81E52" ma:contentTypeVersion="18" ma:contentTypeDescription="Create a new document." ma:contentTypeScope="" ma:versionID="83e68d97bb6f5148f751fcda540be82d">
   <xsd:schema xmlns:xsd="http://www.w3.org/2001/XMLSchema" xmlns:xs="http://www.w3.org/2001/XMLSchema" xmlns:p="http://schemas.microsoft.com/office/2006/metadata/properties" xmlns:ns1="http://schemas.microsoft.com/sharepoint/v3" xmlns:ns2="79853ddc-a6da-4b29-9050-94182208d5d4" xmlns:ns3="6a31fa18-680d-4d9a-9324-d13471b309b0" targetNamespace="http://schemas.microsoft.com/office/2006/metadata/properties" ma:root="true" ma:fieldsID="97ca769a553e49855c709c5c6295d889" ns1:_="" ns2:_="" ns3:_="">
     <xsd:import namespace="http://schemas.microsoft.com/sharepoint/v3"/>
@@ -7496,24 +7628,6 @@
 </ct:contentTypeSchema>
 </file>
 
-<file path=customXml/item3.xml><?xml version="1.0" encoding="utf-8"?>
-<p:properties xmlns:p="http://schemas.microsoft.com/office/2006/metadata/properties" xmlns:xsi="http://www.w3.org/2001/XMLSchema-instance" xmlns:pc="http://schemas.microsoft.com/office/infopath/2007/PartnerControls">
-  <documentManagement>
-    <_ip_UnifiedCompliancePolicyUIAction xmlns="http://schemas.microsoft.com/sharepoint/v3" xsi:nil="true"/>
-    <MigrationWizId xmlns="79853ddc-a6da-4b29-9050-94182208d5d4" xsi:nil="true"/>
-    <MigrationWizIdPermissionLevels xmlns="79853ddc-a6da-4b29-9050-94182208d5d4" xsi:nil="true"/>
-    <_ip_UnifiedCompliancePolicyProperties xmlns="http://schemas.microsoft.com/sharepoint/v3" xsi:nil="true"/>
-    <MigrationWizIdPermissions xmlns="79853ddc-a6da-4b29-9050-94182208d5d4" xsi:nil="true"/>
-    <MigrationWizIdDocumentLibraryPermissions xmlns="79853ddc-a6da-4b29-9050-94182208d5d4" xsi:nil="true"/>
-    <MigrationWizIdSecurityGroups xmlns="79853ddc-a6da-4b29-9050-94182208d5d4" xsi:nil="true"/>
-  </documentManagement>
-</p:properties>
-</file>
-
-<file path=customXml/item4.xml><?xml version="1.0" encoding="utf-8"?>
-<b:Sources xmlns:b="http://schemas.openxmlformats.org/officeDocument/2006/bibliography" xmlns="http://schemas.openxmlformats.org/officeDocument/2006/bibliography" SelectedStyle="\APASixthEditionOfficeOnline.xsl" StyleName="APA" Version="6"/>
-</file>
-
 <file path=customXml/itemProps1.xml><?xml version="1.0" encoding="utf-8"?>
 <ds:datastoreItem xmlns:ds="http://schemas.openxmlformats.org/officeDocument/2006/customXml" ds:itemID="{C0E2CF9E-5A39-4881-85EF-173B1F711807}">
   <ds:schemaRefs>
@@ -7523,6 +7637,25 @@
 </file>
 
 <file path=customXml/itemProps2.xml><?xml version="1.0" encoding="utf-8"?>
+<ds:datastoreItem xmlns:ds="http://schemas.openxmlformats.org/officeDocument/2006/customXml" ds:itemID="{99314C63-07EC-4479-A6EF-C56827DB0691}">
+  <ds:schemaRefs>
+    <ds:schemaRef ds:uri="http://schemas.openxmlformats.org/officeDocument/2006/bibliography"/>
+  </ds:schemaRefs>
+</ds:datastoreItem>
+</file>
+
+<file path=customXml/itemProps3.xml><?xml version="1.0" encoding="utf-8"?>
+<ds:datastoreItem xmlns:ds="http://schemas.openxmlformats.org/officeDocument/2006/customXml" ds:itemID="{5393D36B-9D54-4D0C-A166-77B1BB22616D}">
+  <ds:schemaRefs>
+    <ds:schemaRef ds:uri="http://schemas.microsoft.com/office/2006/metadata/properties"/>
+    <ds:schemaRef ds:uri="http://schemas.microsoft.com/office/infopath/2007/PartnerControls"/>
+    <ds:schemaRef ds:uri="http://schemas.microsoft.com/sharepoint/v3"/>
+    <ds:schemaRef ds:uri="79853ddc-a6da-4b29-9050-94182208d5d4"/>
+  </ds:schemaRefs>
+</ds:datastoreItem>
+</file>
+
+<file path=customXml/itemProps4.xml><?xml version="1.0" encoding="utf-8"?>
 <ds:datastoreItem xmlns:ds="http://schemas.openxmlformats.org/officeDocument/2006/customXml" ds:itemID="{E1C68947-ABA0-41F9-9C73-0522861C5E47}">
   <ds:schemaRefs>
     <ds:schemaRef ds:uri="http://schemas.microsoft.com/office/2006/metadata/contentType"/>
@@ -7540,23 +7673,4 @@
     <ds:schemaRef ds:uri="http://schemas.microsoft.com/internal/obd"/>
   </ds:schemaRefs>
 </ds:datastoreItem>
-</file>
-
-<file path=customXml/itemProps3.xml><?xml version="1.0" encoding="utf-8"?>
-<ds:datastoreItem xmlns:ds="http://schemas.openxmlformats.org/officeDocument/2006/customXml" ds:itemID="{5393D36B-9D54-4D0C-A166-77B1BB22616D}">
-  <ds:schemaRefs>
-    <ds:schemaRef ds:uri="http://schemas.microsoft.com/office/2006/metadata/properties"/>
-    <ds:schemaRef ds:uri="http://schemas.microsoft.com/office/infopath/2007/PartnerControls"/>
-    <ds:schemaRef ds:uri="http://schemas.microsoft.com/sharepoint/v3"/>
-    <ds:schemaRef ds:uri="79853ddc-a6da-4b29-9050-94182208d5d4"/>
-  </ds:schemaRefs>
-</ds:datastoreItem>
-</file>
-
-<file path=customXml/itemProps4.xml><?xml version="1.0" encoding="utf-8"?>
-<ds:datastoreItem xmlns:ds="http://schemas.openxmlformats.org/officeDocument/2006/customXml" ds:itemID="{99314C63-07EC-4479-A6EF-C56827DB0691}">
-  <ds:schemaRefs>
-    <ds:schemaRef ds:uri="http://schemas.openxmlformats.org/officeDocument/2006/bibliography"/>
-  </ds:schemaRefs>
-</ds:datastoreItem>
 </file>